--- a/hboky/UNIVERSITE DE FIANARANTSOA.docx
+++ b/hboky/UNIVERSITE DE FIANARANTSOA.docx
@@ -1001,19 +1001,11 @@
         </w:rPr>
         <w:t xml:space="preserve">Présenté : </w:t>
       </w:r>
-      <w:proofErr w:type="gramStart"/>
       <w:r>
         <w:rPr>
           <w:rFonts w:eastAsia="Times New Roman" w:cs="Times New Roman"/>
         </w:rPr>
-        <w:t>le  novembre</w:t>
-      </w:r>
-      <w:proofErr w:type="gramEnd"/>
-      <w:r>
-        <w:rPr>
-          <w:rFonts w:eastAsia="Times New Roman" w:cs="Times New Roman"/>
-        </w:rPr>
-        <w:t xml:space="preserve"> 2026</w:t>
+        <w:t>le  novembre 2026</w:t>
       </w:r>
       <w:r>
         <w:rPr>
@@ -1669,7 +1661,6 @@
           <w:lang w:val="en-US"/>
         </w:rPr>
       </w:pPr>
-      <w:proofErr w:type="gramStart"/>
       <w:r>
         <w:rPr>
           <w:rFonts w:cs="Times New Roman"/>
@@ -1686,29 +1677,19 @@
           <w:color w:val="000000" w:themeColor="text1"/>
           <w:lang w:val="en-US"/>
         </w:rPr>
-        <w:t>:</w:t>
-      </w:r>
-      <w:proofErr w:type="gramEnd"/>
-      <w:r>
+        <w:t>: 034 63 319 23</w:t>
+      </w:r>
+    </w:p>
+    <w:p>
+      <w:pPr>
+        <w:ind w:firstLine="708"/>
         <w:rPr>
           <w:rFonts w:cs="Times New Roman"/>
           <w:color w:val="000000" w:themeColor="text1"/>
           <w:lang w:val="en-US"/>
         </w:rPr>
-        <w:t xml:space="preserve"> 034 63 319 23</w:t>
-      </w:r>
-    </w:p>
-    <w:p>
-      <w:pPr>
-        <w:ind w:firstLine="708"/>
-        <w:rPr>
-          <w:rFonts w:cs="Times New Roman"/>
-          <w:color w:val="000000" w:themeColor="text1"/>
-          <w:lang w:val="en-US"/>
-        </w:rPr>
       </w:pPr>
       <w:proofErr w:type="spellStart"/>
-      <w:proofErr w:type="gramStart"/>
       <w:r>
         <w:rPr>
           <w:rFonts w:cs="Times New Roman"/>
@@ -1726,16 +1707,7 @@
           <w:color w:val="000000" w:themeColor="text1"/>
           <w:lang w:val="en-US"/>
         </w:rPr>
-        <w:t xml:space="preserve"> :</w:t>
-      </w:r>
-      <w:proofErr w:type="gramEnd"/>
-      <w:r>
-        <w:rPr>
-          <w:rFonts w:cs="Times New Roman"/>
-          <w:color w:val="000000" w:themeColor="text1"/>
-          <w:lang w:val="en-US"/>
-        </w:rPr>
-        <w:t xml:space="preserve"> IR 323 </w:t>
+        <w:t xml:space="preserve"> : IR 323 </w:t>
       </w:r>
       <w:proofErr w:type="spellStart"/>
       <w:r>
@@ -2600,7 +2572,6 @@
         </w:rPr>
       </w:pPr>
       <w:proofErr w:type="spellStart"/>
-      <w:proofErr w:type="gramStart"/>
       <w:r>
         <w:rPr>
           <w:rFonts w:cs="Times New Roman"/>
@@ -2616,16 +2587,7 @@
           <w:szCs w:val="24"/>
           <w:lang w:val="en-US"/>
         </w:rPr>
-        <w:t xml:space="preserve"> :</w:t>
-      </w:r>
-      <w:proofErr w:type="gramEnd"/>
-      <w:r>
-        <w:rPr>
-          <w:rFonts w:cs="Times New Roman"/>
-          <w:szCs w:val="24"/>
-          <w:lang w:val="en-US"/>
-        </w:rPr>
-        <w:t xml:space="preserve"> REACT.JS, CSS, BOOTSTRAP, EXPRESS JS</w:t>
+        <w:t xml:space="preserve"> : REACT.JS, CSS, BOOTSTRAP, EXPRESS JS</w:t>
       </w:r>
     </w:p>
     <w:p>
@@ -2696,7 +2658,6 @@
         </w:rPr>
       </w:pPr>
       <w:proofErr w:type="spellStart"/>
-      <w:proofErr w:type="gramStart"/>
       <w:r>
         <w:rPr>
           <w:rFonts w:cs="Times New Roman"/>
@@ -2712,16 +2673,7 @@
           <w:szCs w:val="24"/>
           <w:lang w:val="en-US"/>
         </w:rPr>
-        <w:t xml:space="preserve"> :</w:t>
-      </w:r>
-      <w:proofErr w:type="gramEnd"/>
-      <w:r>
-        <w:rPr>
-          <w:rFonts w:cs="Times New Roman"/>
-          <w:szCs w:val="24"/>
-          <w:lang w:val="en-US"/>
-        </w:rPr>
-        <w:t xml:space="preserve"> REACT.JS, CSS, BOOTSTRAP, EXPRESS JS</w:t>
+        <w:t xml:space="preserve"> : REACT.JS, CSS, BOOTSTRAP, EXPRESS JS</w:t>
       </w:r>
     </w:p>
     <w:p>
@@ -2802,7 +2754,6 @@
         </w:rPr>
       </w:pPr>
       <w:proofErr w:type="spellStart"/>
-      <w:proofErr w:type="gramStart"/>
       <w:r>
         <w:rPr>
           <w:rFonts w:cs="Times New Roman"/>
@@ -2818,16 +2769,7 @@
           <w:szCs w:val="24"/>
           <w:lang w:val="en-US"/>
         </w:rPr>
-        <w:t xml:space="preserve"> :</w:t>
-      </w:r>
-      <w:proofErr w:type="gramEnd"/>
-      <w:r>
-        <w:rPr>
-          <w:rFonts w:cs="Times New Roman"/>
-          <w:szCs w:val="24"/>
-          <w:lang w:val="en-US"/>
-        </w:rPr>
-        <w:t xml:space="preserve"> HTML, CSS, BOOTSTRAP, PHP, MERISE</w:t>
+        <w:t xml:space="preserve"> : HTML, CSS, BOOTSTRAP, PHP, MERISE</w:t>
       </w:r>
     </w:p>
     <w:p>
@@ -2917,7 +2859,6 @@
         </w:rPr>
       </w:pPr>
       <w:proofErr w:type="spellStart"/>
-      <w:proofErr w:type="gramStart"/>
       <w:r>
         <w:rPr>
           <w:rFonts w:cs="Times New Roman"/>
@@ -2933,16 +2874,7 @@
           <w:szCs w:val="24"/>
           <w:lang w:val="en-US"/>
         </w:rPr>
-        <w:t xml:space="preserve"> :</w:t>
-      </w:r>
-      <w:proofErr w:type="gramEnd"/>
-      <w:r>
-        <w:rPr>
-          <w:rFonts w:cs="Times New Roman"/>
-          <w:szCs w:val="24"/>
-          <w:lang w:val="en-US"/>
-        </w:rPr>
-        <w:t xml:space="preserve"> HTML, CSS, BOOTSTRAP, PHP</w:t>
+        <w:t xml:space="preserve"> : HTML, CSS, BOOTSTRAP, PHP</w:t>
       </w:r>
     </w:p>
     <w:p>
@@ -3893,23 +3825,7 @@
           <w:rFonts w:cs="Times New Roman"/>
           <w:szCs w:val="24"/>
         </w:rPr>
-        <w:t xml:space="preserve">Membre du club de l’entreprenariat de </w:t>
-      </w:r>
-      <w:proofErr w:type="gramStart"/>
-      <w:r>
-        <w:rPr>
-          <w:rFonts w:cs="Times New Roman"/>
-          <w:szCs w:val="24"/>
-        </w:rPr>
-        <w:t>l’UF(</w:t>
-      </w:r>
-      <w:proofErr w:type="gramEnd"/>
-      <w:r>
-        <w:rPr>
-          <w:rFonts w:cs="Times New Roman"/>
-          <w:szCs w:val="24"/>
-        </w:rPr>
-        <w:t>UF-SEAL)</w:t>
+        <w:t>Membre du club de l’entreprenariat de l’UF(UF-SEAL)</w:t>
       </w:r>
     </w:p>
     <w:p>
@@ -4173,67 +4089,27 @@
         </w:rPr>
       </w:pPr>
       <w:r>
-        <w:t xml:space="preserve"> En outre, j’exprime un grand merci à </w:t>
-      </w:r>
-      <w:r>
-        <w:rPr>
-          <w:rFonts w:cs="Times New Roman"/>
-          <w:szCs w:val="24"/>
-        </w:rPr>
-        <w:t>Monsieur RALAIVAO Jean Christian,</w:t>
-      </w:r>
-      <w:r>
-        <w:t xml:space="preserve"> Maître</w:t>
-      </w:r>
-      <w:r>
-        <w:rPr>
-          <w:rFonts w:cs="Times New Roman"/>
-          <w:szCs w:val="24"/>
-        </w:rPr>
-        <w:t xml:space="preserve"> de Conférences, responsable de parcours Génie Logiciel et Base de données : pour son orientation et ses encouragements.</w:t>
-      </w:r>
-    </w:p>
-    <w:p>
-      <w:pPr>
-        <w:ind w:firstLine="567"/>
+        <w:t xml:space="preserve"> </w:t>
+      </w:r>
+      <w:r>
         <w:rPr>
           <w:color w:val="EE0000"/>
         </w:rPr>
-      </w:pPr>
-      <w:r>
-        <w:rPr>
-          <w:color w:val="EE0000"/>
-        </w:rPr>
-        <w:t>Ce mémoire n’aurait pas pu être fini sans les aides précieuses de Monsieur DIMBISOA William Germain, Maître de Conférences, mon encadreur pédagogique ainsi à qui j’exprime mes profondes gratitudes.</w:t>
-      </w:r>
-    </w:p>
-    <w:p>
-      <w:pPr>
-        <w:ind w:firstLine="567"/>
+        <w:t xml:space="preserve">En outre, j’exprime un grand merci à </w:t>
+      </w:r>
+      <w:r>
         <w:rPr>
           <w:rFonts w:cs="Times New Roman"/>
           <w:color w:val="EE0000"/>
           <w:szCs w:val="24"/>
         </w:rPr>
-      </w:pPr>
+        <w:t>Monsieur RALAIVAO Jean Christian,</w:t>
+      </w:r>
       <w:r>
         <w:rPr>
           <w:color w:val="EE0000"/>
         </w:rPr>
-        <w:t xml:space="preserve">Je tiens à adresse mes reconnaissances à </w:t>
-      </w:r>
-      <w:r>
-        <w:rPr>
-          <w:rFonts w:cs="Times New Roman"/>
-          <w:color w:val="EE0000"/>
-        </w:rPr>
-        <w:t>Monsieur RALABOSON Tolotra Lalaina</w:t>
-      </w:r>
-      <w:r>
-        <w:rPr>
-          <w:color w:val="EE0000"/>
-        </w:rPr>
-        <w:t xml:space="preserve">, </w:t>
+        <w:t xml:space="preserve"> Maître</w:t>
       </w:r>
       <w:r>
         <w:rPr>
@@ -4241,6 +4117,57 @@
           <w:color w:val="EE0000"/>
           <w:szCs w:val="24"/>
         </w:rPr>
+        <w:t xml:space="preserve"> de Conférences, responsable de parcours Génie Logiciel et Base de données : pour son orientation et ses encouragements.</w:t>
+      </w:r>
+    </w:p>
+    <w:p>
+      <w:pPr>
+        <w:ind w:firstLine="567"/>
+        <w:rPr>
+          <w:color w:val="EE0000"/>
+        </w:rPr>
+      </w:pPr>
+      <w:r>
+        <w:rPr>
+          <w:color w:val="EE0000"/>
+        </w:rPr>
+        <w:t>Ce mémoire n’aurait pas pu être fini sans les aides précieuses de Monsieur DIMBISOA William Germain, Maître de Conférences, mon encadreur pédagogique ainsi à qui j’exprime mes profondes gratitudes.</w:t>
+      </w:r>
+    </w:p>
+    <w:p>
+      <w:pPr>
+        <w:ind w:firstLine="567"/>
+        <w:rPr>
+          <w:rFonts w:cs="Times New Roman"/>
+          <w:color w:val="EE0000"/>
+          <w:szCs w:val="24"/>
+        </w:rPr>
+      </w:pPr>
+      <w:r>
+        <w:rPr>
+          <w:color w:val="EE0000"/>
+        </w:rPr>
+        <w:t xml:space="preserve">Je tiens à adresse mes reconnaissances à </w:t>
+      </w:r>
+      <w:r>
+        <w:rPr>
+          <w:rFonts w:cs="Times New Roman"/>
+          <w:color w:val="EE0000"/>
+        </w:rPr>
+        <w:t>Monsieur RALABOSON Tolotra Lalaina</w:t>
+      </w:r>
+      <w:r>
+        <w:rPr>
+          <w:color w:val="EE0000"/>
+        </w:rPr>
+        <w:t xml:space="preserve">, </w:t>
+      </w:r>
+      <w:r>
+        <w:rPr>
+          <w:rFonts w:cs="Times New Roman"/>
+          <w:color w:val="EE0000"/>
+          <w:szCs w:val="24"/>
+        </w:rPr>
         <w:t>Ingénieur en informatique, mon encadreur professionnel, pour son aide, ses encouragements et son implication lors de mon périple que ce soit dans la conception ou la réalisation de ce projet.</w:t>
       </w:r>
     </w:p>
@@ -4439,12 +4366,12 @@
     <w:p/>
     <w:p/>
     <w:p/>
-    <w:p/>
     <w:p>
       <w:pPr>
         <w:pStyle w:val="Titre1"/>
       </w:pPr>
       <w:r>
+        <w:lastRenderedPageBreak/>
         <w:t>INTRODUCTION</w:t>
       </w:r>
     </w:p>
@@ -4501,970 +4428,1005 @@
     <w:p/>
     <w:p/>
     <w:p/>
-    <w:p/>
     <w:p>
       <w:pPr>
         <w:pStyle w:val="Titre3"/>
-        <w:numPr>
-          <w:ilvl w:val="0"/>
-          <w:numId w:val="0"/>
-        </w:numPr>
-        <w:ind w:left="720"/>
-      </w:pPr>
-      <w:r>
-        <w:t>Chapitre 1. Présentation de l’Ecole Nationale d’Informatique</w:t>
-      </w:r>
-    </w:p>
-    <w:p/>
-    <w:p>
-      <w:pPr>
-        <w:ind w:firstLine="708"/>
-        <w:rPr>
-          <w:rFonts w:eastAsiaTheme="majorEastAsia" w:cs="Times New Roman"/>
-          <w:szCs w:val="24"/>
-        </w:rPr>
-      </w:pPr>
-      <w:bookmarkStart w:id="11" w:name="_Hlk182036225"/>
-      <w:r>
-        <w:rPr>
-          <w:rFonts w:cs="Times New Roman"/>
-          <w:szCs w:val="24"/>
-        </w:rPr>
-        <w:t>L’ENI est une école au sein de l’université de Fianarantsoa. Ce chapitre donne toutes les informations lui concernant.</w:t>
-      </w:r>
+      </w:pPr>
+      <w:bookmarkStart w:id="11" w:name="_Toc117674806"/>
+      <w:bookmarkStart w:id="12" w:name="_Toc117684565"/>
+      <w:bookmarkStart w:id="13" w:name="_Toc117690962"/>
+      <w:bookmarkStart w:id="14" w:name="_Toc118439187"/>
+      <w:bookmarkStart w:id="15" w:name="_Toc118439283"/>
+      <w:bookmarkStart w:id="16" w:name="_Toc182517107"/>
+      <w:bookmarkStart w:id="17" w:name="_Toc182517270"/>
+      <w:r>
+        <w:lastRenderedPageBreak/>
+        <w:t>Présentation de l’Ecole Nationale d’Informatique</w:t>
+      </w:r>
+      <w:bookmarkStart w:id="18" w:name="_Toc117674807"/>
+      <w:bookmarkStart w:id="19" w:name="_Toc117684566"/>
+      <w:bookmarkStart w:id="20" w:name="_Toc118439188"/>
+      <w:bookmarkStart w:id="21" w:name="_Toc118439284"/>
       <w:bookmarkEnd w:id="11"/>
-    </w:p>
-    <w:p>
-      <w:pPr>
-        <w:pStyle w:val="Titre4"/>
-        <w:ind w:left="284"/>
-      </w:pPr>
-      <w:bookmarkStart w:id="12" w:name="_Toc117674807"/>
-      <w:bookmarkStart w:id="13" w:name="_Toc117684566"/>
-      <w:bookmarkStart w:id="14" w:name="_Toc118439188"/>
-      <w:bookmarkStart w:id="15" w:name="_Toc118439284"/>
-      <w:bookmarkStart w:id="16" w:name="_Toc182128831"/>
-      <w:bookmarkStart w:id="17" w:name="_Toc183157279"/>
-      <w:r>
-        <w:t xml:space="preserve"> </w:t>
-      </w:r>
-      <w:bookmarkStart w:id="18" w:name="_Toc183444567"/>
-      <w:bookmarkStart w:id="19" w:name="_Toc184037262"/>
-      <w:bookmarkStart w:id="20" w:name="_Toc184230820"/>
-      <w:bookmarkStart w:id="21" w:name="_Toc184232871"/>
-      <w:bookmarkStart w:id="22" w:name="_Toc184361232"/>
-      <w:bookmarkStart w:id="23" w:name="_Toc187327625"/>
-      <w:bookmarkStart w:id="24" w:name="_Toc187327797"/>
-      <w:r>
-        <w:t>Information d’ordre générale</w:t>
-      </w:r>
       <w:bookmarkEnd w:id="12"/>
       <w:bookmarkEnd w:id="13"/>
       <w:bookmarkEnd w:id="14"/>
       <w:bookmarkEnd w:id="15"/>
       <w:bookmarkEnd w:id="16"/>
       <w:bookmarkEnd w:id="17"/>
+    </w:p>
+    <w:p>
+      <w:pPr>
+        <w:ind w:firstLine="567"/>
+      </w:pPr>
+      <w:r>
+        <w:t xml:space="preserve">L’École Nationale d’Informatique (ENI) est reconnue comme un établissement de référence à Madagascar dans le domaine de la formation en informatique. </w:t>
+      </w:r>
+    </w:p>
+    <w:p>
+      <w:pPr>
+        <w:pStyle w:val="Titre4"/>
+      </w:pPr>
+      <w:bookmarkStart w:id="22" w:name="_Toc182517108"/>
+      <w:bookmarkStart w:id="23" w:name="_Toc182517271"/>
+      <w:r>
+        <w:t>Information d’ordre générale</w:t>
+      </w:r>
       <w:bookmarkEnd w:id="18"/>
       <w:bookmarkEnd w:id="19"/>
       <w:bookmarkEnd w:id="20"/>
       <w:bookmarkEnd w:id="21"/>
       <w:bookmarkEnd w:id="22"/>
       <w:bookmarkEnd w:id="23"/>
-      <w:bookmarkEnd w:id="24"/>
       <w:r>
         <w:t xml:space="preserve"> </w:t>
       </w:r>
     </w:p>
     <w:p>
       <w:pPr>
-        <w:ind w:firstLine="708"/>
-        <w:rPr>
-          <w:rFonts w:cs="Times New Roman"/>
+        <w:ind w:firstLine="567"/>
+        <w:rPr>
+          <w:b/>
+          <w:bCs/>
+          <w:sz w:val="28"/>
+          <w:szCs w:val="28"/>
+        </w:rPr>
+      </w:pPr>
+      <w:r>
+        <w:rPr>
+          <w:szCs w:val="24"/>
+        </w:rPr>
+        <w:t xml:space="preserve">L’Ecole Nationale d’Informatique, en abrégé ENI, est un établissement d’enseignement supérieur rattaché académiquement et administrativement à l’Université de Fianarantsoa. Le siège de l’Ecole se trouve à </w:t>
+      </w:r>
+      <w:proofErr w:type="spellStart"/>
+      <w:r>
+        <w:rPr>
+          <w:szCs w:val="24"/>
+        </w:rPr>
+        <w:t>Tanambao-Antaninarenina</w:t>
+      </w:r>
+      <w:proofErr w:type="spellEnd"/>
+      <w:r>
+        <w:rPr>
+          <w:szCs w:val="24"/>
+        </w:rPr>
+        <w:t xml:space="preserve"> à Fianarantsoa. L’adresse pour la prise de contact avec l’Ecole est la suivante : Ecole Nationale d’Informatique (ENI) </w:t>
+      </w:r>
+      <w:proofErr w:type="spellStart"/>
+      <w:r>
+        <w:rPr>
+          <w:szCs w:val="24"/>
+        </w:rPr>
+        <w:t>Tanambao</w:t>
+      </w:r>
+      <w:proofErr w:type="spellEnd"/>
+      <w:r>
+        <w:rPr>
+          <w:szCs w:val="24"/>
+        </w:rPr>
+        <w:t>, Fianarantsoa. Le numéro de sa boîte postale est 1487 avec le code postal 301. Téléphone : 03</w:t>
+      </w:r>
+      <w:r>
+        <w:rPr>
+          <w:szCs w:val="24"/>
+        </w:rPr>
+        <w:t>8 96 566 96</w:t>
+      </w:r>
+      <w:r>
+        <w:rPr>
+          <w:szCs w:val="24"/>
+        </w:rPr>
+        <w:t xml:space="preserve"> ou 0</w:t>
+      </w:r>
+      <w:r>
+        <w:rPr>
+          <w:szCs w:val="24"/>
+        </w:rPr>
+        <w:t>34 76 591 95</w:t>
+      </w:r>
+      <w:r>
+        <w:rPr>
+          <w:szCs w:val="24"/>
+        </w:rPr>
+        <w:t xml:space="preserve">. Son adresse électronique est la suivante : </w:t>
+      </w:r>
+      <w:r>
+        <w:rPr>
           <w:b/>
           <w:bCs/>
           <w:szCs w:val="24"/>
         </w:rPr>
-      </w:pPr>
-      <w:r>
-        <w:rPr>
-          <w:rFonts w:cs="Times New Roman"/>
+        <w:t>eni@eni.mg</w:t>
+      </w:r>
+      <w:r>
+        <w:rPr>
           <w:szCs w:val="24"/>
         </w:rPr>
-        <w:t xml:space="preserve">L’Ecole Nationale d’Informatique, en abrégé ENI, est un établissement d’enseignement supérieur rattaché académiquement et administrativement à l’Université de Fianarantsoa. Le siège de l’Ecole se trouve à </w:t>
-      </w:r>
-      <w:proofErr w:type="spellStart"/>
-      <w:r>
-        <w:rPr>
-          <w:rFonts w:cs="Times New Roman"/>
-          <w:szCs w:val="24"/>
-        </w:rPr>
-        <w:t>Tanambao-Antaninarenina</w:t>
-      </w:r>
-      <w:proofErr w:type="spellEnd"/>
-      <w:r>
-        <w:rPr>
-          <w:rFonts w:cs="Times New Roman"/>
-          <w:szCs w:val="24"/>
-        </w:rPr>
-        <w:t xml:space="preserve"> à Fianarantsoa. L’adresse pour la prise de contact avec l’Ecole est la suivante : Ecole Nationale d’Informatique (ENI) </w:t>
-      </w:r>
-      <w:proofErr w:type="spellStart"/>
-      <w:r>
-        <w:rPr>
-          <w:rFonts w:cs="Times New Roman"/>
-          <w:szCs w:val="24"/>
-        </w:rPr>
-        <w:t>Tanambao</w:t>
-      </w:r>
-      <w:proofErr w:type="spellEnd"/>
-      <w:r>
-        <w:rPr>
-          <w:rFonts w:cs="Times New Roman"/>
-          <w:szCs w:val="24"/>
-        </w:rPr>
-        <w:t xml:space="preserve">, Fianarantsoa. Le numéro de sa boîte postale est 1487 avec le code postal 301. Téléphone : 034 05 733 36 ou 032 15 204 28. Son adresse électronique est la suivante : </w:t>
-      </w:r>
-      <w:r>
-        <w:rPr>
-          <w:rFonts w:cs="Times New Roman"/>
+        <w:t xml:space="preserve">. Il dispose également d'un site web : </w:t>
+      </w:r>
+      <w:r>
+        <w:rPr>
           <w:b/>
           <w:bCs/>
           <w:szCs w:val="24"/>
         </w:rPr>
-        <w:t>eni@eni.mg</w:t>
-      </w:r>
-      <w:r>
-        <w:rPr>
-          <w:rFonts w:cs="Times New Roman"/>
-          <w:szCs w:val="24"/>
-        </w:rPr>
-        <w:t xml:space="preserve">. Il dispose également d'un site web : </w:t>
-      </w:r>
-      <w:r>
-        <w:rPr>
-          <w:rFonts w:cs="Times New Roman"/>
-          <w:b/>
-          <w:bCs/>
-          <w:szCs w:val="24"/>
-        </w:rPr>
         <w:t>www.eni.mg</w:t>
       </w:r>
     </w:p>
     <w:p>
       <w:pPr>
         <w:pStyle w:val="Titre4"/>
-        <w:ind w:left="426"/>
-      </w:pPr>
-      <w:bookmarkStart w:id="25" w:name="_Toc117674808"/>
-      <w:bookmarkStart w:id="26" w:name="_Toc117684567"/>
-      <w:bookmarkStart w:id="27" w:name="_Toc118439189"/>
-      <w:bookmarkStart w:id="28" w:name="_Toc118439285"/>
-      <w:bookmarkStart w:id="29" w:name="_Toc182128832"/>
-      <w:bookmarkStart w:id="30" w:name="_Toc183157280"/>
-      <w:r>
-        <w:t xml:space="preserve"> </w:t>
-      </w:r>
-      <w:bookmarkStart w:id="31" w:name="_Toc183444568"/>
-      <w:bookmarkStart w:id="32" w:name="_Toc184037263"/>
-      <w:bookmarkStart w:id="33" w:name="_Toc184230821"/>
-      <w:bookmarkStart w:id="34" w:name="_Toc184232872"/>
-      <w:bookmarkStart w:id="35" w:name="_Toc184361233"/>
-      <w:bookmarkStart w:id="36" w:name="_Toc187327626"/>
-      <w:bookmarkStart w:id="37" w:name="_Toc187327798"/>
+        <w:rPr>
+          <w:szCs w:val="24"/>
+        </w:rPr>
+      </w:pPr>
+      <w:bookmarkStart w:id="24" w:name="_Toc117674808"/>
+      <w:bookmarkStart w:id="25" w:name="_Toc117684567"/>
+      <w:bookmarkStart w:id="26" w:name="_Toc118439189"/>
+      <w:bookmarkStart w:id="27" w:name="_Toc118439285"/>
+      <w:bookmarkStart w:id="28" w:name="_Toc182517109"/>
+      <w:bookmarkStart w:id="29" w:name="_Toc182517272"/>
       <w:r>
         <w:t>Missions et historiques</w:t>
       </w:r>
+      <w:bookmarkEnd w:id="24"/>
       <w:bookmarkEnd w:id="25"/>
       <w:bookmarkEnd w:id="26"/>
       <w:bookmarkEnd w:id="27"/>
       <w:bookmarkEnd w:id="28"/>
       <w:bookmarkEnd w:id="29"/>
+    </w:p>
+    <w:p>
+      <w:pPr>
+        <w:pStyle w:val="Default"/>
+        <w:spacing w:line="360" w:lineRule="auto"/>
+        <w:ind w:firstLine="567"/>
+        <w:jc w:val="both"/>
+        <w:rPr>
+          <w:color w:val="auto"/>
+        </w:rPr>
+      </w:pPr>
+      <w:r>
+        <w:rPr>
+          <w:color w:val="auto"/>
+        </w:rPr>
+        <w:t xml:space="preserve">L’ENI se positionne sur l’échiquier socio-éducatif malgache comme étant le plus puissant secteur de diffusion et de vulgarisation des connaissances et des technologies informatiques. </w:t>
+      </w:r>
+    </w:p>
+    <w:p>
+      <w:pPr>
+        <w:pStyle w:val="Default"/>
+        <w:spacing w:line="360" w:lineRule="auto"/>
+        <w:ind w:firstLine="567"/>
+        <w:jc w:val="both"/>
+        <w:rPr>
+          <w:color w:val="auto"/>
+        </w:rPr>
+      </w:pPr>
+      <w:r>
+        <w:rPr>
+          <w:color w:val="auto"/>
+        </w:rPr>
+        <w:t xml:space="preserve">Cette Ecole Supérieure peut être considérée aujourd’hui comme la vitrine et la pépinière des élites informaticiennes du pays. </w:t>
+      </w:r>
+    </w:p>
+    <w:p>
+      <w:pPr>
+        <w:ind w:firstLine="567"/>
+        <w:rPr>
+          <w:szCs w:val="24"/>
+        </w:rPr>
+      </w:pPr>
+      <w:r>
+        <w:rPr>
+          <w:szCs w:val="24"/>
+        </w:rPr>
+        <w:t>De façon formelle, l’ENI était créée par le décret N° 83- 185 du 24 Mai 1983, comme étant le seul établissement Universitaire Professionnalisé au niveau national, destiné à former des techniciens et des Ingénieurs de haut niveau, aptes à répondre aux besoins et exigences d’Informatisation des entreprises, des sociétés et des organes implantés à Madagascar.</w:t>
+      </w:r>
+    </w:p>
+    <w:p>
+      <w:pPr>
+        <w:pStyle w:val="Default"/>
+        <w:spacing w:line="360" w:lineRule="auto"/>
+        <w:ind w:firstLine="567"/>
+        <w:jc w:val="both"/>
+        <w:rPr>
+          <w:color w:val="auto"/>
+        </w:rPr>
+      </w:pPr>
+      <w:r>
+        <w:rPr>
+          <w:color w:val="auto"/>
+        </w:rPr>
+        <w:t xml:space="preserve">L’ENI a pour conséquent pour mission de former des spécialistes informaticiens compétents et opérationnels de différents niveaux notamment : </w:t>
+      </w:r>
+    </w:p>
+    <w:p>
+      <w:pPr>
+        <w:pStyle w:val="Paragraphedeliste"/>
+        <w:numPr>
+          <w:ilvl w:val="0"/>
+          <w:numId w:val="42"/>
+        </w:numPr>
+        <w:spacing w:after="120"/>
+        <w:jc w:val="left"/>
+        <w:rPr>
+          <w:rFonts w:cs="Times New Roman"/>
+          <w:szCs w:val="24"/>
+        </w:rPr>
+      </w:pPr>
+      <w:r>
+        <w:rPr>
+          <w:rFonts w:cs="Times New Roman"/>
+          <w:szCs w:val="24"/>
+        </w:rPr>
+        <w:t xml:space="preserve">En fournissant à des étudiants des connaissances de base en informatique ; </w:t>
+      </w:r>
+    </w:p>
+    <w:p>
+      <w:pPr>
+        <w:pStyle w:val="Paragraphedeliste"/>
+        <w:numPr>
+          <w:ilvl w:val="0"/>
+          <w:numId w:val="42"/>
+        </w:numPr>
+        <w:spacing w:after="120"/>
+        <w:jc w:val="left"/>
+        <w:rPr>
+          <w:rFonts w:cs="Times New Roman"/>
+          <w:szCs w:val="24"/>
+        </w:rPr>
+      </w:pPr>
+      <w:r>
+        <w:rPr>
+          <w:rFonts w:cs="Times New Roman"/>
+          <w:szCs w:val="24"/>
+        </w:rPr>
+        <w:t>En leur transmettant le savoir-faire requis, à travers la professionnalisation des formations dispensées et en essayant une meilleure adéquation des formations par rapport aux besoins évolutifs des sociétés et des entreprises ;</w:t>
+      </w:r>
+    </w:p>
+    <w:p>
+      <w:pPr>
+        <w:pStyle w:val="Paragraphedeliste"/>
+        <w:numPr>
+          <w:ilvl w:val="0"/>
+          <w:numId w:val="42"/>
+        </w:numPr>
+        <w:spacing w:after="120"/>
+        <w:jc w:val="left"/>
+        <w:rPr>
+          <w:rFonts w:cs="Times New Roman"/>
+          <w:szCs w:val="24"/>
+        </w:rPr>
+      </w:pPr>
+      <w:r>
+        <w:rPr>
+          <w:rFonts w:cs="Times New Roman"/>
+          <w:szCs w:val="24"/>
+        </w:rPr>
+        <w:t xml:space="preserve">En initiant les étudiants aux activités de recherche dans les différents domaines des Technologies de l’Information et de la Communication (TIC) ; </w:t>
+      </w:r>
+    </w:p>
+    <w:p>
+      <w:pPr>
+        <w:pStyle w:val="Default"/>
+        <w:spacing w:line="360" w:lineRule="auto"/>
+        <w:ind w:firstLine="708"/>
+        <w:jc w:val="both"/>
+        <w:rPr>
+          <w:color w:val="auto"/>
+        </w:rPr>
+      </w:pPr>
+      <w:r>
+        <w:rPr>
+          <w:color w:val="auto"/>
+        </w:rPr>
+        <w:t xml:space="preserve">La filière de formation d’Analystes Programmeurs a été mise en place à l’Ecole en 1983, et a été gelée par la suite en 1996, tandis que la filière de formation d’ingénieurs a été ouverte à l’Ecole en 1986. </w:t>
+      </w:r>
+    </w:p>
+    <w:p>
+      <w:pPr>
+        <w:pStyle w:val="Default"/>
+        <w:spacing w:line="360" w:lineRule="auto"/>
+        <w:ind w:firstLine="567"/>
+        <w:jc w:val="both"/>
+        <w:rPr>
+          <w:color w:val="auto"/>
+        </w:rPr>
+      </w:pPr>
+      <w:r>
+        <w:rPr>
+          <w:color w:val="auto"/>
+        </w:rPr>
+        <w:lastRenderedPageBreak/>
+        <w:t xml:space="preserve">Une formation de troisième cycle a été ouverte à l’Ecole a été ouverte à l’Ecole depuis l’année 2003 – 2004 grâce à la coopération académique et scientifique entre l’Université de Fianarantsoa pour le compte de l’ENI et l’Université Paul Sabatier de Toulouse (UPST). </w:t>
+      </w:r>
+    </w:p>
+    <w:p>
+      <w:pPr>
+        <w:pStyle w:val="Default"/>
+        <w:spacing w:line="360" w:lineRule="auto"/>
+        <w:ind w:firstLine="567"/>
+        <w:jc w:val="both"/>
+        <w:rPr>
+          <w:color w:val="auto"/>
+        </w:rPr>
+      </w:pPr>
+      <w:r>
+        <w:rPr>
+          <w:color w:val="auto"/>
+        </w:rPr>
+        <w:t xml:space="preserve">Cette filière avait pour objectif de former certains étudiants à la recherche dans les différents domaines de l’Informatique, et notamment pour préparer la relève des Enseignants-Chercheurs qui étaient en poste. </w:t>
+      </w:r>
+    </w:p>
+    <w:p>
+      <w:pPr>
+        <w:pStyle w:val="Default"/>
+        <w:spacing w:line="360" w:lineRule="auto"/>
+        <w:ind w:firstLine="567"/>
+        <w:jc w:val="both"/>
+        <w:rPr>
+          <w:color w:val="auto"/>
+        </w:rPr>
+      </w:pPr>
+      <w:r>
+        <w:rPr>
+          <w:color w:val="auto"/>
+        </w:rPr>
+        <w:t>Pendant l’année 2007-2008, la formation en vue de l’obtention du diplôme de Licence Professionnelle en Informatique a été mise en place à l’ENI avec les deux parcours de formation:</w:t>
+      </w:r>
+    </w:p>
+    <w:p>
+      <w:pPr>
+        <w:pStyle w:val="Paragraphedeliste"/>
+        <w:numPr>
+          <w:ilvl w:val="0"/>
+          <w:numId w:val="14"/>
+        </w:numPr>
+        <w:autoSpaceDE w:val="0"/>
+        <w:autoSpaceDN w:val="0"/>
+        <w:adjustRightInd w:val="0"/>
+        <w:spacing w:after="164"/>
+        <w:rPr>
+          <w:rFonts w:cs="Times New Roman"/>
+          <w:szCs w:val="24"/>
+        </w:rPr>
+      </w:pPr>
+      <w:r>
+        <w:rPr>
+          <w:rFonts w:cs="Times New Roman"/>
+          <w:szCs w:val="24"/>
+        </w:rPr>
+        <w:t xml:space="preserve">Génie Logiciel et base de Données. </w:t>
+      </w:r>
+    </w:p>
+    <w:p>
+      <w:pPr>
+        <w:pStyle w:val="Paragraphedeliste"/>
+        <w:numPr>
+          <w:ilvl w:val="0"/>
+          <w:numId w:val="14"/>
+        </w:numPr>
+        <w:autoSpaceDE w:val="0"/>
+        <w:autoSpaceDN w:val="0"/>
+        <w:adjustRightInd w:val="0"/>
+        <w:spacing w:after="0"/>
+        <w:rPr>
+          <w:rFonts w:cs="Times New Roman"/>
+          <w:szCs w:val="24"/>
+        </w:rPr>
+      </w:pPr>
+      <w:r>
+        <w:rPr>
+          <w:rFonts w:cs="Times New Roman"/>
+          <w:szCs w:val="24"/>
+        </w:rPr>
+        <w:t xml:space="preserve">Administration des Système et réseaux. </w:t>
+      </w:r>
+    </w:p>
+    <w:p>
+      <w:pPr>
+        <w:pStyle w:val="Default"/>
+        <w:spacing w:line="360" w:lineRule="auto"/>
+        <w:ind w:firstLine="567"/>
+        <w:jc w:val="both"/>
+        <w:rPr>
+          <w:color w:val="auto"/>
+        </w:rPr>
+      </w:pPr>
+      <w:r>
+        <w:rPr>
+          <w:color w:val="auto"/>
+        </w:rPr>
+        <w:t xml:space="preserve">La mise en place à l’Ecole de ces deux options de formation devait répondre au besoin de basculement vers le système Licence – Master – Doctorat (LMD). </w:t>
+      </w:r>
+    </w:p>
+    <w:p>
+      <w:pPr>
+        <w:autoSpaceDE w:val="0"/>
+        <w:autoSpaceDN w:val="0"/>
+        <w:adjustRightInd w:val="0"/>
+        <w:spacing w:after="0"/>
+        <w:ind w:firstLine="567"/>
+        <w:rPr>
+          <w:szCs w:val="24"/>
+        </w:rPr>
+      </w:pPr>
+      <w:r>
+        <w:t>En vue de surmonter les difficultés de limitation de l’effectif des étudiants accueillis à l’Ecole, notamment à cause du manque d’infrastructures, un système de « Formation Hybride » a été mise en place à partir de l’année 2010. Il s’agit en effet d’un système de formation semi présentielle et à distance avec l’utilisation de la visioconférence pour la formation à distance. Le système de formation hybride a été ainsi créé à Fianarantsoa ainsi qu’Université de Toliara. Cette formation est à l’origine du parcours Informatique Générale</w:t>
+      </w:r>
+      <w:r>
+        <w:rPr>
+          <w:szCs w:val="24"/>
+        </w:rPr>
+        <w:t xml:space="preserve">. </w:t>
+      </w:r>
+    </w:p>
+    <w:p>
+      <w:pPr>
+        <w:autoSpaceDE w:val="0"/>
+        <w:autoSpaceDN w:val="0"/>
+        <w:adjustRightInd w:val="0"/>
+        <w:spacing w:after="0"/>
+        <w:ind w:firstLine="567"/>
+        <w:rPr>
+          <w:szCs w:val="24"/>
+        </w:rPr>
+      </w:pPr>
+      <w:r>
+        <w:rPr>
+          <w:szCs w:val="24"/>
+        </w:rPr>
+        <w:t xml:space="preserve">En 2023, </w:t>
+      </w:r>
+      <w:r>
+        <w:rPr>
+          <w:szCs w:val="24"/>
+        </w:rPr>
+        <w:t>la</w:t>
+      </w:r>
+      <w:r>
+        <w:rPr>
+          <w:szCs w:val="24"/>
+        </w:rPr>
+        <w:t xml:space="preserve"> mention Intelligence Artificielle (IA) a été ouvert au sein de l’Ecole pour répondre les besoins des entreprises. La formation est destinée aux étudiants titulaires du diplôme de licence (Bac +3) en Mathématiques ou en Statistiques ou en Informatique, etc. </w:t>
+      </w:r>
+    </w:p>
+    <w:p>
+      <w:pPr>
+        <w:autoSpaceDE w:val="0"/>
+        <w:autoSpaceDN w:val="0"/>
+        <w:adjustRightInd w:val="0"/>
+        <w:spacing w:after="0"/>
+        <w:ind w:firstLine="567"/>
+        <w:rPr>
+          <w:szCs w:val="24"/>
+        </w:rPr>
+      </w:pPr>
+      <w:r>
+        <w:rPr>
+          <w:szCs w:val="24"/>
+        </w:rPr>
+        <w:t>La mention IA comporte deux parcours :</w:t>
+      </w:r>
+    </w:p>
+    <w:p>
+      <w:pPr>
+        <w:pStyle w:val="Paragraphedeliste"/>
+        <w:numPr>
+          <w:ilvl w:val="0"/>
+          <w:numId w:val="14"/>
+        </w:numPr>
+        <w:autoSpaceDE w:val="0"/>
+        <w:autoSpaceDN w:val="0"/>
+        <w:adjustRightInd w:val="0"/>
+        <w:spacing w:after="0"/>
+        <w:rPr>
+          <w:rFonts w:cs="Times New Roman"/>
+          <w:szCs w:val="24"/>
+        </w:rPr>
+      </w:pPr>
+      <w:r>
+        <w:rPr>
+          <w:rFonts w:cs="Times New Roman"/>
+          <w:szCs w:val="24"/>
+        </w:rPr>
+        <w:t>Gouvernance et Ingénierie de Données (GID),</w:t>
+      </w:r>
+    </w:p>
+    <w:p>
+      <w:pPr>
+        <w:pStyle w:val="Paragraphedeliste"/>
+        <w:numPr>
+          <w:ilvl w:val="0"/>
+          <w:numId w:val="14"/>
+        </w:numPr>
+        <w:autoSpaceDE w:val="0"/>
+        <w:autoSpaceDN w:val="0"/>
+        <w:adjustRightInd w:val="0"/>
+        <w:spacing w:after="0"/>
+        <w:rPr>
+          <w:rFonts w:cs="Times New Roman"/>
+          <w:szCs w:val="24"/>
+        </w:rPr>
+      </w:pPr>
+      <w:r>
+        <w:rPr>
+          <w:rFonts w:cs="Times New Roman"/>
+          <w:szCs w:val="24"/>
+        </w:rPr>
+        <w:t xml:space="preserve">Objets connectés et Cybersécurité (OCC). </w:t>
+      </w:r>
+    </w:p>
+    <w:p>
+      <w:pPr>
+        <w:autoSpaceDE w:val="0"/>
+        <w:autoSpaceDN w:val="0"/>
+        <w:adjustRightInd w:val="0"/>
+        <w:spacing w:before="120" w:after="120"/>
+        <w:ind w:firstLine="567"/>
+        <w:rPr>
+          <w:szCs w:val="24"/>
+        </w:rPr>
+      </w:pPr>
+      <w:r>
+        <w:rPr>
+          <w:szCs w:val="24"/>
+        </w:rPr>
+        <w:t>Le principe de l’enseignement pour le parcours GID offre aux l’étudiants des compétences scientifiques et techniques spécialisées en Science de données. Pour le parcours OCC, les étudiants octroient la double spécialité premièrement en internet des objets et deuxièmement en cybersécurité. La formation de master est axée sur l’ensemble d’applications de l’Intelligence Artificielle.</w:t>
+      </w:r>
+    </w:p>
+    <w:p>
+      <w:pPr>
+        <w:autoSpaceDE w:val="0"/>
+        <w:autoSpaceDN w:val="0"/>
+        <w:adjustRightInd w:val="0"/>
+        <w:spacing w:before="120" w:after="120"/>
+        <w:ind w:firstLine="567"/>
+        <w:rPr>
+          <w:szCs w:val="24"/>
+        </w:rPr>
+      </w:pPr>
+    </w:p>
+    <w:p>
+      <w:pPr>
+        <w:autoSpaceDE w:val="0"/>
+        <w:autoSpaceDN w:val="0"/>
+        <w:adjustRightInd w:val="0"/>
+        <w:spacing w:before="120" w:after="120"/>
+        <w:ind w:firstLine="567"/>
+        <w:rPr>
+          <w:szCs w:val="24"/>
+        </w:rPr>
+      </w:pPr>
+    </w:p>
+    <w:p>
+      <w:pPr>
+        <w:autoSpaceDE w:val="0"/>
+        <w:autoSpaceDN w:val="0"/>
+        <w:adjustRightInd w:val="0"/>
+        <w:spacing w:before="120" w:after="120"/>
+        <w:ind w:firstLine="567"/>
+        <w:rPr>
+          <w:szCs w:val="24"/>
+        </w:rPr>
+      </w:pPr>
+      <w:r>
+        <w:rPr>
+          <w:szCs w:val="24"/>
+        </w:rPr>
+        <w:lastRenderedPageBreak/>
+        <w:t>Depuis l’année universitaire 2024-2025, la mention Expertise Digitale est officiellement ouverte au grand public. Cette mention propose deux (2) parcours distincts :</w:t>
+      </w:r>
+    </w:p>
+    <w:p>
+      <w:pPr>
+        <w:numPr>
+          <w:ilvl w:val="0"/>
+          <w:numId w:val="44"/>
+        </w:numPr>
+        <w:autoSpaceDE w:val="0"/>
+        <w:autoSpaceDN w:val="0"/>
+        <w:adjustRightInd w:val="0"/>
+        <w:spacing w:before="120" w:after="120"/>
+        <w:rPr>
+          <w:szCs w:val="24"/>
+        </w:rPr>
+      </w:pPr>
+      <w:r>
+        <w:rPr>
+          <w:szCs w:val="24"/>
+        </w:rPr>
+        <w:t>Métier</w:t>
+      </w:r>
+      <w:r>
+        <w:rPr>
+          <w:szCs w:val="24"/>
+        </w:rPr>
+        <w:t>s</w:t>
+      </w:r>
+      <w:r>
+        <w:rPr>
+          <w:szCs w:val="24"/>
+        </w:rPr>
+        <w:t xml:space="preserve"> du Digital (</w:t>
+      </w:r>
+      <w:proofErr w:type="spellStart"/>
+      <w:r>
+        <w:rPr>
+          <w:szCs w:val="24"/>
+        </w:rPr>
+        <w:t>MDi</w:t>
+      </w:r>
+      <w:proofErr w:type="spellEnd"/>
+      <w:r>
+        <w:rPr>
+          <w:szCs w:val="24"/>
+        </w:rPr>
+        <w:t>) – disponible aux niveaux Licence et Master. Ce parcours est destiné aux étudiants titulaires du diplôme de Baccalauréat, toutes séries confondues.</w:t>
+      </w:r>
+      <w:r>
+        <w:rPr>
+          <w:szCs w:val="24"/>
+        </w:rPr>
+        <w:t xml:space="preserve"> Il est </w:t>
+      </w:r>
+      <w:r>
+        <w:t>élaboré pour équiper les étudiants des compétences essentielles dans les domaines du marketing digital, de la communication digitale, et de la gestion de projets digitaux.</w:t>
+      </w:r>
+    </w:p>
+    <w:p>
+      <w:pPr>
+        <w:numPr>
+          <w:ilvl w:val="0"/>
+          <w:numId w:val="44"/>
+        </w:numPr>
+        <w:autoSpaceDE w:val="0"/>
+        <w:autoSpaceDN w:val="0"/>
+        <w:adjustRightInd w:val="0"/>
+        <w:spacing w:before="120" w:after="120"/>
+        <w:rPr>
+          <w:szCs w:val="24"/>
+        </w:rPr>
+      </w:pPr>
+      <w:r>
+        <w:rPr>
+          <w:szCs w:val="24"/>
+        </w:rPr>
+        <w:t xml:space="preserve">Audit des Systèmes d’Information (ASI) – proposé au niveau Master uniquement. </w:t>
+      </w:r>
+      <w:r>
+        <w:rPr>
+          <w:szCs w:val="24"/>
+        </w:rPr>
+        <w:t>Ce parcours</w:t>
+      </w:r>
+      <w:r>
+        <w:rPr>
+          <w:szCs w:val="24"/>
+        </w:rPr>
+        <w:t xml:space="preserve"> s’adresse aux étudiants titulaires d’une licence (Bac +3) en Mathématiques, en Statistiques ou en Informatique.</w:t>
+      </w:r>
+      <w:r>
+        <w:rPr>
+          <w:szCs w:val="24"/>
+        </w:rPr>
+        <w:t xml:space="preserve"> Il </w:t>
+      </w:r>
+      <w:r>
+        <w:t>est structuré pour approfondir les connaissances théoriques et pratiques nécessaires à l'audit efficace des systèmes d'information</w:t>
+      </w:r>
+      <w:r>
+        <w:t>.</w:t>
+      </w:r>
+    </w:p>
+    <w:p>
+      <w:pPr>
+        <w:autoSpaceDE w:val="0"/>
+        <w:autoSpaceDN w:val="0"/>
+        <w:adjustRightInd w:val="0"/>
+        <w:spacing w:before="120" w:after="120"/>
+        <w:ind w:firstLine="567"/>
+        <w:rPr>
+          <w:szCs w:val="24"/>
+        </w:rPr>
+      </w:pPr>
+      <w:r>
+        <w:rPr>
+          <w:szCs w:val="24"/>
+        </w:rPr>
+        <w:t>Le système d’enseignement adopté pour cette mention est un système en ligne. Ainsi, les cours et ressources pédagogiques sont accessibles en permanence via la plateforme numérique Moodle. Par ailleurs, des regroupements en présentiel ou en ligne seront organisés périodiquement, conformément au planning défini par les responsables pédagogiques.</w:t>
+      </w:r>
+    </w:p>
+    <w:p>
+      <w:pPr>
+        <w:autoSpaceDE w:val="0"/>
+        <w:autoSpaceDN w:val="0"/>
+        <w:adjustRightInd w:val="0"/>
+        <w:spacing w:before="120" w:after="120"/>
+        <w:ind w:firstLine="567"/>
+        <w:rPr>
+          <w:szCs w:val="24"/>
+        </w:rPr>
+      </w:pPr>
+      <w:r>
+        <w:rPr>
+          <w:szCs w:val="24"/>
+        </w:rPr>
+        <w:t xml:space="preserve">À partir de l’année universitaire 2026, dans le cadre de la réorganisation de l’offre de formation, les anciens parcours de la Mention Informatique ont été restructurés et renommés afin de mieux refléter l’évolution des domaines et des compétences visés. Ainsi, l’ancien parcours Génie Logiciel </w:t>
+      </w:r>
+      <w:r>
+        <w:rPr>
+          <w:szCs w:val="24"/>
+        </w:rPr>
+        <w:t xml:space="preserve">et Base de Données </w:t>
+      </w:r>
+      <w:r>
+        <w:rPr>
+          <w:szCs w:val="24"/>
+        </w:rPr>
+        <w:t xml:space="preserve">(GB) devient le parcours Ingénierie Logicielle et Systèmes d’Information (ILSI), le parcours Administration des Systèmes et Réseaux (ASR) devient Ingénierie des Systèmes et Réseaux Informatiques (ISRI), tandis que le parcours Informatique </w:t>
+      </w:r>
+      <w:r>
+        <w:rPr>
+          <w:szCs w:val="24"/>
+        </w:rPr>
+        <w:t>Générale</w:t>
+      </w:r>
+      <w:r>
+        <w:rPr>
+          <w:szCs w:val="24"/>
+        </w:rPr>
+        <w:t xml:space="preserve"> (IG) devient Ingénierie des Systèmes d’Information Intégrés (ISII). Cette évolution vise notamment à actualiser les intitulés et à renforcer la cohérence entre les formations proposées et les besoins actuels du secteur numérique.</w:t>
+      </w:r>
+    </w:p>
+    <w:p>
+      <w:pPr>
+        <w:pStyle w:val="Titre4"/>
+      </w:pPr>
+      <w:bookmarkStart w:id="30" w:name="_Toc117674809"/>
+      <w:bookmarkStart w:id="31" w:name="_Toc117684568"/>
+      <w:bookmarkStart w:id="32" w:name="_Toc118439190"/>
+      <w:bookmarkStart w:id="33" w:name="_Toc118439286"/>
+      <w:bookmarkStart w:id="34" w:name="_Toc182517110"/>
+      <w:bookmarkStart w:id="35" w:name="_Toc182517273"/>
+      <w:r>
+        <w:t>Organigramme institutionnel</w:t>
+      </w:r>
       <w:bookmarkEnd w:id="30"/>
       <w:bookmarkEnd w:id="31"/>
       <w:bookmarkEnd w:id="32"/>
       <w:bookmarkEnd w:id="33"/>
       <w:bookmarkEnd w:id="34"/>
       <w:bookmarkEnd w:id="35"/>
-      <w:bookmarkEnd w:id="36"/>
-      <w:bookmarkEnd w:id="37"/>
     </w:p>
     <w:p>
       <w:pPr>
         <w:pStyle w:val="Default"/>
-        <w:spacing w:line="360" w:lineRule="auto"/>
+        <w:spacing w:before="120" w:after="120" w:line="360" w:lineRule="auto"/>
         <w:ind w:firstLine="708"/>
         <w:jc w:val="both"/>
         <w:rPr>
-          <w:rFonts w:ascii="Times New Roman" w:hAnsi="Times New Roman" w:cs="Times New Roman"/>
-        </w:rPr>
-      </w:pPr>
-      <w:r>
-        <w:rPr>
-          <w:rFonts w:ascii="Times New Roman" w:hAnsi="Times New Roman" w:cs="Times New Roman"/>
-        </w:rPr>
-        <w:t xml:space="preserve">L’ENI se positionne sur l’échiquier socio-éducatif malgache comme étant le plus puissant secteur de diffusion et de vulgarisation des connaissances et des technologies informatiques. </w:t>
+          <w:color w:val="auto"/>
+        </w:rPr>
+      </w:pPr>
+      <w:r>
+        <w:rPr>
+          <w:color w:val="auto"/>
+        </w:rPr>
+        <w:t xml:space="preserve">L’organigramme de l’Ecole est inspiré des dispositions du décret N° 83-185 du 24 Mai 1983. L’ENI est administrée par un Conseil d’Ecole, et dirigée par un directeur nommé par un décret adopté en Conseil des Ministres. Le Collège des enseignants regroupant tous les enseignants-chercheurs permanents de l’Ecole est chargé de résoudre les problèmes liés à l’organisation pédagogique des enseignements. Le Conseil Scientifique propose les orientations pédagogiques et scientifiques de l’établissement, en tenant compte notamment de l’évolution du marché de travail et de l’adéquation des formations dispensées par rapport aux besoins des entreprises. </w:t>
       </w:r>
     </w:p>
     <w:p>
       <w:pPr>
         <w:pStyle w:val="Default"/>
-        <w:spacing w:line="360" w:lineRule="auto"/>
+        <w:spacing w:before="120" w:after="120" w:line="360" w:lineRule="auto"/>
         <w:ind w:firstLine="708"/>
         <w:jc w:val="both"/>
         <w:rPr>
-          <w:rFonts w:ascii="Times New Roman" w:hAnsi="Times New Roman" w:cs="Times New Roman"/>
-        </w:rPr>
-      </w:pPr>
-      <w:r>
-        <w:rPr>
-          <w:rFonts w:ascii="Times New Roman" w:hAnsi="Times New Roman" w:cs="Times New Roman"/>
-        </w:rPr>
-        <w:t xml:space="preserve">Cette Ecole Supérieure peut être considérée aujourd’hui comme la vitrine et la pépinière des élites informaticiennes du pays. </w:t>
+          <w:color w:val="auto"/>
+        </w:rPr>
+      </w:pPr>
+      <w:r>
+        <w:rPr>
+          <w:color w:val="auto"/>
+        </w:rPr>
+        <w:lastRenderedPageBreak/>
+        <w:t xml:space="preserve">La figure 1 représente </w:t>
+      </w:r>
+      <w:r>
+        <w:rPr>
+          <w:color w:val="auto"/>
+        </w:rPr>
+        <w:t>l’organigramme actuel de l’Ecole Nationale d’Informatique.</w:t>
       </w:r>
     </w:p>
     <w:p>
       <w:pPr>
-        <w:ind w:firstLine="708"/>
-        <w:rPr>
-          <w:rFonts w:cs="Times New Roman"/>
+        <w:keepNext/>
+        <w:jc w:val="center"/>
+      </w:pPr>
+      <w:r>
+        <w:rPr>
+          <w:noProof/>
           <w:szCs w:val="24"/>
         </w:rPr>
-      </w:pPr>
-      <w:r>
-        <w:rPr>
-          <w:rFonts w:cs="Times New Roman"/>
-          <w:szCs w:val="24"/>
-        </w:rPr>
-        <w:t>De façon formelle, l’ENI était créée par le décret N° 83- 185 du 24 Mai 1983, comme étant le seul établissement Universitaire Professionnalisé au niveau national, destiné à former des techniciens et des Ingénieurs de haut niveau, aptes à répondre aux besoins et exigences d’Informatisation des entreprises, des sociétés et des organes implantés à Madagascar.</w:t>
+        <w:drawing>
+          <wp:inline distT="0" distB="0" distL="0" distR="0" wp14:anchorId="006E6C3E" wp14:editId="273B43BE">
+            <wp:extent cx="5488273" cy="3658848"/>
+            <wp:effectExtent l="0" t="0" r="0" b="0"/>
+            <wp:docPr id="550367052" name="Image 3"/>
+            <wp:cNvGraphicFramePr>
+              <a:graphicFrameLocks xmlns:a="http://schemas.openxmlformats.org/drawingml/2006/main" noChangeAspect="1"/>
+            </wp:cNvGraphicFramePr>
+            <a:graphic xmlns:a="http://schemas.openxmlformats.org/drawingml/2006/main">
+              <a:graphicData uri="http://schemas.openxmlformats.org/drawingml/2006/picture">
+                <pic:pic xmlns:pic="http://schemas.openxmlformats.org/drawingml/2006/picture">
+                  <pic:nvPicPr>
+                    <pic:cNvPr id="550367052" name="Image 3"/>
+                    <pic:cNvPicPr/>
+                  </pic:nvPicPr>
+                  <pic:blipFill>
+                    <a:blip r:embed="rId14" cstate="print">
+                      <a:extLst>
+                        <a:ext uri="{28A0092B-C50C-407E-A947-70E740481C1C}">
+                          <a14:useLocalDpi xmlns:a14="http://schemas.microsoft.com/office/drawing/2010/main" val="0"/>
+                        </a:ext>
+                      </a:extLst>
+                    </a:blip>
+                    <a:stretch>
+                      <a:fillRect/>
+                    </a:stretch>
+                  </pic:blipFill>
+                  <pic:spPr>
+                    <a:xfrm>
+                      <a:off x="0" y="0"/>
+                      <a:ext cx="5488273" cy="3658848"/>
+                    </a:xfrm>
+                    <a:prstGeom prst="rect">
+                      <a:avLst/>
+                    </a:prstGeom>
+                  </pic:spPr>
+                </pic:pic>
+              </a:graphicData>
+            </a:graphic>
+          </wp:inline>
+        </w:drawing>
       </w:r>
     </w:p>
     <w:p>
       <w:pPr>
-        <w:pStyle w:val="Default"/>
-        <w:spacing w:line="360" w:lineRule="auto"/>
-        <w:ind w:firstLine="708"/>
-        <w:jc w:val="both"/>
-        <w:rPr>
-          <w:rFonts w:ascii="Times New Roman" w:hAnsi="Times New Roman" w:cs="Times New Roman"/>
-        </w:rPr>
-      </w:pPr>
-      <w:r>
-        <w:rPr>
-          <w:rFonts w:ascii="Times New Roman" w:hAnsi="Times New Roman" w:cs="Times New Roman"/>
-        </w:rPr>
-        <w:t xml:space="preserve">L’ENI a pour conséquent pour mission de former des spécialistes informaticiens compétents et opérationnels de différents niveaux notamment : </w:t>
+        <w:pStyle w:val="Lgende"/>
+        <w:rPr>
+          <w:rFonts w:cs="Times New Roman"/>
+          <w:sz w:val="22"/>
+          <w:szCs w:val="22"/>
+        </w:rPr>
+      </w:pPr>
+      <w:bookmarkStart w:id="36" w:name="_Toc182480031"/>
+      <w:r>
+        <w:rPr>
+          <w:rFonts w:cs="Times New Roman"/>
+          <w:sz w:val="22"/>
+          <w:szCs w:val="22"/>
+        </w:rPr>
+        <w:t xml:space="preserve">Figure </w:t>
+      </w:r>
+      <w:r>
+        <w:rPr>
+          <w:rFonts w:cs="Times New Roman"/>
+          <w:sz w:val="22"/>
+          <w:szCs w:val="22"/>
+        </w:rPr>
+        <w:fldChar w:fldCharType="begin"/>
+      </w:r>
+      <w:r>
+        <w:rPr>
+          <w:rFonts w:cs="Times New Roman"/>
+          <w:sz w:val="22"/>
+          <w:szCs w:val="22"/>
+        </w:rPr>
+        <w:instrText xml:space="preserve"> SEQ Figure \* ARABIC </w:instrText>
+      </w:r>
+      <w:r>
+        <w:rPr>
+          <w:rFonts w:cs="Times New Roman"/>
+          <w:sz w:val="22"/>
+          <w:szCs w:val="22"/>
+        </w:rPr>
+        <w:fldChar w:fldCharType="separate"/>
+      </w:r>
+      <w:r>
+        <w:rPr>
+          <w:rFonts w:cs="Times New Roman"/>
+          <w:noProof/>
+          <w:sz w:val="22"/>
+          <w:szCs w:val="22"/>
+        </w:rPr>
+        <w:t>1</w:t>
+      </w:r>
+      <w:r>
+        <w:rPr>
+          <w:rFonts w:cs="Times New Roman"/>
+          <w:sz w:val="22"/>
+          <w:szCs w:val="22"/>
+        </w:rPr>
+        <w:fldChar w:fldCharType="end"/>
+      </w:r>
+      <w:r>
+        <w:rPr>
+          <w:rFonts w:cs="Times New Roman"/>
+          <w:sz w:val="22"/>
+          <w:szCs w:val="22"/>
+        </w:rPr>
+        <w:t xml:space="preserve">: </w:t>
+      </w:r>
+      <w:bookmarkEnd w:id="36"/>
+      <w:r>
+        <w:rPr>
+          <w:rFonts w:cs="Times New Roman"/>
+          <w:sz w:val="22"/>
+          <w:szCs w:val="22"/>
+        </w:rPr>
+        <w:t>Organigramme de l'Ecole Nationale d'Informatique</w:t>
       </w:r>
     </w:p>
     <w:p>
       <w:pPr>
-        <w:pStyle w:val="Default"/>
-        <w:numPr>
-          <w:ilvl w:val="0"/>
-          <w:numId w:val="13"/>
-        </w:numPr>
-        <w:spacing w:after="183" w:line="360" w:lineRule="auto"/>
-        <w:rPr>
-          <w:rFonts w:ascii="Times New Roman" w:hAnsi="Times New Roman" w:cs="Times New Roman"/>
-        </w:rPr>
-      </w:pPr>
-      <w:proofErr w:type="gramStart"/>
-      <w:r>
-        <w:rPr>
-          <w:rFonts w:ascii="Times New Roman" w:hAnsi="Times New Roman" w:cs="Times New Roman"/>
-        </w:rPr>
-        <w:t>en</w:t>
-      </w:r>
-      <w:proofErr w:type="gramEnd"/>
-      <w:r>
-        <w:rPr>
-          <w:rFonts w:ascii="Times New Roman" w:hAnsi="Times New Roman" w:cs="Times New Roman"/>
-        </w:rPr>
-        <w:t xml:space="preserve"> fournissant à des étudiants des connaissances de base en informatique ; </w:t>
-      </w:r>
-    </w:p>
-    <w:p>
-      <w:pPr>
-        <w:pStyle w:val="Default"/>
-        <w:numPr>
-          <w:ilvl w:val="0"/>
-          <w:numId w:val="13"/>
-        </w:numPr>
-        <w:spacing w:after="183" w:line="360" w:lineRule="auto"/>
-        <w:jc w:val="both"/>
-        <w:rPr>
-          <w:rFonts w:ascii="Times New Roman" w:hAnsi="Times New Roman" w:cs="Times New Roman"/>
-        </w:rPr>
-      </w:pPr>
-      <w:proofErr w:type="gramStart"/>
-      <w:r>
-        <w:rPr>
-          <w:rFonts w:ascii="Times New Roman" w:hAnsi="Times New Roman" w:cs="Times New Roman"/>
-        </w:rPr>
-        <w:t>en</w:t>
-      </w:r>
-      <w:proofErr w:type="gramEnd"/>
-      <w:r>
-        <w:rPr>
-          <w:rFonts w:ascii="Times New Roman" w:hAnsi="Times New Roman" w:cs="Times New Roman"/>
-        </w:rPr>
-        <w:t xml:space="preserve"> leur transmettant le savoir-faire requis, à travers la professionnalisation des formations dispensées et en essayant une meilleure adéquation des formations par rapport aux besoins évolutifs des sociétés et des entreprises ;</w:t>
-      </w:r>
-    </w:p>
-    <w:p>
-      <w:pPr>
-        <w:pStyle w:val="Default"/>
-        <w:numPr>
-          <w:ilvl w:val="0"/>
-          <w:numId w:val="13"/>
-        </w:numPr>
-        <w:spacing w:line="360" w:lineRule="auto"/>
-        <w:jc w:val="both"/>
-        <w:rPr>
-          <w:rFonts w:ascii="Times New Roman" w:hAnsi="Times New Roman" w:cs="Times New Roman"/>
-        </w:rPr>
-      </w:pPr>
-      <w:proofErr w:type="gramStart"/>
-      <w:r>
-        <w:rPr>
-          <w:rFonts w:ascii="Times New Roman" w:hAnsi="Times New Roman" w:cs="Times New Roman"/>
-        </w:rPr>
-        <w:lastRenderedPageBreak/>
-        <w:t>en</w:t>
-      </w:r>
-      <w:proofErr w:type="gramEnd"/>
-      <w:r>
-        <w:rPr>
-          <w:rFonts w:ascii="Times New Roman" w:hAnsi="Times New Roman" w:cs="Times New Roman"/>
-        </w:rPr>
-        <w:t xml:space="preserve"> initiant les étudiants aux activités de recherche dans les différents domaines des Technologies de l’Information et de la Communication (TIC) ; </w:t>
-      </w:r>
-    </w:p>
-    <w:p>
-      <w:pPr>
-        <w:pStyle w:val="Default"/>
-        <w:spacing w:line="360" w:lineRule="auto"/>
-        <w:ind w:firstLine="708"/>
-        <w:jc w:val="both"/>
-        <w:rPr>
-          <w:rFonts w:ascii="Times New Roman" w:hAnsi="Times New Roman" w:cs="Times New Roman"/>
-        </w:rPr>
-      </w:pPr>
-      <w:r>
-        <w:rPr>
-          <w:rFonts w:ascii="Times New Roman" w:hAnsi="Times New Roman" w:cs="Times New Roman"/>
-        </w:rPr>
-        <w:t xml:space="preserve">La filière de formation d’Analystes Programmeurs a été mise en place à l’Ecole en 1983, et a été gelée par la suite en 1996, tandis que la filière de formation d’ingénieurs a été ouverte à l’Ecole en 1986. </w:t>
-      </w:r>
-    </w:p>
-    <w:p>
-      <w:pPr>
-        <w:pStyle w:val="Default"/>
-        <w:spacing w:line="360" w:lineRule="auto"/>
-        <w:ind w:firstLine="709"/>
-        <w:jc w:val="both"/>
-        <w:rPr>
-          <w:rFonts w:ascii="Times New Roman" w:hAnsi="Times New Roman" w:cs="Times New Roman"/>
-        </w:rPr>
-      </w:pPr>
-      <w:r>
-        <w:rPr>
-          <w:rFonts w:ascii="Times New Roman" w:hAnsi="Times New Roman" w:cs="Times New Roman"/>
-        </w:rPr>
-        <w:t xml:space="preserve">Une formation de troisième cycle a été ouverte à l’Ecole a été ouverte à l’Ecole depuis l’année 2003 – 2004 grâce à la coopération académique et scientifique entre l’Université de Fianarantsoa pour le compte de l’ENI et l’Université Paul Sabatier de Toulouse (UPST). </w:t>
-      </w:r>
-    </w:p>
-    <w:p>
-      <w:pPr>
-        <w:pStyle w:val="Default"/>
-        <w:spacing w:line="360" w:lineRule="auto"/>
-        <w:ind w:firstLine="708"/>
-        <w:jc w:val="both"/>
-        <w:rPr>
-          <w:rFonts w:ascii="Times New Roman" w:hAnsi="Times New Roman" w:cs="Times New Roman"/>
-        </w:rPr>
-      </w:pPr>
-      <w:r>
-        <w:rPr>
-          <w:rFonts w:ascii="Times New Roman" w:hAnsi="Times New Roman" w:cs="Times New Roman"/>
-        </w:rPr>
-        <w:t xml:space="preserve">Cette filière avait pour objectif de former certains étudiants à la recherche dans les différents domaines de l’Informatique, et notamment pour préparer la relève des Enseignants-Chercheurs qui étaient en poste. </w:t>
-      </w:r>
-    </w:p>
-    <w:p>
-      <w:pPr>
-        <w:pStyle w:val="Default"/>
-        <w:spacing w:line="360" w:lineRule="auto"/>
-        <w:ind w:firstLine="708"/>
-        <w:jc w:val="both"/>
-        <w:rPr>
-          <w:rFonts w:ascii="Times New Roman" w:hAnsi="Times New Roman" w:cs="Times New Roman"/>
-        </w:rPr>
-      </w:pPr>
-      <w:r>
-        <w:rPr>
-          <w:rFonts w:ascii="Times New Roman" w:hAnsi="Times New Roman" w:cs="Times New Roman"/>
-        </w:rPr>
-        <w:t>Pendant l’année 2007-2008, la formation en vue de l’obtention du diplôme de Licence Professionnelle en Informatique a été mise en place à l’ENI avec les deux parcours de formation :</w:t>
-      </w:r>
-    </w:p>
-    <w:p>
-      <w:pPr>
-        <w:pStyle w:val="Paragraphedeliste"/>
-        <w:numPr>
-          <w:ilvl w:val="0"/>
-          <w:numId w:val="14"/>
-        </w:numPr>
-        <w:spacing w:after="164"/>
-        <w:jc w:val="left"/>
-        <w:rPr>
-          <w:rFonts w:cs="Times New Roman"/>
-          <w:color w:val="000000"/>
-          <w:szCs w:val="24"/>
-        </w:rPr>
-      </w:pPr>
-      <w:r>
-        <w:rPr>
-          <w:rFonts w:cs="Times New Roman"/>
-          <w:color w:val="000000"/>
-          <w:szCs w:val="24"/>
-        </w:rPr>
-        <w:t xml:space="preserve">Génie Logiciel et base de Données. </w:t>
-      </w:r>
-    </w:p>
-    <w:p>
-      <w:pPr>
-        <w:pStyle w:val="Paragraphedeliste"/>
-        <w:numPr>
-          <w:ilvl w:val="0"/>
-          <w:numId w:val="14"/>
-        </w:numPr>
-        <w:spacing w:after="0"/>
-        <w:jc w:val="left"/>
-        <w:rPr>
-          <w:rFonts w:cs="Times New Roman"/>
-          <w:color w:val="000000"/>
-          <w:szCs w:val="24"/>
-        </w:rPr>
-      </w:pPr>
-      <w:r>
-        <w:rPr>
-          <w:rFonts w:cs="Times New Roman"/>
-          <w:color w:val="000000"/>
-          <w:szCs w:val="24"/>
-        </w:rPr>
-        <w:t xml:space="preserve">Administration des Système et réseaux. </w:t>
-      </w:r>
-    </w:p>
-    <w:p>
-      <w:pPr>
-        <w:pStyle w:val="Default"/>
-        <w:spacing w:line="360" w:lineRule="auto"/>
-        <w:ind w:firstLine="708"/>
-        <w:jc w:val="both"/>
-        <w:rPr>
-          <w:rFonts w:ascii="Times New Roman" w:hAnsi="Times New Roman" w:cs="Times New Roman"/>
-        </w:rPr>
-      </w:pPr>
-      <w:r>
-        <w:rPr>
-          <w:rFonts w:ascii="Times New Roman" w:hAnsi="Times New Roman" w:cs="Times New Roman"/>
-        </w:rPr>
-        <w:t xml:space="preserve">La mise en place à l’Ecole de ces deux options de formation devait répondre au besoin de basculement vers le système Licence – Master – Doctorat (LMD). </w:t>
-      </w:r>
-    </w:p>
-    <w:p>
-      <w:pPr>
-        <w:spacing w:after="0"/>
-        <w:rPr>
-          <w:rFonts w:cs="Times New Roman"/>
-          <w:szCs w:val="24"/>
-        </w:rPr>
-      </w:pPr>
-      <w:r>
-        <w:rPr>
-          <w:rFonts w:cs="Times New Roman"/>
-          <w:szCs w:val="24"/>
-        </w:rPr>
-        <w:t xml:space="preserve">En vue de surmonter les difficultés de limitation de l’effectif des étudiants accueillis à l’Ecole, notamment à cause du manque d’infrastructures, un système de « Formation Hybride » a été mise en place à partir de l’année 2010. Il s’agit en effet d’un système de formation semi présentielle et à distance avec l’utilisation de la visioconférence pour la formation à distance. Le système de formation hybride a été ainsi créé à Fianarantsoa ainsi qu’Université de Toliara. Cette formation est à l’origine du parcours Informatique Générale. </w:t>
-      </w:r>
-    </w:p>
-    <w:p>
-      <w:pPr>
-        <w:spacing w:after="0"/>
-        <w:ind w:firstLine="708"/>
-        <w:rPr>
-          <w:rFonts w:cs="Times New Roman"/>
-          <w:szCs w:val="24"/>
-        </w:rPr>
-      </w:pPr>
-      <w:r>
-        <w:rPr>
-          <w:rFonts w:cs="Times New Roman"/>
-          <w:szCs w:val="24"/>
-        </w:rPr>
-        <w:t xml:space="preserve">En 2023, une nouvelle mention Intelligence Artificielle (IA) a été ouvert au sein de l’Ecole pour répondre les besoins des entreprises. La formation est destinée aux étudiants </w:t>
-      </w:r>
-      <w:r>
-        <w:rPr>
-          <w:rFonts w:cs="Times New Roman"/>
-          <w:color w:val="000000"/>
-          <w:szCs w:val="24"/>
-        </w:rPr>
-        <w:t xml:space="preserve">titulaires du diplôme de licence (Bac +3) en Mathématiques ou en Statistiques ou en Informatique, etc. </w:t>
-      </w:r>
-      <w:r>
-        <w:rPr>
-          <w:rFonts w:cs="Times New Roman"/>
-          <w:szCs w:val="24"/>
-        </w:rPr>
-        <w:t>La mention IA comporte deux parcours :</w:t>
-      </w:r>
-    </w:p>
-    <w:p>
-      <w:pPr>
-        <w:pStyle w:val="Paragraphedeliste"/>
-        <w:numPr>
-          <w:ilvl w:val="0"/>
-          <w:numId w:val="14"/>
-        </w:numPr>
-        <w:spacing w:after="0"/>
-        <w:rPr>
-          <w:rFonts w:cs="Times New Roman"/>
-          <w:color w:val="000000"/>
-          <w:szCs w:val="24"/>
-        </w:rPr>
-      </w:pPr>
-      <w:r>
-        <w:rPr>
-          <w:rFonts w:cs="Times New Roman"/>
-          <w:szCs w:val="24"/>
-        </w:rPr>
-        <w:t>Gouvernance et Ingénierie de Données (GID),</w:t>
-      </w:r>
-    </w:p>
-    <w:p>
-      <w:pPr>
-        <w:pStyle w:val="Paragraphedeliste"/>
-        <w:numPr>
-          <w:ilvl w:val="0"/>
-          <w:numId w:val="14"/>
-        </w:numPr>
-        <w:spacing w:after="0"/>
-        <w:rPr>
-          <w:rFonts w:cs="Times New Roman"/>
-          <w:color w:val="000000"/>
-          <w:szCs w:val="24"/>
-        </w:rPr>
-      </w:pPr>
-      <w:r>
-        <w:rPr>
-          <w:rFonts w:cs="Times New Roman"/>
-          <w:szCs w:val="24"/>
-        </w:rPr>
-        <w:t xml:space="preserve">Objets connectés et Cyber sécurité (OCC). </w:t>
-      </w:r>
-    </w:p>
-    <w:p>
-      <w:pPr>
-        <w:spacing w:before="120" w:after="120"/>
-        <w:ind w:firstLine="708"/>
-        <w:rPr>
-          <w:rFonts w:cs="Times New Roman"/>
-          <w:color w:val="000000"/>
-          <w:szCs w:val="24"/>
-        </w:rPr>
-      </w:pPr>
-      <w:r>
-        <w:rPr>
-          <w:rFonts w:cs="Times New Roman"/>
-          <w:color w:val="000000"/>
-          <w:szCs w:val="24"/>
-        </w:rPr>
-        <w:t xml:space="preserve">Le principe de l’enseignement pour le parcours GID offre aux l’étudiants des compétences scientifiques et techniques spécialisées en Science de données. Pour le parcours OCC, les étudiants octroient la double spécialité premièrement en internet des objets et </w:t>
-      </w:r>
-      <w:r>
-        <w:rPr>
-          <w:rFonts w:cs="Times New Roman"/>
-          <w:color w:val="000000"/>
-          <w:szCs w:val="24"/>
-        </w:rPr>
-        <w:lastRenderedPageBreak/>
-        <w:t>deuxièmement en cyber sécurité. La formation de master est axée sur l’ensemble d’applications de l’Intelligence Artificielle.</w:t>
-      </w:r>
-    </w:p>
-    <w:p>
-      <w:pPr>
-        <w:spacing w:before="120" w:after="120"/>
-        <w:ind w:firstLine="708"/>
-        <w:rPr>
-          <w:rFonts w:cs="Times New Roman"/>
-          <w:color w:val="000000"/>
-          <w:szCs w:val="24"/>
-        </w:rPr>
-      </w:pPr>
-      <w:r>
-        <w:rPr>
-          <w:rFonts w:cs="Times New Roman"/>
-          <w:color w:val="000000"/>
-          <w:szCs w:val="24"/>
-        </w:rPr>
-        <w:t>Et en 2024, une nouvelle Expertise Digitale (ED) a été ouverte au sein de l’ENI pour répondre aux besoins croissants des entreprises dans le domaine du numérique.</w:t>
-      </w:r>
-    </w:p>
-    <w:p>
-      <w:pPr>
-        <w:spacing w:before="120" w:after="120"/>
-        <w:rPr>
-          <w:rFonts w:cs="Times New Roman"/>
-          <w:color w:val="000000"/>
-          <w:szCs w:val="24"/>
-        </w:rPr>
-      </w:pPr>
-      <w:r>
-        <w:rPr>
-          <w:rFonts w:cs="Times New Roman"/>
-          <w:color w:val="000000"/>
-          <w:szCs w:val="24"/>
-        </w:rPr>
-        <w:t>Cette formation s’adresse à deux profils distincts :</w:t>
-      </w:r>
-    </w:p>
-    <w:p>
-      <w:pPr>
-        <w:pStyle w:val="Paragraphedeliste"/>
-        <w:numPr>
-          <w:ilvl w:val="0"/>
-          <w:numId w:val="20"/>
-        </w:numPr>
-        <w:spacing w:before="120" w:after="120"/>
-        <w:rPr>
-          <w:rFonts w:cs="Times New Roman"/>
-          <w:color w:val="000000"/>
-          <w:szCs w:val="24"/>
-        </w:rPr>
-      </w:pPr>
-      <w:r>
-        <w:rPr>
-          <w:rFonts w:cs="Times New Roman"/>
-          <w:color w:val="000000"/>
-          <w:szCs w:val="24"/>
-        </w:rPr>
-        <w:t>Métiers du Digital (MD),</w:t>
-      </w:r>
-    </w:p>
-    <w:p>
-      <w:pPr>
-        <w:pStyle w:val="Paragraphedeliste"/>
-        <w:numPr>
-          <w:ilvl w:val="0"/>
-          <w:numId w:val="20"/>
-        </w:numPr>
-        <w:spacing w:before="120" w:after="120"/>
-        <w:rPr>
-          <w:rFonts w:cs="Times New Roman"/>
-          <w:color w:val="000000"/>
-          <w:szCs w:val="24"/>
-        </w:rPr>
-      </w:pPr>
-      <w:r>
-        <w:rPr>
-          <w:rFonts w:cs="Times New Roman"/>
-          <w:color w:val="000000"/>
-          <w:szCs w:val="24"/>
-        </w:rPr>
-        <w:t>Audits des Systèmes d’Information (ASI)</w:t>
-      </w:r>
-    </w:p>
-    <w:p>
-      <w:pPr>
-        <w:spacing w:before="120" w:after="120"/>
-        <w:ind w:firstLine="360"/>
-        <w:rPr>
-          <w:rFonts w:cs="Times New Roman"/>
-          <w:color w:val="000000"/>
-          <w:szCs w:val="24"/>
-        </w:rPr>
-      </w:pPr>
-      <w:r>
-        <w:rPr>
-          <w:rFonts w:cs="Times New Roman"/>
-          <w:color w:val="000000"/>
-          <w:szCs w:val="24"/>
-        </w:rPr>
-        <w:t xml:space="preserve">Le parcours MD </w:t>
-      </w:r>
-      <w:r>
-        <w:rPr>
-          <w:rFonts w:cs="Times New Roman"/>
-          <w:szCs w:val="24"/>
-        </w:rPr>
-        <w:t xml:space="preserve">offre aux étudiants des compétences pratiques et techniques pour maîtriser les outils numériques et travailler dans des secteurs tels que le marketing digital, la gestion de contenu, et l’analyse des données numériques. Quant au parcours ASI, il double spécialité permet aux étudiants de se former d’une part à l’audit et à la gouvernance des systèmes d’information et d’autre part aux enjeux de la sécurité informatique, leur offrant ainsi une expertise complète en gestion et protection des infrastructures numériques. Le parcours MD peut être suivit par tous les étudiants ayant le baccalauréat tandis que le parcours ASI est dédié pour les </w:t>
-      </w:r>
-      <w:r>
-        <w:rPr>
-          <w:rStyle w:val="lev"/>
-          <w:rFonts w:cs="Times New Roman"/>
-          <w:szCs w:val="24"/>
-        </w:rPr>
-        <w:t>diplômés d’une licence scientifique</w:t>
-      </w:r>
-      <w:r>
-        <w:rPr>
-          <w:rFonts w:cs="Times New Roman"/>
-          <w:szCs w:val="24"/>
-        </w:rPr>
-        <w:t xml:space="preserve"> (Mathématiques, Statistiques, Informatique, etc.) </w:t>
-      </w:r>
-    </w:p>
-    <w:p>
-      <w:pPr>
         <w:pStyle w:val="Titre4"/>
-        <w:ind w:left="426"/>
-      </w:pPr>
-      <w:bookmarkStart w:id="38" w:name="_Toc117674809"/>
-      <w:bookmarkStart w:id="39" w:name="_Toc117684568"/>
-      <w:bookmarkStart w:id="40" w:name="_Toc118439190"/>
-      <w:bookmarkStart w:id="41" w:name="_Toc118439286"/>
-      <w:bookmarkStart w:id="42" w:name="_Toc182128833"/>
-      <w:bookmarkStart w:id="43" w:name="_Toc183157281"/>
-      <w:r>
-        <w:t xml:space="preserve"> </w:t>
-      </w:r>
-      <w:bookmarkStart w:id="44" w:name="_Toc183444569"/>
-      <w:bookmarkStart w:id="45" w:name="_Toc184037264"/>
-      <w:bookmarkStart w:id="46" w:name="_Toc184230822"/>
-      <w:bookmarkStart w:id="47" w:name="_Toc184232873"/>
-      <w:bookmarkStart w:id="48" w:name="_Toc184361234"/>
-      <w:bookmarkStart w:id="49" w:name="_Toc187327627"/>
-      <w:bookmarkStart w:id="50" w:name="_Toc187327799"/>
-      <w:r>
-        <w:t>Organigramme institutionnel</w:t>
-      </w:r>
+      </w:pPr>
+      <w:bookmarkStart w:id="37" w:name="_Toc117674810"/>
+      <w:bookmarkStart w:id="38" w:name="_Toc117684569"/>
+      <w:bookmarkStart w:id="39" w:name="_Toc118439191"/>
+      <w:bookmarkStart w:id="40" w:name="_Toc118439287"/>
+      <w:bookmarkStart w:id="41" w:name="_Toc182517111"/>
+      <w:bookmarkStart w:id="42" w:name="_Toc182517274"/>
+      <w:r>
+        <w:t>Domaine de spécialisation</w:t>
+      </w:r>
+      <w:bookmarkEnd w:id="37"/>
       <w:bookmarkEnd w:id="38"/>
       <w:bookmarkEnd w:id="39"/>
       <w:bookmarkEnd w:id="40"/>
       <w:bookmarkEnd w:id="41"/>
       <w:bookmarkEnd w:id="42"/>
-      <w:bookmarkEnd w:id="43"/>
-      <w:bookmarkEnd w:id="44"/>
-      <w:bookmarkEnd w:id="45"/>
-      <w:bookmarkEnd w:id="46"/>
-      <w:bookmarkEnd w:id="47"/>
-      <w:bookmarkEnd w:id="48"/>
-      <w:bookmarkEnd w:id="49"/>
-      <w:bookmarkEnd w:id="50"/>
+      <w:r>
+        <w:t xml:space="preserve"> </w:t>
+      </w:r>
     </w:p>
     <w:p>
       <w:pPr>
-        <w:pStyle w:val="Default"/>
-        <w:spacing w:before="120" w:after="120" w:line="360" w:lineRule="auto"/>
-        <w:ind w:firstLine="708"/>
-        <w:jc w:val="both"/>
-        <w:rPr>
-          <w:rFonts w:ascii="Times New Roman" w:hAnsi="Times New Roman" w:cs="Times New Roman"/>
-        </w:rPr>
-      </w:pPr>
-      <w:r>
-        <w:rPr>
-          <w:rFonts w:ascii="Times New Roman" w:hAnsi="Times New Roman" w:cs="Times New Roman"/>
-        </w:rPr>
-        <w:t>L’organigramme de l’Ecole est inspiré des dispositions du décret N° 83-185 du 24 Mai 1983. L’ENI est administrée par un Conseil d’Ecole, et dirigée par un directeur nommé par un décret adopté en Conseil des Ministres. Le Collège des enseignants regroupant tous les enseignants-chercheurs permanents de l’Ecole est chargé de résoudre les problèmes liés à l’organisation pédagogique des enseignements. Le Conseil Scientifique propose les orientations pédagogiques et scientifiques de l’établissement, en tenant compte notamment de l’évolution du marché de travail et de l’adéquation des formations dispensées par rapport aux besoins des entreprises. La figure 1 représente l’o</w:t>
-      </w:r>
-      <w:r>
-        <w:rPr>
-          <w:rFonts w:ascii="Times New Roman" w:hAnsi="Times New Roman" w:cs="Times New Roman"/>
-          <w:color w:val="auto"/>
-        </w:rPr>
-        <w:t>rganigramme actuel de l’ENI.</w:t>
-      </w:r>
-    </w:p>
-    <w:p>
-      <w:pPr>
-        <w:keepNext/>
-        <w:jc w:val="center"/>
-      </w:pPr>
-      <w:r>
-        <w:rPr>
-          <w:rFonts w:cs="Times New Roman"/>
-          <w:noProof/>
+        <w:autoSpaceDE w:val="0"/>
+        <w:autoSpaceDN w:val="0"/>
+        <w:adjustRightInd w:val="0"/>
+        <w:spacing w:after="0"/>
+        <w:ind w:firstLine="567"/>
+        <w:rPr>
           <w:szCs w:val="24"/>
-          <w:lang w:eastAsia="fr-FR"/>
-        </w:rPr>
-        <w:lastRenderedPageBreak/>
-        <mc:AlternateContent>
-          <mc:Choice Requires="wpg">
-            <w:drawing>
-              <wp:inline distT="0" distB="0" distL="0" distR="0" wp14:anchorId="6CB0EE8E" wp14:editId="6CB0EE8F">
-                <wp:extent cx="4655820" cy="2152650"/>
-                <wp:effectExtent l="0" t="0" r="0" b="0"/>
-                <wp:docPr id="9" name="Image 1"/>
-                <wp:cNvGraphicFramePr>
-                  <a:graphicFrameLocks xmlns:a="http://schemas.openxmlformats.org/drawingml/2006/main" noChangeAspect="1"/>
-                </wp:cNvGraphicFramePr>
-                <a:graphic xmlns:a="http://schemas.openxmlformats.org/drawingml/2006/main">
-                  <a:graphicData uri="http://schemas.openxmlformats.org/drawingml/2006/picture">
-                    <pic:pic xmlns:pic="http://schemas.openxmlformats.org/drawingml/2006/picture">
-                      <pic:nvPicPr>
-                        <pic:cNvPr id="954853340" name="Image 954853340"/>
-                        <pic:cNvPicPr>
-                          <a:picLocks noChangeAspect="1"/>
-                        </pic:cNvPicPr>
-                      </pic:nvPicPr>
-                      <pic:blipFill rotWithShape="1">
-                        <a:blip r:embed="rId14"/>
-                        <a:stretch/>
-                      </pic:blipFill>
-                      <pic:spPr bwMode="auto">
-                        <a:xfrm>
-                          <a:off x="0" y="0"/>
-                          <a:ext cx="4684036" cy="2165696"/>
-                        </a:xfrm>
-                        <a:prstGeom prst="rect">
-                          <a:avLst/>
-                        </a:prstGeom>
-                      </pic:spPr>
-                    </pic:pic>
-                  </a:graphicData>
-                </a:graphic>
-              </wp:inline>
-            </w:drawing>
-          </mc:Choice>
-          <mc:Fallback xmlns:a="http://schemas.openxmlformats.org/drawingml/2006/main">
-            <w:pict>
-              <v:shapetype id="_x0000_t75" coordsize="21600,21600" o:spt="75" o:preferrelative="t" path="m@4@5l@4@11@9@11@9@5xe" filled="f" stroked="f">
-                <v:stroke joinstyle="miter"/>
-                <v:formulas>
-                  <v:f eqn="if lineDrawn pixelLineWidth 0"/>
-                  <v:f eqn="sum @0 1 0"/>
-                  <v:f eqn="sum 0 0 @1"/>
-                  <v:f eqn="prod @2 1 2"/>
-                  <v:f eqn="prod @3 21600 pixelWidth"/>
-                  <v:f eqn="prod @3 21600 pixelHeight"/>
-                  <v:f eqn="sum @0 0 1"/>
-                  <v:f eqn="prod @6 1 2"/>
-                  <v:f eqn="prod @7 21600 pixelWidth"/>
-                  <v:f eqn="sum @8 21600 0"/>
-                  <v:f eqn="prod @7 21600 pixelHeight"/>
-                  <v:f eqn="sum @10 21600 0"/>
-                </v:formulas>
-                <v:path o:extrusionok="f" gradientshapeok="t" o:connecttype="rect"/>
-                <o:lock v:ext="edit" aspectratio="t"/>
-              </v:shapetype>
-              <v:shape id="_x0000_i8" o:spid="_x0000_s8" type="#_x0000_t75" style="width:366.60pt;height:169.50pt;mso-wrap-distance-left:0.00pt;mso-wrap-distance-top:0.00pt;mso-wrap-distance-right:0.00pt;mso-wrap-distance-bottom:0.00pt;z-index:1;" stroked="false">
-                <v:imagedata r:id="rId15" o:title=""/>
-                <o:lock v:ext="edit" rotation="t"/>
-              </v:shape>
-            </w:pict>
-          </mc:Fallback>
-        </mc:AlternateContent>
-      </w:r>
-    </w:p>
-    <w:p>
-      <w:pPr>
-        <w:pStyle w:val="Lgende"/>
-        <w:rPr>
-          <w:rFonts w:cs="Times New Roman"/>
-          <w:szCs w:val="24"/>
-        </w:rPr>
-      </w:pPr>
-      <w:r>
-        <w:t xml:space="preserve">Figure </w:t>
-      </w:r>
-      <w:r>
-        <w:fldChar w:fldCharType="begin"/>
-      </w:r>
-      <w:r>
-        <w:instrText xml:space="preserve">SEQ Figure \* ARABIC </w:instrText>
-      </w:r>
-      <w:r>
-        <w:fldChar w:fldCharType="separate"/>
-      </w:r>
-      <w:r>
-        <w:t>1</w:t>
-      </w:r>
-      <w:r>
-        <w:fldChar w:fldCharType="end"/>
-      </w:r>
-      <w:r>
-        <w:t xml:space="preserve">. </w:t>
-      </w:r>
-      <w:r>
-        <w:rPr>
-          <w:rFonts w:cs="Times New Roman"/>
-          <w:bCs/>
-          <w:szCs w:val="24"/>
-        </w:rPr>
-        <w:t>Organigramme actuel de l’Ecole</w:t>
-      </w:r>
-    </w:p>
-    <w:p>
-      <w:pPr>
-        <w:pStyle w:val="Lgende"/>
-        <w:rPr>
-          <w:rFonts w:cs="Times New Roman"/>
-          <w:b w:val="0"/>
-          <w:bCs/>
-          <w:i w:val="0"/>
-          <w:iCs w:val="0"/>
-          <w:szCs w:val="24"/>
-        </w:rPr>
-      </w:pPr>
-    </w:p>
-    <w:p>
-      <w:pPr>
-        <w:pStyle w:val="Titre4"/>
-        <w:ind w:left="284"/>
-      </w:pPr>
-      <w:bookmarkStart w:id="51" w:name="_Toc117674810"/>
-      <w:bookmarkStart w:id="52" w:name="_Toc117684569"/>
-      <w:bookmarkStart w:id="53" w:name="_Toc118439191"/>
-      <w:bookmarkStart w:id="54" w:name="_Toc118439287"/>
-      <w:bookmarkStart w:id="55" w:name="_Toc182128834"/>
-      <w:bookmarkStart w:id="56" w:name="_Toc183157282"/>
-      <w:r>
-        <w:t xml:space="preserve"> </w:t>
-      </w:r>
-      <w:bookmarkStart w:id="57" w:name="_Toc183444570"/>
-      <w:bookmarkStart w:id="58" w:name="_Toc184037265"/>
-      <w:bookmarkStart w:id="59" w:name="_Toc184230823"/>
-      <w:bookmarkStart w:id="60" w:name="_Toc184232874"/>
-      <w:bookmarkStart w:id="61" w:name="_Toc184361235"/>
-      <w:bookmarkStart w:id="62" w:name="_Toc187327628"/>
-      <w:bookmarkStart w:id="63" w:name="_Toc187327800"/>
-      <w:r>
-        <w:t>Domaine de spécialisation</w:t>
-      </w:r>
-      <w:bookmarkEnd w:id="51"/>
-      <w:bookmarkEnd w:id="52"/>
-      <w:bookmarkEnd w:id="53"/>
-      <w:bookmarkEnd w:id="54"/>
-      <w:bookmarkEnd w:id="55"/>
-      <w:bookmarkEnd w:id="56"/>
-      <w:bookmarkEnd w:id="57"/>
-      <w:bookmarkEnd w:id="58"/>
-      <w:bookmarkEnd w:id="59"/>
-      <w:bookmarkEnd w:id="60"/>
-      <w:bookmarkEnd w:id="61"/>
-      <w:bookmarkEnd w:id="62"/>
-      <w:bookmarkEnd w:id="63"/>
-      <w:r>
-        <w:t xml:space="preserve"> </w:t>
-      </w:r>
-    </w:p>
-    <w:p>
-      <w:pPr>
-        <w:spacing w:after="0"/>
-        <w:ind w:firstLine="708"/>
-        <w:rPr>
-          <w:rFonts w:cs="Times New Roman"/>
-          <w:color w:val="000000"/>
-          <w:szCs w:val="24"/>
-        </w:rPr>
-      </w:pPr>
-      <w:r>
-        <w:rPr>
-          <w:rFonts w:cs="Times New Roman"/>
-          <w:color w:val="000000"/>
+        </w:rPr>
+      </w:pPr>
+      <w:r>
+        <w:rPr>
           <w:szCs w:val="24"/>
         </w:rPr>
         <w:t xml:space="preserve">Les activités de formation et de recherche organisées à l’ENI portent sur les domaines suivants : </w:t>
@@ -5477,20 +5439,21 @@
           <w:ilvl w:val="0"/>
           <w:numId w:val="15"/>
         </w:numPr>
-        <w:spacing w:after="181"/>
+        <w:autoSpaceDE w:val="0"/>
+        <w:autoSpaceDN w:val="0"/>
+        <w:adjustRightInd w:val="0"/>
+        <w:spacing w:after="0"/>
         <w:rPr>
           <w:rFonts w:cs="Times New Roman"/>
-          <w:color w:val="000000"/>
           <w:szCs w:val="24"/>
         </w:rPr>
       </w:pPr>
       <w:r>
         <w:rPr>
           <w:rFonts w:cs="Times New Roman"/>
-          <w:color w:val="000000"/>
           <w:szCs w:val="24"/>
         </w:rPr>
-        <w:t xml:space="preserve">Génie logiciel et Base de Données ; </w:t>
+        <w:t xml:space="preserve">Ingénierie logicielle et systèmes d’information </w:t>
       </w:r>
     </w:p>
     <w:p>
@@ -5500,20 +5463,21 @@
           <w:ilvl w:val="0"/>
           <w:numId w:val="15"/>
         </w:numPr>
-        <w:spacing w:after="181"/>
+        <w:autoSpaceDE w:val="0"/>
+        <w:autoSpaceDN w:val="0"/>
+        <w:adjustRightInd w:val="0"/>
+        <w:spacing w:after="0"/>
         <w:rPr>
           <w:rFonts w:cs="Times New Roman"/>
-          <w:color w:val="000000"/>
           <w:szCs w:val="24"/>
         </w:rPr>
       </w:pPr>
       <w:r>
         <w:rPr>
           <w:rFonts w:cs="Times New Roman"/>
-          <w:color w:val="000000"/>
           <w:szCs w:val="24"/>
         </w:rPr>
-        <w:t xml:space="preserve">Administration des Systèmes et Réseaux ; </w:t>
+        <w:t xml:space="preserve">Ingénierie des systèmes et réseaux informatiques </w:t>
       </w:r>
     </w:p>
     <w:p>
@@ -5523,20 +5487,21 @@
           <w:ilvl w:val="0"/>
           <w:numId w:val="15"/>
         </w:numPr>
-        <w:spacing w:after="181"/>
+        <w:autoSpaceDE w:val="0"/>
+        <w:autoSpaceDN w:val="0"/>
+        <w:adjustRightInd w:val="0"/>
+        <w:spacing w:after="0"/>
         <w:rPr>
           <w:rFonts w:cs="Times New Roman"/>
-          <w:color w:val="000000"/>
           <w:szCs w:val="24"/>
         </w:rPr>
       </w:pPr>
       <w:r>
         <w:rPr>
           <w:rFonts w:cs="Times New Roman"/>
-          <w:color w:val="000000"/>
           <w:szCs w:val="24"/>
         </w:rPr>
-        <w:t>Informatique Générale ;</w:t>
+        <w:t xml:space="preserve">Ingénierie des systèmes d’information intégrés </w:t>
       </w:r>
     </w:p>
     <w:p>
@@ -5546,20 +5511,21 @@
           <w:ilvl w:val="0"/>
           <w:numId w:val="15"/>
         </w:numPr>
+        <w:autoSpaceDE w:val="0"/>
+        <w:autoSpaceDN w:val="0"/>
+        <w:adjustRightInd w:val="0"/>
         <w:spacing w:after="0"/>
         <w:rPr>
           <w:rFonts w:cs="Times New Roman"/>
-          <w:color w:val="000000"/>
           <w:szCs w:val="24"/>
         </w:rPr>
       </w:pPr>
       <w:r>
         <w:rPr>
           <w:rFonts w:cs="Times New Roman"/>
-          <w:color w:val="000000"/>
           <w:szCs w:val="24"/>
         </w:rPr>
-        <w:t>Modélisation informatique et mathématique des Systèmes complexes ;</w:t>
+        <w:t xml:space="preserve">Gouvernance et ingénierie des données </w:t>
       </w:r>
     </w:p>
     <w:p>
@@ -5569,20 +5535,21 @@
           <w:ilvl w:val="0"/>
           <w:numId w:val="15"/>
         </w:numPr>
+        <w:autoSpaceDE w:val="0"/>
+        <w:autoSpaceDN w:val="0"/>
+        <w:adjustRightInd w:val="0"/>
         <w:spacing w:after="0"/>
         <w:rPr>
           <w:rFonts w:cs="Times New Roman"/>
-          <w:color w:val="000000"/>
           <w:szCs w:val="24"/>
         </w:rPr>
       </w:pPr>
       <w:r>
         <w:rPr>
           <w:rFonts w:cs="Times New Roman"/>
-          <w:color w:val="000000"/>
           <w:szCs w:val="24"/>
         </w:rPr>
-        <w:t>Intelligence artificielle ;</w:t>
+        <w:t xml:space="preserve">Objets connectés et cybersécurité </w:t>
       </w:r>
     </w:p>
     <w:p>
@@ -5592,38 +5559,166 @@
           <w:ilvl w:val="0"/>
           <w:numId w:val="15"/>
         </w:numPr>
+        <w:autoSpaceDE w:val="0"/>
+        <w:autoSpaceDN w:val="0"/>
+        <w:adjustRightInd w:val="0"/>
         <w:spacing w:after="0"/>
         <w:rPr>
           <w:rFonts w:cs="Times New Roman"/>
-          <w:color w:val="000000"/>
           <w:szCs w:val="24"/>
         </w:rPr>
       </w:pPr>
       <w:r>
         <w:rPr>
           <w:rFonts w:cs="Times New Roman"/>
-          <w:color w:val="000000"/>
           <w:szCs w:val="24"/>
         </w:rPr>
-        <w:t>Expertise digitale.</w:t>
+        <w:t xml:space="preserve">Métiers du digital et transformation numérique </w:t>
       </w:r>
     </w:p>
     <w:p>
       <w:pPr>
+        <w:pStyle w:val="Paragraphedeliste"/>
+        <w:numPr>
+          <w:ilvl w:val="0"/>
+          <w:numId w:val="15"/>
+        </w:numPr>
+        <w:autoSpaceDE w:val="0"/>
+        <w:autoSpaceDN w:val="0"/>
+        <w:adjustRightInd w:val="0"/>
+        <w:spacing w:after="0"/>
+        <w:rPr>
+          <w:rFonts w:cs="Times New Roman"/>
+          <w:szCs w:val="24"/>
+        </w:rPr>
+      </w:pPr>
+      <w:r>
+        <w:rPr>
+          <w:rFonts w:cs="Times New Roman"/>
+          <w:szCs w:val="24"/>
+        </w:rPr>
+        <w:t xml:space="preserve">Audit des systèmes d’information </w:t>
+      </w:r>
+    </w:p>
+    <w:p>
+      <w:pPr>
+        <w:pStyle w:val="Paragraphedeliste"/>
+        <w:numPr>
+          <w:ilvl w:val="0"/>
+          <w:numId w:val="15"/>
+        </w:numPr>
+        <w:autoSpaceDE w:val="0"/>
+        <w:autoSpaceDN w:val="0"/>
+        <w:adjustRightInd w:val="0"/>
+        <w:spacing w:after="0"/>
+        <w:rPr>
+          <w:rFonts w:cs="Times New Roman"/>
+          <w:szCs w:val="24"/>
+        </w:rPr>
+      </w:pPr>
+      <w:r>
+        <w:rPr>
+          <w:rFonts w:cs="Times New Roman"/>
+          <w:szCs w:val="24"/>
+        </w:rPr>
+        <w:t>Intelligence artificielle et ses applications.</w:t>
+      </w:r>
+    </w:p>
+    <w:p>
+      <w:pPr>
+        <w:pStyle w:val="Paragraphedeliste"/>
+        <w:numPr>
+          <w:ilvl w:val="0"/>
+          <w:numId w:val="15"/>
+        </w:numPr>
+        <w:autoSpaceDE w:val="0"/>
+        <w:autoSpaceDN w:val="0"/>
+        <w:adjustRightInd w:val="0"/>
+        <w:spacing w:after="0"/>
+        <w:rPr>
+          <w:rFonts w:cs="Times New Roman"/>
+          <w:szCs w:val="24"/>
+        </w:rPr>
+      </w:pPr>
+      <w:r>
+        <w:rPr>
+          <w:rFonts w:cs="Times New Roman"/>
+          <w:szCs w:val="24"/>
+        </w:rPr>
+        <w:t>Modélisation informatique et mathématique des Systèmes complexes ;</w:t>
+      </w:r>
+    </w:p>
+    <w:p>
+      <w:pPr>
+        <w:autoSpaceDE w:val="0"/>
+        <w:autoSpaceDN w:val="0"/>
+        <w:adjustRightInd w:val="0"/>
+        <w:spacing w:after="0"/>
+        <w:rPr>
+          <w:szCs w:val="24"/>
+        </w:rPr>
+      </w:pPr>
+    </w:p>
+    <w:p>
+      <w:pPr>
+        <w:autoSpaceDE w:val="0"/>
+        <w:autoSpaceDN w:val="0"/>
+        <w:adjustRightInd w:val="0"/>
+        <w:spacing w:after="0"/>
+        <w:rPr>
+          <w:szCs w:val="24"/>
+        </w:rPr>
+      </w:pPr>
+    </w:p>
+    <w:p>
+      <w:pPr>
+        <w:autoSpaceDE w:val="0"/>
+        <w:autoSpaceDN w:val="0"/>
+        <w:adjustRightInd w:val="0"/>
+        <w:spacing w:after="0"/>
+        <w:rPr>
+          <w:szCs w:val="24"/>
+        </w:rPr>
+      </w:pPr>
+    </w:p>
+    <w:p>
+      <w:pPr>
+        <w:autoSpaceDE w:val="0"/>
+        <w:autoSpaceDN w:val="0"/>
+        <w:adjustRightInd w:val="0"/>
+        <w:spacing w:after="0"/>
+        <w:rPr>
+          <w:szCs w:val="24"/>
+        </w:rPr>
+      </w:pPr>
+    </w:p>
+    <w:p>
+      <w:pPr>
+        <w:autoSpaceDE w:val="0"/>
+        <w:autoSpaceDN w:val="0"/>
+        <w:adjustRightInd w:val="0"/>
+        <w:spacing w:after="0"/>
+        <w:rPr>
+          <w:szCs w:val="24"/>
+        </w:rPr>
+      </w:pPr>
+    </w:p>
+    <w:p>
+      <w:pPr>
+        <w:autoSpaceDE w:val="0"/>
+        <w:autoSpaceDN w:val="0"/>
+        <w:adjustRightInd w:val="0"/>
         <w:spacing w:after="0"/>
         <w:ind w:firstLine="708"/>
         <w:rPr>
-          <w:rFonts w:cs="Times New Roman"/>
-          <w:color w:val="000000"/>
           <w:szCs w:val="24"/>
         </w:rPr>
       </w:pPr>
       <w:r>
         <w:rPr>
-          <w:rFonts w:cs="Times New Roman"/>
-          <w:color w:val="000000"/>
           <w:szCs w:val="24"/>
         </w:rPr>
+        <w:lastRenderedPageBreak/>
         <w:t xml:space="preserve">  Le tableau 1 décrit l’organisation du système de formation pédagogique de l’Ecole.</w:t>
       </w:r>
     </w:p>
@@ -5632,52 +5727,74 @@
         <w:pStyle w:val="Lgende"/>
         <w:rPr>
           <w:rFonts w:cs="Times New Roman"/>
-          <w:b w:val="0"/>
-          <w:bCs/>
           <w:i w:val="0"/>
           <w:iCs w:val="0"/>
-          <w:szCs w:val="24"/>
-        </w:rPr>
-      </w:pPr>
-    </w:p>
-    <w:p>
-      <w:pPr>
-        <w:pStyle w:val="Lgende"/>
-        <w:keepNext/>
-      </w:pPr>
-      <w:r>
+          <w:sz w:val="22"/>
+          <w:szCs w:val="22"/>
+        </w:rPr>
+      </w:pPr>
+      <w:bookmarkStart w:id="43" w:name="_Toc182480083"/>
+      <w:r>
+        <w:rPr>
+          <w:rFonts w:cs="Times New Roman"/>
+          <w:sz w:val="22"/>
+          <w:szCs w:val="22"/>
+        </w:rPr>
         <w:t xml:space="preserve">Tableau </w:t>
       </w:r>
       <w:r>
+        <w:rPr>
+          <w:rFonts w:cs="Times New Roman"/>
+          <w:sz w:val="22"/>
+          <w:szCs w:val="22"/>
+        </w:rPr>
         <w:fldChar w:fldCharType="begin"/>
       </w:r>
       <w:r>
-        <w:instrText xml:space="preserve">SEQ Tableau \* ARABIC </w:instrText>
-      </w:r>
-      <w:r>
+        <w:rPr>
+          <w:rFonts w:cs="Times New Roman"/>
+          <w:sz w:val="22"/>
+          <w:szCs w:val="22"/>
+        </w:rPr>
+        <w:instrText xml:space="preserve"> SEQ Tableau \* ARABIC </w:instrText>
+      </w:r>
+      <w:r>
+        <w:rPr>
+          <w:rFonts w:cs="Times New Roman"/>
+          <w:sz w:val="22"/>
+          <w:szCs w:val="22"/>
+        </w:rPr>
         <w:fldChar w:fldCharType="separate"/>
       </w:r>
       <w:r>
+        <w:rPr>
+          <w:rFonts w:cs="Times New Roman"/>
+          <w:noProof/>
+          <w:sz w:val="22"/>
+          <w:szCs w:val="22"/>
+        </w:rPr>
         <w:t>1</w:t>
       </w:r>
       <w:r>
+        <w:rPr>
+          <w:rFonts w:cs="Times New Roman"/>
+          <w:sz w:val="22"/>
+          <w:szCs w:val="22"/>
+        </w:rPr>
         <w:fldChar w:fldCharType="end"/>
       </w:r>
       <w:r>
-        <w:t xml:space="preserve">. </w:t>
-      </w:r>
-      <w:r>
         <w:rPr>
           <w:rFonts w:cs="Times New Roman"/>
-          <w:bCs/>
-          <w:szCs w:val="24"/>
-        </w:rPr>
-        <w:t>Organisation du système de formation pédagogique de l’Ecole</w:t>
-      </w:r>
+          <w:sz w:val="22"/>
+          <w:szCs w:val="22"/>
+        </w:rPr>
+        <w:t>: Organisation du système de formation pédagogique de l’Ecole</w:t>
+      </w:r>
+      <w:bookmarkEnd w:id="43"/>
     </w:p>
     <w:tbl>
       <w:tblPr>
-        <w:tblStyle w:val="TableNormal1"/>
         <w:tblW w:w="0" w:type="auto"/>
         <w:tblInd w:w="714" w:type="dxa"/>
         <w:tblBorders>
@@ -5702,24 +5819,20 @@
         <w:tc>
           <w:tcPr>
             <w:tcW w:w="3959" w:type="dxa"/>
-            <w:shd w:val="clear" w:color="auto" w:fill="FFFFFF" w:themeFill="background1"/>
+            <w:shd w:val="clear" w:color="auto" w:fill="F2F2F2" w:themeFill="background1" w:themeFillShade="F2"/>
           </w:tcPr>
           <w:p>
             <w:pPr>
               <w:pStyle w:val="TableParagraph"/>
-              <w:spacing w:before="1"/>
+              <w:spacing w:before="1" w:line="360" w:lineRule="auto"/>
               <w:ind w:left="1317"/>
               <w:rPr>
                 <w:sz w:val="24"/>
-                <w:szCs w:val="24"/>
-                <w:lang w:val="fr-FR"/>
               </w:rPr>
             </w:pPr>
             <w:r>
               <w:rPr>
                 <w:sz w:val="24"/>
-                <w:szCs w:val="24"/>
-                <w:lang w:val="fr-FR"/>
               </w:rPr>
               <w:t>Formation</w:t>
             </w:r>
@@ -5727,16 +5840,12 @@
               <w:rPr>
                 <w:spacing w:val="-5"/>
                 <w:sz w:val="24"/>
-                <w:szCs w:val="24"/>
-                <w:lang w:val="fr-FR"/>
               </w:rPr>
               <w:t xml:space="preserve"> </w:t>
             </w:r>
             <w:r>
               <w:rPr>
                 <w:sz w:val="24"/>
-                <w:szCs w:val="24"/>
-                <w:lang w:val="fr-FR"/>
               </w:rPr>
               <w:t>Théorique</w:t>
             </w:r>
@@ -5745,24 +5854,20 @@
         <w:tc>
           <w:tcPr>
             <w:tcW w:w="3969" w:type="dxa"/>
-            <w:shd w:val="clear" w:color="auto" w:fill="FFFFFF" w:themeFill="background1"/>
+            <w:shd w:val="clear" w:color="auto" w:fill="F2F2F2" w:themeFill="background1" w:themeFillShade="F2"/>
           </w:tcPr>
           <w:p>
             <w:pPr>
               <w:pStyle w:val="TableParagraph"/>
-              <w:spacing w:before="1"/>
+              <w:spacing w:before="1" w:line="360" w:lineRule="auto"/>
               <w:ind w:left="1399"/>
               <w:rPr>
                 <w:sz w:val="24"/>
-                <w:szCs w:val="24"/>
-                <w:lang w:val="fr-FR"/>
               </w:rPr>
             </w:pPr>
             <w:r>
               <w:rPr>
                 <w:sz w:val="24"/>
-                <w:szCs w:val="24"/>
-                <w:lang w:val="fr-FR"/>
               </w:rPr>
               <w:t>Formation</w:t>
             </w:r>
@@ -5770,16 +5875,12 @@
               <w:rPr>
                 <w:spacing w:val="-4"/>
                 <w:sz w:val="24"/>
-                <w:szCs w:val="24"/>
-                <w:lang w:val="fr-FR"/>
               </w:rPr>
               <w:t xml:space="preserve"> </w:t>
             </w:r>
             <w:r>
               <w:rPr>
                 <w:sz w:val="24"/>
-                <w:szCs w:val="24"/>
-                <w:lang w:val="fr-FR"/>
               </w:rPr>
               <w:t>Pratique</w:t>
             </w:r>
@@ -5788,7 +5889,7 @@
       </w:tr>
       <w:tr>
         <w:trPr>
-          <w:trHeight w:val="1545"/>
+          <w:trHeight w:val="566"/>
         </w:trPr>
         <w:tc>
           <w:tcPr>
@@ -5799,24 +5900,22 @@
               <w:pStyle w:val="TableParagraph"/>
               <w:numPr>
                 <w:ilvl w:val="0"/>
-                <w:numId w:val="17"/>
+                <w:numId w:val="41"/>
               </w:numPr>
               <w:tabs>
                 <w:tab w:val="left" w:pos="822"/>
                 <w:tab w:val="left" w:pos="823"/>
               </w:tabs>
-              <w:ind w:hanging="357"/>
+              <w:autoSpaceDE w:val="0"/>
+              <w:autoSpaceDN w:val="0"/>
+              <w:spacing w:line="360" w:lineRule="auto"/>
               <w:rPr>
                 <w:sz w:val="24"/>
-                <w:szCs w:val="24"/>
-                <w:lang w:val="fr-FR"/>
               </w:rPr>
             </w:pPr>
             <w:r>
               <w:rPr>
                 <w:sz w:val="24"/>
-                <w:szCs w:val="24"/>
-                <w:lang w:val="fr-FR"/>
               </w:rPr>
               <w:t>Enseignement</w:t>
             </w:r>
@@ -5824,16 +5923,12 @@
               <w:rPr>
                 <w:spacing w:val="-6"/>
                 <w:sz w:val="24"/>
-                <w:szCs w:val="24"/>
-                <w:lang w:val="fr-FR"/>
               </w:rPr>
               <w:t xml:space="preserve"> </w:t>
             </w:r>
             <w:r>
               <w:rPr>
                 <w:sz w:val="24"/>
-                <w:szCs w:val="24"/>
-                <w:lang w:val="fr-FR"/>
               </w:rPr>
               <w:t>théorique</w:t>
             </w:r>
@@ -5843,24 +5938,22 @@
               <w:pStyle w:val="TableParagraph"/>
               <w:numPr>
                 <w:ilvl w:val="0"/>
-                <w:numId w:val="17"/>
+                <w:numId w:val="41"/>
               </w:numPr>
               <w:tabs>
                 <w:tab w:val="left" w:pos="822"/>
                 <w:tab w:val="left" w:pos="823"/>
               </w:tabs>
-              <w:ind w:hanging="357"/>
+              <w:autoSpaceDE w:val="0"/>
+              <w:autoSpaceDN w:val="0"/>
+              <w:spacing w:line="360" w:lineRule="auto"/>
               <w:rPr>
                 <w:sz w:val="24"/>
-                <w:szCs w:val="24"/>
-                <w:lang w:val="fr-FR"/>
               </w:rPr>
             </w:pPr>
             <w:r>
               <w:rPr>
                 <w:sz w:val="24"/>
-                <w:szCs w:val="24"/>
-                <w:lang w:val="fr-FR"/>
               </w:rPr>
               <w:t>Travaux</w:t>
             </w:r>
@@ -5868,16 +5961,12 @@
               <w:rPr>
                 <w:spacing w:val="-3"/>
                 <w:sz w:val="24"/>
-                <w:szCs w:val="24"/>
-                <w:lang w:val="fr-FR"/>
               </w:rPr>
               <w:t xml:space="preserve"> </w:t>
             </w:r>
             <w:r>
               <w:rPr>
                 <w:sz w:val="24"/>
-                <w:szCs w:val="24"/>
-                <w:lang w:val="fr-FR"/>
               </w:rPr>
               <w:t>dirigés</w:t>
             </w:r>
@@ -5887,24 +5976,22 @@
               <w:pStyle w:val="TableParagraph"/>
               <w:numPr>
                 <w:ilvl w:val="0"/>
-                <w:numId w:val="17"/>
+                <w:numId w:val="41"/>
               </w:numPr>
               <w:tabs>
                 <w:tab w:val="left" w:pos="822"/>
                 <w:tab w:val="left" w:pos="823"/>
               </w:tabs>
-              <w:ind w:hanging="357"/>
+              <w:autoSpaceDE w:val="0"/>
+              <w:autoSpaceDN w:val="0"/>
+              <w:spacing w:line="360" w:lineRule="auto"/>
               <w:rPr>
                 <w:sz w:val="24"/>
-                <w:szCs w:val="24"/>
-                <w:lang w:val="fr-FR"/>
               </w:rPr>
             </w:pPr>
             <w:r>
               <w:rPr>
                 <w:sz w:val="24"/>
-                <w:szCs w:val="24"/>
-                <w:lang w:val="fr-FR"/>
               </w:rPr>
               <w:t>Travaux</w:t>
             </w:r>
@@ -5912,16 +5999,12 @@
               <w:rPr>
                 <w:spacing w:val="-4"/>
                 <w:sz w:val="24"/>
-                <w:szCs w:val="24"/>
-                <w:lang w:val="fr-FR"/>
               </w:rPr>
               <w:t xml:space="preserve"> </w:t>
             </w:r>
             <w:r>
               <w:rPr>
                 <w:sz w:val="24"/>
-                <w:szCs w:val="24"/>
-                <w:lang w:val="fr-FR"/>
               </w:rPr>
               <w:t>pratiques</w:t>
             </w:r>
@@ -5931,24 +6014,22 @@
               <w:pStyle w:val="TableParagraph"/>
               <w:numPr>
                 <w:ilvl w:val="0"/>
-                <w:numId w:val="17"/>
+                <w:numId w:val="41"/>
               </w:numPr>
               <w:tabs>
                 <w:tab w:val="left" w:pos="822"/>
                 <w:tab w:val="left" w:pos="823"/>
               </w:tabs>
-              <w:ind w:hanging="357"/>
+              <w:autoSpaceDE w:val="0"/>
+              <w:autoSpaceDN w:val="0"/>
+              <w:spacing w:line="360" w:lineRule="auto"/>
               <w:rPr>
                 <w:sz w:val="24"/>
-                <w:szCs w:val="24"/>
-                <w:lang w:val="fr-FR"/>
               </w:rPr>
             </w:pPr>
             <w:r>
               <w:rPr>
                 <w:sz w:val="24"/>
-                <w:szCs w:val="24"/>
-                <w:lang w:val="fr-FR"/>
               </w:rPr>
               <w:t>Conférences</w:t>
             </w:r>
@@ -5963,24 +6044,22 @@
               <w:pStyle w:val="TableParagraph"/>
               <w:numPr>
                 <w:ilvl w:val="0"/>
-                <w:numId w:val="16"/>
+                <w:numId w:val="41"/>
               </w:numPr>
               <w:tabs>
                 <w:tab w:val="left" w:pos="820"/>
                 <w:tab w:val="left" w:pos="821"/>
               </w:tabs>
-              <w:ind w:hanging="357"/>
+              <w:autoSpaceDE w:val="0"/>
+              <w:autoSpaceDN w:val="0"/>
+              <w:spacing w:line="360" w:lineRule="auto"/>
               <w:rPr>
                 <w:sz w:val="24"/>
-                <w:szCs w:val="24"/>
-                <w:lang w:val="fr-FR"/>
               </w:rPr>
             </w:pPr>
             <w:r>
               <w:rPr>
                 <w:sz w:val="24"/>
-                <w:szCs w:val="24"/>
-                <w:lang w:val="fr-FR"/>
               </w:rPr>
               <w:t>Etude</w:t>
             </w:r>
@@ -5988,16 +6067,12 @@
               <w:rPr>
                 <w:spacing w:val="-2"/>
                 <w:sz w:val="24"/>
-                <w:szCs w:val="24"/>
-                <w:lang w:val="fr-FR"/>
               </w:rPr>
               <w:t xml:space="preserve"> </w:t>
             </w:r>
             <w:r>
               <w:rPr>
                 <w:sz w:val="24"/>
-                <w:szCs w:val="24"/>
-                <w:lang w:val="fr-FR"/>
               </w:rPr>
               <w:t>de cas</w:t>
             </w:r>
@@ -6007,24 +6082,22 @@
               <w:pStyle w:val="TableParagraph"/>
               <w:numPr>
                 <w:ilvl w:val="0"/>
-                <w:numId w:val="16"/>
+                <w:numId w:val="41"/>
               </w:numPr>
               <w:tabs>
                 <w:tab w:val="left" w:pos="820"/>
                 <w:tab w:val="left" w:pos="821"/>
               </w:tabs>
-              <w:ind w:hanging="357"/>
+              <w:autoSpaceDE w:val="0"/>
+              <w:autoSpaceDN w:val="0"/>
+              <w:spacing w:line="360" w:lineRule="auto"/>
               <w:rPr>
                 <w:sz w:val="24"/>
-                <w:szCs w:val="24"/>
-                <w:lang w:val="fr-FR"/>
               </w:rPr>
             </w:pPr>
             <w:r>
               <w:rPr>
                 <w:sz w:val="24"/>
-                <w:szCs w:val="24"/>
-                <w:lang w:val="fr-FR"/>
               </w:rPr>
               <w:t>Travaux</w:t>
             </w:r>
@@ -6032,16 +6105,12 @@
               <w:rPr>
                 <w:spacing w:val="-3"/>
                 <w:sz w:val="24"/>
-                <w:szCs w:val="24"/>
-                <w:lang w:val="fr-FR"/>
               </w:rPr>
               <w:t xml:space="preserve"> </w:t>
             </w:r>
             <w:r>
               <w:rPr>
                 <w:sz w:val="24"/>
-                <w:szCs w:val="24"/>
-                <w:lang w:val="fr-FR"/>
               </w:rPr>
               <w:t>de</w:t>
             </w:r>
@@ -6049,16 +6118,12 @@
               <w:rPr>
                 <w:spacing w:val="-1"/>
                 <w:sz w:val="24"/>
-                <w:szCs w:val="24"/>
-                <w:lang w:val="fr-FR"/>
               </w:rPr>
               <w:t xml:space="preserve"> </w:t>
             </w:r>
             <w:r>
               <w:rPr>
                 <w:sz w:val="24"/>
-                <w:szCs w:val="24"/>
-                <w:lang w:val="fr-FR"/>
               </w:rPr>
               <w:t>réalisation</w:t>
             </w:r>
@@ -6068,24 +6133,22 @@
               <w:pStyle w:val="TableParagraph"/>
               <w:numPr>
                 <w:ilvl w:val="0"/>
-                <w:numId w:val="16"/>
+                <w:numId w:val="41"/>
               </w:numPr>
               <w:tabs>
                 <w:tab w:val="left" w:pos="820"/>
                 <w:tab w:val="left" w:pos="821"/>
               </w:tabs>
-              <w:ind w:hanging="357"/>
+              <w:autoSpaceDE w:val="0"/>
+              <w:autoSpaceDN w:val="0"/>
+              <w:spacing w:line="360" w:lineRule="auto"/>
               <w:rPr>
                 <w:sz w:val="24"/>
-                <w:szCs w:val="24"/>
-                <w:lang w:val="fr-FR"/>
               </w:rPr>
             </w:pPr>
             <w:r>
               <w:rPr>
                 <w:sz w:val="24"/>
-                <w:szCs w:val="24"/>
-                <w:lang w:val="fr-FR"/>
               </w:rPr>
               <w:t>Projets/</w:t>
             </w:r>
@@ -6093,16 +6156,12 @@
               <w:rPr>
                 <w:spacing w:val="-4"/>
                 <w:sz w:val="24"/>
-                <w:szCs w:val="24"/>
-                <w:lang w:val="fr-FR"/>
               </w:rPr>
               <w:t xml:space="preserve"> </w:t>
             </w:r>
             <w:r>
               <w:rPr>
                 <w:sz w:val="24"/>
-                <w:szCs w:val="24"/>
-                <w:lang w:val="fr-FR"/>
               </w:rPr>
               <w:t>Projets</w:t>
             </w:r>
@@ -6110,16 +6169,12 @@
               <w:rPr>
                 <w:spacing w:val="-5"/>
                 <w:sz w:val="24"/>
-                <w:szCs w:val="24"/>
-                <w:lang w:val="fr-FR"/>
               </w:rPr>
               <w:t xml:space="preserve"> </w:t>
             </w:r>
             <w:r>
               <w:rPr>
                 <w:sz w:val="24"/>
-                <w:szCs w:val="24"/>
-                <w:lang w:val="fr-FR"/>
               </w:rPr>
               <w:t>tutorés</w:t>
             </w:r>
@@ -6129,24 +6184,22 @@
               <w:pStyle w:val="TableParagraph"/>
               <w:numPr>
                 <w:ilvl w:val="0"/>
-                <w:numId w:val="16"/>
+                <w:numId w:val="41"/>
               </w:numPr>
               <w:tabs>
                 <w:tab w:val="left" w:pos="820"/>
                 <w:tab w:val="left" w:pos="821"/>
               </w:tabs>
-              <w:ind w:hanging="357"/>
+              <w:autoSpaceDE w:val="0"/>
+              <w:autoSpaceDN w:val="0"/>
+              <w:spacing w:line="360" w:lineRule="auto"/>
               <w:rPr>
                 <w:sz w:val="24"/>
-                <w:szCs w:val="24"/>
-                <w:lang w:val="fr-FR"/>
               </w:rPr>
             </w:pPr>
             <w:r>
               <w:rPr>
                 <w:sz w:val="24"/>
-                <w:szCs w:val="24"/>
-                <w:lang w:val="fr-FR"/>
               </w:rPr>
               <w:t>Voyages</w:t>
             </w:r>
@@ -6154,16 +6207,12 @@
               <w:rPr>
                 <w:spacing w:val="-4"/>
                 <w:sz w:val="24"/>
-                <w:szCs w:val="24"/>
-                <w:lang w:val="fr-FR"/>
               </w:rPr>
               <w:t xml:space="preserve"> </w:t>
             </w:r>
             <w:r>
               <w:rPr>
                 <w:sz w:val="24"/>
-                <w:szCs w:val="24"/>
-                <w:lang w:val="fr-FR"/>
               </w:rPr>
               <w:t>d’Etudes</w:t>
             </w:r>
@@ -6173,24 +6222,22 @@
               <w:pStyle w:val="TableParagraph"/>
               <w:numPr>
                 <w:ilvl w:val="0"/>
-                <w:numId w:val="16"/>
+                <w:numId w:val="41"/>
               </w:numPr>
               <w:tabs>
                 <w:tab w:val="left" w:pos="820"/>
                 <w:tab w:val="left" w:pos="821"/>
               </w:tabs>
-              <w:ind w:hanging="357"/>
+              <w:autoSpaceDE w:val="0"/>
+              <w:autoSpaceDN w:val="0"/>
+              <w:spacing w:line="360" w:lineRule="auto"/>
               <w:rPr>
                 <w:sz w:val="24"/>
-                <w:szCs w:val="24"/>
-                <w:lang w:val="fr-FR"/>
               </w:rPr>
             </w:pPr>
             <w:r>
               <w:rPr>
                 <w:sz w:val="24"/>
-                <w:szCs w:val="24"/>
-                <w:lang w:val="fr-FR"/>
               </w:rPr>
               <w:t>Stages</w:t>
             </w:r>
@@ -6198,16 +6245,12 @@
               <w:rPr>
                 <w:spacing w:val="-3"/>
                 <w:sz w:val="24"/>
-                <w:szCs w:val="24"/>
-                <w:lang w:val="fr-FR"/>
               </w:rPr>
               <w:t xml:space="preserve"> </w:t>
             </w:r>
             <w:r>
               <w:rPr>
                 <w:sz w:val="24"/>
-                <w:szCs w:val="24"/>
-                <w:lang w:val="fr-FR"/>
               </w:rPr>
               <w:t>en</w:t>
             </w:r>
@@ -6215,16 +6258,12 @@
               <w:rPr>
                 <w:spacing w:val="-2"/>
                 <w:sz w:val="24"/>
-                <w:szCs w:val="24"/>
-                <w:lang w:val="fr-FR"/>
               </w:rPr>
               <w:t xml:space="preserve"> </w:t>
             </w:r>
             <w:r>
               <w:rPr>
                 <w:sz w:val="24"/>
-                <w:szCs w:val="24"/>
-                <w:lang w:val="fr-FR"/>
               </w:rPr>
               <w:t>entreprise</w:t>
             </w:r>
@@ -6235,64 +6274,63 @@
     <w:p>
       <w:pPr>
         <w:pStyle w:val="Titre4"/>
-        <w:ind w:left="284"/>
       </w:pPr>
       <w:r>
         <w:t xml:space="preserve"> </w:t>
       </w:r>
-      <w:bookmarkStart w:id="64" w:name="_Toc117674811"/>
-      <w:bookmarkStart w:id="65" w:name="_Toc117684570"/>
-      <w:bookmarkStart w:id="66" w:name="_Toc118439192"/>
-      <w:bookmarkStart w:id="67" w:name="_Toc118439288"/>
-      <w:bookmarkStart w:id="68" w:name="_Toc182128835"/>
-      <w:bookmarkStart w:id="69" w:name="_Toc183157283"/>
-      <w:bookmarkStart w:id="70" w:name="_Toc183444571"/>
-      <w:bookmarkStart w:id="71" w:name="_Toc184037266"/>
-      <w:bookmarkStart w:id="72" w:name="_Toc184230824"/>
-      <w:bookmarkStart w:id="73" w:name="_Toc184232875"/>
-      <w:bookmarkStart w:id="74" w:name="_Toc184361236"/>
-      <w:bookmarkStart w:id="75" w:name="_Toc187327629"/>
-      <w:bookmarkStart w:id="76" w:name="_Toc187327801"/>
+      <w:bookmarkStart w:id="44" w:name="_Toc117674811"/>
+      <w:bookmarkStart w:id="45" w:name="_Toc117684570"/>
+      <w:bookmarkStart w:id="46" w:name="_Toc118439192"/>
+      <w:bookmarkStart w:id="47" w:name="_Toc118439288"/>
+      <w:bookmarkStart w:id="48" w:name="_Toc182517112"/>
+      <w:bookmarkStart w:id="49" w:name="_Toc182517275"/>
       <w:r>
         <w:t>Architecture des formations pédagogiques</w:t>
       </w:r>
-      <w:bookmarkEnd w:id="64"/>
-      <w:bookmarkEnd w:id="65"/>
-      <w:bookmarkEnd w:id="66"/>
-      <w:bookmarkEnd w:id="67"/>
-      <w:bookmarkEnd w:id="68"/>
-      <w:bookmarkEnd w:id="69"/>
-      <w:bookmarkEnd w:id="70"/>
-      <w:bookmarkEnd w:id="71"/>
-      <w:bookmarkEnd w:id="72"/>
-      <w:bookmarkEnd w:id="73"/>
-      <w:bookmarkEnd w:id="74"/>
-      <w:bookmarkEnd w:id="75"/>
-      <w:bookmarkEnd w:id="76"/>
+      <w:bookmarkEnd w:id="44"/>
+      <w:bookmarkEnd w:id="45"/>
+      <w:bookmarkEnd w:id="46"/>
+      <w:bookmarkEnd w:id="47"/>
+      <w:bookmarkEnd w:id="48"/>
+      <w:bookmarkEnd w:id="49"/>
     </w:p>
     <w:p>
       <w:pPr>
         <w:spacing w:before="120" w:after="120"/>
-        <w:ind w:firstLine="708"/>
-        <w:rPr>
-          <w:rFonts w:cs="Times New Roman"/>
+        <w:ind w:firstLine="567"/>
+        <w:rPr>
           <w:szCs w:val="24"/>
         </w:rPr>
       </w:pPr>
       <w:r>
         <w:rPr>
-          <w:rFonts w:cs="Times New Roman"/>
           <w:szCs w:val="24"/>
         </w:rPr>
-        <w:t xml:space="preserve">Le recrutement des étudiants à l’ENI se fait uniquement par voie de concours d’envergure nationale en première année. Les offres de formation organisées à l’Ecole ont été validées par la Commission Nationale d’Habilitation (CNH). Au sein de l’ENI, il existe deux </w:t>
-      </w:r>
-      <w:r>
-        <w:rPr>
-          <w:rFonts w:cs="Times New Roman"/>
+        <w:t xml:space="preserve">Le recrutement des étudiants à l’ENI se fait uniquement par voie de concours d’envergure nationale en première année. Les offres de formation organisées à l’Ecole ont été validées par la Commission Nationale d’Habilitation (CNH). Au sein de l’ENI, il existe </w:t>
+      </w:r>
+      <w:r>
+        <w:rPr>
           <w:szCs w:val="24"/>
         </w:rPr>
-        <w:lastRenderedPageBreak/>
-        <w:t>mentions et cinq parcours. Le tableau 2 récapitule les mentions et les parcours au sein de l’Ecole :</w:t>
+        <w:t>trois</w:t>
+      </w:r>
+      <w:r>
+        <w:rPr>
+          <w:szCs w:val="24"/>
+        </w:rPr>
+        <w:t xml:space="preserve"> mentions et </w:t>
+      </w:r>
+      <w:r>
+        <w:rPr>
+          <w:szCs w:val="24"/>
+        </w:rPr>
+        <w:t>sept</w:t>
+      </w:r>
+      <w:r>
+        <w:rPr>
+          <w:szCs w:val="24"/>
+        </w:rPr>
+        <w:t xml:space="preserve"> parcours. Le tableau 2 récapitule les mentions et les parcours au sein de l’Ecole :</w:t>
       </w:r>
     </w:p>
     <w:p>
@@ -6300,69 +6338,97 @@
         <w:pStyle w:val="Lgende"/>
         <w:rPr>
           <w:rFonts w:cs="Times New Roman"/>
-          <w:b w:val="0"/>
-          <w:bCs/>
-          <w:i w:val="0"/>
-          <w:iCs w:val="0"/>
-          <w:szCs w:val="24"/>
-        </w:rPr>
-      </w:pPr>
-    </w:p>
-    <w:p>
-      <w:pPr>
-        <w:pStyle w:val="Lgende"/>
-        <w:keepNext/>
-      </w:pPr>
-      <w:r>
+          <w:sz w:val="22"/>
+          <w:szCs w:val="22"/>
+        </w:rPr>
+      </w:pPr>
+      <w:bookmarkStart w:id="50" w:name="_Toc182480084"/>
+      <w:r>
+        <w:rPr>
+          <w:rFonts w:cs="Times New Roman"/>
+          <w:sz w:val="22"/>
+          <w:szCs w:val="22"/>
+        </w:rPr>
         <w:t xml:space="preserve">Tableau </w:t>
       </w:r>
       <w:r>
+        <w:rPr>
+          <w:rFonts w:cs="Times New Roman"/>
+          <w:sz w:val="22"/>
+          <w:szCs w:val="22"/>
+        </w:rPr>
         <w:fldChar w:fldCharType="begin"/>
       </w:r>
       <w:r>
-        <w:instrText xml:space="preserve">SEQ Tableau \* ARABIC </w:instrText>
-      </w:r>
-      <w:r>
+        <w:rPr>
+          <w:rFonts w:cs="Times New Roman"/>
+          <w:sz w:val="22"/>
+          <w:szCs w:val="22"/>
+        </w:rPr>
+        <w:instrText xml:space="preserve"> SEQ Tableau \* ARABIC </w:instrText>
+      </w:r>
+      <w:r>
+        <w:rPr>
+          <w:rFonts w:cs="Times New Roman"/>
+          <w:sz w:val="22"/>
+          <w:szCs w:val="22"/>
+        </w:rPr>
         <w:fldChar w:fldCharType="separate"/>
       </w:r>
       <w:r>
+        <w:rPr>
+          <w:rFonts w:cs="Times New Roman"/>
+          <w:noProof/>
+          <w:sz w:val="22"/>
+          <w:szCs w:val="22"/>
+        </w:rPr>
         <w:t>2</w:t>
       </w:r>
       <w:r>
+        <w:rPr>
+          <w:rFonts w:cs="Times New Roman"/>
+          <w:sz w:val="22"/>
+          <w:szCs w:val="22"/>
+        </w:rPr>
         <w:fldChar w:fldCharType="end"/>
       </w:r>
       <w:r>
-        <w:t xml:space="preserve">. </w:t>
-      </w:r>
-      <w:r>
         <w:rPr>
           <w:rFonts w:cs="Times New Roman"/>
-          <w:bCs/>
-          <w:szCs w:val="24"/>
-        </w:rPr>
-        <w:t>Mention et parcours au sein de l’ENI</w:t>
-      </w:r>
+          <w:sz w:val="22"/>
+          <w:szCs w:val="22"/>
+        </w:rPr>
+        <w:t>: Mention et parcours au sein de l’ENI</w:t>
+      </w:r>
+      <w:bookmarkEnd w:id="50"/>
     </w:p>
     <w:tbl>
       <w:tblPr>
-        <w:tblStyle w:val="Grilledutableau"/>
         <w:tblW w:w="0" w:type="auto"/>
+        <w:tblBorders>
+          <w:top w:val="single" w:sz="4" w:space="0" w:color="auto"/>
+          <w:left w:val="single" w:sz="4" w:space="0" w:color="auto"/>
+          <w:bottom w:val="single" w:sz="4" w:space="0" w:color="auto"/>
+          <w:right w:val="single" w:sz="4" w:space="0" w:color="auto"/>
+          <w:insideH w:val="single" w:sz="4" w:space="0" w:color="auto"/>
+          <w:insideV w:val="single" w:sz="4" w:space="0" w:color="auto"/>
+        </w:tblBorders>
         <w:tblLook w:val="04A0" w:firstRow="1" w:lastRow="0" w:firstColumn="1" w:lastColumn="0" w:noHBand="0" w:noVBand="1"/>
       </w:tblPr>
       <w:tblGrid>
-        <w:gridCol w:w="3447"/>
-        <w:gridCol w:w="5615"/>
+        <w:gridCol w:w="3449"/>
+        <w:gridCol w:w="5613"/>
       </w:tblGrid>
       <w:tr>
         <w:tc>
           <w:tcPr>
-            <w:tcW w:w="3447" w:type="dxa"/>
+            <w:tcW w:w="3449" w:type="dxa"/>
+            <w:shd w:val="clear" w:color="auto" w:fill="F2F2F2" w:themeFill="background1" w:themeFillShade="F2"/>
           </w:tcPr>
           <w:p>
             <w:pPr>
               <w:jc w:val="center"/>
               <w:rPr>
-                <w:rFonts w:cs="Times New Roman"/>
                 <w:b/>
                 <w:bCs/>
                 <w:szCs w:val="24"/>
@@ -6370,7 +6436,6 @@
             </w:pPr>
             <w:r>
               <w:rPr>
-                <w:rFonts w:cs="Times New Roman"/>
                 <w:b/>
                 <w:bCs/>
                 <w:szCs w:val="24"/>
@@ -6381,13 +6446,13 @@
         </w:tc>
         <w:tc>
           <w:tcPr>
-            <w:tcW w:w="5615" w:type="dxa"/>
+            <w:tcW w:w="5613" w:type="dxa"/>
+            <w:shd w:val="clear" w:color="auto" w:fill="F2F2F2" w:themeFill="background1" w:themeFillShade="F2"/>
           </w:tcPr>
           <w:p>
             <w:pPr>
               <w:jc w:val="center"/>
               <w:rPr>
-                <w:rFonts w:cs="Times New Roman"/>
                 <w:b/>
                 <w:bCs/>
                 <w:szCs w:val="24"/>
@@ -6395,7 +6460,6 @@
             </w:pPr>
             <w:r>
               <w:rPr>
-                <w:rFonts w:cs="Times New Roman"/>
                 <w:b/>
                 <w:bCs/>
                 <w:szCs w:val="24"/>
@@ -6411,13 +6475,13 @@
         </w:trPr>
         <w:tc>
           <w:tcPr>
-            <w:tcW w:w="3447" w:type="dxa"/>
+            <w:tcW w:w="3449" w:type="dxa"/>
             <w:vMerge w:val="restart"/>
-          </w:tcPr>
-          <w:p>
-            <w:pPr>
-              <w:rPr>
-                <w:rFonts w:cs="Times New Roman"/>
+            <w:shd w:val="clear" w:color="auto" w:fill="F2F2F2" w:themeFill="background1" w:themeFillShade="F2"/>
+          </w:tcPr>
+          <w:p>
+            <w:pPr>
+              <w:rPr>
                 <w:b/>
                 <w:bCs/>
                 <w:szCs w:val="24"/>
@@ -6425,7 +6489,6 @@
             </w:pPr>
             <w:r>
               <w:rPr>
-                <w:rFonts w:cs="Times New Roman"/>
                 <w:b/>
                 <w:bCs/>
                 <w:szCs w:val="24"/>
@@ -6436,21 +6499,41 @@
         </w:tc>
         <w:tc>
           <w:tcPr>
-            <w:tcW w:w="5615" w:type="dxa"/>
-          </w:tcPr>
-          <w:p>
-            <w:pPr>
-              <w:rPr>
-                <w:rFonts w:cs="Times New Roman"/>
+            <w:tcW w:w="5613" w:type="dxa"/>
+          </w:tcPr>
+          <w:p>
+            <w:pPr>
+              <w:autoSpaceDE w:val="0"/>
+              <w:autoSpaceDN w:val="0"/>
+              <w:adjustRightInd w:val="0"/>
+              <w:spacing w:after="0"/>
+              <w:rPr>
                 <w:szCs w:val="24"/>
               </w:rPr>
             </w:pPr>
             <w:r>
               <w:rPr>
-                <w:rFonts w:cs="Times New Roman"/>
                 <w:szCs w:val="24"/>
               </w:rPr>
-              <w:t>Génie logiciel et Base de Données (GB)</w:t>
+              <w:t xml:space="preserve">Ingénierie logicielle et systèmes d’information </w:t>
+            </w:r>
+            <w:r>
+              <w:rPr>
+                <w:szCs w:val="24"/>
+              </w:rPr>
+              <w:t>(</w:t>
+            </w:r>
+            <w:r>
+              <w:rPr>
+                <w:szCs w:val="24"/>
+              </w:rPr>
+              <w:t>ILSI</w:t>
+            </w:r>
+            <w:r>
+              <w:rPr>
+                <w:szCs w:val="24"/>
+              </w:rPr>
+              <w:t>)</w:t>
             </w:r>
           </w:p>
         </w:tc>
@@ -6461,13 +6544,13 @@
         </w:trPr>
         <w:tc>
           <w:tcPr>
-            <w:tcW w:w="3447" w:type="dxa"/>
+            <w:tcW w:w="3449" w:type="dxa"/>
             <w:vMerge/>
-          </w:tcPr>
-          <w:p>
-            <w:pPr>
-              <w:rPr>
-                <w:rFonts w:cs="Times New Roman"/>
+            <w:shd w:val="clear" w:color="auto" w:fill="F2F2F2" w:themeFill="background1" w:themeFillShade="F2"/>
+          </w:tcPr>
+          <w:p>
+            <w:pPr>
+              <w:rPr>
                 <w:b/>
                 <w:bCs/>
                 <w:szCs w:val="24"/>
@@ -6477,21 +6560,53 @@
         </w:tc>
         <w:tc>
           <w:tcPr>
-            <w:tcW w:w="5615" w:type="dxa"/>
-          </w:tcPr>
-          <w:p>
-            <w:pPr>
-              <w:rPr>
-                <w:rFonts w:cs="Times New Roman"/>
+            <w:tcW w:w="5613" w:type="dxa"/>
+          </w:tcPr>
+          <w:p>
+            <w:pPr>
+              <w:autoSpaceDE w:val="0"/>
+              <w:autoSpaceDN w:val="0"/>
+              <w:adjustRightInd w:val="0"/>
+              <w:spacing w:after="0"/>
+              <w:rPr>
                 <w:szCs w:val="24"/>
               </w:rPr>
             </w:pPr>
             <w:r>
               <w:rPr>
-                <w:rFonts w:cs="Times New Roman"/>
                 <w:szCs w:val="24"/>
               </w:rPr>
-              <w:t>Administration des Systèmes et Réseaux (ASR)</w:t>
+              <w:t xml:space="preserve">Ingénierie des systèmes et réseaux informatiques </w:t>
+            </w:r>
+            <w:r>
+              <w:rPr>
+                <w:szCs w:val="24"/>
+              </w:rPr>
+              <w:t xml:space="preserve"> </w:t>
+            </w:r>
+            <w:r>
+              <w:rPr>
+                <w:szCs w:val="24"/>
+              </w:rPr>
+              <w:t>(I</w:t>
+            </w:r>
+            <w:r>
+              <w:rPr>
+                <w:szCs w:val="24"/>
+              </w:rPr>
+              <w:t>SR</w:t>
+            </w:r>
+            <w:r>
+              <w:rPr>
+                <w:szCs w:val="24"/>
+              </w:rPr>
+              <w:t>I</w:t>
+            </w:r>
+            <w:r>
+              <w:rPr>
+                <w:szCs w:val="24"/>
+              </w:rPr>
+              <w:t>)</w:t>
             </w:r>
           </w:p>
         </w:tc>
@@ -6502,13 +6617,13 @@
         </w:trPr>
         <w:tc>
           <w:tcPr>
-            <w:tcW w:w="3447" w:type="dxa"/>
+            <w:tcW w:w="3449" w:type="dxa"/>
             <w:vMerge/>
-          </w:tcPr>
-          <w:p>
-            <w:pPr>
-              <w:rPr>
-                <w:rFonts w:cs="Times New Roman"/>
+            <w:shd w:val="clear" w:color="auto" w:fill="F2F2F2" w:themeFill="background1" w:themeFillShade="F2"/>
+          </w:tcPr>
+          <w:p>
+            <w:pPr>
+              <w:rPr>
                 <w:b/>
                 <w:bCs/>
                 <w:szCs w:val="24"/>
@@ -6518,22 +6633,35 @@
         </w:tc>
         <w:tc>
           <w:tcPr>
-            <w:tcW w:w="5615" w:type="dxa"/>
-          </w:tcPr>
-          <w:p>
-            <w:pPr>
-              <w:pStyle w:val="Default"/>
-              <w:spacing w:after="40" w:line="360" w:lineRule="auto"/>
-              <w:jc w:val="both"/>
-              <w:rPr>
-                <w:rFonts w:ascii="Times New Roman" w:hAnsi="Times New Roman" w:cs="Times New Roman"/>
-              </w:rPr>
-            </w:pPr>
-            <w:r>
-              <w:rPr>
-                <w:rFonts w:ascii="Times New Roman" w:hAnsi="Times New Roman" w:cs="Times New Roman"/>
-              </w:rPr>
-              <w:t>Informatique Générale (IG)</w:t>
+            <w:tcW w:w="5613" w:type="dxa"/>
+          </w:tcPr>
+          <w:p>
+            <w:pPr>
+              <w:autoSpaceDE w:val="0"/>
+              <w:autoSpaceDN w:val="0"/>
+              <w:adjustRightInd w:val="0"/>
+              <w:spacing w:after="0"/>
+            </w:pPr>
+            <w:r>
+              <w:rPr>
+                <w:szCs w:val="24"/>
+              </w:rPr>
+              <w:t>I</w:t>
+            </w:r>
+            <w:r>
+              <w:rPr>
+                <w:szCs w:val="24"/>
+              </w:rPr>
+              <w:t xml:space="preserve">ngénierie des systèmes d’information intégrés </w:t>
+            </w:r>
+            <w:r>
+              <w:t xml:space="preserve"> (I</w:t>
+            </w:r>
+            <w:r>
+              <w:t>SII</w:t>
+            </w:r>
+            <w:r>
+              <w:t>)</w:t>
             </w:r>
           </w:p>
         </w:tc>
@@ -6544,13 +6672,13 @@
         </w:trPr>
         <w:tc>
           <w:tcPr>
-            <w:tcW w:w="3447" w:type="dxa"/>
+            <w:tcW w:w="3449" w:type="dxa"/>
             <w:vMerge w:val="restart"/>
-          </w:tcPr>
-          <w:p>
-            <w:pPr>
-              <w:rPr>
-                <w:rFonts w:cs="Times New Roman"/>
+            <w:shd w:val="clear" w:color="auto" w:fill="F2F2F2" w:themeFill="background1" w:themeFillShade="F2"/>
+          </w:tcPr>
+          <w:p>
+            <w:pPr>
+              <w:rPr>
                 <w:b/>
                 <w:bCs/>
                 <w:szCs w:val="24"/>
@@ -6558,7 +6686,6 @@
             </w:pPr>
             <w:r>
               <w:rPr>
-                <w:rFonts w:cs="Times New Roman"/>
                 <w:b/>
                 <w:bCs/>
                 <w:szCs w:val="24"/>
@@ -6569,21 +6696,56 @@
         </w:tc>
         <w:tc>
           <w:tcPr>
-            <w:tcW w:w="5615" w:type="dxa"/>
-          </w:tcPr>
-          <w:p>
-            <w:pPr>
-              <w:rPr>
-                <w:rFonts w:cs="Times New Roman"/>
+            <w:tcW w:w="5613" w:type="dxa"/>
+          </w:tcPr>
+          <w:p>
+            <w:pPr>
+              <w:rPr>
                 <w:szCs w:val="24"/>
               </w:rPr>
             </w:pPr>
             <w:r>
               <w:rPr>
-                <w:rFonts w:cs="Times New Roman"/>
                 <w:szCs w:val="24"/>
               </w:rPr>
               <w:t>Gouvernance et Ingénierie de Données (GID)</w:t>
+            </w:r>
+          </w:p>
+        </w:tc>
+      </w:tr>
+      <w:tr>
+        <w:trPr>
+          <w:trHeight w:val="161"/>
+        </w:trPr>
+        <w:tc>
+          <w:tcPr>
+            <w:tcW w:w="3449" w:type="dxa"/>
+            <w:vMerge/>
+            <w:shd w:val="clear" w:color="auto" w:fill="F2F2F2" w:themeFill="background1" w:themeFillShade="F2"/>
+          </w:tcPr>
+          <w:p>
+            <w:pPr>
+              <w:rPr>
+                <w:szCs w:val="24"/>
+              </w:rPr>
+            </w:pPr>
+          </w:p>
+        </w:tc>
+        <w:tc>
+          <w:tcPr>
+            <w:tcW w:w="5613" w:type="dxa"/>
+          </w:tcPr>
+          <w:p>
+            <w:pPr>
+              <w:rPr>
+                <w:szCs w:val="24"/>
+              </w:rPr>
+            </w:pPr>
+            <w:r>
+              <w:rPr>
+                <w:szCs w:val="24"/>
+              </w:rPr>
+              <w:t>Objets Connectés et Cyber sécurités (OCC)</w:t>
             </w:r>
           </w:p>
         </w:tc>
@@ -6594,143 +6756,123 @@
         </w:trPr>
         <w:tc>
           <w:tcPr>
-            <w:tcW w:w="3447" w:type="dxa"/>
-            <w:vMerge/>
-          </w:tcPr>
-          <w:p>
-            <w:pPr>
-              <w:rPr>
-                <w:rFonts w:cs="Times New Roman"/>
+            <w:tcW w:w="3449" w:type="dxa"/>
+            <w:vMerge w:val="restart"/>
+            <w:shd w:val="clear" w:color="auto" w:fill="F2F2F2" w:themeFill="background1" w:themeFillShade="F2"/>
+          </w:tcPr>
+          <w:p>
+            <w:pPr>
+              <w:rPr>
                 <w:b/>
                 <w:bCs/>
                 <w:szCs w:val="24"/>
               </w:rPr>
             </w:pPr>
-          </w:p>
-        </w:tc>
-        <w:tc>
-          <w:tcPr>
-            <w:tcW w:w="5615" w:type="dxa"/>
-          </w:tcPr>
-          <w:p>
-            <w:pPr>
-              <w:rPr>
-                <w:rFonts w:cs="Times New Roman"/>
+            <w:r>
+              <w:rPr>
+                <w:b/>
+                <w:bCs/>
                 <w:szCs w:val="24"/>
               </w:rPr>
-            </w:pPr>
-            <w:r>
-              <w:rPr>
-                <w:rFonts w:cs="Times New Roman"/>
+              <w:t>Expertise Digitale</w:t>
+            </w:r>
+          </w:p>
+        </w:tc>
+        <w:tc>
+          <w:tcPr>
+            <w:tcW w:w="5613" w:type="dxa"/>
+          </w:tcPr>
+          <w:p>
+            <w:pPr>
+              <w:rPr>
                 <w:szCs w:val="24"/>
               </w:rPr>
-              <w:t>Objets Connectés et Cyber sécurités (OCC)</w:t>
+            </w:pPr>
+            <w:r>
+              <w:rPr>
+                <w:szCs w:val="24"/>
+              </w:rPr>
+              <w:t>Métiers du Digital</w:t>
+            </w:r>
+            <w:r>
+              <w:rPr>
+                <w:szCs w:val="24"/>
+              </w:rPr>
+              <w:t xml:space="preserve"> (</w:t>
+            </w:r>
+            <w:proofErr w:type="spellStart"/>
+            <w:r>
+              <w:rPr>
+                <w:szCs w:val="24"/>
+              </w:rPr>
+              <w:t>MDi</w:t>
+            </w:r>
+            <w:proofErr w:type="spellEnd"/>
+            <w:r>
+              <w:rPr>
+                <w:szCs w:val="24"/>
+              </w:rPr>
+              <w:t>)</w:t>
             </w:r>
           </w:p>
         </w:tc>
       </w:tr>
       <w:tr>
         <w:trPr>
-          <w:trHeight w:val="462"/>
+          <w:trHeight w:val="161"/>
         </w:trPr>
         <w:tc>
           <w:tcPr>
-            <w:tcW w:w="3447" w:type="dxa"/>
-            <w:vMerge w:val="restart"/>
-          </w:tcPr>
-          <w:p>
-            <w:pPr>
-              <w:rPr>
-                <w:rFonts w:cs="Times New Roman"/>
-                <w:b/>
-                <w:bCs/>
+            <w:tcW w:w="3449" w:type="dxa"/>
+            <w:vMerge/>
+            <w:shd w:val="clear" w:color="auto" w:fill="F2F2F2" w:themeFill="background1" w:themeFillShade="F2"/>
+          </w:tcPr>
+          <w:p>
+            <w:pPr>
+              <w:rPr>
                 <w:szCs w:val="24"/>
               </w:rPr>
             </w:pPr>
-            <w:r>
-              <w:rPr>
-                <w:rFonts w:cs="Times New Roman"/>
-                <w:b/>
-                <w:bCs/>
+          </w:p>
+        </w:tc>
+        <w:tc>
+          <w:tcPr>
+            <w:tcW w:w="5613" w:type="dxa"/>
+          </w:tcPr>
+          <w:p>
+            <w:pPr>
+              <w:rPr>
                 <w:szCs w:val="24"/>
               </w:rPr>
-              <w:t>Expertise Digitale</w:t>
-            </w:r>
-          </w:p>
-        </w:tc>
-        <w:tc>
-          <w:tcPr>
-            <w:tcW w:w="5615" w:type="dxa"/>
-          </w:tcPr>
-          <w:p>
-            <w:pPr>
-              <w:rPr>
-                <w:rFonts w:cs="Times New Roman"/>
+            </w:pPr>
+            <w:r>
+              <w:rPr>
                 <w:szCs w:val="24"/>
               </w:rPr>
-            </w:pPr>
-            <w:r>
-              <w:rPr>
-                <w:rFonts w:cs="Times New Roman"/>
+              <w:t>Audit des Systèmes d’Information</w:t>
+            </w:r>
+            <w:r>
+              <w:rPr>
                 <w:szCs w:val="24"/>
               </w:rPr>
-              <w:t>Métiers du Digital (MD)</w:t>
-            </w:r>
-          </w:p>
-        </w:tc>
-      </w:tr>
-      <w:tr>
-        <w:trPr>
-          <w:trHeight w:val="333"/>
-        </w:trPr>
-        <w:tc>
-          <w:tcPr>
-            <w:tcW w:w="3447" w:type="dxa"/>
-            <w:vMerge/>
-          </w:tcPr>
-          <w:p>
-            <w:pPr>
-              <w:rPr>
-                <w:rFonts w:cs="Times New Roman"/>
-                <w:b/>
-                <w:bCs/>
+              <w:t xml:space="preserve"> (</w:t>
+            </w:r>
+            <w:r>
+              <w:rPr>
                 <w:szCs w:val="24"/>
               </w:rPr>
-            </w:pPr>
-          </w:p>
-        </w:tc>
-        <w:tc>
-          <w:tcPr>
-            <w:tcW w:w="5615" w:type="dxa"/>
-          </w:tcPr>
-          <w:p>
-            <w:pPr>
-              <w:rPr>
-                <w:rFonts w:cs="Times New Roman"/>
+              <w:t>ASI</w:t>
+            </w:r>
+            <w:r>
+              <w:rPr>
                 <w:szCs w:val="24"/>
               </w:rPr>
-            </w:pPr>
-            <w:r>
-              <w:rPr>
-                <w:rFonts w:cs="Times New Roman"/>
-                <w:szCs w:val="24"/>
-              </w:rPr>
-              <w:t>Audits des Systèmes d’Information (ASI)</w:t>
+              <w:t>)</w:t>
             </w:r>
           </w:p>
         </w:tc>
       </w:tr>
     </w:tbl>
-    <w:p>
-      <w:pPr>
-        <w:pStyle w:val="Default"/>
-        <w:spacing w:line="360" w:lineRule="auto"/>
-        <w:jc w:val="both"/>
-        <w:rPr>
-          <w:rFonts w:ascii="Times New Roman" w:hAnsi="Times New Roman" w:cs="Times New Roman"/>
-        </w:rPr>
-      </w:pPr>
-    </w:p>
     <w:p>
       <w:pPr>
         <w:pStyle w:val="Default"/>
@@ -6738,12 +6880,23 @@
         <w:ind w:left="60" w:firstLine="648"/>
         <w:jc w:val="both"/>
         <w:rPr>
-          <w:rFonts w:ascii="Times New Roman" w:hAnsi="Times New Roman" w:cs="Times New Roman"/>
-        </w:rPr>
-      </w:pPr>
-      <w:r>
-        <w:rPr>
-          <w:rFonts w:ascii="Times New Roman" w:hAnsi="Times New Roman" w:cs="Times New Roman"/>
+          <w:color w:val="auto"/>
+        </w:rPr>
+      </w:pPr>
+    </w:p>
+    <w:p>
+      <w:pPr>
+        <w:pStyle w:val="Default"/>
+        <w:spacing w:line="360" w:lineRule="auto"/>
+        <w:ind w:left="60" w:firstLine="648"/>
+        <w:jc w:val="both"/>
+        <w:rPr>
+          <w:color w:val="auto"/>
+        </w:rPr>
+      </w:pPr>
+      <w:r>
+        <w:rPr>
+          <w:color w:val="auto"/>
         </w:rPr>
         <w:t>La figure 2 représente l’architecture des études correspondant au système LMD.</w:t>
       </w:r>
@@ -6755,79 +6908,58 @@
         <w:spacing w:line="360" w:lineRule="auto"/>
         <w:ind w:left="60" w:firstLine="648"/>
         <w:jc w:val="center"/>
-      </w:pPr>
-      <w:r>
-        <w:rPr>
-          <w:rFonts w:ascii="Times New Roman" w:hAnsi="Times New Roman" w:cs="Times New Roman"/>
+        <w:rPr>
+          <w:color w:val="auto"/>
+        </w:rPr>
+      </w:pPr>
+      <w:r>
+        <w:rPr>
           <w:noProof/>
+          <w:color w:val="auto"/>
           <w:lang w:eastAsia="fr-FR"/>
         </w:rPr>
-        <mc:AlternateContent>
-          <mc:Choice Requires="wpg">
-            <w:drawing>
-              <wp:inline distT="0" distB="0" distL="0" distR="0" wp14:anchorId="6CB0EE90" wp14:editId="6CB0EE91">
-                <wp:extent cx="3457575" cy="2474539"/>
-                <wp:effectExtent l="0" t="0" r="0" b="2540"/>
-                <wp:docPr id="10" name="Image 1"/>
-                <wp:cNvGraphicFramePr>
-                  <a:graphicFrameLocks xmlns:a="http://schemas.openxmlformats.org/drawingml/2006/main" noChangeAspect="1"/>
-                </wp:cNvGraphicFramePr>
-                <a:graphic xmlns:a="http://schemas.openxmlformats.org/drawingml/2006/main">
-                  <a:graphicData uri="http://schemas.openxmlformats.org/drawingml/2006/picture">
-                    <pic:pic xmlns:pic="http://schemas.openxmlformats.org/drawingml/2006/picture">
-                      <pic:nvPicPr>
-                        <pic:cNvPr id="2057967235" name="Image 1"/>
-                        <pic:cNvPicPr>
-                          <a:picLocks noChangeAspect="1"/>
-                        </pic:cNvPicPr>
-                      </pic:nvPicPr>
-                      <pic:blipFill rotWithShape="1">
-                        <a:blip r:embed="rId16"/>
-                        <a:stretch/>
-                      </pic:blipFill>
-                      <pic:spPr bwMode="auto">
-                        <a:xfrm>
-                          <a:off x="0" y="0"/>
-                          <a:ext cx="3468324" cy="2482232"/>
-                        </a:xfrm>
-                        <a:prstGeom prst="rect">
-                          <a:avLst/>
-                        </a:prstGeom>
-                      </pic:spPr>
-                    </pic:pic>
-                  </a:graphicData>
-                </a:graphic>
-              </wp:inline>
-            </w:drawing>
-          </mc:Choice>
-          <mc:Fallback xmlns:a="http://schemas.openxmlformats.org/drawingml/2006/main">
-            <w:pict>
-              <v:shapetype id="_x0000_t75" coordsize="21600,21600" o:spt="75" o:preferrelative="t" path="m@4@5l@4@11@9@11@9@5xe" filled="f" stroked="f">
-                <v:stroke joinstyle="miter"/>
-                <v:formulas>
-                  <v:f eqn="if lineDrawn pixelLineWidth 0"/>
-                  <v:f eqn="sum @0 1 0"/>
-                  <v:f eqn="sum 0 0 @1"/>
-                  <v:f eqn="prod @2 1 2"/>
-                  <v:f eqn="prod @3 21600 pixelWidth"/>
-                  <v:f eqn="prod @3 21600 pixelHeight"/>
-                  <v:f eqn="sum @0 0 1"/>
-                  <v:f eqn="prod @6 1 2"/>
-                  <v:f eqn="prod @7 21600 pixelWidth"/>
-                  <v:f eqn="sum @8 21600 0"/>
-                  <v:f eqn="prod @7 21600 pixelHeight"/>
-                  <v:f eqn="sum @10 21600 0"/>
-                </v:formulas>
-                <v:path o:extrusionok="f" gradientshapeok="t" o:connecttype="rect"/>
-                <o:lock v:ext="edit" aspectratio="t"/>
-              </v:shapetype>
-              <v:shape id="_x0000_i9" o:spid="_x0000_s9" type="#_x0000_t75" style="width:272.25pt;height:194.85pt;mso-wrap-distance-left:0.00pt;mso-wrap-distance-top:0.00pt;mso-wrap-distance-right:0.00pt;mso-wrap-distance-bottom:0.00pt;z-index:1;" stroked="false">
-                <v:imagedata r:id="rId17" o:title=""/>
-                <o:lock v:ext="edit" rotation="t"/>
-              </v:shape>
-            </w:pict>
-          </mc:Fallback>
-        </mc:AlternateContent>
+        <w:lastRenderedPageBreak/>
+        <w:drawing>
+          <wp:inline distT="0" distB="0" distL="0" distR="0" wp14:anchorId="27A292DD" wp14:editId="6FEBE5A6">
+            <wp:extent cx="2943225" cy="1790574"/>
+            <wp:effectExtent l="0" t="0" r="0" b="635"/>
+            <wp:docPr id="2057967235" name="Image 1"/>
+            <wp:cNvGraphicFramePr>
+              <a:graphicFrameLocks xmlns:a="http://schemas.openxmlformats.org/drawingml/2006/main" noChangeAspect="1"/>
+            </wp:cNvGraphicFramePr>
+            <a:graphic xmlns:a="http://schemas.openxmlformats.org/drawingml/2006/main">
+              <a:graphicData uri="http://schemas.openxmlformats.org/drawingml/2006/picture">
+                <pic:pic xmlns:pic="http://schemas.openxmlformats.org/drawingml/2006/picture">
+                  <pic:nvPicPr>
+                    <pic:cNvPr id="2057967235" name="Image 1"/>
+                    <pic:cNvPicPr/>
+                  </pic:nvPicPr>
+                  <pic:blipFill>
+                    <a:blip r:embed="rId15" cstate="print">
+                      <a:extLst>
+                        <a:ext uri="{28A0092B-C50C-407E-A947-70E740481C1C}">
+                          <a14:useLocalDpi xmlns:a14="http://schemas.microsoft.com/office/drawing/2010/main" val="0"/>
+                        </a:ext>
+                      </a:extLst>
+                    </a:blip>
+                    <a:stretch>
+                      <a:fillRect/>
+                    </a:stretch>
+                  </pic:blipFill>
+                  <pic:spPr>
+                    <a:xfrm>
+                      <a:off x="0" y="0"/>
+                      <a:ext cx="2968671" cy="1806054"/>
+                    </a:xfrm>
+                    <a:prstGeom prst="rect">
+                      <a:avLst/>
+                    </a:prstGeom>
+                  </pic:spPr>
+                </pic:pic>
+              </a:graphicData>
+            </a:graphic>
+          </wp:inline>
+        </w:drawing>
       </w:r>
     </w:p>
     <w:p>
@@ -6835,63 +6967,95 @@
         <w:pStyle w:val="Lgende"/>
         <w:rPr>
           <w:rFonts w:cs="Times New Roman"/>
-          <w:b w:val="0"/>
-          <w:bCs/>
-          <w:i w:val="0"/>
-          <w:iCs w:val="0"/>
-          <w:szCs w:val="24"/>
-        </w:rPr>
-      </w:pPr>
-      <w:r>
+          <w:sz w:val="22"/>
+          <w:szCs w:val="22"/>
+        </w:rPr>
+      </w:pPr>
+      <w:bookmarkStart w:id="51" w:name="_Toc182480032"/>
+      <w:r>
+        <w:rPr>
+          <w:rFonts w:cs="Times New Roman"/>
+          <w:sz w:val="22"/>
+          <w:szCs w:val="22"/>
+        </w:rPr>
         <w:t xml:space="preserve">Figure </w:t>
       </w:r>
       <w:r>
+        <w:rPr>
+          <w:rFonts w:cs="Times New Roman"/>
+          <w:sz w:val="22"/>
+          <w:szCs w:val="22"/>
+        </w:rPr>
         <w:fldChar w:fldCharType="begin"/>
       </w:r>
       <w:r>
-        <w:instrText xml:space="preserve">SEQ Figure \* ARABIC </w:instrText>
-      </w:r>
-      <w:r>
+        <w:rPr>
+          <w:rFonts w:cs="Times New Roman"/>
+          <w:sz w:val="22"/>
+          <w:szCs w:val="22"/>
+        </w:rPr>
+        <w:instrText xml:space="preserve"> SEQ Figure \* ARABIC </w:instrText>
+      </w:r>
+      <w:r>
+        <w:rPr>
+          <w:rFonts w:cs="Times New Roman"/>
+          <w:sz w:val="22"/>
+          <w:szCs w:val="22"/>
+        </w:rPr>
         <w:fldChar w:fldCharType="separate"/>
       </w:r>
       <w:r>
+        <w:rPr>
+          <w:rFonts w:cs="Times New Roman"/>
+          <w:noProof/>
+          <w:sz w:val="22"/>
+          <w:szCs w:val="22"/>
+        </w:rPr>
         <w:t>2</w:t>
       </w:r>
       <w:r>
+        <w:rPr>
+          <w:rFonts w:cs="Times New Roman"/>
+          <w:sz w:val="22"/>
+          <w:szCs w:val="22"/>
+        </w:rPr>
         <w:fldChar w:fldCharType="end"/>
       </w:r>
       <w:r>
-        <w:t xml:space="preserve">. </w:t>
-      </w:r>
-      <w:r>
         <w:rPr>
           <w:rFonts w:cs="Times New Roman"/>
-          <w:bCs/>
-          <w:szCs w:val="24"/>
-        </w:rPr>
-        <w:t>Architecture des études correspondant au système LMD</w:t>
-      </w:r>
+          <w:sz w:val="22"/>
+          <w:szCs w:val="22"/>
+        </w:rPr>
+        <w:t>: Architecture des études correspondant au système LMD</w:t>
+      </w:r>
+      <w:bookmarkEnd w:id="51"/>
     </w:p>
     <w:p>
       <w:pPr>
-        <w:pStyle w:val="Lgende"/>
-        <w:ind w:firstLine="0"/>
+        <w:pStyle w:val="Default"/>
+        <w:spacing w:line="360" w:lineRule="auto"/>
+        <w:ind w:firstLine="567"/>
         <w:jc w:val="both"/>
         <w:rPr>
-          <w:rFonts w:cs="Times New Roman"/>
-        </w:rPr>
-      </w:pPr>
+          <w:color w:val="auto"/>
+        </w:rPr>
+      </w:pPr>
+      <w:r>
+        <w:rPr>
+          <w:color w:val="auto"/>
+        </w:rPr>
+        <w:t xml:space="preserve">La licence peut avoir une vocation générale ou professionnelle. Le master peut avoir une vocation professionnelle ou de recherche. L’accès en première année de MASTER se fait automatiquement pour les étudiants de l’Ecole qui ont obtenu le diplôme de Licence Professionnelle. </w:t>
+      </w:r>
     </w:p>
     <w:p>
       <w:pPr>
-        <w:pStyle w:val="Lgende"/>
-        <w:rPr>
-          <w:rFonts w:cs="Times New Roman"/>
-          <w:b w:val="0"/>
-          <w:bCs/>
-          <w:i w:val="0"/>
-          <w:iCs w:val="0"/>
-          <w:szCs w:val="24"/>
+        <w:pStyle w:val="Default"/>
+        <w:spacing w:line="360" w:lineRule="auto"/>
+        <w:ind w:firstLine="567"/>
+        <w:jc w:val="both"/>
+        <w:rPr>
+          <w:color w:val="auto"/>
         </w:rPr>
       </w:pPr>
     </w:p>
@@ -6899,73 +7063,91 @@
       <w:pPr>
         <w:pStyle w:val="Default"/>
         <w:spacing w:line="360" w:lineRule="auto"/>
-        <w:ind w:firstLine="708"/>
+        <w:ind w:firstLine="567"/>
         <w:jc w:val="both"/>
         <w:rPr>
-          <w:rFonts w:ascii="Times New Roman" w:hAnsi="Times New Roman" w:cs="Times New Roman"/>
-        </w:rPr>
-      </w:pPr>
-      <w:r>
-        <w:rPr>
-          <w:rFonts w:ascii="Times New Roman" w:hAnsi="Times New Roman" w:cs="Times New Roman"/>
-        </w:rPr>
-        <w:t>La licence peut avoir une vocation générale ou professionnelle. Le master peut avoir une vocation professionnelle ou de recherche. L’accès en première année de MASTER se fait automatiquement pour les étudiants de l’Ecole qui ont obtenu le diplôme de Licence Professionnelle. Le tableau 3 illustre la liste des formations existantes à l’ENI.</w:t>
+          <w:color w:val="auto"/>
+        </w:rPr>
+      </w:pPr>
+      <w:r>
+        <w:rPr>
+          <w:color w:val="auto"/>
+        </w:rPr>
+        <w:t>Le tableau 3 illustre la liste des formations existantes à l’ENI.</w:t>
       </w:r>
     </w:p>
     <w:p>
       <w:pPr>
         <w:pStyle w:val="Lgende"/>
-        <w:jc w:val="both"/>
         <w:rPr>
           <w:rFonts w:cs="Times New Roman"/>
-          <w:b w:val="0"/>
-          <w:bCs/>
-          <w:i w:val="0"/>
-          <w:iCs w:val="0"/>
-          <w:szCs w:val="24"/>
-        </w:rPr>
-      </w:pPr>
-    </w:p>
-    <w:p>
-      <w:pPr>
-        <w:pStyle w:val="Lgende"/>
-        <w:keepNext/>
-      </w:pPr>
-      <w:r>
-        <w:lastRenderedPageBreak/>
+          <w:sz w:val="22"/>
+          <w:szCs w:val="22"/>
+        </w:rPr>
+      </w:pPr>
+      <w:bookmarkStart w:id="52" w:name="_Toc182480085"/>
+      <w:r>
+        <w:rPr>
+          <w:rFonts w:cs="Times New Roman"/>
+          <w:sz w:val="22"/>
+          <w:szCs w:val="22"/>
+        </w:rPr>
         <w:t xml:space="preserve">Tableau </w:t>
       </w:r>
       <w:r>
+        <w:rPr>
+          <w:rFonts w:cs="Times New Roman"/>
+          <w:sz w:val="22"/>
+          <w:szCs w:val="22"/>
+        </w:rPr>
         <w:fldChar w:fldCharType="begin"/>
       </w:r>
       <w:r>
-        <w:instrText xml:space="preserve">SEQ Tableau \* ARABIC </w:instrText>
-      </w:r>
-      <w:r>
+        <w:rPr>
+          <w:rFonts w:cs="Times New Roman"/>
+          <w:sz w:val="22"/>
+          <w:szCs w:val="22"/>
+        </w:rPr>
+        <w:instrText xml:space="preserve"> SEQ Tableau \* ARABIC </w:instrText>
+      </w:r>
+      <w:r>
+        <w:rPr>
+          <w:rFonts w:cs="Times New Roman"/>
+          <w:sz w:val="22"/>
+          <w:szCs w:val="22"/>
+        </w:rPr>
         <w:fldChar w:fldCharType="separate"/>
       </w:r>
       <w:r>
+        <w:rPr>
+          <w:rFonts w:cs="Times New Roman"/>
+          <w:noProof/>
+          <w:sz w:val="22"/>
+          <w:szCs w:val="22"/>
+        </w:rPr>
         <w:t>3</w:t>
       </w:r>
       <w:r>
+        <w:rPr>
+          <w:rFonts w:cs="Times New Roman"/>
+          <w:sz w:val="22"/>
+          <w:szCs w:val="22"/>
+        </w:rPr>
         <w:fldChar w:fldCharType="end"/>
       </w:r>
       <w:r>
-        <w:t xml:space="preserve">. </w:t>
-      </w:r>
-      <w:r>
         <w:rPr>
           <w:rFonts w:cs="Times New Roman"/>
-          <w:bCs/>
-          <w:szCs w:val="24"/>
-        </w:rPr>
-        <w:t>Liste des formations existantes à l’ENI</w:t>
-      </w:r>
+          <w:sz w:val="22"/>
+          <w:szCs w:val="22"/>
+        </w:rPr>
+        <w:t>: Liste des formations existantes à l’ENI</w:t>
+      </w:r>
+      <w:bookmarkEnd w:id="52"/>
     </w:p>
     <w:tbl>
       <w:tblPr>
-        <w:tblStyle w:val="TableNormal1"/>
-        <w:tblpPr w:leftFromText="141" w:rightFromText="141" w:vertAnchor="text" w:horzAnchor="margin" w:tblpY="318"/>
+        <w:tblpPr w:leftFromText="141" w:rightFromText="141" w:vertAnchor="text" w:horzAnchor="margin" w:tblpY="25"/>
         <w:tblW w:w="9776" w:type="dxa"/>
         <w:tblBorders>
           <w:top w:val="single" w:sz="4" w:space="0" w:color="000000"/>
@@ -6991,9 +7173,9 @@
           <w:tcPr>
             <w:tcW w:w="2263" w:type="dxa"/>
             <w:tcBorders>
-              <w:top w:val="none" w:sz="4" w:space="0" w:color="000000"/>
-              <w:left w:val="none" w:sz="4" w:space="0" w:color="000000"/>
-              <w:bottom w:val="none" w:sz="4" w:space="0" w:color="000000"/>
+              <w:top w:val="nil"/>
+              <w:left w:val="nil"/>
+              <w:bottom w:val="nil"/>
             </w:tcBorders>
           </w:tcPr>
           <w:p>
@@ -7003,7 +7185,6 @@
               <w:rPr>
                 <w:sz w:val="24"/>
                 <w:szCs w:val="24"/>
-                <w:lang w:val="fr-FR"/>
               </w:rPr>
             </w:pPr>
           </w:p>
@@ -7012,6 +7193,7 @@
           <w:tcPr>
             <w:tcW w:w="7513" w:type="dxa"/>
             <w:gridSpan w:val="2"/>
+            <w:shd w:val="clear" w:color="auto" w:fill="F2F2F2" w:themeFill="background1" w:themeFillShade="F2"/>
           </w:tcPr>
           <w:p>
             <w:pPr>
@@ -7020,18 +7202,14 @@
               <w:ind w:right="127"/>
               <w:jc w:val="center"/>
               <w:rPr>
-                <w:b/>
                 <w:sz w:val="24"/>
                 <w:szCs w:val="24"/>
-                <w:lang w:val="fr-FR"/>
-              </w:rPr>
-            </w:pPr>
-            <w:r>
-              <w:rPr>
-                <w:b/>
+              </w:rPr>
+            </w:pPr>
+            <w:r>
+              <w:rPr>
                 <w:sz w:val="24"/>
                 <w:szCs w:val="24"/>
-                <w:lang w:val="fr-FR"/>
               </w:rPr>
               <w:t>FORMATION</w:t>
             </w:r>
@@ -7046,8 +7224,8 @@
           <w:tcPr>
             <w:tcW w:w="2263" w:type="dxa"/>
             <w:tcBorders>
-              <w:top w:val="none" w:sz="4" w:space="0" w:color="000000"/>
-              <w:left w:val="none" w:sz="4" w:space="0" w:color="000000"/>
+              <w:top w:val="nil"/>
+              <w:left w:val="nil"/>
             </w:tcBorders>
           </w:tcPr>
           <w:p>
@@ -7057,7 +7235,6 @@
               <w:rPr>
                 <w:sz w:val="24"/>
                 <w:szCs w:val="24"/>
-                <w:lang w:val="fr-FR"/>
               </w:rPr>
             </w:pPr>
           </w:p>
@@ -7072,37 +7249,29 @@
               <w:spacing w:line="360" w:lineRule="auto"/>
               <w:jc w:val="center"/>
               <w:rPr>
-                <w:b/>
                 <w:sz w:val="24"/>
                 <w:szCs w:val="24"/>
-                <w:lang w:val="fr-FR"/>
-              </w:rPr>
-            </w:pPr>
-            <w:r>
-              <w:rPr>
-                <w:b/>
+              </w:rPr>
+            </w:pPr>
+            <w:r>
+              <w:rPr>
                 <w:sz w:val="24"/>
                 <w:szCs w:val="24"/>
-                <w:lang w:val="fr-FR"/>
               </w:rPr>
               <w:t>LICENCE</w:t>
             </w:r>
             <w:r>
               <w:rPr>
-                <w:b/>
                 <w:spacing w:val="-4"/>
                 <w:sz w:val="24"/>
                 <w:szCs w:val="24"/>
-                <w:lang w:val="fr-FR"/>
               </w:rPr>
               <w:t xml:space="preserve"> </w:t>
             </w:r>
             <w:r>
               <w:rPr>
-                <w:b/>
                 <w:sz w:val="24"/>
                 <w:szCs w:val="24"/>
-                <w:lang w:val="fr-FR"/>
               </w:rPr>
               <w:t>PROFESSIONNELLE</w:t>
             </w:r>
@@ -7119,18 +7288,14 @@
               <w:ind w:right="1252"/>
               <w:jc w:val="center"/>
               <w:rPr>
-                <w:b/>
                 <w:sz w:val="24"/>
                 <w:szCs w:val="24"/>
-                <w:lang w:val="fr-FR"/>
-              </w:rPr>
-            </w:pPr>
-            <w:r>
-              <w:rPr>
-                <w:b/>
+              </w:rPr>
+            </w:pPr>
+            <w:r>
+              <w:rPr>
                 <w:sz w:val="24"/>
                 <w:szCs w:val="24"/>
-                <w:lang w:val="fr-FR"/>
               </w:rPr>
               <w:t>MASTER</w:t>
             </w:r>
@@ -7144,6 +7309,7 @@
         <w:tc>
           <w:tcPr>
             <w:tcW w:w="2263" w:type="dxa"/>
+            <w:shd w:val="clear" w:color="auto" w:fill="F2F2F2" w:themeFill="background1" w:themeFillShade="F2"/>
           </w:tcPr>
           <w:p>
             <w:pPr>
@@ -7153,14 +7319,12 @@
               <w:rPr>
                 <w:sz w:val="24"/>
                 <w:szCs w:val="24"/>
-                <w:lang w:val="fr-FR"/>
               </w:rPr>
             </w:pPr>
             <w:r>
               <w:rPr>
                 <w:sz w:val="24"/>
                 <w:szCs w:val="24"/>
-                <w:lang w:val="fr-FR"/>
               </w:rPr>
               <w:t>Condition</w:t>
             </w:r>
@@ -7169,7 +7333,6 @@
                 <w:spacing w:val="-4"/>
                 <w:sz w:val="24"/>
                 <w:szCs w:val="24"/>
-                <w:lang w:val="fr-FR"/>
               </w:rPr>
               <w:t xml:space="preserve"> </w:t>
             </w:r>
@@ -7177,7 +7340,6 @@
               <w:rPr>
                 <w:sz w:val="24"/>
                 <w:szCs w:val="24"/>
-                <w:lang w:val="fr-FR"/>
               </w:rPr>
               <w:t>admission</w:t>
             </w:r>
@@ -7195,14 +7357,12 @@
               <w:rPr>
                 <w:sz w:val="24"/>
                 <w:szCs w:val="24"/>
-                <w:lang w:val="fr-FR"/>
               </w:rPr>
             </w:pPr>
             <w:r>
               <w:rPr>
                 <w:sz w:val="24"/>
                 <w:szCs w:val="24"/>
-                <w:lang w:val="fr-FR"/>
               </w:rPr>
               <w:t>Par voie</w:t>
             </w:r>
@@ -7211,7 +7371,6 @@
                 <w:spacing w:val="-2"/>
                 <w:sz w:val="24"/>
                 <w:szCs w:val="24"/>
-                <w:lang w:val="fr-FR"/>
               </w:rPr>
               <w:t xml:space="preserve"> </w:t>
             </w:r>
@@ -7219,7 +7378,6 @@
               <w:rPr>
                 <w:sz w:val="24"/>
                 <w:szCs w:val="24"/>
-                <w:lang w:val="fr-FR"/>
               </w:rPr>
               <w:t>de</w:t>
             </w:r>
@@ -7228,7 +7386,6 @@
                 <w:spacing w:val="-3"/>
                 <w:sz w:val="24"/>
                 <w:szCs w:val="24"/>
-                <w:lang w:val="fr-FR"/>
               </w:rPr>
               <w:t xml:space="preserve"> </w:t>
             </w:r>
@@ -7236,7 +7393,6 @@
               <w:rPr>
                 <w:sz w:val="24"/>
                 <w:szCs w:val="24"/>
-                <w:lang w:val="fr-FR"/>
               </w:rPr>
               <w:t>concours</w:t>
             </w:r>
@@ -7254,14 +7410,12 @@
               <w:rPr>
                 <w:sz w:val="24"/>
                 <w:szCs w:val="24"/>
-                <w:lang w:val="fr-FR"/>
               </w:rPr>
             </w:pPr>
             <w:r>
               <w:rPr>
                 <w:sz w:val="24"/>
                 <w:szCs w:val="24"/>
-                <w:lang w:val="fr-FR"/>
               </w:rPr>
               <w:t>Par voie</w:t>
             </w:r>
@@ -7270,7 +7424,6 @@
                 <w:spacing w:val="-2"/>
                 <w:sz w:val="24"/>
                 <w:szCs w:val="24"/>
-                <w:lang w:val="fr-FR"/>
               </w:rPr>
               <w:t xml:space="preserve"> </w:t>
             </w:r>
@@ -7278,7 +7431,6 @@
               <w:rPr>
                 <w:sz w:val="24"/>
                 <w:szCs w:val="24"/>
-                <w:lang w:val="fr-FR"/>
               </w:rPr>
               <w:t>de</w:t>
             </w:r>
@@ -7287,7 +7439,6 @@
                 <w:spacing w:val="-3"/>
                 <w:sz w:val="24"/>
                 <w:szCs w:val="24"/>
-                <w:lang w:val="fr-FR"/>
               </w:rPr>
               <w:t xml:space="preserve"> </w:t>
             </w:r>
@@ -7295,9 +7446,8 @@
               <w:rPr>
                 <w:sz w:val="24"/>
                 <w:szCs w:val="24"/>
-                <w:lang w:val="fr-FR"/>
-              </w:rPr>
-              <w:t>concours pour la mention IA et le parcours ASI de la mention MD</w:t>
+              </w:rPr>
+              <w:t>concours pour la mention IA</w:t>
             </w:r>
           </w:p>
         </w:tc>
@@ -7309,6 +7459,7 @@
         <w:tc>
           <w:tcPr>
             <w:tcW w:w="2263" w:type="dxa"/>
+            <w:shd w:val="clear" w:color="auto" w:fill="F2F2F2" w:themeFill="background1" w:themeFillShade="F2"/>
           </w:tcPr>
           <w:p>
             <w:pPr>
@@ -7318,14 +7469,12 @@
               <w:rPr>
                 <w:sz w:val="24"/>
                 <w:szCs w:val="24"/>
-                <w:lang w:val="fr-FR"/>
               </w:rPr>
             </w:pPr>
             <w:r>
               <w:rPr>
                 <w:sz w:val="24"/>
                 <w:szCs w:val="24"/>
-                <w:lang w:val="fr-FR"/>
               </w:rPr>
               <w:t>Condition</w:t>
             </w:r>
@@ -7334,7 +7483,6 @@
                 <w:spacing w:val="-3"/>
                 <w:sz w:val="24"/>
                 <w:szCs w:val="24"/>
-                <w:lang w:val="fr-FR"/>
               </w:rPr>
               <w:t xml:space="preserve"> </w:t>
             </w:r>
@@ -7342,7 +7490,6 @@
               <w:rPr>
                 <w:sz w:val="24"/>
                 <w:szCs w:val="24"/>
-                <w:lang w:val="fr-FR"/>
               </w:rPr>
               <w:t>d’accès</w:t>
             </w:r>
@@ -7360,14 +7507,12 @@
               <w:rPr>
                 <w:sz w:val="24"/>
                 <w:szCs w:val="24"/>
-                <w:lang w:val="fr-FR"/>
               </w:rPr>
             </w:pPr>
             <w:r>
               <w:rPr>
                 <w:sz w:val="24"/>
                 <w:szCs w:val="24"/>
-                <w:lang w:val="fr-FR"/>
               </w:rPr>
               <w:t>Bac</w:t>
             </w:r>
@@ -7376,7 +7521,6 @@
                 <w:spacing w:val="-3"/>
                 <w:sz w:val="24"/>
                 <w:szCs w:val="24"/>
-                <w:lang w:val="fr-FR"/>
               </w:rPr>
               <w:t xml:space="preserve"> </w:t>
             </w:r>
@@ -7384,7 +7528,6 @@
               <w:rPr>
                 <w:sz w:val="24"/>
                 <w:szCs w:val="24"/>
-                <w:lang w:val="fr-FR"/>
               </w:rPr>
               <w:t>de</w:t>
             </w:r>
@@ -7393,7 +7536,6 @@
                 <w:spacing w:val="-2"/>
                 <w:sz w:val="24"/>
                 <w:szCs w:val="24"/>
-                <w:lang w:val="fr-FR"/>
               </w:rPr>
               <w:t xml:space="preserve"> </w:t>
             </w:r>
@@ -7401,7 +7543,6 @@
               <w:rPr>
                 <w:sz w:val="24"/>
                 <w:szCs w:val="24"/>
-                <w:lang w:val="fr-FR"/>
               </w:rPr>
               <w:t>série</w:t>
             </w:r>
@@ -7410,7 +7551,6 @@
                 <w:spacing w:val="-2"/>
                 <w:sz w:val="24"/>
                 <w:szCs w:val="24"/>
-                <w:lang w:val="fr-FR"/>
               </w:rPr>
               <w:t xml:space="preserve"> </w:t>
             </w:r>
@@ -7418,7 +7558,6 @@
               <w:rPr>
                 <w:sz w:val="24"/>
                 <w:szCs w:val="24"/>
-                <w:lang w:val="fr-FR"/>
               </w:rPr>
               <w:t>C,</w:t>
             </w:r>
@@ -7427,7 +7566,6 @@
                 <w:spacing w:val="-3"/>
                 <w:sz w:val="24"/>
                 <w:szCs w:val="24"/>
-                <w:lang w:val="fr-FR"/>
               </w:rPr>
               <w:t xml:space="preserve"> </w:t>
             </w:r>
@@ -7435,7 +7573,6 @@
               <w:rPr>
                 <w:sz w:val="24"/>
                 <w:szCs w:val="24"/>
-                <w:lang w:val="fr-FR"/>
               </w:rPr>
               <w:t>D</w:t>
             </w:r>
@@ -7444,7 +7581,6 @@
                 <w:spacing w:val="-2"/>
                 <w:sz w:val="24"/>
                 <w:szCs w:val="24"/>
-                <w:lang w:val="fr-FR"/>
               </w:rPr>
               <w:t xml:space="preserve"> </w:t>
             </w:r>
@@ -7452,7 +7588,6 @@
               <w:rPr>
                 <w:sz w:val="24"/>
                 <w:szCs w:val="24"/>
-                <w:lang w:val="fr-FR"/>
               </w:rPr>
               <w:t>ou</w:t>
             </w:r>
@@ -7461,7 +7596,6 @@
                 <w:spacing w:val="-2"/>
                 <w:sz w:val="24"/>
                 <w:szCs w:val="24"/>
-                <w:lang w:val="fr-FR"/>
               </w:rPr>
               <w:t xml:space="preserve"> </w:t>
             </w:r>
@@ -7469,9 +7603,8 @@
               <w:rPr>
                 <w:sz w:val="24"/>
                 <w:szCs w:val="24"/>
-                <w:lang w:val="fr-FR"/>
-              </w:rPr>
-              <w:t>Technique à part le parcours MD de la mention ED qui accepte le Bac toutes séries</w:t>
+              </w:rPr>
+              <w:t>Technique</w:t>
             </w:r>
           </w:p>
         </w:tc>
@@ -7492,14 +7625,12 @@
               <w:rPr>
                 <w:sz w:val="24"/>
                 <w:szCs w:val="24"/>
-                <w:lang w:val="fr-FR"/>
               </w:rPr>
             </w:pPr>
             <w:r>
               <w:rPr>
                 <w:sz w:val="24"/>
                 <w:szCs w:val="24"/>
-                <w:lang w:val="fr-FR"/>
               </w:rPr>
               <w:t xml:space="preserve">Être titulaire de </w:t>
             </w:r>
@@ -7508,7 +7639,6 @@
                 <w:spacing w:val="-1"/>
                 <w:sz w:val="24"/>
                 <w:szCs w:val="24"/>
-                <w:lang w:val="fr-FR"/>
               </w:rPr>
               <w:t>licence</w:t>
             </w:r>
@@ -7517,7 +7647,6 @@
                 <w:spacing w:val="-52"/>
                 <w:sz w:val="24"/>
                 <w:szCs w:val="24"/>
-                <w:lang w:val="fr-FR"/>
               </w:rPr>
               <w:t xml:space="preserve"> </w:t>
             </w:r>
@@ -7525,7 +7654,6 @@
               <w:rPr>
                 <w:sz w:val="24"/>
                 <w:szCs w:val="24"/>
-                <w:lang w:val="fr-FR"/>
               </w:rPr>
               <w:t>professionnelle</w:t>
             </w:r>
@@ -7539,6 +7667,7 @@
         <w:tc>
           <w:tcPr>
             <w:tcW w:w="2263" w:type="dxa"/>
+            <w:shd w:val="clear" w:color="auto" w:fill="F2F2F2" w:themeFill="background1" w:themeFillShade="F2"/>
           </w:tcPr>
           <w:p>
             <w:pPr>
@@ -7548,14 +7677,12 @@
               <w:rPr>
                 <w:sz w:val="24"/>
                 <w:szCs w:val="24"/>
-                <w:lang w:val="fr-FR"/>
               </w:rPr>
             </w:pPr>
             <w:r>
               <w:rPr>
                 <w:sz w:val="24"/>
                 <w:szCs w:val="24"/>
-                <w:lang w:val="fr-FR"/>
               </w:rPr>
               <w:t>Durée</w:t>
             </w:r>
@@ -7564,7 +7691,6 @@
                 <w:spacing w:val="-2"/>
                 <w:sz w:val="24"/>
                 <w:szCs w:val="24"/>
-                <w:lang w:val="fr-FR"/>
               </w:rPr>
               <w:t xml:space="preserve"> </w:t>
             </w:r>
@@ -7572,7 +7698,6 @@
               <w:rPr>
                 <w:sz w:val="24"/>
                 <w:szCs w:val="24"/>
-                <w:lang w:val="fr-FR"/>
               </w:rPr>
               <w:t>de</w:t>
             </w:r>
@@ -7581,7 +7706,6 @@
                 <w:spacing w:val="-2"/>
                 <w:sz w:val="24"/>
                 <w:szCs w:val="24"/>
-                <w:lang w:val="fr-FR"/>
               </w:rPr>
               <w:t xml:space="preserve"> </w:t>
             </w:r>
@@ -7589,7 +7713,6 @@
               <w:rPr>
                 <w:sz w:val="24"/>
                 <w:szCs w:val="24"/>
-                <w:lang w:val="fr-FR"/>
               </w:rPr>
               <w:t>Formation</w:t>
             </w:r>
@@ -7607,14 +7730,12 @@
               <w:rPr>
                 <w:sz w:val="24"/>
                 <w:szCs w:val="24"/>
-                <w:lang w:val="fr-FR"/>
               </w:rPr>
             </w:pPr>
             <w:r>
               <w:rPr>
                 <w:sz w:val="24"/>
                 <w:szCs w:val="24"/>
-                <w:lang w:val="fr-FR"/>
               </w:rPr>
               <w:t>3</w:t>
             </w:r>
@@ -7623,7 +7744,6 @@
                 <w:spacing w:val="1"/>
                 <w:sz w:val="24"/>
                 <w:szCs w:val="24"/>
-                <w:lang w:val="fr-FR"/>
               </w:rPr>
               <w:t xml:space="preserve"> </w:t>
             </w:r>
@@ -7631,7 +7751,6 @@
               <w:rPr>
                 <w:sz w:val="24"/>
                 <w:szCs w:val="24"/>
-                <w:lang w:val="fr-FR"/>
               </w:rPr>
               <w:t>ans</w:t>
             </w:r>
@@ -7649,14 +7768,12 @@
               <w:rPr>
                 <w:sz w:val="24"/>
                 <w:szCs w:val="24"/>
-                <w:lang w:val="fr-FR"/>
               </w:rPr>
             </w:pPr>
             <w:r>
               <w:rPr>
                 <w:sz w:val="24"/>
                 <w:szCs w:val="24"/>
-                <w:lang w:val="fr-FR"/>
               </w:rPr>
               <w:t>2</w:t>
             </w:r>
@@ -7665,7 +7782,6 @@
                 <w:spacing w:val="1"/>
                 <w:sz w:val="24"/>
                 <w:szCs w:val="24"/>
-                <w:lang w:val="fr-FR"/>
               </w:rPr>
               <w:t xml:space="preserve"> </w:t>
             </w:r>
@@ -7673,7 +7789,6 @@
               <w:rPr>
                 <w:sz w:val="24"/>
                 <w:szCs w:val="24"/>
-                <w:lang w:val="fr-FR"/>
               </w:rPr>
               <w:t>ans</w:t>
             </w:r>
@@ -7687,6 +7802,7 @@
         <w:tc>
           <w:tcPr>
             <w:tcW w:w="2263" w:type="dxa"/>
+            <w:shd w:val="clear" w:color="auto" w:fill="F2F2F2" w:themeFill="background1" w:themeFillShade="F2"/>
           </w:tcPr>
           <w:p>
             <w:pPr>
@@ -7696,14 +7812,12 @@
               <w:rPr>
                 <w:sz w:val="24"/>
                 <w:szCs w:val="24"/>
-                <w:lang w:val="fr-FR"/>
               </w:rPr>
             </w:pPr>
             <w:r>
               <w:rPr>
                 <w:sz w:val="24"/>
                 <w:szCs w:val="24"/>
-                <w:lang w:val="fr-FR"/>
               </w:rPr>
               <w:t>Diplôme</w:t>
             </w:r>
@@ -7712,7 +7826,6 @@
                 <w:spacing w:val="-1"/>
                 <w:sz w:val="24"/>
                 <w:szCs w:val="24"/>
-                <w:lang w:val="fr-FR"/>
               </w:rPr>
               <w:t xml:space="preserve"> </w:t>
             </w:r>
@@ -7720,7 +7833,6 @@
               <w:rPr>
                 <w:sz w:val="24"/>
                 <w:szCs w:val="24"/>
-                <w:lang w:val="fr-FR"/>
               </w:rPr>
               <w:t>délivré</w:t>
             </w:r>
@@ -7738,14 +7850,12 @@
               <w:rPr>
                 <w:sz w:val="24"/>
                 <w:szCs w:val="24"/>
-                <w:lang w:val="fr-FR"/>
               </w:rPr>
             </w:pPr>
             <w:r>
               <w:rPr>
                 <w:sz w:val="24"/>
                 <w:szCs w:val="24"/>
-                <w:lang w:val="fr-FR"/>
               </w:rPr>
               <w:t>Diplôme</w:t>
             </w:r>
@@ -7754,7 +7864,6 @@
                 <w:spacing w:val="-2"/>
                 <w:sz w:val="24"/>
                 <w:szCs w:val="24"/>
-                <w:lang w:val="fr-FR"/>
               </w:rPr>
               <w:t xml:space="preserve"> </w:t>
             </w:r>
@@ -7762,7 +7871,6 @@
               <w:rPr>
                 <w:sz w:val="24"/>
                 <w:szCs w:val="24"/>
-                <w:lang w:val="fr-FR"/>
               </w:rPr>
               <w:t>de</w:t>
             </w:r>
@@ -7771,7 +7879,6 @@
                 <w:spacing w:val="-2"/>
                 <w:sz w:val="24"/>
                 <w:szCs w:val="24"/>
-                <w:lang w:val="fr-FR"/>
               </w:rPr>
               <w:t xml:space="preserve"> </w:t>
             </w:r>
@@ -7779,7 +7886,6 @@
               <w:rPr>
                 <w:sz w:val="24"/>
                 <w:szCs w:val="24"/>
-                <w:lang w:val="fr-FR"/>
               </w:rPr>
               <w:t>Licence</w:t>
             </w:r>
@@ -7788,7 +7894,6 @@
                 <w:spacing w:val="-4"/>
                 <w:sz w:val="24"/>
                 <w:szCs w:val="24"/>
-                <w:lang w:val="fr-FR"/>
               </w:rPr>
               <w:t xml:space="preserve"> </w:t>
             </w:r>
@@ -7796,7 +7901,6 @@
               <w:rPr>
                 <w:sz w:val="24"/>
                 <w:szCs w:val="24"/>
-                <w:lang w:val="fr-FR"/>
               </w:rPr>
               <w:t>Professionnelle</w:t>
             </w:r>
@@ -7814,14 +7918,12 @@
               <w:rPr>
                 <w:sz w:val="24"/>
                 <w:szCs w:val="24"/>
-                <w:lang w:val="fr-FR"/>
               </w:rPr>
             </w:pPr>
             <w:r>
               <w:rPr>
                 <w:sz w:val="24"/>
                 <w:szCs w:val="24"/>
-                <w:lang w:val="fr-FR"/>
               </w:rPr>
               <w:t>Diplôme</w:t>
             </w:r>
@@ -7830,7 +7932,6 @@
                 <w:spacing w:val="-1"/>
                 <w:sz w:val="24"/>
                 <w:szCs w:val="24"/>
-                <w:lang w:val="fr-FR"/>
               </w:rPr>
               <w:t xml:space="preserve"> </w:t>
             </w:r>
@@ -7838,7 +7939,6 @@
               <w:rPr>
                 <w:sz w:val="24"/>
                 <w:szCs w:val="24"/>
-                <w:lang w:val="fr-FR"/>
               </w:rPr>
               <w:t>de</w:t>
             </w:r>
@@ -7847,7 +7947,6 @@
                 <w:spacing w:val="-3"/>
                 <w:sz w:val="24"/>
                 <w:szCs w:val="24"/>
-                <w:lang w:val="fr-FR"/>
               </w:rPr>
               <w:t xml:space="preserve"> </w:t>
             </w:r>
@@ -7855,7 +7954,6 @@
               <w:rPr>
                 <w:sz w:val="24"/>
                 <w:szCs w:val="24"/>
-                <w:lang w:val="fr-FR"/>
               </w:rPr>
               <w:t>Master</w:t>
             </w:r>
@@ -7864,7 +7962,6 @@
                 <w:spacing w:val="-2"/>
                 <w:sz w:val="24"/>
                 <w:szCs w:val="24"/>
-                <w:lang w:val="fr-FR"/>
               </w:rPr>
               <w:t xml:space="preserve"> </w:t>
             </w:r>
@@ -7872,7 +7969,6 @@
               <w:rPr>
                 <w:sz w:val="24"/>
                 <w:szCs w:val="24"/>
-                <w:lang w:val="fr-FR"/>
               </w:rPr>
               <w:t>Professionnel</w:t>
             </w:r>
@@ -7885,14 +7981,12 @@
               <w:rPr>
                 <w:sz w:val="24"/>
                 <w:szCs w:val="24"/>
-                <w:lang w:val="fr-FR"/>
               </w:rPr>
             </w:pPr>
             <w:r>
               <w:rPr>
                 <w:sz w:val="24"/>
                 <w:szCs w:val="24"/>
-                <w:lang w:val="fr-FR"/>
               </w:rPr>
               <w:t>Diplôme</w:t>
             </w:r>
@@ -7901,7 +7995,6 @@
                 <w:spacing w:val="-1"/>
                 <w:sz w:val="24"/>
                 <w:szCs w:val="24"/>
-                <w:lang w:val="fr-FR"/>
               </w:rPr>
               <w:t xml:space="preserve"> </w:t>
             </w:r>
@@ -7909,7 +8002,6 @@
               <w:rPr>
                 <w:sz w:val="24"/>
                 <w:szCs w:val="24"/>
-                <w:lang w:val="fr-FR"/>
               </w:rPr>
               <w:t>de</w:t>
             </w:r>
@@ -7918,7 +8010,6 @@
                 <w:spacing w:val="-3"/>
                 <w:sz w:val="24"/>
                 <w:szCs w:val="24"/>
-                <w:lang w:val="fr-FR"/>
               </w:rPr>
               <w:t xml:space="preserve"> </w:t>
             </w:r>
@@ -7926,7 +8017,6 @@
               <w:rPr>
                 <w:sz w:val="24"/>
                 <w:szCs w:val="24"/>
-                <w:lang w:val="fr-FR"/>
               </w:rPr>
               <w:t>Master</w:t>
             </w:r>
@@ -7935,7 +8025,6 @@
                 <w:spacing w:val="-1"/>
                 <w:sz w:val="24"/>
                 <w:szCs w:val="24"/>
-                <w:lang w:val="fr-FR"/>
               </w:rPr>
               <w:t xml:space="preserve"> </w:t>
             </w:r>
@@ -7943,7 +8032,6 @@
               <w:rPr>
                 <w:sz w:val="24"/>
                 <w:szCs w:val="24"/>
-                <w:lang w:val="fr-FR"/>
               </w:rPr>
               <w:t>Recherche</w:t>
             </w:r>
@@ -7955,10 +8043,9 @@
       <w:pPr>
         <w:pStyle w:val="Default"/>
         <w:spacing w:line="360" w:lineRule="auto"/>
-        <w:ind w:firstLine="708"/>
         <w:jc w:val="both"/>
         <w:rPr>
-          <w:rFonts w:ascii="Times New Roman" w:hAnsi="Times New Roman" w:cs="Times New Roman"/>
+          <w:color w:val="auto"/>
         </w:rPr>
       </w:pPr>
     </w:p>
@@ -7966,30 +8053,28 @@
       <w:pPr>
         <w:pStyle w:val="Default"/>
         <w:spacing w:line="360" w:lineRule="auto"/>
-        <w:ind w:firstLine="708"/>
+        <w:ind w:firstLine="567"/>
         <w:jc w:val="both"/>
         <w:rPr>
-          <w:rFonts w:ascii="Times New Roman" w:hAnsi="Times New Roman" w:cs="Times New Roman"/>
-        </w:rPr>
-      </w:pPr>
-      <w:r>
-        <w:rPr>
-          <w:rFonts w:ascii="Times New Roman" w:hAnsi="Times New Roman" w:cs="Times New Roman"/>
+          <w:color w:val="auto"/>
+        </w:rPr>
+      </w:pPr>
+      <w:r>
+        <w:rPr>
+          <w:color w:val="auto"/>
         </w:rPr>
         <w:t xml:space="preserve">Le Master Recherche permet à son titulaire de poursuivre directement des études en doctorat et de s’inscrire directement dans une Ecole Doctorale. </w:t>
       </w:r>
     </w:p>
     <w:p>
       <w:pPr>
-        <w:ind w:firstLine="708"/>
-        <w:rPr>
-          <w:rFonts w:cs="Times New Roman"/>
+        <w:ind w:firstLine="567"/>
+        <w:rPr>
           <w:szCs w:val="24"/>
         </w:rPr>
       </w:pPr>
       <w:r>
         <w:rPr>
-          <w:rFonts w:cs="Times New Roman"/>
           <w:szCs w:val="24"/>
         </w:rPr>
         <w:t>Les étudiants diplômés de l’Ecole sont plutôt bien accueillis dans les instituts universitaires étrangères (Canada, Suisse, France, …)</w:t>
@@ -7998,69 +8083,50 @@
     <w:p>
       <w:pPr>
         <w:pStyle w:val="Titre4"/>
-        <w:ind w:left="284"/>
-      </w:pPr>
-      <w:bookmarkStart w:id="77" w:name="_Toc117674812"/>
-      <w:bookmarkStart w:id="78" w:name="_Toc117684571"/>
-      <w:bookmarkStart w:id="79" w:name="_Toc118439193"/>
-      <w:bookmarkStart w:id="80" w:name="_Toc118439289"/>
-      <w:bookmarkStart w:id="81" w:name="_Toc182128836"/>
-      <w:bookmarkStart w:id="82" w:name="_Toc183157284"/>
-      <w:r>
-        <w:t xml:space="preserve"> </w:t>
-      </w:r>
-      <w:bookmarkStart w:id="83" w:name="_Toc183444572"/>
-      <w:bookmarkStart w:id="84" w:name="_Toc184037267"/>
-      <w:bookmarkStart w:id="85" w:name="_Toc184230825"/>
-      <w:bookmarkStart w:id="86" w:name="_Toc184232876"/>
-      <w:bookmarkStart w:id="87" w:name="_Toc184361237"/>
-      <w:bookmarkStart w:id="88" w:name="_Toc187327630"/>
-      <w:bookmarkStart w:id="89" w:name="_Toc187327802"/>
-      <w:r>
+      </w:pPr>
+      <w:bookmarkStart w:id="53" w:name="_Toc117674812"/>
+      <w:bookmarkStart w:id="54" w:name="_Toc117684571"/>
+      <w:bookmarkStart w:id="55" w:name="_Toc118439193"/>
+      <w:bookmarkStart w:id="56" w:name="_Toc118439289"/>
+      <w:bookmarkStart w:id="57" w:name="_Toc182517113"/>
+      <w:bookmarkStart w:id="58" w:name="_Toc182517276"/>
+      <w:r>
+        <w:lastRenderedPageBreak/>
         <w:t>Relation de l’ENI avec les organismes externes</w:t>
       </w:r>
-      <w:bookmarkEnd w:id="77"/>
-      <w:bookmarkEnd w:id="78"/>
-      <w:bookmarkEnd w:id="79"/>
-      <w:bookmarkEnd w:id="80"/>
-      <w:bookmarkEnd w:id="81"/>
-      <w:bookmarkEnd w:id="82"/>
-      <w:bookmarkEnd w:id="83"/>
-      <w:bookmarkEnd w:id="84"/>
-      <w:bookmarkEnd w:id="85"/>
-      <w:bookmarkEnd w:id="86"/>
-      <w:bookmarkEnd w:id="87"/>
-      <w:bookmarkEnd w:id="88"/>
-      <w:bookmarkEnd w:id="89"/>
+      <w:bookmarkEnd w:id="53"/>
+      <w:bookmarkEnd w:id="54"/>
+      <w:bookmarkEnd w:id="55"/>
+      <w:bookmarkEnd w:id="56"/>
+      <w:bookmarkEnd w:id="57"/>
+      <w:bookmarkEnd w:id="58"/>
     </w:p>
     <w:p>
       <w:pPr>
         <w:pStyle w:val="Default"/>
         <w:spacing w:line="360" w:lineRule="auto"/>
-        <w:ind w:firstLine="708"/>
+        <w:ind w:firstLine="567"/>
         <w:jc w:val="both"/>
         <w:rPr>
-          <w:rFonts w:ascii="Times New Roman" w:hAnsi="Times New Roman" w:cs="Times New Roman"/>
-        </w:rPr>
-      </w:pPr>
-      <w:r>
-        <w:rPr>
-          <w:rFonts w:ascii="Times New Roman" w:hAnsi="Times New Roman" w:cs="Times New Roman"/>
+          <w:color w:val="auto"/>
+        </w:rPr>
+      </w:pPr>
+      <w:r>
+        <w:rPr>
+          <w:color w:val="auto"/>
         </w:rPr>
         <w:t xml:space="preserve">Les stages effectués chaque année par les étudiants mettent l’Ecole en rapport permanent avec plus de 400 entreprises et organismes publics, semi-publics et privés, nationaux et internationaux. L’Ecole dispose ainsi d’un réseau d’entreprises, de sociétés et d’organismes publics et privés qui sont des partenaires par l’accueil en stage de ses étudiants, et éventuellement pour le recrutement après l’obtention des diplômes par ces derniers. Les compétences que l’Ecole cherche à développer chez ses étudiants sont l’adaptabilité, le sens de la responsabilité, du travail en équipe, le goût de l’expérimentation et l’innovation. </w:t>
       </w:r>
     </w:p>
     <w:p>
       <w:pPr>
-        <w:ind w:firstLine="708"/>
-        <w:rPr>
-          <w:rFonts w:cs="Times New Roman"/>
+        <w:ind w:firstLine="567"/>
+        <w:rPr>
           <w:szCs w:val="24"/>
         </w:rPr>
       </w:pPr>
       <w:r>
         <w:rPr>
-          <w:rFonts w:cs="Times New Roman"/>
           <w:szCs w:val="24"/>
         </w:rPr>
         <w:t xml:space="preserve">En effet, la vocation de l’ENI est de former des licenciés et des ingénieurs de niveau MASTER avec des qualités scientifiques, techniques et humaines reconnues, capables d’évoluer professionnellement dans des secteurs d’activité variés intégrant l’informatique. Les stages en milieu professionnel permettent de favoriser une meilleure adéquation entre les formations à l’Ecole et les besoins évolutifs du marché de l’emploi.  </w:t>
@@ -8070,355 +8136,378 @@
       <w:pPr>
         <w:pStyle w:val="Default"/>
         <w:spacing w:line="360" w:lineRule="auto"/>
-        <w:ind w:firstLine="708"/>
+        <w:ind w:firstLine="567"/>
         <w:jc w:val="both"/>
         <w:rPr>
-          <w:rFonts w:ascii="Times New Roman" w:hAnsi="Times New Roman" w:cs="Times New Roman"/>
-        </w:rPr>
-      </w:pPr>
-      <w:r>
-        <w:rPr>
-          <w:rFonts w:ascii="Times New Roman" w:hAnsi="Times New Roman" w:cs="Times New Roman"/>
+          <w:color w:val="auto"/>
+        </w:rPr>
+      </w:pPr>
+      <w:r>
+        <w:rPr>
+          <w:color w:val="auto"/>
         </w:rPr>
         <w:t xml:space="preserve">Parmi les sociétés, les entreprises et les organismes partenaires de l’Ecole, on peut citer : ACCENTURE Mauritius, AKATA </w:t>
       </w:r>
       <w:proofErr w:type="spellStart"/>
       <w:r>
         <w:rPr>
-          <w:rFonts w:ascii="Times New Roman" w:hAnsi="Times New Roman" w:cs="Times New Roman"/>
+          <w:color w:val="auto"/>
         </w:rPr>
         <w:t>Goavana</w:t>
       </w:r>
       <w:proofErr w:type="spellEnd"/>
       <w:r>
         <w:rPr>
-          <w:rFonts w:ascii="Times New Roman" w:hAnsi="Times New Roman" w:cs="Times New Roman"/>
-        </w:rPr>
-        <w:t xml:space="preserve">, Air Madagascar, Ambre Associates, Airtel, </w:t>
-      </w:r>
-      <w:r>
-        <w:rPr>
-          <w:rFonts w:ascii="Times New Roman" w:hAnsi="Times New Roman" w:cs="Times New Roman"/>
-        </w:rPr>
-        <w:lastRenderedPageBreak/>
-        <w:t xml:space="preserve">Agence Universitaire de la Francophonie (AUF), AXIAN, B2B, Banque Centrale, , BIANCO, </w:t>
+          <w:color w:val="auto"/>
+        </w:rPr>
+        <w:t xml:space="preserve">, Air Madagascar, Ambre Associates, Airtel, Agence Universitaire de la Francophonie (AUF), AXIAN, B2B, Banque Centrale, , BIANCO, </w:t>
       </w:r>
       <w:proofErr w:type="spellStart"/>
       <w:r>
         <w:rPr>
-          <w:rFonts w:ascii="Times New Roman" w:hAnsi="Times New Roman" w:cs="Times New Roman"/>
+          <w:color w:val="auto"/>
         </w:rPr>
         <w:t>BlueLine</w:t>
       </w:r>
       <w:proofErr w:type="spellEnd"/>
       <w:r>
         <w:rPr>
-          <w:rFonts w:ascii="Times New Roman" w:hAnsi="Times New Roman" w:cs="Times New Roman"/>
+          <w:color w:val="auto"/>
         </w:rPr>
         <w:t xml:space="preserve">, </w:t>
       </w:r>
       <w:proofErr w:type="spellStart"/>
       <w:r>
         <w:rPr>
-          <w:rFonts w:ascii="Times New Roman" w:hAnsi="Times New Roman" w:cs="Times New Roman"/>
+          <w:color w:val="auto"/>
         </w:rPr>
         <w:t>CNaPS</w:t>
       </w:r>
       <w:proofErr w:type="spellEnd"/>
       <w:r>
         <w:rPr>
-          <w:rFonts w:ascii="Times New Roman" w:hAnsi="Times New Roman" w:cs="Times New Roman"/>
-        </w:rPr>
-        <w:t xml:space="preserve">, Bureau National de Gestion des Risques et des Catastrophes (BNGRC), CEDII-Fianarantsoa, Data Consulting, Central Test, Centre National Antiacridien, CNRE, COLAS, Commune Urbaine de Fianarantsoa, Direction Générale des Douanes, DLC, E-Tech Consulting, , FID, FIHARY Soft, FTM, GNOSYS, GENIUS AT WORK, Hello Tana, IBONIA, INGENOSIA, INSTAT, IOGA, JIRAMA, JOUVE, MADADEV, MAEP, MANAO, MEF, MEN, </w:t>
+          <w:color w:val="auto"/>
+        </w:rPr>
+        <w:t xml:space="preserve">, Bureau National de Gestion des Risques et des Catastrophes (BNGRC), CEDII-Fianarantsoa, Data Consulting, Central Test, Centre National Antiacridien, CNRE, COLAS, Direction Générale des Douanes, DLC, E-Tech Consulting, , FID, FIHARY Soft, FTM, GNOSYS, GENIUS AT WORK, Hello Tana, IBONIA, INGENOSIA, INSTAT, IOGA, JIRAMA, JOUVE, MADADEV, MAEP, MANAO, MEF, MEN, </w:t>
       </w:r>
       <w:proofErr w:type="spellStart"/>
       <w:r>
         <w:rPr>
-          <w:rFonts w:ascii="Times New Roman" w:hAnsi="Times New Roman" w:cs="Times New Roman"/>
+          <w:color w:val="auto"/>
         </w:rPr>
         <w:t>MESupRES</w:t>
       </w:r>
       <w:proofErr w:type="spellEnd"/>
       <w:r>
         <w:rPr>
-          <w:rFonts w:ascii="Times New Roman" w:hAnsi="Times New Roman" w:cs="Times New Roman"/>
-        </w:rPr>
-        <w:t xml:space="preserve">, MFB, , MININTER, Min des Postes/Télécommunications et du Développement Numérique, NEOV MAD, Ny Havana, Madagascar National Parks, OMNITEC, ORANGE, OTME, PRACCESS, QMM Fort-Dauphin, Radio </w:t>
+          <w:color w:val="auto"/>
+        </w:rPr>
+        <w:t xml:space="preserve">, MFB, , MININTER, Min des Postes/Télécommunications et du Développement Numérique, NEOV MAD, Ny Havana, Madagascar National Parks, OMNITEC, ORANGE, OTME, PRACCESS, QMM Fort-Dauphin, SG </w:t>
       </w:r>
       <w:proofErr w:type="spellStart"/>
       <w:r>
         <w:rPr>
-          <w:rFonts w:ascii="Times New Roman" w:hAnsi="Times New Roman" w:cs="Times New Roman"/>
-        </w:rPr>
-        <w:t>Tsiry</w:t>
+          <w:color w:val="auto"/>
+        </w:rPr>
+        <w:t>Madagasikara</w:t>
       </w:r>
       <w:proofErr w:type="spellEnd"/>
       <w:r>
         <w:rPr>
-          <w:rFonts w:ascii="Times New Roman" w:hAnsi="Times New Roman" w:cs="Times New Roman"/>
-        </w:rPr>
-        <w:t xml:space="preserve">, SG </w:t>
+          <w:color w:val="auto"/>
+        </w:rPr>
+        <w:t xml:space="preserve"> SMMC, SMMEC, SNEDADRS Antsirabe, Sénat, Société d’Exploitation du Port de Toamasina (SEPT), SOFTWELL, </w:t>
       </w:r>
       <w:proofErr w:type="spellStart"/>
       <w:r>
         <w:rPr>
-          <w:rFonts w:ascii="Times New Roman" w:hAnsi="Times New Roman" w:cs="Times New Roman"/>
-        </w:rPr>
-        <w:t>Madagasikara</w:t>
+          <w:color w:val="auto"/>
+        </w:rPr>
+        <w:t>Strategy</w:t>
       </w:r>
       <w:proofErr w:type="spellEnd"/>
       <w:r>
         <w:rPr>
-          <w:rFonts w:ascii="Times New Roman" w:hAnsi="Times New Roman" w:cs="Times New Roman"/>
-        </w:rPr>
-        <w:t xml:space="preserve"> SMMC, SMMEC, SNEDADRS Antsirabe, Sénat, Société d’Exploitation du Port de Toamasina (SEPT), SOFTWELL, </w:t>
-      </w:r>
-      <w:proofErr w:type="spellStart"/>
-      <w:r>
-        <w:rPr>
-          <w:rFonts w:ascii="Times New Roman" w:hAnsi="Times New Roman" w:cs="Times New Roman"/>
-        </w:rPr>
-        <w:t>Strategy</w:t>
-      </w:r>
-      <w:proofErr w:type="spellEnd"/>
-      <w:r>
-        <w:rPr>
-          <w:rFonts w:ascii="Times New Roman" w:hAnsi="Times New Roman" w:cs="Times New Roman"/>
-        </w:rPr>
-        <w:t xml:space="preserve"> Consulting, TELMA, VIVETEC, Société LAZAN’I BETSILEO, WWF, UGD, ARATO, MANAO, MNDPT, DST , CUF , NG ACADEMY.NG, Relia … </w:t>
+          <w:color w:val="auto"/>
+        </w:rPr>
+        <w:t xml:space="preserve"> Consulting, TELMA, VIVETEC, Société LAZAN’I BETSILEO, WWF, UGD, ARATO, MANAO, MNDPT, NG ACADEMY.NG, Relia</w:t>
+      </w:r>
+      <w:r>
+        <w:rPr>
+          <w:color w:val="auto"/>
+        </w:rPr>
+        <w:t>, Spoon Consulting</w:t>
+      </w:r>
+      <w:r>
+        <w:rPr>
+          <w:color w:val="auto"/>
+        </w:rPr>
+        <w:t xml:space="preserve"> … </w:t>
       </w:r>
     </w:p>
     <w:p>
       <w:pPr>
+        <w:pStyle w:val="Titre4"/>
+      </w:pPr>
+      <w:bookmarkStart w:id="59" w:name="_Toc117674814"/>
+      <w:bookmarkStart w:id="60" w:name="_Toc117684573"/>
+      <w:bookmarkStart w:id="61" w:name="_Toc118439195"/>
+      <w:bookmarkStart w:id="62" w:name="_Toc118439291"/>
+      <w:bookmarkStart w:id="63" w:name="_Toc182517114"/>
+      <w:bookmarkStart w:id="64" w:name="_Toc182517277"/>
+      <w:r>
+        <w:t>Débouchés professionnels et diplômés</w:t>
+      </w:r>
+      <w:bookmarkEnd w:id="59"/>
+      <w:bookmarkEnd w:id="60"/>
+      <w:bookmarkEnd w:id="61"/>
+      <w:bookmarkEnd w:id="62"/>
+      <w:bookmarkEnd w:id="63"/>
+      <w:bookmarkEnd w:id="64"/>
+      <w:r>
+        <w:t xml:space="preserve"> </w:t>
+      </w:r>
+    </w:p>
+    <w:p>
+      <w:pPr>
         <w:pStyle w:val="Default"/>
         <w:spacing w:line="360" w:lineRule="auto"/>
-        <w:ind w:firstLine="708"/>
+        <w:ind w:firstLine="567"/>
         <w:jc w:val="both"/>
         <w:rPr>
-          <w:rFonts w:ascii="Times New Roman" w:hAnsi="Times New Roman" w:cs="Times New Roman"/>
-        </w:rPr>
-      </w:pPr>
+          <w:color w:val="auto"/>
+        </w:rPr>
+      </w:pPr>
+      <w:r>
+        <w:rPr>
+          <w:color w:val="auto"/>
+        </w:rPr>
+        <w:t xml:space="preserve">Les formations proposées par l’Ecole permettent aux diplômés d’être immédiatement opérationnels sur le marché du travail avec la connaissance d’un métier complet lié à l’informatique aux TIC. </w:t>
+      </w:r>
     </w:p>
     <w:p>
       <w:pPr>
         <w:pStyle w:val="Default"/>
         <w:spacing w:line="360" w:lineRule="auto"/>
-        <w:ind w:firstLine="708"/>
+        <w:ind w:firstLine="567"/>
         <w:jc w:val="both"/>
         <w:rPr>
-          <w:rFonts w:ascii="Times New Roman" w:hAnsi="Times New Roman" w:cs="Times New Roman"/>
-        </w:rPr>
-      </w:pPr>
+          <w:color w:val="auto"/>
+        </w:rPr>
+      </w:pPr>
+      <w:r>
+        <w:rPr>
+          <w:color w:val="auto"/>
+        </w:rPr>
+        <w:lastRenderedPageBreak/>
+        <w:t xml:space="preserve">L’Ecole apporte à ses étudiants un savoir-faire et un savoir-être qui les accompagnent tout au long de leur vie professionnelle. Elle a une vocation professionnalisante. Les diplômés en LICENCE et en MASTER issus de l’ENI peuvent faire carrière dans différents secteurs. </w:t>
+      </w:r>
     </w:p>
     <w:p>
       <w:pPr>
         <w:pStyle w:val="Default"/>
         <w:spacing w:line="360" w:lineRule="auto"/>
-        <w:ind w:firstLine="708"/>
+        <w:ind w:firstLine="567"/>
         <w:jc w:val="both"/>
         <w:rPr>
-          <w:rFonts w:ascii="Times New Roman" w:hAnsi="Times New Roman" w:cs="Times New Roman"/>
-        </w:rPr>
-      </w:pPr>
+          <w:color w:val="auto"/>
+        </w:rPr>
+      </w:pPr>
+      <w:r>
+        <w:rPr>
+          <w:color w:val="auto"/>
+        </w:rPr>
+        <w:t xml:space="preserve">L’Ecole bénéficie aujourd’hui de 40 années d’expériences pédagogiques et de reconnaissance auprès des sociétés, des entreprises et des organismes. C’est une Ecole Supérieure de référence en matière informatique. </w:t>
+      </w:r>
     </w:p>
     <w:p>
       <w:pPr>
-        <w:pStyle w:val="Default"/>
-        <w:spacing w:line="360" w:lineRule="auto"/>
-        <w:ind w:firstLine="708"/>
-        <w:jc w:val="both"/>
-        <w:rPr>
-          <w:rFonts w:ascii="Times New Roman" w:hAnsi="Times New Roman" w:cs="Times New Roman"/>
-        </w:rPr>
-      </w:pPr>
+        <w:spacing w:after="0"/>
+        <w:ind w:firstLine="567"/>
+        <w:rPr>
+          <w:szCs w:val="24"/>
+        </w:rPr>
+      </w:pPr>
+      <w:r>
+        <w:rPr>
+          <w:szCs w:val="24"/>
+        </w:rPr>
+        <w:t xml:space="preserve">D’une manière générale, les diplômés de l’ENI n’éprouvent pas de difficultés particulières à être recrutés au terme de leurs études. Cependant, l’ENI recommande à ses diplômés de promouvoir l’entrepreneuriat en TIC et de créer des cybercafés, des SSII ou des bureaux d’études. </w:t>
+      </w:r>
     </w:p>
     <w:p>
       <w:pPr>
-        <w:pStyle w:val="Default"/>
-        <w:spacing w:line="360" w:lineRule="auto"/>
-        <w:ind w:firstLine="708"/>
-        <w:jc w:val="both"/>
-        <w:rPr>
-          <w:rFonts w:ascii="Times New Roman" w:hAnsi="Times New Roman" w:cs="Times New Roman"/>
+        <w:spacing w:after="0"/>
+        <w:ind w:firstLine="567"/>
+        <w:rPr>
+          <w:szCs w:val="24"/>
         </w:rPr>
       </w:pPr>
     </w:p>
     <w:p>
       <w:pPr>
-        <w:pStyle w:val="Titre4"/>
-        <w:ind w:left="284"/>
-      </w:pPr>
-      <w:bookmarkStart w:id="90" w:name="_Toc117674814"/>
-      <w:bookmarkStart w:id="91" w:name="_Toc117684573"/>
-      <w:bookmarkStart w:id="92" w:name="_Toc118439195"/>
-      <w:bookmarkStart w:id="93" w:name="_Toc118439291"/>
-      <w:bookmarkStart w:id="94" w:name="_Toc182128837"/>
-      <w:bookmarkStart w:id="95" w:name="_Toc183157285"/>
-      <w:r>
-        <w:t xml:space="preserve"> </w:t>
-      </w:r>
-      <w:bookmarkStart w:id="96" w:name="_Toc183444573"/>
-      <w:bookmarkStart w:id="97" w:name="_Toc184037268"/>
-      <w:bookmarkStart w:id="98" w:name="_Toc184230826"/>
-      <w:bookmarkStart w:id="99" w:name="_Toc184232877"/>
-      <w:bookmarkStart w:id="100" w:name="_Toc184361238"/>
-      <w:bookmarkStart w:id="101" w:name="_Toc187327631"/>
-      <w:bookmarkStart w:id="102" w:name="_Toc187327803"/>
-      <w:r>
-        <w:t>Débouchés professionnels et diplômés</w:t>
-      </w:r>
-      <w:bookmarkEnd w:id="90"/>
-      <w:bookmarkEnd w:id="91"/>
-      <w:bookmarkEnd w:id="92"/>
-      <w:bookmarkEnd w:id="93"/>
-      <w:bookmarkEnd w:id="94"/>
-      <w:bookmarkEnd w:id="95"/>
-      <w:bookmarkEnd w:id="96"/>
-      <w:bookmarkEnd w:id="97"/>
-      <w:bookmarkEnd w:id="98"/>
-      <w:bookmarkEnd w:id="99"/>
-      <w:bookmarkEnd w:id="100"/>
-      <w:bookmarkEnd w:id="101"/>
-      <w:bookmarkEnd w:id="102"/>
-      <w:r>
-        <w:t xml:space="preserve"> </w:t>
-      </w:r>
+        <w:spacing w:after="0"/>
+        <w:ind w:firstLine="567"/>
+        <w:rPr>
+          <w:szCs w:val="24"/>
+        </w:rPr>
+      </w:pPr>
     </w:p>
     <w:p>
       <w:pPr>
-        <w:pStyle w:val="Default"/>
-        <w:spacing w:before="240" w:after="240" w:line="360" w:lineRule="auto"/>
-        <w:ind w:firstLine="284"/>
-        <w:jc w:val="both"/>
-        <w:rPr>
-          <w:rFonts w:ascii="Times New Roman" w:hAnsi="Times New Roman" w:cs="Times New Roman"/>
-        </w:rPr>
-      </w:pPr>
-      <w:r>
-        <w:rPr>
-          <w:rFonts w:ascii="Times New Roman" w:hAnsi="Times New Roman" w:cs="Times New Roman"/>
-        </w:rPr>
-        <w:t xml:space="preserve">Les formations proposées par l’Ecole permettent aux diplômés d’être immédiatement opérationnels sur le marché du travail avec la connaissance d’un métier complet lié à l’informatique aux TIC. </w:t>
-      </w:r>
+        <w:spacing w:after="0"/>
+        <w:ind w:firstLine="567"/>
+        <w:rPr>
+          <w:szCs w:val="24"/>
+        </w:rPr>
+      </w:pPr>
     </w:p>
     <w:p>
       <w:pPr>
-        <w:pStyle w:val="Default"/>
-        <w:spacing w:line="360" w:lineRule="auto"/>
-        <w:ind w:firstLine="708"/>
-        <w:jc w:val="both"/>
-        <w:rPr>
-          <w:rFonts w:ascii="Times New Roman" w:hAnsi="Times New Roman" w:cs="Times New Roman"/>
-        </w:rPr>
-      </w:pPr>
-      <w:r>
-        <w:rPr>
-          <w:rFonts w:ascii="Times New Roman" w:hAnsi="Times New Roman" w:cs="Times New Roman"/>
-        </w:rPr>
-        <w:t xml:space="preserve">L’Ecole apporte à ses étudiants un savoir-faire et un savoir-être qui les accompagnent tout au long de leur vie professionnelle. Elle a une vocation professionnalisante. Les diplômés en LICENCE et en MASTER issus de l’ENI peuvent faire carrière dans différents secteurs. </w:t>
+        <w:spacing w:after="0"/>
+        <w:ind w:firstLine="567"/>
+        <w:rPr>
+          <w:szCs w:val="24"/>
+        </w:rPr>
+      </w:pPr>
+      <w:r>
+        <w:rPr>
+          <w:szCs w:val="24"/>
+        </w:rPr>
+        <w:t xml:space="preserve">Le tableau 4 représente les débouchés éventuels </w:t>
+      </w:r>
+      <w:r>
+        <w:rPr>
+          <w:szCs w:val="24"/>
+        </w:rPr>
+        <w:t>selon la mention</w:t>
+      </w:r>
+      <w:r>
+        <w:rPr>
+          <w:szCs w:val="24"/>
+        </w:rPr>
+        <w:t>.</w:t>
       </w:r>
     </w:p>
     <w:p>
       <w:pPr>
-        <w:pStyle w:val="Default"/>
-        <w:spacing w:line="360" w:lineRule="auto"/>
-        <w:ind w:firstLine="708"/>
-        <w:jc w:val="both"/>
-        <w:rPr>
-          <w:rFonts w:ascii="Times New Roman" w:hAnsi="Times New Roman" w:cs="Times New Roman"/>
-        </w:rPr>
-      </w:pPr>
-      <w:r>
-        <w:rPr>
-          <w:rFonts w:ascii="Times New Roman" w:hAnsi="Times New Roman" w:cs="Times New Roman"/>
-        </w:rPr>
-        <w:t xml:space="preserve">L’Ecole bénéficie aujourd’hui de 40 années d’expériences pédagogiques et de reconnaissance auprès des sociétés, des entreprises et des organismes. C’est une Ecole Supérieure de référence en matière informatique. </w:t>
-      </w:r>
-    </w:p>
-    <w:p>
-      <w:pPr>
-        <w:ind w:firstLine="708"/>
+        <w:pStyle w:val="Lgende"/>
         <w:rPr>
           <w:rFonts w:cs="Times New Roman"/>
-          <w:szCs w:val="24"/>
-        </w:rPr>
-      </w:pPr>
-      <w:r>
-        <w:rPr>
-          <w:rFonts w:cs="Times New Roman"/>
-          <w:szCs w:val="24"/>
-        </w:rPr>
-        <w:t>D’une manière générale, les diplômés de l’ENI n’éprouvent pas de difficultés particulières à être recrutés au terme de leurs études. Cependant, l’ENI recommande à ses diplômés de promouvoir l’entrepreneuriat en TIC et de créer des cybercafés, des SSII ou des bureaux d’études. Le tableau 4 représente les débouchés éventuels des jeunes diplômés.</w:t>
-      </w:r>
-    </w:p>
-    <w:p>
-      <w:pPr>
-        <w:pStyle w:val="Lgende"/>
-        <w:rPr>
-          <w:rFonts w:cs="Times New Roman"/>
-          <w:b w:val="0"/>
-          <w:bCs/>
           <w:i w:val="0"/>
           <w:iCs w:val="0"/>
-          <w:szCs w:val="24"/>
-        </w:rPr>
-      </w:pPr>
-    </w:p>
-    <w:p>
-      <w:pPr>
-        <w:pStyle w:val="Lgende"/>
-        <w:keepNext/>
-      </w:pPr>
-      <w:r>
+          <w:sz w:val="22"/>
+          <w:szCs w:val="22"/>
+        </w:rPr>
+      </w:pPr>
+      <w:bookmarkStart w:id="65" w:name="_Toc182480086"/>
+      <w:r>
+        <w:rPr>
+          <w:rFonts w:cs="Times New Roman"/>
+          <w:sz w:val="22"/>
+          <w:szCs w:val="22"/>
+        </w:rPr>
         <w:t xml:space="preserve">Tableau </w:t>
       </w:r>
       <w:r>
+        <w:rPr>
+          <w:rFonts w:cs="Times New Roman"/>
+          <w:sz w:val="22"/>
+          <w:szCs w:val="22"/>
+        </w:rPr>
         <w:fldChar w:fldCharType="begin"/>
       </w:r>
       <w:r>
-        <w:instrText xml:space="preserve">SEQ Tableau \* ARABIC </w:instrText>
-      </w:r>
-      <w:r>
+        <w:rPr>
+          <w:rFonts w:cs="Times New Roman"/>
+          <w:sz w:val="22"/>
+          <w:szCs w:val="22"/>
+        </w:rPr>
+        <w:instrText xml:space="preserve"> SEQ Tableau \* ARABIC </w:instrText>
+      </w:r>
+      <w:r>
+        <w:rPr>
+          <w:rFonts w:cs="Times New Roman"/>
+          <w:sz w:val="22"/>
+          <w:szCs w:val="22"/>
+        </w:rPr>
         <w:fldChar w:fldCharType="separate"/>
       </w:r>
       <w:r>
+        <w:rPr>
+          <w:rFonts w:cs="Times New Roman"/>
+          <w:noProof/>
+          <w:sz w:val="22"/>
+          <w:szCs w:val="22"/>
+        </w:rPr>
         <w:t>4</w:t>
       </w:r>
       <w:r>
+        <w:rPr>
+          <w:rFonts w:cs="Times New Roman"/>
+          <w:sz w:val="22"/>
+          <w:szCs w:val="22"/>
+        </w:rPr>
         <w:fldChar w:fldCharType="end"/>
       </w:r>
       <w:r>
-        <w:t xml:space="preserve">. </w:t>
-      </w:r>
-      <w:r>
         <w:rPr>
           <w:rFonts w:cs="Times New Roman"/>
-          <w:bCs/>
-          <w:szCs w:val="24"/>
-        </w:rPr>
-        <w:t>Débouchés éventuels des jeunes diplômés</w:t>
-      </w:r>
+          <w:sz w:val="22"/>
+          <w:szCs w:val="22"/>
+        </w:rPr>
+        <w:t>: Débouchés éventuels des jeunes diplômés</w:t>
+      </w:r>
+      <w:bookmarkEnd w:id="65"/>
     </w:p>
     <w:tbl>
       <w:tblPr>
-        <w:tblStyle w:val="Grilledutableau"/>
-        <w:tblW w:w="9776" w:type="dxa"/>
+        <w:tblW w:w="10916" w:type="dxa"/>
+        <w:tblInd w:w="-998" w:type="dxa"/>
+        <w:tblBorders>
+          <w:top w:val="single" w:sz="4" w:space="0" w:color="auto"/>
+          <w:left w:val="single" w:sz="4" w:space="0" w:color="auto"/>
+          <w:bottom w:val="single" w:sz="4" w:space="0" w:color="auto"/>
+          <w:right w:val="single" w:sz="4" w:space="0" w:color="auto"/>
+          <w:insideH w:val="single" w:sz="4" w:space="0" w:color="auto"/>
+          <w:insideV w:val="single" w:sz="4" w:space="0" w:color="auto"/>
+        </w:tblBorders>
         <w:tblLook w:val="04A0" w:firstRow="1" w:lastRow="0" w:firstColumn="1" w:lastColumn="0" w:noHBand="0" w:noVBand="1"/>
       </w:tblPr>
       <w:tblGrid>
-        <w:gridCol w:w="5098"/>
-        <w:gridCol w:w="4678"/>
+        <w:gridCol w:w="3545"/>
+        <w:gridCol w:w="7371"/>
       </w:tblGrid>
       <w:tr>
         <w:tc>
           <w:tcPr>
-            <w:tcW w:w="5098" w:type="dxa"/>
+            <w:tcW w:w="3545" w:type="dxa"/>
           </w:tcPr>
           <w:p>
             <w:pPr>
               <w:jc w:val="center"/>
               <w:rPr>
-                <w:rFonts w:cs="Times New Roman"/>
+                <w:b/>
+                <w:bCs/>
+              </w:rPr>
+            </w:pPr>
+            <w:r>
+              <w:rPr>
+                <w:b/>
+                <w:bCs/>
+              </w:rPr>
+              <w:t>Mention</w:t>
+            </w:r>
+          </w:p>
+        </w:tc>
+        <w:tc>
+          <w:tcPr>
+            <w:tcW w:w="7371" w:type="dxa"/>
+          </w:tcPr>
+          <w:p>
+            <w:pPr>
+              <w:jc w:val="center"/>
+              <w:rPr>
                 <w:b/>
                 <w:bCs/>
                 <w:szCs w:val="24"/>
@@ -8426,39 +8515,11 @@
             </w:pPr>
             <w:r>
               <w:rPr>
-                <w:rFonts w:cs="Times New Roman"/>
-                <w:b/>
-                <w:bCs/>
-                <w:color w:val="000000"/>
-                <w:szCs w:val="24"/>
-              </w:rPr>
-              <w:t>LICENCE</w:t>
-            </w:r>
-          </w:p>
-        </w:tc>
-        <w:tc>
-          <w:tcPr>
-            <w:tcW w:w="4678" w:type="dxa"/>
-          </w:tcPr>
-          <w:p>
-            <w:pPr>
-              <w:jc w:val="center"/>
-              <w:rPr>
-                <w:rFonts w:cs="Times New Roman"/>
                 <w:b/>
                 <w:bCs/>
                 <w:szCs w:val="24"/>
               </w:rPr>
-            </w:pPr>
-            <w:r>
-              <w:rPr>
-                <w:rFonts w:cs="Times New Roman"/>
-                <w:b/>
-                <w:bCs/>
-                <w:color w:val="000000"/>
-                <w:szCs w:val="24"/>
-              </w:rPr>
-              <w:t>MASTER</w:t>
+              <w:t>Débouchés professionnels</w:t>
             </w:r>
           </w:p>
         </w:tc>
@@ -8466,637 +8527,614 @@
       <w:tr>
         <w:tc>
           <w:tcPr>
-            <w:tcW w:w="5098" w:type="dxa"/>
-          </w:tcPr>
-          <w:p>
-            <w:pPr>
-              <w:pStyle w:val="Paragraphedeliste"/>
-              <w:numPr>
-                <w:ilvl w:val="0"/>
-                <w:numId w:val="19"/>
-              </w:numPr>
-              <w:spacing w:line="240" w:lineRule="auto"/>
-              <w:jc w:val="left"/>
-              <w:rPr>
-                <w:rFonts w:cs="Times New Roman"/>
-                <w:color w:val="000000"/>
+            <w:tcW w:w="3545" w:type="dxa"/>
+          </w:tcPr>
+          <w:p>
+            <w:pPr>
+              <w:autoSpaceDE w:val="0"/>
+              <w:autoSpaceDN w:val="0"/>
+              <w:adjustRightInd w:val="0"/>
+              <w:spacing w:after="0"/>
+              <w:jc w:val="center"/>
+              <w:rPr>
                 <w:szCs w:val="24"/>
               </w:rPr>
             </w:pPr>
             <w:r>
               <w:rPr>
-                <w:rFonts w:cs="Times New Roman"/>
-                <w:color w:val="000000"/>
                 <w:szCs w:val="24"/>
               </w:rPr>
-              <w:t xml:space="preserve">Analyste - Programmeur </w:t>
-            </w:r>
-          </w:p>
-          <w:p>
-            <w:pPr>
-              <w:pStyle w:val="Paragraphedeliste"/>
-              <w:numPr>
-                <w:ilvl w:val="0"/>
-                <w:numId w:val="19"/>
-              </w:numPr>
-              <w:spacing w:line="240" w:lineRule="auto"/>
-              <w:jc w:val="left"/>
-              <w:rPr>
-                <w:rFonts w:cs="Times New Roman"/>
-                <w:color w:val="000000"/>
+              <w:t>INFORMATIQUE</w:t>
+            </w:r>
+          </w:p>
+        </w:tc>
+        <w:tc>
+          <w:tcPr>
+            <w:tcW w:w="7371" w:type="dxa"/>
+          </w:tcPr>
+          <w:p>
+            <w:r>
+              <w:t xml:space="preserve">ILSI : </w:t>
+            </w:r>
+            <w:r>
+              <w:t xml:space="preserve">Développeur logiciel / développeur full-stack, Ingénieur en développement d’applications (desktop, web, mobile), Architecte logiciel, Intégrateur d’applications, Développeur d’API, Administrateur de bases de données (DBA), Ingénieur en conception de bases de données, Développeur SQL / PL-SQL, Spécialiste en migration et optimisation de bases de données, Data </w:t>
+            </w:r>
+            <w:proofErr w:type="spellStart"/>
+            <w:r>
+              <w:t>engineer</w:t>
+            </w:r>
+            <w:proofErr w:type="spellEnd"/>
+            <w:r>
+              <w:t xml:space="preserve"> (ingénieur en traitement de données), Analyste programmeur, Analyste fonctionnel, Chef de projet informatique, Scrum master / Product </w:t>
+            </w:r>
+            <w:proofErr w:type="spellStart"/>
+            <w:r>
+              <w:t>owner</w:t>
+            </w:r>
+            <w:proofErr w:type="spellEnd"/>
+            <w:r>
+              <w:t xml:space="preserve"> (en méthodologie Agile), Ingénieur QA (</w:t>
+            </w:r>
+            <w:proofErr w:type="spellStart"/>
+            <w:r>
+              <w:t>Quality</w:t>
+            </w:r>
+            <w:proofErr w:type="spellEnd"/>
+            <w:r>
+              <w:t xml:space="preserve"> Assurance), Testeur logiciel / testeur automatisé, Spécialiste maintenance applicative, Expert en </w:t>
+            </w:r>
+            <w:proofErr w:type="spellStart"/>
+            <w:r>
+              <w:t>refactoring</w:t>
+            </w:r>
+            <w:proofErr w:type="spellEnd"/>
+            <w:r>
+              <w:t xml:space="preserve"> et optimisation de code, Analyste de données (Data </w:t>
+            </w:r>
+            <w:proofErr w:type="spellStart"/>
+            <w:r>
+              <w:t>analyst</w:t>
+            </w:r>
+            <w:proofErr w:type="spellEnd"/>
+            <w:r>
+              <w:t>), Concepteur d’outils décisionnels (BI), Ingénieur en Big Data, Machine Learning Engineer, Consultant fonctionnel ou freelance</w:t>
+            </w:r>
+          </w:p>
+          <w:p>
+            <w:r>
+              <w:t xml:space="preserve">ISRI : </w:t>
+            </w:r>
+            <w:r>
+              <w:t xml:space="preserve">Administrateur systèmes et réseaux, Ingénieur systèmes et réseaux, Administrateur systèmes Linux / Windows, Administrateur cloud (AWS, Azure, Google Cloud), Ingénieur virtualisation (VMware, Hyper-V, </w:t>
+            </w:r>
+            <w:proofErr w:type="spellStart"/>
+            <w:r>
+              <w:lastRenderedPageBreak/>
+              <w:t>Proxmox</w:t>
+            </w:r>
+            <w:proofErr w:type="spellEnd"/>
+            <w:r>
+              <w:t xml:space="preserve">), Administrateur sécurité (Security </w:t>
+            </w:r>
+            <w:proofErr w:type="spellStart"/>
+            <w:r>
+              <w:t>Administrator</w:t>
+            </w:r>
+            <w:proofErr w:type="spellEnd"/>
+            <w:r>
+              <w:t xml:space="preserve">), Ingénieur cybersécurité, Analyste SOC (Security Operations Center), Spécialiste firewall / VPN, Responsable sécurité informatique (RSSI – avec expérience), Technicien support informatique (N2/N3), Technicien réseaux et télécoms, Ingénieur exploitation, Administrateur messagerie (Exchange, Microsoft 365), Technicien datacenter, Architecte réseaux, Architecte systèmes, Consultant infrastructure, Chef de projet systèmes et réseaux, Ingénieur DevOps, Administrateur </w:t>
+            </w:r>
+            <w:proofErr w:type="spellStart"/>
+            <w:r>
+              <w:t>Kubernetes</w:t>
+            </w:r>
+            <w:proofErr w:type="spellEnd"/>
+            <w:r>
+              <w:t xml:space="preserve"> / Docker, Cloud </w:t>
+            </w:r>
+            <w:proofErr w:type="spellStart"/>
+            <w:r>
+              <w:t>engineer</w:t>
+            </w:r>
+            <w:proofErr w:type="spellEnd"/>
+            <w:r>
+              <w:t xml:space="preserve">, Spécialiste automatisation (Ansible, </w:t>
+            </w:r>
+            <w:proofErr w:type="spellStart"/>
+            <w:r>
+              <w:t>Terraform</w:t>
+            </w:r>
+            <w:proofErr w:type="spellEnd"/>
+            <w:r>
+              <w:t>)</w:t>
+            </w:r>
+          </w:p>
+          <w:p>
+            <w:r>
+              <w:t>ISII : ILSI et ISRI en même temps</w:t>
+            </w:r>
+          </w:p>
+        </w:tc>
+      </w:tr>
+      <w:tr>
+        <w:tc>
+          <w:tcPr>
+            <w:tcW w:w="3545" w:type="dxa"/>
+          </w:tcPr>
+          <w:p>
+            <w:pPr>
+              <w:autoSpaceDE w:val="0"/>
+              <w:autoSpaceDN w:val="0"/>
+              <w:adjustRightInd w:val="0"/>
+              <w:spacing w:after="0"/>
+              <w:jc w:val="center"/>
+              <w:rPr>
                 <w:szCs w:val="24"/>
               </w:rPr>
             </w:pPr>
             <w:r>
               <w:rPr>
-                <w:rFonts w:cs="Times New Roman"/>
-                <w:color w:val="000000"/>
                 <w:szCs w:val="24"/>
               </w:rPr>
-              <w:t xml:space="preserve">Administrateur de site web/de portail web </w:t>
-            </w:r>
-          </w:p>
-          <w:p>
-            <w:pPr>
-              <w:pStyle w:val="Paragraphedeliste"/>
-              <w:numPr>
-                <w:ilvl w:val="0"/>
-                <w:numId w:val="19"/>
-              </w:numPr>
-              <w:spacing w:line="240" w:lineRule="auto"/>
-              <w:jc w:val="left"/>
-              <w:rPr>
-                <w:rFonts w:cs="Times New Roman"/>
-                <w:color w:val="000000"/>
+              <w:lastRenderedPageBreak/>
+              <w:t>INTELLIGENCE</w:t>
+            </w:r>
+          </w:p>
+          <w:p>
+            <w:pPr>
+              <w:autoSpaceDE w:val="0"/>
+              <w:autoSpaceDN w:val="0"/>
+              <w:adjustRightInd w:val="0"/>
+              <w:spacing w:after="0"/>
+              <w:jc w:val="center"/>
+              <w:rPr>
                 <w:szCs w:val="24"/>
               </w:rPr>
             </w:pPr>
             <w:r>
               <w:rPr>
-                <w:rFonts w:cs="Times New Roman"/>
-                <w:color w:val="000000"/>
                 <w:szCs w:val="24"/>
               </w:rPr>
-              <w:t>Assistant Informatique et internet</w:t>
-            </w:r>
-          </w:p>
-          <w:p>
-            <w:pPr>
-              <w:pStyle w:val="Paragraphedeliste"/>
-              <w:numPr>
-                <w:ilvl w:val="0"/>
-                <w:numId w:val="19"/>
-              </w:numPr>
-              <w:spacing w:line="240" w:lineRule="auto"/>
-              <w:jc w:val="left"/>
-              <w:rPr>
-                <w:rFonts w:cs="Times New Roman"/>
-                <w:color w:val="000000"/>
+              <w:t>ARTIFICIELLE</w:t>
+            </w:r>
+          </w:p>
+        </w:tc>
+        <w:tc>
+          <w:tcPr>
+            <w:tcW w:w="7371" w:type="dxa"/>
+          </w:tcPr>
+          <w:p>
+            <w:pPr>
+              <w:autoSpaceDE w:val="0"/>
+              <w:autoSpaceDN w:val="0"/>
+              <w:adjustRightInd w:val="0"/>
+              <w:spacing w:after="0"/>
+              <w:rPr>
                 <w:szCs w:val="24"/>
               </w:rPr>
             </w:pPr>
             <w:r>
               <w:rPr>
-                <w:rFonts w:cs="Times New Roman"/>
-                <w:color w:val="000000"/>
                 <w:szCs w:val="24"/>
               </w:rPr>
-              <w:t xml:space="preserve">Chef de projet web ou multimédia </w:t>
-            </w:r>
-          </w:p>
-          <w:p>
-            <w:pPr>
-              <w:pStyle w:val="Paragraphedeliste"/>
-              <w:numPr>
-                <w:ilvl w:val="0"/>
-                <w:numId w:val="19"/>
-              </w:numPr>
-              <w:spacing w:line="240" w:lineRule="auto"/>
-              <w:jc w:val="left"/>
-              <w:rPr>
-                <w:rFonts w:cs="Times New Roman"/>
-                <w:color w:val="000000"/>
+              <w:t xml:space="preserve">GID : </w:t>
+            </w:r>
+            <w:r>
+              <w:rPr>
                 <w:szCs w:val="24"/>
               </w:rPr>
-            </w:pPr>
-            <w:r>
-              <w:rPr>
-                <w:rFonts w:cs="Times New Roman"/>
-                <w:color w:val="000000"/>
+              <w:t>Développeur IA</w:t>
+            </w:r>
+            <w:r>
+              <w:rPr>
                 <w:szCs w:val="24"/>
               </w:rPr>
-              <w:t xml:space="preserve">Développeur Informatique ou multimédia </w:t>
-            </w:r>
-          </w:p>
-          <w:p>
-            <w:pPr>
-              <w:pStyle w:val="Paragraphedeliste"/>
-              <w:numPr>
-                <w:ilvl w:val="0"/>
-                <w:numId w:val="19"/>
-              </w:numPr>
-              <w:spacing w:line="240" w:lineRule="auto"/>
-              <w:jc w:val="left"/>
-              <w:rPr>
-                <w:rFonts w:cs="Times New Roman"/>
-                <w:color w:val="000000"/>
+              <w:t xml:space="preserve">, </w:t>
+            </w:r>
+            <w:r>
+              <w:rPr>
                 <w:szCs w:val="24"/>
               </w:rPr>
-            </w:pPr>
-            <w:r>
-              <w:rPr>
-                <w:rFonts w:cs="Times New Roman"/>
-                <w:color w:val="000000"/>
+              <w:t xml:space="preserve">Data </w:t>
+            </w:r>
+            <w:proofErr w:type="spellStart"/>
+            <w:r>
+              <w:rPr>
                 <w:szCs w:val="24"/>
               </w:rPr>
-              <w:t xml:space="preserve">Intégrateur web ou web designer </w:t>
-            </w:r>
-          </w:p>
-          <w:p>
-            <w:pPr>
-              <w:pStyle w:val="Paragraphedeliste"/>
-              <w:numPr>
-                <w:ilvl w:val="0"/>
-                <w:numId w:val="19"/>
-              </w:numPr>
-              <w:spacing w:line="240" w:lineRule="auto"/>
-              <w:jc w:val="left"/>
-              <w:rPr>
-                <w:rFonts w:cs="Times New Roman"/>
-                <w:color w:val="000000"/>
+              <w:t>Scientist</w:t>
+            </w:r>
+            <w:proofErr w:type="spellEnd"/>
+            <w:r>
+              <w:rPr>
                 <w:szCs w:val="24"/>
               </w:rPr>
-            </w:pPr>
-            <w:r>
-              <w:rPr>
-                <w:rFonts w:cs="Times New Roman"/>
-                <w:color w:val="000000"/>
+              <w:t xml:space="preserve">, </w:t>
+            </w:r>
+            <w:r>
+              <w:rPr>
                 <w:szCs w:val="24"/>
               </w:rPr>
-              <w:t xml:space="preserve">Hot liner/Hébergeur Internet </w:t>
-            </w:r>
-          </w:p>
-          <w:p>
-            <w:pPr>
-              <w:pStyle w:val="Paragraphedeliste"/>
-              <w:numPr>
-                <w:ilvl w:val="0"/>
-                <w:numId w:val="19"/>
-              </w:numPr>
-              <w:spacing w:line="240" w:lineRule="auto"/>
-              <w:jc w:val="left"/>
-              <w:rPr>
-                <w:rFonts w:cs="Times New Roman"/>
-                <w:color w:val="000000"/>
+              <w:t>Entrepreneur IA</w:t>
+            </w:r>
+            <w:r>
+              <w:rPr>
                 <w:szCs w:val="24"/>
               </w:rPr>
-            </w:pPr>
-            <w:r>
-              <w:rPr>
-                <w:rFonts w:cs="Times New Roman"/>
-                <w:color w:val="000000"/>
+              <w:t xml:space="preserve">, </w:t>
+            </w:r>
+            <w:r>
+              <w:rPr>
                 <w:szCs w:val="24"/>
               </w:rPr>
-              <w:t xml:space="preserve">Agent de référencement </w:t>
-            </w:r>
-          </w:p>
-          <w:p>
-            <w:pPr>
-              <w:pStyle w:val="Paragraphedeliste"/>
-              <w:numPr>
-                <w:ilvl w:val="0"/>
-                <w:numId w:val="19"/>
-              </w:numPr>
-              <w:spacing w:line="240" w:lineRule="auto"/>
-              <w:jc w:val="left"/>
-              <w:rPr>
-                <w:rFonts w:cs="Times New Roman"/>
-                <w:color w:val="000000"/>
+              <w:t xml:space="preserve">Consultant IA, Responsable marketing IA, Business </w:t>
+            </w:r>
+            <w:proofErr w:type="spellStart"/>
+            <w:r>
+              <w:rPr>
                 <w:szCs w:val="24"/>
               </w:rPr>
-            </w:pPr>
-            <w:r>
-              <w:rPr>
-                <w:rFonts w:cs="Times New Roman"/>
-                <w:color w:val="000000"/>
+              <w:t>Developer</w:t>
+            </w:r>
+            <w:proofErr w:type="spellEnd"/>
+            <w:r>
+              <w:rPr>
                 <w:szCs w:val="24"/>
               </w:rPr>
-              <w:t xml:space="preserve">Technicien/Supérieur de help desk sur Informatique </w:t>
-            </w:r>
-          </w:p>
-          <w:p>
-            <w:pPr>
-              <w:pStyle w:val="Paragraphedeliste"/>
-              <w:numPr>
-                <w:ilvl w:val="0"/>
-                <w:numId w:val="19"/>
-              </w:numPr>
-              <w:spacing w:line="240" w:lineRule="auto"/>
-              <w:jc w:val="left"/>
-              <w:rPr>
-                <w:rFonts w:cs="Times New Roman"/>
-                <w:color w:val="000000"/>
+              <w:t xml:space="preserve"> IA</w:t>
+            </w:r>
+            <w:r>
+              <w:rPr>
                 <w:szCs w:val="24"/>
               </w:rPr>
-            </w:pPr>
-            <w:r>
-              <w:rPr>
-                <w:rFonts w:cs="Times New Roman"/>
-                <w:color w:val="000000"/>
+              <w:t xml:space="preserve">, </w:t>
+            </w:r>
+            <w:r>
+              <w:rPr>
                 <w:szCs w:val="24"/>
               </w:rPr>
-              <w:t xml:space="preserve">Responsable de sécurité web </w:t>
-            </w:r>
-          </w:p>
-          <w:p>
-            <w:pPr>
-              <w:pStyle w:val="Paragraphedeliste"/>
-              <w:numPr>
-                <w:ilvl w:val="0"/>
-                <w:numId w:val="19"/>
-              </w:numPr>
-              <w:spacing w:line="240" w:lineRule="auto"/>
-              <w:jc w:val="left"/>
-              <w:rPr>
-                <w:rFonts w:cs="Times New Roman"/>
-                <w:color w:val="000000"/>
+              <w:t>Product Owner</w:t>
+            </w:r>
+            <w:r>
+              <w:rPr>
                 <w:szCs w:val="24"/>
               </w:rPr>
-            </w:pPr>
-            <w:r>
-              <w:rPr>
-                <w:rFonts w:cs="Times New Roman"/>
-                <w:color w:val="000000"/>
+              <w:t xml:space="preserve">, </w:t>
+            </w:r>
+            <w:r>
+              <w:rPr>
                 <w:szCs w:val="24"/>
               </w:rPr>
-              <w:t xml:space="preserve">Administrateur de réseau </w:t>
-            </w:r>
-          </w:p>
-          <w:p>
-            <w:pPr>
-              <w:pStyle w:val="Paragraphedeliste"/>
-              <w:numPr>
-                <w:ilvl w:val="0"/>
-                <w:numId w:val="19"/>
-              </w:numPr>
-              <w:spacing w:line="240" w:lineRule="auto"/>
-              <w:jc w:val="left"/>
-              <w:rPr>
-                <w:rStyle w:val="lev"/>
-                <w:rFonts w:cs="Times New Roman"/>
-                <w:b w:val="0"/>
-                <w:bCs w:val="0"/>
-                <w:color w:val="000000"/>
+              <w:t>Consultant en cybersécurité</w:t>
+            </w:r>
+            <w:r>
+              <w:rPr>
                 <w:szCs w:val="24"/>
               </w:rPr>
-            </w:pPr>
-            <w:r>
-              <w:rPr>
-                <w:rStyle w:val="lev"/>
-                <w:rFonts w:cs="Times New Roman"/>
+              <w:t xml:space="preserve">, </w:t>
+            </w:r>
+            <w:r>
+              <w:rPr>
                 <w:szCs w:val="24"/>
               </w:rPr>
-              <w:t>Chargé de Marketing Digital</w:t>
-            </w:r>
-          </w:p>
-          <w:p>
-            <w:pPr>
-              <w:pStyle w:val="Paragraphedeliste"/>
-              <w:numPr>
-                <w:ilvl w:val="0"/>
-                <w:numId w:val="19"/>
-              </w:numPr>
-              <w:spacing w:line="240" w:lineRule="auto"/>
-              <w:jc w:val="left"/>
-              <w:rPr>
-                <w:rFonts w:cs="Times New Roman"/>
-                <w:color w:val="000000"/>
+              <w:t>Directeur de l’Innovation</w:t>
+            </w:r>
+            <w:r>
+              <w:rPr>
                 <w:szCs w:val="24"/>
               </w:rPr>
-            </w:pPr>
-            <w:r>
-              <w:rPr>
-                <w:rFonts w:cs="Times New Roman"/>
+              <w:t xml:space="preserve"> ; </w:t>
+            </w:r>
+          </w:p>
+          <w:p>
+            <w:pPr>
+              <w:autoSpaceDE w:val="0"/>
+              <w:autoSpaceDN w:val="0"/>
+              <w:adjustRightInd w:val="0"/>
+              <w:spacing w:after="0"/>
+              <w:rPr>
                 <w:szCs w:val="24"/>
               </w:rPr>
-              <w:t>Community Manager</w:t>
-            </w:r>
-          </w:p>
-          <w:p>
-            <w:pPr>
-              <w:pStyle w:val="Paragraphedeliste"/>
-              <w:numPr>
-                <w:ilvl w:val="0"/>
-                <w:numId w:val="19"/>
-              </w:numPr>
-              <w:spacing w:line="240" w:lineRule="auto"/>
-              <w:jc w:val="left"/>
-              <w:rPr>
-                <w:rFonts w:cs="Times New Roman"/>
-                <w:color w:val="000000"/>
+            </w:pPr>
+            <w:r>
+              <w:rPr>
                 <w:szCs w:val="24"/>
               </w:rPr>
-            </w:pPr>
-            <w:r>
-              <w:rPr>
-                <w:rFonts w:cs="Times New Roman"/>
+              <w:t xml:space="preserve">OCC : </w:t>
+            </w:r>
+            <w:r>
+              <w:rPr>
                 <w:szCs w:val="24"/>
               </w:rPr>
-              <w:t>Spécialiste en E-commerce</w:t>
-            </w:r>
-          </w:p>
-        </w:tc>
-        <w:tc>
-          <w:tcPr>
-            <w:tcW w:w="4678" w:type="dxa"/>
-          </w:tcPr>
-          <w:p>
-            <w:pPr>
-              <w:pStyle w:val="Paragraphedeliste"/>
-              <w:numPr>
-                <w:ilvl w:val="0"/>
-                <w:numId w:val="19"/>
-              </w:numPr>
-              <w:spacing w:line="240" w:lineRule="auto"/>
-              <w:jc w:val="left"/>
-              <w:rPr>
-                <w:rFonts w:cs="Times New Roman"/>
-                <w:color w:val="000000"/>
+              <w:t>Analyste en cybersécurité</w:t>
+            </w:r>
+            <w:r>
+              <w:rPr>
                 <w:szCs w:val="24"/>
               </w:rPr>
-            </w:pPr>
-            <w:r>
-              <w:rPr>
-                <w:rFonts w:cs="Times New Roman"/>
-                <w:color w:val="000000"/>
+              <w:t xml:space="preserve">, </w:t>
+            </w:r>
+            <w:r>
+              <w:rPr>
                 <w:szCs w:val="24"/>
               </w:rPr>
-              <w:t xml:space="preserve">Administrateur de réseau et système </w:t>
-            </w:r>
-          </w:p>
-          <w:p>
-            <w:pPr>
-              <w:pStyle w:val="Paragraphedeliste"/>
-              <w:numPr>
-                <w:ilvl w:val="0"/>
-                <w:numId w:val="19"/>
-              </w:numPr>
-              <w:spacing w:line="240" w:lineRule="auto"/>
-              <w:jc w:val="left"/>
-              <w:rPr>
-                <w:rFonts w:cs="Times New Roman"/>
-                <w:color w:val="000000"/>
+              <w:t>Ingénieur en cybersécurité</w:t>
+            </w:r>
+            <w:r>
+              <w:rPr>
                 <w:szCs w:val="24"/>
               </w:rPr>
-            </w:pPr>
-            <w:r>
-              <w:rPr>
-                <w:rFonts w:cs="Times New Roman"/>
-                <w:color w:val="000000"/>
+              <w:t xml:space="preserve">, </w:t>
+            </w:r>
+            <w:r>
+              <w:rPr>
                 <w:szCs w:val="24"/>
               </w:rPr>
-              <w:t xml:space="preserve">Architecture de système d’information </w:t>
-            </w:r>
-          </w:p>
-          <w:p>
-            <w:pPr>
-              <w:pStyle w:val="Paragraphedeliste"/>
-              <w:numPr>
-                <w:ilvl w:val="0"/>
-                <w:numId w:val="19"/>
-              </w:numPr>
-              <w:spacing w:line="240" w:lineRule="auto"/>
-              <w:jc w:val="left"/>
-              <w:rPr>
-                <w:rFonts w:cs="Times New Roman"/>
-                <w:color w:val="000000"/>
+              <w:t>Spécialiste en réponse aux incidents</w:t>
+            </w:r>
+            <w:r>
+              <w:rPr>
                 <w:szCs w:val="24"/>
               </w:rPr>
-            </w:pPr>
-            <w:r>
-              <w:rPr>
-                <w:rFonts w:cs="Times New Roman"/>
-                <w:color w:val="000000"/>
+              <w:t xml:space="preserve">, </w:t>
+            </w:r>
+            <w:r>
+              <w:rPr>
                 <w:szCs w:val="24"/>
               </w:rPr>
-              <w:t xml:space="preserve">Développeur d’applications </w:t>
-            </w:r>
-          </w:p>
-          <w:p>
-            <w:pPr>
-              <w:pStyle w:val="Paragraphedeliste"/>
-              <w:numPr>
-                <w:ilvl w:val="0"/>
-                <w:numId w:val="19"/>
-              </w:numPr>
-              <w:spacing w:line="240" w:lineRule="auto"/>
-              <w:jc w:val="left"/>
-              <w:rPr>
-                <w:rFonts w:cs="Times New Roman"/>
-                <w:color w:val="000000"/>
+              <w:t>Architecte de sécurité</w:t>
+            </w:r>
+            <w:r>
+              <w:rPr>
                 <w:szCs w:val="24"/>
               </w:rPr>
-            </w:pPr>
-            <w:r>
-              <w:rPr>
-                <w:rFonts w:cs="Times New Roman"/>
-                <w:color w:val="000000"/>
+              <w:t xml:space="preserve">, </w:t>
+            </w:r>
+            <w:r>
+              <w:rPr>
                 <w:szCs w:val="24"/>
               </w:rPr>
-              <w:t>Ingénieur réseau</w:t>
-            </w:r>
-          </w:p>
-          <w:p>
-            <w:pPr>
-              <w:pStyle w:val="Paragraphedeliste"/>
-              <w:numPr>
-                <w:ilvl w:val="0"/>
-                <w:numId w:val="19"/>
-              </w:numPr>
-              <w:spacing w:line="240" w:lineRule="auto"/>
-              <w:jc w:val="left"/>
-              <w:rPr>
-                <w:rFonts w:cs="Times New Roman"/>
-                <w:color w:val="000000"/>
+              <w:t>Consultant en cybersécurité</w:t>
+            </w:r>
+            <w:r>
+              <w:rPr>
                 <w:szCs w:val="24"/>
               </w:rPr>
-            </w:pPr>
-            <w:r>
-              <w:rPr>
-                <w:rFonts w:cs="Times New Roman"/>
-                <w:color w:val="000000"/>
+              <w:t xml:space="preserve">, </w:t>
+            </w:r>
+            <w:r>
+              <w:rPr>
                 <w:szCs w:val="24"/>
               </w:rPr>
-              <w:t>Webmaster / Web Designer</w:t>
-            </w:r>
-          </w:p>
-          <w:p>
-            <w:pPr>
-              <w:pStyle w:val="Paragraphedeliste"/>
-              <w:numPr>
-                <w:ilvl w:val="0"/>
-                <w:numId w:val="19"/>
-              </w:numPr>
-              <w:spacing w:line="240" w:lineRule="auto"/>
-              <w:jc w:val="left"/>
-              <w:rPr>
-                <w:rFonts w:cs="Times New Roman"/>
-                <w:color w:val="000000"/>
+              <w:t>Auditeur en cybersécurité</w:t>
+            </w:r>
+            <w:r>
+              <w:rPr>
                 <w:szCs w:val="24"/>
               </w:rPr>
-            </w:pPr>
-            <w:r>
-              <w:rPr>
-                <w:rFonts w:cs="Times New Roman"/>
-                <w:color w:val="000000"/>
+              <w:t xml:space="preserve">, </w:t>
+            </w:r>
+            <w:r>
+              <w:rPr>
                 <w:szCs w:val="24"/>
               </w:rPr>
-              <w:t>Concepteur et réalisateur d’application</w:t>
-            </w:r>
-          </w:p>
-          <w:p>
-            <w:pPr>
-              <w:pStyle w:val="Paragraphedeliste"/>
-              <w:numPr>
-                <w:ilvl w:val="0"/>
-                <w:numId w:val="19"/>
-              </w:numPr>
-              <w:spacing w:line="240" w:lineRule="auto"/>
-              <w:jc w:val="left"/>
-              <w:rPr>
-                <w:rFonts w:cs="Times New Roman"/>
-                <w:color w:val="000000"/>
+              <w:t>Expert en sécurité des données</w:t>
+            </w:r>
+            <w:r>
+              <w:rPr>
                 <w:szCs w:val="24"/>
               </w:rPr>
-            </w:pPr>
-            <w:r>
-              <w:rPr>
-                <w:rFonts w:cs="Times New Roman"/>
-                <w:color w:val="000000"/>
+              <w:t xml:space="preserve">, </w:t>
+            </w:r>
+            <w:r>
+              <w:rPr>
                 <w:szCs w:val="24"/>
               </w:rPr>
-              <w:t xml:space="preserve">Directeur du système d’informations </w:t>
-            </w:r>
-          </w:p>
-          <w:p>
-            <w:pPr>
-              <w:pStyle w:val="Paragraphedeliste"/>
-              <w:numPr>
-                <w:ilvl w:val="0"/>
-                <w:numId w:val="19"/>
-              </w:numPr>
-              <w:spacing w:line="240" w:lineRule="auto"/>
-              <w:jc w:val="left"/>
-              <w:rPr>
-                <w:rFonts w:cs="Times New Roman"/>
-                <w:color w:val="000000"/>
+              <w:t>Responsable de la sécurité des informations</w:t>
+            </w:r>
+            <w:r>
+              <w:rPr>
                 <w:szCs w:val="24"/>
               </w:rPr>
-            </w:pPr>
-            <w:r>
-              <w:rPr>
-                <w:rFonts w:cs="Times New Roman"/>
+              <w:t xml:space="preserve">, </w:t>
+            </w:r>
+            <w:r>
+              <w:rPr>
                 <w:szCs w:val="24"/>
               </w:rPr>
-              <w:t>Chef de projet informatique</w:t>
-            </w:r>
-          </w:p>
-          <w:p>
-            <w:pPr>
-              <w:pStyle w:val="Paragraphedeliste"/>
-              <w:numPr>
-                <w:ilvl w:val="0"/>
-                <w:numId w:val="19"/>
-              </w:numPr>
-              <w:spacing w:line="240" w:lineRule="auto"/>
-              <w:jc w:val="left"/>
-              <w:rPr>
-                <w:rFonts w:cs="Times New Roman"/>
-                <w:color w:val="000000"/>
+              <w:t>Chercheur en cybersécurité</w:t>
+            </w:r>
+            <w:r>
+              <w:rPr>
                 <w:szCs w:val="24"/>
               </w:rPr>
-            </w:pPr>
-            <w:r>
-              <w:rPr>
-                <w:rFonts w:cs="Times New Roman"/>
+              <w:t xml:space="preserve">, </w:t>
+            </w:r>
+            <w:r>
+              <w:rPr>
                 <w:szCs w:val="24"/>
               </w:rPr>
-              <w:t>Responsable de sécurité informatique</w:t>
-            </w:r>
-          </w:p>
-          <w:p>
-            <w:pPr>
-              <w:pStyle w:val="Paragraphedeliste"/>
-              <w:numPr>
-                <w:ilvl w:val="0"/>
-                <w:numId w:val="19"/>
-              </w:numPr>
-              <w:spacing w:line="240" w:lineRule="auto"/>
-              <w:jc w:val="left"/>
-              <w:rPr>
-                <w:rFonts w:cs="Times New Roman"/>
-                <w:color w:val="000000"/>
+              <w:t>Formateur en cybersécurité</w:t>
+            </w:r>
+            <w:r>
+              <w:rPr>
                 <w:szCs w:val="24"/>
               </w:rPr>
-            </w:pPr>
-            <w:r>
-              <w:rPr>
-                <w:rFonts w:cs="Times New Roman"/>
+              <w:t xml:space="preserve">, </w:t>
+            </w:r>
+            <w:r>
+              <w:rPr>
                 <w:szCs w:val="24"/>
               </w:rPr>
-              <w:t xml:space="preserve">Consultant fonctionnel ou freelance </w:t>
-            </w:r>
-          </w:p>
-          <w:p>
-            <w:pPr>
-              <w:pStyle w:val="Paragraphedeliste"/>
-              <w:numPr>
-                <w:ilvl w:val="0"/>
-                <w:numId w:val="19"/>
-              </w:numPr>
-              <w:spacing w:line="240" w:lineRule="auto"/>
-              <w:jc w:val="left"/>
-              <w:rPr>
-                <w:rFonts w:cs="Times New Roman"/>
-                <w:color w:val="000000"/>
+              <w:t>Ingénieur IoT</w:t>
+            </w:r>
+            <w:r>
+              <w:rPr>
                 <w:szCs w:val="24"/>
               </w:rPr>
-            </w:pPr>
-            <w:r>
-              <w:rPr>
-                <w:rFonts w:cs="Times New Roman"/>
+              <w:t xml:space="preserve">, </w:t>
+            </w:r>
+            <w:r>
+              <w:rPr>
                 <w:szCs w:val="24"/>
               </w:rPr>
-              <w:t>Chef de Projet Digital</w:t>
-            </w:r>
-          </w:p>
-          <w:p>
-            <w:pPr>
-              <w:pStyle w:val="Paragraphedeliste"/>
-              <w:numPr>
-                <w:ilvl w:val="0"/>
-                <w:numId w:val="19"/>
-              </w:numPr>
-              <w:spacing w:line="240" w:lineRule="auto"/>
-              <w:jc w:val="left"/>
-              <w:rPr>
-                <w:rFonts w:cs="Times New Roman"/>
-                <w:color w:val="000000"/>
+              <w:t>Développeur IoT</w:t>
+            </w:r>
+            <w:r>
+              <w:rPr>
                 <w:szCs w:val="24"/>
               </w:rPr>
-            </w:pPr>
-            <w:r>
-              <w:rPr>
-                <w:rFonts w:cs="Times New Roman"/>
+              <w:t xml:space="preserve">, </w:t>
+            </w:r>
+            <w:r>
+              <w:rPr>
                 <w:szCs w:val="24"/>
               </w:rPr>
-              <w:t>Auditeur des systèmes d’information</w:t>
-            </w:r>
-          </w:p>
-          <w:p>
-            <w:pPr>
-              <w:rPr>
-                <w:rFonts w:cs="Times New Roman"/>
+              <w:t>Architecte IoT</w:t>
+            </w:r>
+            <w:r>
+              <w:rPr>
+                <w:szCs w:val="24"/>
+              </w:rPr>
+              <w:t xml:space="preserve">, </w:t>
+            </w:r>
+            <w:r>
+              <w:rPr>
+                <w:szCs w:val="24"/>
+              </w:rPr>
+              <w:t>Spécialiste en sécurité IoT</w:t>
+            </w:r>
+            <w:r>
+              <w:rPr>
+                <w:szCs w:val="24"/>
+              </w:rPr>
+              <w:t xml:space="preserve">, </w:t>
+            </w:r>
+            <w:r>
+              <w:rPr>
+                <w:szCs w:val="24"/>
+              </w:rPr>
+              <w:t>Analyste de données</w:t>
+            </w:r>
+          </w:p>
+        </w:tc>
+      </w:tr>
+      <w:tr>
+        <w:tc>
+          <w:tcPr>
+            <w:tcW w:w="3545" w:type="dxa"/>
+          </w:tcPr>
+          <w:p>
+            <w:pPr>
+              <w:autoSpaceDE w:val="0"/>
+              <w:autoSpaceDN w:val="0"/>
+              <w:adjustRightInd w:val="0"/>
+              <w:spacing w:after="0"/>
+              <w:jc w:val="center"/>
+              <w:rPr>
+                <w:szCs w:val="24"/>
+              </w:rPr>
+            </w:pPr>
+            <w:r>
+              <w:rPr>
+                <w:szCs w:val="24"/>
+              </w:rPr>
+              <w:t>EXPERTISE DIGITALE</w:t>
+            </w:r>
+          </w:p>
+        </w:tc>
+        <w:tc>
+          <w:tcPr>
+            <w:tcW w:w="7371" w:type="dxa"/>
+          </w:tcPr>
+          <w:p>
+            <w:pPr>
+              <w:autoSpaceDE w:val="0"/>
+              <w:autoSpaceDN w:val="0"/>
+              <w:adjustRightInd w:val="0"/>
+              <w:spacing w:after="0"/>
+              <w:rPr>
+                <w:szCs w:val="24"/>
+              </w:rPr>
+            </w:pPr>
+            <w:proofErr w:type="spellStart"/>
+            <w:r>
+              <w:rPr>
+                <w:szCs w:val="24"/>
+              </w:rPr>
+              <w:t>MDi</w:t>
+            </w:r>
+            <w:proofErr w:type="spellEnd"/>
+            <w:r>
+              <w:rPr>
+                <w:szCs w:val="24"/>
+              </w:rPr>
+              <w:t xml:space="preserve"> : </w:t>
+            </w:r>
+            <w:r>
+              <w:rPr>
+                <w:szCs w:val="24"/>
+              </w:rPr>
+              <w:t>Spécialiste en Marketing Digital, Gestionnaire de Contenu Web, Analyste UX/UI, Product Owner, Chef de Projet Digital, Stratège en Médias Sociaux, Analyste de Performance Digitale, Chef de Projet Digital, Stratège en Médias Sociaux, Concepteur-Rédacteur Web</w:t>
+            </w:r>
+            <w:r>
+              <w:rPr>
+                <w:szCs w:val="24"/>
+              </w:rPr>
+              <w:t xml:space="preserve"> </w:t>
+            </w:r>
+            <w:r>
+              <w:rPr>
+                <w:szCs w:val="24"/>
+              </w:rPr>
+              <w:t>Analyste de Performance Digitale, Expert en Commerce Électronique, Expert en Commerce Électronique, Spécialiste SEO/SEM, Manager de Communauté (Community Manager), Conseiller en Stratégie Digitale, Responsable CRM (Customer Relationship Management), Spécialiste en Analytique et Intelligence d’Affaires (Business Intelligence), Consultant en Transformation Digitale, Responsable des Partenariats Digitaux, Spécialiste en Cybersécurité Marketing, Directeur de l’Innovation Digitale, Manager de l'E-réputation</w:t>
+            </w:r>
+          </w:p>
+          <w:p>
+            <w:pPr>
+              <w:autoSpaceDE w:val="0"/>
+              <w:autoSpaceDN w:val="0"/>
+              <w:adjustRightInd w:val="0"/>
+              <w:spacing w:after="0"/>
+              <w:rPr>
+                <w:szCs w:val="24"/>
+              </w:rPr>
+            </w:pPr>
+            <w:r>
+              <w:rPr>
+                <w:szCs w:val="24"/>
+              </w:rPr>
+              <w:lastRenderedPageBreak/>
+              <w:t xml:space="preserve">ASI : </w:t>
+            </w:r>
+            <w:r>
+              <w:rPr>
+                <w:szCs w:val="24"/>
+              </w:rPr>
+              <w:t xml:space="preserve">Auditeur des Systèmes d'Information, Consultant en Sécurité des Systèmes d'Information, Analyste de Risques IT, Chef de Projet SI, Responsable de la Conformité IT, Spécialiste en Cyber </w:t>
+            </w:r>
+            <w:proofErr w:type="spellStart"/>
+            <w:r>
+              <w:rPr>
+                <w:szCs w:val="24"/>
+              </w:rPr>
+              <w:t>Forensics</w:t>
+            </w:r>
+            <w:proofErr w:type="spellEnd"/>
+            <w:r>
+              <w:rPr>
+                <w:szCs w:val="24"/>
+              </w:rPr>
+              <w:t>, Directeur de l'Audit et de la Sécurité des Systèmes d'Information, Expert en Gouvernance IT, Formateur ou Éducateur en Sécurité des Chercheur en Sécurité IT</w:t>
+            </w:r>
+          </w:p>
+          <w:p>
+            <w:pPr>
+              <w:autoSpaceDE w:val="0"/>
+              <w:autoSpaceDN w:val="0"/>
+              <w:adjustRightInd w:val="0"/>
+              <w:spacing w:after="0"/>
+              <w:rPr>
                 <w:szCs w:val="24"/>
               </w:rPr>
             </w:pPr>
@@ -9106,61 +9144,44 @@
     </w:tbl>
     <w:p>
       <w:pPr>
-        <w:rPr>
-          <w:rFonts w:cs="Times New Roman"/>
-          <w:szCs w:val="24"/>
-        </w:rPr>
-      </w:pPr>
+        <w:pStyle w:val="Titre4"/>
+      </w:pPr>
+      <w:bookmarkStart w:id="66" w:name="_Toc117674815"/>
+      <w:bookmarkStart w:id="67" w:name="_Toc117684574"/>
+      <w:bookmarkStart w:id="68" w:name="_Toc118439196"/>
+      <w:bookmarkStart w:id="69" w:name="_Toc118439292"/>
+      <w:bookmarkStart w:id="70" w:name="_Toc182517115"/>
+      <w:bookmarkStart w:id="71" w:name="_Toc182517278"/>
+      <w:r>
+        <w:lastRenderedPageBreak/>
+        <w:t>Ressources huma</w:t>
+      </w:r>
+      <w:r>
+        <w:t>i</w:t>
+      </w:r>
+      <w:r>
+        <w:t>nes</w:t>
+      </w:r>
+      <w:bookmarkEnd w:id="66"/>
+      <w:bookmarkEnd w:id="67"/>
+      <w:bookmarkEnd w:id="68"/>
+      <w:bookmarkEnd w:id="69"/>
+      <w:bookmarkEnd w:id="70"/>
+      <w:bookmarkEnd w:id="71"/>
     </w:p>
     <w:p>
       <w:pPr>
-        <w:pStyle w:val="Titre4"/>
-        <w:ind w:left="284"/>
-      </w:pPr>
-      <w:bookmarkStart w:id="103" w:name="_Toc117674815"/>
-      <w:bookmarkStart w:id="104" w:name="_Toc117684574"/>
-      <w:bookmarkStart w:id="105" w:name="_Toc118439196"/>
-      <w:bookmarkStart w:id="106" w:name="_Toc118439292"/>
-      <w:bookmarkStart w:id="107" w:name="_Toc182128838"/>
-      <w:bookmarkStart w:id="108" w:name="_Toc183157286"/>
-      <w:r>
-        <w:t xml:space="preserve"> </w:t>
-      </w:r>
-      <w:bookmarkStart w:id="109" w:name="_Toc183444574"/>
-      <w:bookmarkStart w:id="110" w:name="_Toc184037269"/>
-      <w:bookmarkStart w:id="111" w:name="_Toc184230827"/>
-      <w:bookmarkStart w:id="112" w:name="_Toc184232878"/>
-      <w:bookmarkStart w:id="113" w:name="_Toc184361239"/>
-      <w:bookmarkStart w:id="114" w:name="_Toc187327632"/>
-      <w:bookmarkStart w:id="115" w:name="_Toc187327804"/>
-      <w:r>
-        <w:t>Ressources humaines</w:t>
-      </w:r>
-      <w:bookmarkEnd w:id="103"/>
-      <w:bookmarkEnd w:id="104"/>
-      <w:bookmarkEnd w:id="105"/>
-      <w:bookmarkEnd w:id="106"/>
-      <w:bookmarkEnd w:id="107"/>
-      <w:bookmarkEnd w:id="108"/>
-      <w:bookmarkEnd w:id="109"/>
-      <w:bookmarkEnd w:id="110"/>
-      <w:bookmarkEnd w:id="111"/>
-      <w:bookmarkEnd w:id="112"/>
-      <w:bookmarkEnd w:id="113"/>
-      <w:bookmarkEnd w:id="114"/>
-      <w:bookmarkEnd w:id="115"/>
-    </w:p>
-    <w:p>
-      <w:pPr>
         <w:pStyle w:val="Default"/>
         <w:spacing w:line="360" w:lineRule="auto"/>
-        <w:rPr>
-          <w:rFonts w:ascii="Times New Roman" w:hAnsi="Times New Roman" w:cs="Times New Roman"/>
-        </w:rPr>
-      </w:pPr>
-      <w:r>
-        <w:rPr>
-          <w:rFonts w:ascii="Times New Roman" w:hAnsi="Times New Roman" w:cs="Times New Roman"/>
+        <w:ind w:firstLine="567"/>
+        <w:jc w:val="both"/>
+        <w:rPr>
+          <w:color w:val="auto"/>
+        </w:rPr>
+      </w:pPr>
+      <w:r>
+        <w:rPr>
+          <w:color w:val="auto"/>
         </w:rPr>
         <w:t>Les ressources humaines sont citées ci-dessous selon leurs responsabilités :</w:t>
       </w:r>
@@ -9172,25 +9193,20 @@
           <w:ilvl w:val="0"/>
           <w:numId w:val="18"/>
         </w:numPr>
+        <w:autoSpaceDE w:val="0"/>
+        <w:autoSpaceDN w:val="0"/>
+        <w:adjustRightInd w:val="0"/>
         <w:spacing w:line="360" w:lineRule="auto"/>
         <w:jc w:val="both"/>
         <w:rPr>
-          <w:rFonts w:ascii="Times New Roman" w:hAnsi="Times New Roman" w:cs="Times New Roman"/>
           <w:color w:val="auto"/>
         </w:rPr>
       </w:pPr>
       <w:r>
         <w:rPr>
-          <w:rFonts w:ascii="Times New Roman" w:hAnsi="Times New Roman" w:cs="Times New Roman"/>
           <w:color w:val="auto"/>
         </w:rPr>
-        <w:t xml:space="preserve">Directeur de l’Ecole : Monsieur MAHATODY Thomas, </w:t>
-      </w:r>
-      <w:r>
-        <w:rPr>
-          <w:rFonts w:ascii="Times New Roman" w:hAnsi="Times New Roman" w:cs="Times New Roman"/>
-        </w:rPr>
-        <w:t>Professeur</w:t>
+        <w:t>Directeur de l’Ecole : Monsieur MAHATODY Thomas, Professeur</w:t>
       </w:r>
     </w:p>
     <w:p>
@@ -9200,19 +9216,32 @@
           <w:ilvl w:val="0"/>
           <w:numId w:val="18"/>
         </w:numPr>
+        <w:autoSpaceDE w:val="0"/>
+        <w:autoSpaceDN w:val="0"/>
+        <w:adjustRightInd w:val="0"/>
         <w:spacing w:line="360" w:lineRule="auto"/>
         <w:jc w:val="both"/>
         <w:rPr>
-          <w:rFonts w:ascii="Times New Roman" w:hAnsi="Times New Roman" w:cs="Times New Roman"/>
           <w:color w:val="auto"/>
         </w:rPr>
       </w:pPr>
       <w:r>
         <w:rPr>
-          <w:rFonts w:ascii="Times New Roman" w:hAnsi="Times New Roman" w:cs="Times New Roman"/>
           <w:color w:val="auto"/>
         </w:rPr>
-        <w:t>Responsable de la Mention « Informatique » : Monsieur RABETAFIKA Louis Haja, Maître de Conférences</w:t>
+        <w:t xml:space="preserve">Responsable de la Mention « Informatique » : Monsieur </w:t>
+      </w:r>
+      <w:r>
+        <w:rPr>
+          <w:color w:val="auto"/>
+        </w:rPr>
+        <w:t>RALAIVAO Jean Christian</w:t>
+      </w:r>
+      <w:r>
+        <w:rPr>
+          <w:color w:val="auto"/>
+        </w:rPr>
+        <w:t>, Maître de Conférences</w:t>
       </w:r>
     </w:p>
     <w:p>
@@ -9222,16 +9251,17 @@
           <w:ilvl w:val="0"/>
           <w:numId w:val="18"/>
         </w:numPr>
+        <w:autoSpaceDE w:val="0"/>
+        <w:autoSpaceDN w:val="0"/>
+        <w:adjustRightInd w:val="0"/>
         <w:spacing w:line="360" w:lineRule="auto"/>
         <w:jc w:val="both"/>
         <w:rPr>
-          <w:rFonts w:ascii="Times New Roman" w:hAnsi="Times New Roman" w:cs="Times New Roman"/>
           <w:color w:val="auto"/>
         </w:rPr>
       </w:pPr>
       <w:r>
         <w:rPr>
-          <w:rFonts w:ascii="Times New Roman" w:hAnsi="Times New Roman" w:cs="Times New Roman"/>
           <w:color w:val="auto"/>
         </w:rPr>
         <w:t>Responsable de la Mention « Intelligence Artificielle » : Monsieur DIMBISOA William Germain, Maître de Conférences</w:t>
@@ -9244,19 +9274,70 @@
           <w:ilvl w:val="0"/>
           <w:numId w:val="18"/>
         </w:numPr>
+        <w:autoSpaceDE w:val="0"/>
+        <w:autoSpaceDN w:val="0"/>
+        <w:adjustRightInd w:val="0"/>
         <w:spacing w:line="360" w:lineRule="auto"/>
         <w:jc w:val="both"/>
         <w:rPr>
-          <w:rFonts w:ascii="Times New Roman" w:hAnsi="Times New Roman" w:cs="Times New Roman"/>
           <w:color w:val="auto"/>
         </w:rPr>
       </w:pPr>
       <w:r>
         <w:rPr>
-          <w:rFonts w:ascii="Times New Roman" w:hAnsi="Times New Roman" w:cs="Times New Roman"/>
           <w:color w:val="auto"/>
         </w:rPr>
-        <w:t>Responsable du Parcours « Génie Logiciel et Base de Données » : Monsieur RALAIVAO Jean Christian, Maître de Conférences</w:t>
+        <w:t xml:space="preserve">Responsable de </w:t>
+      </w:r>
+      <w:r>
+        <w:rPr>
+          <w:color w:val="auto"/>
+        </w:rPr>
+        <w:t>parcours</w:t>
+      </w:r>
+      <w:r>
+        <w:rPr>
+          <w:color w:val="auto"/>
+        </w:rPr>
+        <w:t xml:space="preserve"> « I</w:t>
+      </w:r>
+      <w:r>
+        <w:rPr>
+          <w:color w:val="auto"/>
+        </w:rPr>
+        <w:t>LSI</w:t>
+      </w:r>
+      <w:r>
+        <w:rPr>
+          <w:color w:val="auto"/>
+        </w:rPr>
+        <w:t> » : M</w:t>
+      </w:r>
+      <w:r>
+        <w:rPr>
+          <w:color w:val="auto"/>
+        </w:rPr>
+        <w:t xml:space="preserve">adame RATIANANTITRA </w:t>
+      </w:r>
+      <w:proofErr w:type="spellStart"/>
+      <w:r>
+        <w:rPr>
+          <w:color w:val="auto"/>
+        </w:rPr>
+        <w:t>Volatiana</w:t>
+      </w:r>
+      <w:proofErr w:type="spellEnd"/>
+      <w:r>
+        <w:rPr>
+          <w:color w:val="auto"/>
+        </w:rPr>
+        <w:t xml:space="preserve"> Marielle</w:t>
+      </w:r>
+      <w:r>
+        <w:rPr>
+          <w:color w:val="auto"/>
+        </w:rPr>
+        <w:t>, Maître de Conférences</w:t>
       </w:r>
     </w:p>
     <w:p>
@@ -9266,19 +9347,62 @@
           <w:ilvl w:val="0"/>
           <w:numId w:val="18"/>
         </w:numPr>
+        <w:autoSpaceDE w:val="0"/>
+        <w:autoSpaceDN w:val="0"/>
+        <w:adjustRightInd w:val="0"/>
         <w:spacing w:line="360" w:lineRule="auto"/>
         <w:jc w:val="both"/>
         <w:rPr>
-          <w:rFonts w:ascii="Times New Roman" w:hAnsi="Times New Roman" w:cs="Times New Roman"/>
           <w:color w:val="auto"/>
         </w:rPr>
       </w:pPr>
       <w:r>
         <w:rPr>
-          <w:rFonts w:ascii="Times New Roman" w:hAnsi="Times New Roman" w:cs="Times New Roman"/>
           <w:color w:val="auto"/>
         </w:rPr>
-        <w:t xml:space="preserve">Responsable du Parcours « Administration Systèmes et Réseaux » : Monsieur SIAKA, Assistant d’Enseignement Supérieur et de Recherche </w:t>
+        <w:t xml:space="preserve">Responsable de </w:t>
+      </w:r>
+      <w:r>
+        <w:rPr>
+          <w:color w:val="auto"/>
+        </w:rPr>
+        <w:t>parcours</w:t>
+      </w:r>
+      <w:r>
+        <w:rPr>
+          <w:color w:val="auto"/>
+        </w:rPr>
+        <w:t xml:space="preserve"> « I</w:t>
+      </w:r>
+      <w:r>
+        <w:rPr>
+          <w:color w:val="auto"/>
+        </w:rPr>
+        <w:t>SRI</w:t>
+      </w:r>
+      <w:r>
+        <w:rPr>
+          <w:color w:val="auto"/>
+        </w:rPr>
+        <w:t> » : M</w:t>
+      </w:r>
+      <w:r>
+        <w:rPr>
+          <w:color w:val="auto"/>
+        </w:rPr>
+        <w:t>onsieur RAZAFINDRAIBE Marolahy Alix</w:t>
+      </w:r>
+      <w:r>
+        <w:rPr>
+          <w:color w:val="auto"/>
+        </w:rPr>
+        <w:t xml:space="preserve">, </w:t>
+      </w:r>
+      <w:r>
+        <w:rPr>
+          <w:color w:val="auto"/>
+        </w:rPr>
+        <w:t>Assistant d’Enseignement Supérieur et de Recherche</w:t>
       </w:r>
     </w:p>
     <w:p>
@@ -9288,19 +9412,62 @@
           <w:ilvl w:val="0"/>
           <w:numId w:val="18"/>
         </w:numPr>
+        <w:autoSpaceDE w:val="0"/>
+        <w:autoSpaceDN w:val="0"/>
+        <w:adjustRightInd w:val="0"/>
         <w:spacing w:line="360" w:lineRule="auto"/>
         <w:jc w:val="both"/>
         <w:rPr>
-          <w:rFonts w:ascii="Times New Roman" w:hAnsi="Times New Roman" w:cs="Times New Roman"/>
           <w:color w:val="auto"/>
         </w:rPr>
       </w:pPr>
       <w:r>
         <w:rPr>
-          <w:rFonts w:ascii="Times New Roman" w:hAnsi="Times New Roman" w:cs="Times New Roman"/>
           <w:color w:val="auto"/>
         </w:rPr>
-        <w:t xml:space="preserve">Responsable du Parcours « Informatique Générale » : Monsieur GILANTE Gesazafy, Assistant d’Enseignement Supérieur et de Recherche </w:t>
+        <w:t xml:space="preserve">Responsable de </w:t>
+      </w:r>
+      <w:r>
+        <w:rPr>
+          <w:color w:val="auto"/>
+        </w:rPr>
+        <w:t>parcours</w:t>
+      </w:r>
+      <w:r>
+        <w:rPr>
+          <w:color w:val="auto"/>
+        </w:rPr>
+        <w:t xml:space="preserve"> « I</w:t>
+      </w:r>
+      <w:r>
+        <w:rPr>
+          <w:color w:val="auto"/>
+        </w:rPr>
+        <w:t>SII</w:t>
+      </w:r>
+      <w:r>
+        <w:rPr>
+          <w:color w:val="auto"/>
+        </w:rPr>
+        <w:t> » : M</w:t>
+      </w:r>
+      <w:r>
+        <w:rPr>
+          <w:color w:val="auto"/>
+        </w:rPr>
+        <w:t>onsieur RAZAFINDRAMONJA Clément Aubert</w:t>
+      </w:r>
+      <w:r>
+        <w:rPr>
+          <w:color w:val="auto"/>
+        </w:rPr>
+        <w:t xml:space="preserve">, </w:t>
+      </w:r>
+      <w:r>
+        <w:rPr>
+          <w:color w:val="auto"/>
+        </w:rPr>
+        <w:t>Assistant d’Enseignement Supérieur et de Recherche</w:t>
       </w:r>
     </w:p>
     <w:p>
@@ -9310,35 +9477,78 @@
           <w:ilvl w:val="0"/>
           <w:numId w:val="18"/>
         </w:numPr>
+        <w:autoSpaceDE w:val="0"/>
+        <w:autoSpaceDN w:val="0"/>
+        <w:adjustRightInd w:val="0"/>
         <w:spacing w:line="360" w:lineRule="auto"/>
         <w:jc w:val="both"/>
         <w:rPr>
-          <w:rFonts w:ascii="Times New Roman" w:hAnsi="Times New Roman" w:cs="Times New Roman"/>
           <w:color w:val="auto"/>
         </w:rPr>
       </w:pPr>
       <w:r>
         <w:rPr>
-          <w:rFonts w:ascii="Times New Roman" w:hAnsi="Times New Roman" w:cs="Times New Roman"/>
           <w:color w:val="auto"/>
         </w:rPr>
-        <w:t xml:space="preserve">Responsable du Parcours « Gouvernance et Ingénierie de Données » : Madame RATIANANTITRA </w:t>
+        <w:t xml:space="preserve">Responsable de </w:t>
+      </w:r>
+      <w:r>
+        <w:rPr>
+          <w:color w:val="auto"/>
+        </w:rPr>
+        <w:t>parcours</w:t>
+      </w:r>
+      <w:r>
+        <w:rPr>
+          <w:color w:val="auto"/>
+        </w:rPr>
+        <w:t xml:space="preserve"> « </w:t>
+      </w:r>
+      <w:r>
+        <w:rPr>
+          <w:color w:val="auto"/>
+        </w:rPr>
+        <w:t>GID</w:t>
+      </w:r>
+      <w:r>
+        <w:rPr>
+          <w:color w:val="auto"/>
+        </w:rPr>
+        <w:t> » : M</w:t>
+      </w:r>
+      <w:r>
+        <w:rPr>
+          <w:color w:val="auto"/>
+        </w:rPr>
+        <w:t xml:space="preserve">adame RAKOTOASIMBAHOAKA </w:t>
       </w:r>
       <w:proofErr w:type="spellStart"/>
       <w:r>
         <w:rPr>
-          <w:rFonts w:ascii="Times New Roman" w:hAnsi="Times New Roman" w:cs="Times New Roman"/>
           <w:color w:val="auto"/>
         </w:rPr>
-        <w:t>Volatiana</w:t>
+        <w:t>Antsa</w:t>
       </w:r>
       <w:proofErr w:type="spellEnd"/>
       <w:r>
         <w:rPr>
-          <w:rFonts w:ascii="Times New Roman" w:hAnsi="Times New Roman" w:cs="Times New Roman"/>
           <w:color w:val="auto"/>
         </w:rPr>
-        <w:t xml:space="preserve"> Marielle, Maître de Conférences</w:t>
+        <w:t xml:space="preserve"> </w:t>
+      </w:r>
+      <w:proofErr w:type="spellStart"/>
+      <w:r>
+        <w:rPr>
+          <w:color w:val="auto"/>
+        </w:rPr>
+        <w:t>Cyprienna</w:t>
+      </w:r>
+      <w:proofErr w:type="spellEnd"/>
+      <w:r>
+        <w:rPr>
+          <w:color w:val="auto"/>
+        </w:rPr>
+        <w:t>, Maître de Conférences</w:t>
       </w:r>
     </w:p>
     <w:p>
@@ -9348,101 +9558,182 @@
           <w:ilvl w:val="0"/>
           <w:numId w:val="18"/>
         </w:numPr>
+        <w:autoSpaceDE w:val="0"/>
+        <w:autoSpaceDN w:val="0"/>
+        <w:adjustRightInd w:val="0"/>
         <w:spacing w:line="360" w:lineRule="auto"/>
         <w:jc w:val="both"/>
         <w:rPr>
-          <w:rFonts w:ascii="Times New Roman" w:hAnsi="Times New Roman" w:cs="Times New Roman"/>
           <w:color w:val="auto"/>
         </w:rPr>
       </w:pPr>
       <w:r>
         <w:rPr>
-          <w:rFonts w:ascii="Times New Roman" w:hAnsi="Times New Roman" w:cs="Times New Roman"/>
           <w:color w:val="auto"/>
         </w:rPr>
-        <w:t>Responsable du Parcours « Objets Connectés et Cybersécurité » : Monsieur RAZAFIMAHATRATRA Hajarisena, Maître de Conférences</w:t>
+        <w:t>Responsable de parcours « OCC » : M</w:t>
+      </w:r>
+      <w:r>
+        <w:rPr>
+          <w:color w:val="auto"/>
+        </w:rPr>
+        <w:t>onsieur</w:t>
+      </w:r>
+      <w:r>
+        <w:rPr>
+          <w:color w:val="auto"/>
+        </w:rPr>
+        <w:t xml:space="preserve"> </w:t>
+      </w:r>
+      <w:r>
+        <w:rPr>
+          <w:color w:val="auto"/>
+        </w:rPr>
+        <w:t>GILANTE Gesazafy</w:t>
+      </w:r>
+      <w:r>
+        <w:rPr>
+          <w:color w:val="auto"/>
+        </w:rPr>
+        <w:t>, Assistant d’Enseignement Supérieur et de Recherche</w:t>
       </w:r>
     </w:p>
     <w:p>
       <w:pPr>
         <w:pStyle w:val="Default"/>
         <w:spacing w:line="360" w:lineRule="auto"/>
+        <w:ind w:left="1080"/>
         <w:jc w:val="both"/>
         <w:rPr>
-          <w:rFonts w:ascii="Times New Roman" w:hAnsi="Times New Roman" w:cs="Times New Roman"/>
-        </w:rPr>
-      </w:pPr>
-      <w:r>
-        <w:rPr>
-          <w:rFonts w:ascii="Times New Roman" w:hAnsi="Times New Roman" w:cs="Times New Roman"/>
-        </w:rPr>
-        <w:t xml:space="preserve">L’ENI compte quinze (15) enseignants permanents dont un (01) Professeur Titulaire, un (01) Professeur, un (01) Docteur HDR, huit (08) Maîtres de Conférences, quatre (04) Assistants </w:t>
-      </w:r>
-      <w:r>
-        <w:rPr>
-          <w:rFonts w:ascii="Times New Roman" w:hAnsi="Times New Roman" w:cs="Times New Roman"/>
-        </w:rPr>
-        <w:lastRenderedPageBreak/>
-        <w:t>d’Enseignement Supérieur et de Recherche, dix (10) enseignants vacataires, quarante un (41) personnel administratif.</w:t>
-      </w:r>
+          <w:color w:val="auto"/>
+        </w:rPr>
+      </w:pPr>
     </w:p>
     <w:p>
       <w:pPr>
         <w:pStyle w:val="Default"/>
         <w:spacing w:line="360" w:lineRule="auto"/>
+        <w:ind w:firstLine="567"/>
         <w:jc w:val="both"/>
         <w:rPr>
-          <w:rFonts w:ascii="Times New Roman" w:hAnsi="Times New Roman" w:cs="Times New Roman"/>
-        </w:rPr>
-      </w:pPr>
+          <w:color w:val="auto"/>
+        </w:rPr>
+      </w:pPr>
+      <w:r>
+        <w:rPr>
+          <w:color w:val="auto"/>
+        </w:rPr>
+        <w:t xml:space="preserve">L’ENI compte </w:t>
+      </w:r>
+      <w:r>
+        <w:rPr>
+          <w:color w:val="auto"/>
+        </w:rPr>
+        <w:t>seize</w:t>
+      </w:r>
+      <w:r>
+        <w:rPr>
+          <w:color w:val="auto"/>
+        </w:rPr>
+        <w:t xml:space="preserve"> (1</w:t>
+      </w:r>
+      <w:r>
+        <w:rPr>
+          <w:color w:val="auto"/>
+        </w:rPr>
+        <w:t>6</w:t>
+      </w:r>
+      <w:r>
+        <w:rPr>
+          <w:color w:val="auto"/>
+        </w:rPr>
+        <w:t xml:space="preserve">) enseignants permanents dont un (01) Professeur Titulaire, </w:t>
+      </w:r>
+      <w:r>
+        <w:rPr>
+          <w:color w:val="auto"/>
+        </w:rPr>
+        <w:t>deux</w:t>
+      </w:r>
+      <w:r>
+        <w:rPr>
+          <w:color w:val="auto"/>
+        </w:rPr>
+        <w:t xml:space="preserve"> (0</w:t>
+      </w:r>
+      <w:r>
+        <w:rPr>
+          <w:color w:val="auto"/>
+        </w:rPr>
+        <w:t>2</w:t>
+      </w:r>
+      <w:r>
+        <w:rPr>
+          <w:color w:val="auto"/>
+        </w:rPr>
+        <w:t>) Professeu</w:t>
+      </w:r>
+      <w:r>
+        <w:rPr>
+          <w:color w:val="auto"/>
+        </w:rPr>
+        <w:t>rs, Neuf (09</w:t>
+      </w:r>
+      <w:r>
+        <w:rPr>
+          <w:color w:val="auto"/>
+        </w:rPr>
+        <w:t xml:space="preserve">) Maîtres de Conférences, </w:t>
+      </w:r>
+      <w:r>
+        <w:rPr>
+          <w:color w:val="auto"/>
+        </w:rPr>
+        <w:t>Quatre</w:t>
+      </w:r>
+      <w:r>
+        <w:rPr>
+          <w:color w:val="auto"/>
+        </w:rPr>
+        <w:t xml:space="preserve"> (0</w:t>
+      </w:r>
+      <w:r>
+        <w:rPr>
+          <w:color w:val="auto"/>
+        </w:rPr>
+        <w:t>4</w:t>
+      </w:r>
+      <w:r>
+        <w:rPr>
+          <w:color w:val="auto"/>
+        </w:rPr>
+        <w:t xml:space="preserve">) Assistants d’Enseignement Supérieur et de Recherche, </w:t>
+      </w:r>
+      <w:r>
+        <w:rPr>
+          <w:color w:val="auto"/>
+        </w:rPr>
+        <w:t>plusieurs</w:t>
+      </w:r>
+      <w:r>
+        <w:rPr>
+          <w:color w:val="auto"/>
+        </w:rPr>
+        <w:t xml:space="preserve"> enseignants vacataires</w:t>
+      </w:r>
+      <w:r>
+        <w:rPr>
+          <w:color w:val="auto"/>
+        </w:rPr>
+        <w:t xml:space="preserve"> et</w:t>
+      </w:r>
+      <w:r>
+        <w:rPr>
+          <w:color w:val="auto"/>
+        </w:rPr>
+        <w:t xml:space="preserve"> personnel administratif.</w:t>
+      </w:r>
     </w:p>
-    <w:p>
-      <w:pPr>
-        <w:pStyle w:val="Titre4"/>
-      </w:pPr>
-      <w:r>
-        <w:t xml:space="preserve"> Conclusion</w:t>
-      </w:r>
-    </w:p>
-    <w:p/>
-    <w:p>
-      <w:pPr>
-        <w:spacing w:line="259" w:lineRule="auto"/>
-        <w:jc w:val="left"/>
-        <w:rPr>
-          <w:rFonts w:cs="Times New Roman"/>
-          <w:color w:val="000000"/>
-          <w:szCs w:val="24"/>
-        </w:rPr>
-      </w:pPr>
-      <w:r>
-        <w:rPr>
-          <w:rFonts w:cs="Times New Roman"/>
-        </w:rPr>
-        <w:br w:type="page" w:clear="all"/>
-      </w:r>
-    </w:p>
-    <w:p/>
-    <w:p/>
-    <w:p/>
-    <w:p/>
-    <w:p/>
-    <w:p/>
-    <w:p/>
-    <w:p/>
-    <w:p/>
-    <w:p/>
-    <w:p/>
-    <w:p/>
-    <w:p/>
-    <w:p/>
-    <w:p/>
-    <w:p/>
-    <w:p/>
-    <w:p/>
-    <w:p/>
-    <w:p/>
-    <w:p/>
     <w:p/>
     <w:p/>
     <w:p/>
@@ -9674,7 +9965,7 @@
                         </pic:cNvPicPr>
                       </pic:nvPicPr>
                       <pic:blipFill rotWithShape="1">
-                        <a:blip r:embed="rId18"/>
+                        <a:blip r:embed="rId16"/>
                         <a:stretch/>
                       </pic:blipFill>
                       <pic:spPr bwMode="auto">
@@ -16088,27 +16379,7 @@
                 <w:szCs w:val="20"/>
                 <w:lang w:eastAsia="fr-FR"/>
               </w:rPr>
-              <w:t xml:space="preserve">Service Financier     </w:t>
-            </w:r>
-            <w:proofErr w:type="gramStart"/>
-            <w:r>
-              <w:rPr>
-                <w:rFonts w:ascii="Arial" w:eastAsia="Times New Roman" w:hAnsi="Arial" w:cs="Arial"/>
-                <w:sz w:val="20"/>
-                <w:szCs w:val="20"/>
-                <w:lang w:eastAsia="fr-FR"/>
-              </w:rPr>
-              <w:t xml:space="preserve">   (</w:t>
-            </w:r>
-            <w:proofErr w:type="gramEnd"/>
-            <w:r>
-              <w:rPr>
-                <w:rFonts w:ascii="Arial" w:eastAsia="Times New Roman" w:hAnsi="Arial" w:cs="Arial"/>
-                <w:sz w:val="20"/>
-                <w:szCs w:val="20"/>
-                <w:lang w:eastAsia="fr-FR"/>
-              </w:rPr>
-              <w:t>SFIN)</w:t>
+              <w:t>Service Financier        (SFIN)</w:t>
             </w:r>
           </w:p>
         </w:tc>
@@ -16384,27 +16655,7 @@
                 <w:szCs w:val="20"/>
                 <w:lang w:eastAsia="fr-FR"/>
               </w:rPr>
-              <w:t xml:space="preserve">Service Matériels Roulants                           </w:t>
-            </w:r>
-            <w:proofErr w:type="gramStart"/>
-            <w:r>
-              <w:rPr>
-                <w:rFonts w:ascii="Arial" w:eastAsia="Times New Roman" w:hAnsi="Arial" w:cs="Arial"/>
-                <w:sz w:val="20"/>
-                <w:szCs w:val="20"/>
-                <w:lang w:eastAsia="fr-FR"/>
-              </w:rPr>
-              <w:t xml:space="preserve">   (</w:t>
-            </w:r>
-            <w:proofErr w:type="gramEnd"/>
-            <w:r>
-              <w:rPr>
-                <w:rFonts w:ascii="Arial" w:eastAsia="Times New Roman" w:hAnsi="Arial" w:cs="Arial"/>
-                <w:sz w:val="20"/>
-                <w:szCs w:val="20"/>
-                <w:lang w:eastAsia="fr-FR"/>
-              </w:rPr>
-              <w:t>SMR)</w:t>
+              <w:t>Service Matériels Roulants                              (SMR)</w:t>
             </w:r>
           </w:p>
         </w:tc>
@@ -16462,27 +16713,7 @@
                 <w:szCs w:val="20"/>
                 <w:lang w:eastAsia="fr-FR"/>
               </w:rPr>
-              <w:t xml:space="preserve">Service Infrastructures </w:t>
-            </w:r>
-            <w:proofErr w:type="gramStart"/>
-            <w:r>
-              <w:rPr>
-                <w:rFonts w:ascii="Arial" w:eastAsia="Times New Roman" w:hAnsi="Arial" w:cs="Arial"/>
-                <w:sz w:val="20"/>
-                <w:szCs w:val="20"/>
-                <w:lang w:eastAsia="fr-FR"/>
-              </w:rPr>
-              <w:t xml:space="preserve">   (</w:t>
-            </w:r>
-            <w:proofErr w:type="gramEnd"/>
-            <w:r>
-              <w:rPr>
-                <w:rFonts w:ascii="Arial" w:eastAsia="Times New Roman" w:hAnsi="Arial" w:cs="Arial"/>
-                <w:sz w:val="20"/>
-                <w:szCs w:val="20"/>
-                <w:lang w:eastAsia="fr-FR"/>
-              </w:rPr>
-              <w:t>SI)</w:t>
+              <w:t>Service Infrastructures    (SI)</w:t>
             </w:r>
           </w:p>
         </w:tc>
@@ -21185,6 +21416,12 @@
         </w:rPr>
         <w:t>Fournir facilement des statistiques</w:t>
       </w:r>
+      <w:r>
+        <w:rPr>
+          <w:color w:val="000000"/>
+        </w:rPr>
+        <w:t xml:space="preserve"> et les recettes</w:t>
+      </w:r>
     </w:p>
     <w:p>
       <w:pPr>
@@ -21327,30 +21564,30 @@
           <w:rFonts w:eastAsia="Times New Roman"/>
         </w:rPr>
       </w:pPr>
-      <w:bookmarkStart w:id="116" w:name="_Toc181863582"/>
-      <w:bookmarkStart w:id="117" w:name="_Toc181869619"/>
-      <w:bookmarkStart w:id="118" w:name="_Toc183444583"/>
-      <w:bookmarkStart w:id="119" w:name="_Toc184037278"/>
-      <w:bookmarkStart w:id="120" w:name="_Toc184230836"/>
-      <w:bookmarkStart w:id="121" w:name="_Toc184232887"/>
-      <w:bookmarkStart w:id="122" w:name="_Toc184361248"/>
-      <w:bookmarkStart w:id="123" w:name="_Toc187327641"/>
-      <w:bookmarkStart w:id="124" w:name="_Toc187327813"/>
-      <w:bookmarkEnd w:id="116"/>
-      <w:bookmarkEnd w:id="117"/>
-      <w:bookmarkEnd w:id="118"/>
-      <w:bookmarkEnd w:id="119"/>
-      <w:bookmarkEnd w:id="120"/>
-      <w:bookmarkEnd w:id="121"/>
-      <w:bookmarkEnd w:id="122"/>
-      <w:bookmarkEnd w:id="123"/>
+      <w:bookmarkStart w:id="72" w:name="_Toc181863582"/>
+      <w:bookmarkStart w:id="73" w:name="_Toc181869619"/>
+      <w:bookmarkStart w:id="74" w:name="_Toc183444583"/>
+      <w:bookmarkStart w:id="75" w:name="_Toc184037278"/>
+      <w:bookmarkStart w:id="76" w:name="_Toc184230836"/>
+      <w:bookmarkStart w:id="77" w:name="_Toc184232887"/>
+      <w:bookmarkStart w:id="78" w:name="_Toc184361248"/>
+      <w:bookmarkStart w:id="79" w:name="_Toc187327641"/>
+      <w:bookmarkStart w:id="80" w:name="_Toc187327813"/>
+      <w:bookmarkEnd w:id="72"/>
+      <w:bookmarkEnd w:id="73"/>
+      <w:bookmarkEnd w:id="74"/>
+      <w:bookmarkEnd w:id="75"/>
+      <w:bookmarkEnd w:id="76"/>
+      <w:bookmarkEnd w:id="77"/>
+      <w:bookmarkEnd w:id="78"/>
+      <w:bookmarkEnd w:id="79"/>
       <w:r>
         <w:rPr>
           <w:rFonts w:eastAsia="Times New Roman"/>
         </w:rPr>
         <w:t>3.4. Moyens nécessaires à la réalisation du projet</w:t>
       </w:r>
-      <w:bookmarkEnd w:id="124"/>
+      <w:bookmarkEnd w:id="80"/>
     </w:p>
     <w:p>
       <w:pPr>
@@ -21365,21 +21602,21 @@
         </w:rPr>
         <w:t>Afin que la réalisation puisse se terminer à terme, elle a recours à des ressources humaines, matérielles, logicielles.</w:t>
       </w:r>
-      <w:bookmarkStart w:id="125" w:name="_Toc181863583"/>
-      <w:bookmarkStart w:id="126" w:name="_Toc181869620"/>
-      <w:bookmarkStart w:id="127" w:name="_Toc183444584"/>
-      <w:bookmarkStart w:id="128" w:name="_Toc184037279"/>
-      <w:bookmarkStart w:id="129" w:name="_Toc184230837"/>
-      <w:bookmarkStart w:id="130" w:name="_Toc184232888"/>
-      <w:bookmarkStart w:id="131" w:name="_Toc184361249"/>
-      <w:bookmarkStart w:id="132" w:name="_Toc187327642"/>
-      <w:bookmarkEnd w:id="125"/>
-      <w:bookmarkEnd w:id="126"/>
-      <w:bookmarkEnd w:id="127"/>
-      <w:bookmarkEnd w:id="128"/>
-      <w:bookmarkEnd w:id="129"/>
-      <w:bookmarkEnd w:id="130"/>
-      <w:bookmarkEnd w:id="131"/>
+      <w:bookmarkStart w:id="81" w:name="_Toc181863583"/>
+      <w:bookmarkStart w:id="82" w:name="_Toc181869620"/>
+      <w:bookmarkStart w:id="83" w:name="_Toc183444584"/>
+      <w:bookmarkStart w:id="84" w:name="_Toc184037279"/>
+      <w:bookmarkStart w:id="85" w:name="_Toc184230837"/>
+      <w:bookmarkStart w:id="86" w:name="_Toc184232888"/>
+      <w:bookmarkStart w:id="87" w:name="_Toc184361249"/>
+      <w:bookmarkStart w:id="88" w:name="_Toc187327642"/>
+      <w:bookmarkEnd w:id="81"/>
+      <w:bookmarkEnd w:id="82"/>
+      <w:bookmarkEnd w:id="83"/>
+      <w:bookmarkEnd w:id="84"/>
+      <w:bookmarkEnd w:id="85"/>
+      <w:bookmarkEnd w:id="86"/>
+      <w:bookmarkEnd w:id="87"/>
     </w:p>
     <w:p>
       <w:pPr>
@@ -21400,7 +21637,7 @@
         </w:rPr>
         <w:t>3.4.1. Moyens humains</w:t>
       </w:r>
-      <w:bookmarkEnd w:id="132"/>
+      <w:bookmarkEnd w:id="88"/>
     </w:p>
     <w:p>
       <w:r>
@@ -21678,28 +21915,28 @@
           <w:rFonts w:eastAsia="Times New Roman"/>
         </w:rPr>
       </w:pPr>
-      <w:bookmarkStart w:id="133" w:name="_Toc181863584"/>
-      <w:bookmarkStart w:id="134" w:name="_Toc181869621"/>
-      <w:bookmarkStart w:id="135" w:name="_Toc183444585"/>
-      <w:bookmarkStart w:id="136" w:name="_Toc184037280"/>
-      <w:bookmarkStart w:id="137" w:name="_Toc184230838"/>
-      <w:bookmarkStart w:id="138" w:name="_Toc184232889"/>
-      <w:bookmarkStart w:id="139" w:name="_Toc184361250"/>
-      <w:bookmarkStart w:id="140" w:name="_Toc187327643"/>
-      <w:bookmarkEnd w:id="133"/>
-      <w:bookmarkEnd w:id="134"/>
-      <w:bookmarkEnd w:id="135"/>
-      <w:bookmarkEnd w:id="136"/>
-      <w:bookmarkEnd w:id="137"/>
-      <w:bookmarkEnd w:id="138"/>
-      <w:bookmarkEnd w:id="139"/>
+      <w:bookmarkStart w:id="89" w:name="_Toc181863584"/>
+      <w:bookmarkStart w:id="90" w:name="_Toc181869621"/>
+      <w:bookmarkStart w:id="91" w:name="_Toc183444585"/>
+      <w:bookmarkStart w:id="92" w:name="_Toc184037280"/>
+      <w:bookmarkStart w:id="93" w:name="_Toc184230838"/>
+      <w:bookmarkStart w:id="94" w:name="_Toc184232889"/>
+      <w:bookmarkStart w:id="95" w:name="_Toc184361250"/>
+      <w:bookmarkStart w:id="96" w:name="_Toc187327643"/>
+      <w:bookmarkEnd w:id="89"/>
+      <w:bookmarkEnd w:id="90"/>
+      <w:bookmarkEnd w:id="91"/>
+      <w:bookmarkEnd w:id="92"/>
+      <w:bookmarkEnd w:id="93"/>
+      <w:bookmarkEnd w:id="94"/>
+      <w:bookmarkEnd w:id="95"/>
       <w:r>
         <w:rPr>
           <w:rFonts w:eastAsia="Times New Roman"/>
         </w:rPr>
         <w:t>3.4.2. Moyens matériels</w:t>
       </w:r>
-      <w:bookmarkEnd w:id="140"/>
+      <w:bookmarkEnd w:id="96"/>
     </w:p>
     <w:p>
       <w:r>
@@ -22498,27 +22735,7 @@
                 <w:szCs w:val="24"/>
                 <w:lang w:val="en-US" w:eastAsia="fr-FR"/>
               </w:rPr>
-              <w:t xml:space="preserve">Intel(R) </w:t>
-            </w:r>
-            <w:proofErr w:type="gramStart"/>
-            <w:r>
-              <w:rPr>
-                <w:rFonts w:eastAsia="Times New Roman" w:cs="Times New Roman"/>
-                <w:color w:val="000000"/>
-                <w:szCs w:val="24"/>
-                <w:lang w:val="en-US" w:eastAsia="fr-FR"/>
-              </w:rPr>
-              <w:t>Core(</w:t>
-            </w:r>
-            <w:proofErr w:type="gramEnd"/>
-            <w:r>
-              <w:rPr>
-                <w:rFonts w:eastAsia="Times New Roman" w:cs="Times New Roman"/>
-                <w:color w:val="000000"/>
-                <w:szCs w:val="24"/>
-                <w:lang w:val="en-US" w:eastAsia="fr-FR"/>
-              </w:rPr>
-              <w:t>TM) i5-2430M CPU @ 2.40GHz</w:t>
+              <w:t>Intel(R) Core(TM) i5-2430M CPU @ 2.40GHz</w:t>
             </w:r>
           </w:p>
         </w:tc>
@@ -22777,28 +22994,28 @@
           <w:rFonts w:eastAsia="Times New Roman"/>
         </w:rPr>
       </w:pPr>
-      <w:bookmarkStart w:id="141" w:name="_Toc181863585"/>
-      <w:bookmarkStart w:id="142" w:name="_Toc181869622"/>
-      <w:bookmarkStart w:id="143" w:name="_Toc183444586"/>
-      <w:bookmarkStart w:id="144" w:name="_Toc184037281"/>
-      <w:bookmarkStart w:id="145" w:name="_Toc184230839"/>
-      <w:bookmarkStart w:id="146" w:name="_Toc184232890"/>
-      <w:bookmarkStart w:id="147" w:name="_Toc184361251"/>
-      <w:bookmarkStart w:id="148" w:name="_Toc187327644"/>
-      <w:bookmarkEnd w:id="141"/>
-      <w:bookmarkEnd w:id="142"/>
-      <w:bookmarkEnd w:id="143"/>
-      <w:bookmarkEnd w:id="144"/>
-      <w:bookmarkEnd w:id="145"/>
-      <w:bookmarkEnd w:id="146"/>
-      <w:bookmarkEnd w:id="147"/>
+      <w:bookmarkStart w:id="97" w:name="_Toc181863585"/>
+      <w:bookmarkStart w:id="98" w:name="_Toc181869622"/>
+      <w:bookmarkStart w:id="99" w:name="_Toc183444586"/>
+      <w:bookmarkStart w:id="100" w:name="_Toc184037281"/>
+      <w:bookmarkStart w:id="101" w:name="_Toc184230839"/>
+      <w:bookmarkStart w:id="102" w:name="_Toc184232890"/>
+      <w:bookmarkStart w:id="103" w:name="_Toc184361251"/>
+      <w:bookmarkStart w:id="104" w:name="_Toc187327644"/>
+      <w:bookmarkEnd w:id="97"/>
+      <w:bookmarkEnd w:id="98"/>
+      <w:bookmarkEnd w:id="99"/>
+      <w:bookmarkEnd w:id="100"/>
+      <w:bookmarkEnd w:id="101"/>
+      <w:bookmarkEnd w:id="102"/>
+      <w:bookmarkEnd w:id="103"/>
       <w:r>
         <w:rPr>
           <w:rFonts w:eastAsia="Times New Roman"/>
         </w:rPr>
         <w:t>3.4.3. Moyens logiciels</w:t>
       </w:r>
-      <w:bookmarkEnd w:id="148"/>
+      <w:bookmarkEnd w:id="104"/>
     </w:p>
     <w:p>
       <w:r>
@@ -26805,6 +27022,164 @@
     </w:lvl>
   </w:abstractNum>
   <w:abstractNum w:abstractNumId="8" w15:restartNumberingAfterBreak="0">
+    <w:nsid w:val="1C342614"/>
+    <w:multiLevelType w:val="multilevel"/>
+    <w:tmpl w:val="7B5E4082"/>
+    <w:lvl w:ilvl="0">
+      <w:start w:val="1"/>
+      <w:numFmt w:val="bullet"/>
+      <w:lvlText w:val=""/>
+      <w:lvlJc w:val="left"/>
+      <w:pPr>
+        <w:tabs>
+          <w:tab w:val="num" w:pos="720"/>
+        </w:tabs>
+        <w:ind w:left="720" w:hanging="360"/>
+      </w:pPr>
+      <w:rPr>
+        <w:rFonts w:ascii="Wingdings" w:hAnsi="Wingdings" w:hint="default"/>
+        <w:b w:val="0"/>
+        <w:i w:val="0"/>
+        <w:strike w:val="0"/>
+        <w:dstrike w:val="0"/>
+        <w:color w:val="000000"/>
+        <w:sz w:val="22"/>
+        <w:u w:val="none" w:color="000000"/>
+        <w:bdr w:val="none" w:sz="0" w:space="0" w:color="auto"/>
+        <w:shd w:val="clear" w:color="auto" w:fill="auto"/>
+        <w:vertAlign w:val="baseline"/>
+      </w:rPr>
+    </w:lvl>
+    <w:lvl w:ilvl="1" w:tentative="1">
+      <w:start w:val="1"/>
+      <w:numFmt w:val="bullet"/>
+      <w:lvlText w:val="o"/>
+      <w:lvlJc w:val="left"/>
+      <w:pPr>
+        <w:tabs>
+          <w:tab w:val="num" w:pos="1440"/>
+        </w:tabs>
+        <w:ind w:left="1440" w:hanging="360"/>
+      </w:pPr>
+      <w:rPr>
+        <w:rFonts w:ascii="Courier New" w:hAnsi="Courier New" w:hint="default"/>
+        <w:sz w:val="20"/>
+      </w:rPr>
+    </w:lvl>
+    <w:lvl w:ilvl="2" w:tentative="1">
+      <w:start w:val="1"/>
+      <w:numFmt w:val="bullet"/>
+      <w:lvlText w:val=""/>
+      <w:lvlJc w:val="left"/>
+      <w:pPr>
+        <w:tabs>
+          <w:tab w:val="num" w:pos="2160"/>
+        </w:tabs>
+        <w:ind w:left="2160" w:hanging="360"/>
+      </w:pPr>
+      <w:rPr>
+        <w:rFonts w:ascii="Wingdings" w:hAnsi="Wingdings" w:hint="default"/>
+        <w:sz w:val="20"/>
+      </w:rPr>
+    </w:lvl>
+    <w:lvl w:ilvl="3" w:tentative="1">
+      <w:start w:val="1"/>
+      <w:numFmt w:val="bullet"/>
+      <w:lvlText w:val=""/>
+      <w:lvlJc w:val="left"/>
+      <w:pPr>
+        <w:tabs>
+          <w:tab w:val="num" w:pos="2880"/>
+        </w:tabs>
+        <w:ind w:left="2880" w:hanging="360"/>
+      </w:pPr>
+      <w:rPr>
+        <w:rFonts w:ascii="Wingdings" w:hAnsi="Wingdings" w:hint="default"/>
+        <w:sz w:val="20"/>
+      </w:rPr>
+    </w:lvl>
+    <w:lvl w:ilvl="4" w:tentative="1">
+      <w:start w:val="1"/>
+      <w:numFmt w:val="bullet"/>
+      <w:lvlText w:val=""/>
+      <w:lvlJc w:val="left"/>
+      <w:pPr>
+        <w:tabs>
+          <w:tab w:val="num" w:pos="3600"/>
+        </w:tabs>
+        <w:ind w:left="3600" w:hanging="360"/>
+      </w:pPr>
+      <w:rPr>
+        <w:rFonts w:ascii="Wingdings" w:hAnsi="Wingdings" w:hint="default"/>
+        <w:sz w:val="20"/>
+      </w:rPr>
+    </w:lvl>
+    <w:lvl w:ilvl="5" w:tentative="1">
+      <w:start w:val="1"/>
+      <w:numFmt w:val="bullet"/>
+      <w:lvlText w:val=""/>
+      <w:lvlJc w:val="left"/>
+      <w:pPr>
+        <w:tabs>
+          <w:tab w:val="num" w:pos="4320"/>
+        </w:tabs>
+        <w:ind w:left="4320" w:hanging="360"/>
+      </w:pPr>
+      <w:rPr>
+        <w:rFonts w:ascii="Wingdings" w:hAnsi="Wingdings" w:hint="default"/>
+        <w:sz w:val="20"/>
+      </w:rPr>
+    </w:lvl>
+    <w:lvl w:ilvl="6" w:tentative="1">
+      <w:start w:val="1"/>
+      <w:numFmt w:val="bullet"/>
+      <w:lvlText w:val=""/>
+      <w:lvlJc w:val="left"/>
+      <w:pPr>
+        <w:tabs>
+          <w:tab w:val="num" w:pos="5040"/>
+        </w:tabs>
+        <w:ind w:left="5040" w:hanging="360"/>
+      </w:pPr>
+      <w:rPr>
+        <w:rFonts w:ascii="Wingdings" w:hAnsi="Wingdings" w:hint="default"/>
+        <w:sz w:val="20"/>
+      </w:rPr>
+    </w:lvl>
+    <w:lvl w:ilvl="7" w:tentative="1">
+      <w:start w:val="1"/>
+      <w:numFmt w:val="bullet"/>
+      <w:lvlText w:val=""/>
+      <w:lvlJc w:val="left"/>
+      <w:pPr>
+        <w:tabs>
+          <w:tab w:val="num" w:pos="5760"/>
+        </w:tabs>
+        <w:ind w:left="5760" w:hanging="360"/>
+      </w:pPr>
+      <w:rPr>
+        <w:rFonts w:ascii="Wingdings" w:hAnsi="Wingdings" w:hint="default"/>
+        <w:sz w:val="20"/>
+      </w:rPr>
+    </w:lvl>
+    <w:lvl w:ilvl="8" w:tentative="1">
+      <w:start w:val="1"/>
+      <w:numFmt w:val="bullet"/>
+      <w:lvlText w:val=""/>
+      <w:lvlJc w:val="left"/>
+      <w:pPr>
+        <w:tabs>
+          <w:tab w:val="num" w:pos="6480"/>
+        </w:tabs>
+        <w:ind w:left="6480" w:hanging="360"/>
+      </w:pPr>
+      <w:rPr>
+        <w:rFonts w:ascii="Wingdings" w:hAnsi="Wingdings" w:hint="default"/>
+        <w:sz w:val="20"/>
+      </w:rPr>
+    </w:lvl>
+  </w:abstractNum>
+  <w:abstractNum w:abstractNumId="9" w15:restartNumberingAfterBreak="0">
     <w:nsid w:val="1D9525A6"/>
     <w:multiLevelType w:val="multilevel"/>
     <w:tmpl w:val="49407740"/>
@@ -26953,7 +27328,7 @@
       </w:rPr>
     </w:lvl>
   </w:abstractNum>
-  <w:abstractNum w:abstractNumId="9" w15:restartNumberingAfterBreak="0">
+  <w:abstractNum w:abstractNumId="10" w15:restartNumberingAfterBreak="0">
     <w:nsid w:val="216B4247"/>
     <w:multiLevelType w:val="multilevel"/>
     <w:tmpl w:val="BF48D8B4"/>
@@ -27066,7 +27441,7 @@
       </w:rPr>
     </w:lvl>
   </w:abstractNum>
-  <w:abstractNum w:abstractNumId="10" w15:restartNumberingAfterBreak="0">
+  <w:abstractNum w:abstractNumId="11" w15:restartNumberingAfterBreak="0">
     <w:nsid w:val="26861BFF"/>
     <w:multiLevelType w:val="multilevel"/>
     <w:tmpl w:val="2EFAB1A6"/>
@@ -27179,7 +27554,7 @@
       </w:rPr>
     </w:lvl>
   </w:abstractNum>
-  <w:abstractNum w:abstractNumId="11" w15:restartNumberingAfterBreak="0">
+  <w:abstractNum w:abstractNumId="12" w15:restartNumberingAfterBreak="0">
     <w:nsid w:val="26D2769C"/>
     <w:multiLevelType w:val="multilevel"/>
     <w:tmpl w:val="40F8E548"/>
@@ -27292,7 +27667,7 @@
       </w:rPr>
     </w:lvl>
   </w:abstractNum>
-  <w:abstractNum w:abstractNumId="12" w15:restartNumberingAfterBreak="0">
+  <w:abstractNum w:abstractNumId="13" w15:restartNumberingAfterBreak="0">
     <w:nsid w:val="28B25F39"/>
     <w:multiLevelType w:val="multilevel"/>
     <w:tmpl w:val="90BC228E"/>
@@ -27405,10 +27780,123 @@
       </w:rPr>
     </w:lvl>
   </w:abstractNum>
-  <w:abstractNum w:abstractNumId="13" w15:restartNumberingAfterBreak="0">
+  <w:abstractNum w:abstractNumId="14" w15:restartNumberingAfterBreak="0">
+    <w:nsid w:val="2A8328B7"/>
+    <w:multiLevelType w:val="hybridMultilevel"/>
+    <w:tmpl w:val="4618795E"/>
+    <w:lvl w:ilvl="0" w:tplc="0409000B">
+      <w:start w:val="1"/>
+      <w:numFmt w:val="bullet"/>
+      <w:lvlText w:val=""/>
+      <w:lvlJc w:val="left"/>
+      <w:pPr>
+        <w:ind w:left="842" w:hanging="360"/>
+      </w:pPr>
+      <w:rPr>
+        <w:rFonts w:ascii="Wingdings" w:hAnsi="Wingdings" w:hint="default"/>
+      </w:rPr>
+    </w:lvl>
+    <w:lvl w:ilvl="1" w:tplc="040C0003" w:tentative="1">
+      <w:start w:val="1"/>
+      <w:numFmt w:val="bullet"/>
+      <w:lvlText w:val="o"/>
+      <w:lvlJc w:val="left"/>
+      <w:pPr>
+        <w:ind w:left="1562" w:hanging="360"/>
+      </w:pPr>
+      <w:rPr>
+        <w:rFonts w:ascii="Courier New" w:hAnsi="Courier New" w:cs="Courier New" w:hint="default"/>
+      </w:rPr>
+    </w:lvl>
+    <w:lvl w:ilvl="2" w:tplc="040C0005" w:tentative="1">
+      <w:start w:val="1"/>
+      <w:numFmt w:val="bullet"/>
+      <w:lvlText w:val=""/>
+      <w:lvlJc w:val="left"/>
+      <w:pPr>
+        <w:ind w:left="2282" w:hanging="360"/>
+      </w:pPr>
+      <w:rPr>
+        <w:rFonts w:ascii="Wingdings" w:hAnsi="Wingdings" w:hint="default"/>
+      </w:rPr>
+    </w:lvl>
+    <w:lvl w:ilvl="3" w:tplc="040C0001" w:tentative="1">
+      <w:start w:val="1"/>
+      <w:numFmt w:val="bullet"/>
+      <w:lvlText w:val=""/>
+      <w:lvlJc w:val="left"/>
+      <w:pPr>
+        <w:ind w:left="3002" w:hanging="360"/>
+      </w:pPr>
+      <w:rPr>
+        <w:rFonts w:ascii="Symbol" w:hAnsi="Symbol" w:hint="default"/>
+      </w:rPr>
+    </w:lvl>
+    <w:lvl w:ilvl="4" w:tplc="040C0003" w:tentative="1">
+      <w:start w:val="1"/>
+      <w:numFmt w:val="bullet"/>
+      <w:lvlText w:val="o"/>
+      <w:lvlJc w:val="left"/>
+      <w:pPr>
+        <w:ind w:left="3722" w:hanging="360"/>
+      </w:pPr>
+      <w:rPr>
+        <w:rFonts w:ascii="Courier New" w:hAnsi="Courier New" w:cs="Courier New" w:hint="default"/>
+      </w:rPr>
+    </w:lvl>
+    <w:lvl w:ilvl="5" w:tplc="040C0005" w:tentative="1">
+      <w:start w:val="1"/>
+      <w:numFmt w:val="bullet"/>
+      <w:lvlText w:val=""/>
+      <w:lvlJc w:val="left"/>
+      <w:pPr>
+        <w:ind w:left="4442" w:hanging="360"/>
+      </w:pPr>
+      <w:rPr>
+        <w:rFonts w:ascii="Wingdings" w:hAnsi="Wingdings" w:hint="default"/>
+      </w:rPr>
+    </w:lvl>
+    <w:lvl w:ilvl="6" w:tplc="040C0001" w:tentative="1">
+      <w:start w:val="1"/>
+      <w:numFmt w:val="bullet"/>
+      <w:lvlText w:val=""/>
+      <w:lvlJc w:val="left"/>
+      <w:pPr>
+        <w:ind w:left="5162" w:hanging="360"/>
+      </w:pPr>
+      <w:rPr>
+        <w:rFonts w:ascii="Symbol" w:hAnsi="Symbol" w:hint="default"/>
+      </w:rPr>
+    </w:lvl>
+    <w:lvl w:ilvl="7" w:tplc="040C0003" w:tentative="1">
+      <w:start w:val="1"/>
+      <w:numFmt w:val="bullet"/>
+      <w:lvlText w:val="o"/>
+      <w:lvlJc w:val="left"/>
+      <w:pPr>
+        <w:ind w:left="5882" w:hanging="360"/>
+      </w:pPr>
+      <w:rPr>
+        <w:rFonts w:ascii="Courier New" w:hAnsi="Courier New" w:cs="Courier New" w:hint="default"/>
+      </w:rPr>
+    </w:lvl>
+    <w:lvl w:ilvl="8" w:tplc="040C0005" w:tentative="1">
+      <w:start w:val="1"/>
+      <w:numFmt w:val="bullet"/>
+      <w:lvlText w:val=""/>
+      <w:lvlJc w:val="left"/>
+      <w:pPr>
+        <w:ind w:left="6602" w:hanging="360"/>
+      </w:pPr>
+      <w:rPr>
+        <w:rFonts w:ascii="Wingdings" w:hAnsi="Wingdings" w:hint="default"/>
+      </w:rPr>
+    </w:lvl>
+  </w:abstractNum>
+  <w:abstractNum w:abstractNumId="15" w15:restartNumberingAfterBreak="0">
     <w:nsid w:val="2ABF1E22"/>
     <w:multiLevelType w:val="multilevel"/>
-    <w:tmpl w:val="F3720262"/>
+    <w:tmpl w:val="1FFC66D2"/>
     <w:lvl w:ilvl="0">
       <w:start w:val="1"/>
       <w:numFmt w:val="decimal"/>
@@ -27495,7 +27983,7 @@
       </w:pPr>
     </w:lvl>
   </w:abstractNum>
-  <w:abstractNum w:abstractNumId="14" w15:restartNumberingAfterBreak="0">
+  <w:abstractNum w:abstractNumId="16" w15:restartNumberingAfterBreak="0">
     <w:nsid w:val="2BB20B91"/>
     <w:multiLevelType w:val="multilevel"/>
     <w:tmpl w:val="40C89D3C"/>
@@ -27644,7 +28132,7 @@
       </w:rPr>
     </w:lvl>
   </w:abstractNum>
-  <w:abstractNum w:abstractNumId="15" w15:restartNumberingAfterBreak="0">
+  <w:abstractNum w:abstractNumId="17" w15:restartNumberingAfterBreak="0">
     <w:nsid w:val="3DF52690"/>
     <w:multiLevelType w:val="multilevel"/>
     <w:tmpl w:val="64A6CEA2"/>
@@ -27793,7 +28281,7 @@
       </w:rPr>
     </w:lvl>
   </w:abstractNum>
-  <w:abstractNum w:abstractNumId="16" w15:restartNumberingAfterBreak="0">
+  <w:abstractNum w:abstractNumId="18" w15:restartNumberingAfterBreak="0">
     <w:nsid w:val="3EF74800"/>
     <w:multiLevelType w:val="multilevel"/>
     <w:tmpl w:val="C2D024A2"/>
@@ -27908,7 +28396,7 @@
       </w:rPr>
     </w:lvl>
   </w:abstractNum>
-  <w:abstractNum w:abstractNumId="17" w15:restartNumberingAfterBreak="0">
+  <w:abstractNum w:abstractNumId="19" w15:restartNumberingAfterBreak="0">
     <w:nsid w:val="40E73071"/>
     <w:multiLevelType w:val="multilevel"/>
     <w:tmpl w:val="EF368DF8"/>
@@ -27998,7 +28486,7 @@
       </w:pPr>
     </w:lvl>
   </w:abstractNum>
-  <w:abstractNum w:abstractNumId="18" w15:restartNumberingAfterBreak="0">
+  <w:abstractNum w:abstractNumId="20" w15:restartNumberingAfterBreak="0">
     <w:nsid w:val="41BA2F6E"/>
     <w:multiLevelType w:val="multilevel"/>
     <w:tmpl w:val="3D90457A"/>
@@ -28087,7 +28575,7 @@
       </w:pPr>
     </w:lvl>
   </w:abstractNum>
-  <w:abstractNum w:abstractNumId="19" w15:restartNumberingAfterBreak="0">
+  <w:abstractNum w:abstractNumId="21" w15:restartNumberingAfterBreak="0">
     <w:nsid w:val="43B083D2"/>
     <w:multiLevelType w:val="multilevel"/>
     <w:tmpl w:val="558A05B0"/>
@@ -28200,7 +28688,7 @@
       </w:rPr>
     </w:lvl>
   </w:abstractNum>
-  <w:abstractNum w:abstractNumId="20" w15:restartNumberingAfterBreak="0">
+  <w:abstractNum w:abstractNumId="22" w15:restartNumberingAfterBreak="0">
     <w:nsid w:val="441E0045"/>
     <w:multiLevelType w:val="multilevel"/>
     <w:tmpl w:val="4F6C685A"/>
@@ -28313,7 +28801,7 @@
       </w:rPr>
     </w:lvl>
   </w:abstractNum>
-  <w:abstractNum w:abstractNumId="21" w15:restartNumberingAfterBreak="0">
+  <w:abstractNum w:abstractNumId="23" w15:restartNumberingAfterBreak="0">
     <w:nsid w:val="44244B57"/>
     <w:multiLevelType w:val="multilevel"/>
     <w:tmpl w:val="AB241728"/>
@@ -28426,7 +28914,7 @@
       </w:rPr>
     </w:lvl>
   </w:abstractNum>
-  <w:abstractNum w:abstractNumId="22" w15:restartNumberingAfterBreak="0">
+  <w:abstractNum w:abstractNumId="24" w15:restartNumberingAfterBreak="0">
     <w:nsid w:val="4657293C"/>
     <w:multiLevelType w:val="multilevel"/>
     <w:tmpl w:val="0D1EAE5E"/>
@@ -28539,7 +29027,7 @@
       </w:rPr>
     </w:lvl>
   </w:abstractNum>
-  <w:abstractNum w:abstractNumId="23" w15:restartNumberingAfterBreak="0">
+  <w:abstractNum w:abstractNumId="25" w15:restartNumberingAfterBreak="0">
     <w:nsid w:val="4A7E076B"/>
     <w:multiLevelType w:val="multilevel"/>
     <w:tmpl w:val="5204C9FE"/>
@@ -28652,7 +29140,7 @@
       </w:rPr>
     </w:lvl>
   </w:abstractNum>
-  <w:abstractNum w:abstractNumId="24" w15:restartNumberingAfterBreak="0">
+  <w:abstractNum w:abstractNumId="26" w15:restartNumberingAfterBreak="0">
     <w:nsid w:val="4DDB1175"/>
     <w:multiLevelType w:val="multilevel"/>
     <w:tmpl w:val="12442A0E"/>
@@ -28765,7 +29253,7 @@
       </w:rPr>
     </w:lvl>
   </w:abstractNum>
-  <w:abstractNum w:abstractNumId="25" w15:restartNumberingAfterBreak="0">
+  <w:abstractNum w:abstractNumId="27" w15:restartNumberingAfterBreak="0">
     <w:nsid w:val="575A7014"/>
     <w:multiLevelType w:val="multilevel"/>
     <w:tmpl w:val="07DE4204"/>
@@ -28886,7 +29374,7 @@
       </w:rPr>
     </w:lvl>
   </w:abstractNum>
-  <w:abstractNum w:abstractNumId="26" w15:restartNumberingAfterBreak="0">
+  <w:abstractNum w:abstractNumId="28" w15:restartNumberingAfterBreak="0">
     <w:nsid w:val="57726BF0"/>
     <w:multiLevelType w:val="multilevel"/>
     <w:tmpl w:val="D7CEB6E6"/>
@@ -28976,7 +29464,7 @@
       </w:pPr>
     </w:lvl>
   </w:abstractNum>
-  <w:abstractNum w:abstractNumId="27" w15:restartNumberingAfterBreak="0">
+  <w:abstractNum w:abstractNumId="29" w15:restartNumberingAfterBreak="0">
     <w:nsid w:val="5B870FA1"/>
     <w:multiLevelType w:val="multilevel"/>
     <w:tmpl w:val="EA02D9F4"/>
@@ -29089,7 +29577,7 @@
       </w:rPr>
     </w:lvl>
   </w:abstractNum>
-  <w:abstractNum w:abstractNumId="28" w15:restartNumberingAfterBreak="0">
+  <w:abstractNum w:abstractNumId="30" w15:restartNumberingAfterBreak="0">
     <w:nsid w:val="5EF77BEF"/>
     <w:multiLevelType w:val="multilevel"/>
     <w:tmpl w:val="81A064EC"/>
@@ -29179,7 +29667,120 @@
       </w:pPr>
     </w:lvl>
   </w:abstractNum>
-  <w:abstractNum w:abstractNumId="29" w15:restartNumberingAfterBreak="0">
+  <w:abstractNum w:abstractNumId="31" w15:restartNumberingAfterBreak="0">
+    <w:nsid w:val="60090B34"/>
+    <w:multiLevelType w:val="hybridMultilevel"/>
+    <w:tmpl w:val="E5A69E04"/>
+    <w:lvl w:ilvl="0" w:tplc="0409000B">
+      <w:start w:val="1"/>
+      <w:numFmt w:val="bullet"/>
+      <w:lvlText w:val=""/>
+      <w:lvlJc w:val="left"/>
+      <w:pPr>
+        <w:ind w:left="720" w:hanging="360"/>
+      </w:pPr>
+      <w:rPr>
+        <w:rFonts w:ascii="Wingdings" w:hAnsi="Wingdings" w:hint="default"/>
+      </w:rPr>
+    </w:lvl>
+    <w:lvl w:ilvl="1" w:tplc="04090003" w:tentative="1">
+      <w:start w:val="1"/>
+      <w:numFmt w:val="bullet"/>
+      <w:lvlText w:val="o"/>
+      <w:lvlJc w:val="left"/>
+      <w:pPr>
+        <w:ind w:left="1440" w:hanging="360"/>
+      </w:pPr>
+      <w:rPr>
+        <w:rFonts w:ascii="Courier New" w:hAnsi="Courier New" w:cs="Courier New" w:hint="default"/>
+      </w:rPr>
+    </w:lvl>
+    <w:lvl w:ilvl="2" w:tplc="04090005" w:tentative="1">
+      <w:start w:val="1"/>
+      <w:numFmt w:val="bullet"/>
+      <w:lvlText w:val=""/>
+      <w:lvlJc w:val="left"/>
+      <w:pPr>
+        <w:ind w:left="2160" w:hanging="360"/>
+      </w:pPr>
+      <w:rPr>
+        <w:rFonts w:ascii="Wingdings" w:hAnsi="Wingdings" w:hint="default"/>
+      </w:rPr>
+    </w:lvl>
+    <w:lvl w:ilvl="3" w:tplc="04090001" w:tentative="1">
+      <w:start w:val="1"/>
+      <w:numFmt w:val="bullet"/>
+      <w:lvlText w:val=""/>
+      <w:lvlJc w:val="left"/>
+      <w:pPr>
+        <w:ind w:left="2880" w:hanging="360"/>
+      </w:pPr>
+      <w:rPr>
+        <w:rFonts w:ascii="Symbol" w:hAnsi="Symbol" w:hint="default"/>
+      </w:rPr>
+    </w:lvl>
+    <w:lvl w:ilvl="4" w:tplc="04090003" w:tentative="1">
+      <w:start w:val="1"/>
+      <w:numFmt w:val="bullet"/>
+      <w:lvlText w:val="o"/>
+      <w:lvlJc w:val="left"/>
+      <w:pPr>
+        <w:ind w:left="3600" w:hanging="360"/>
+      </w:pPr>
+      <w:rPr>
+        <w:rFonts w:ascii="Courier New" w:hAnsi="Courier New" w:cs="Courier New" w:hint="default"/>
+      </w:rPr>
+    </w:lvl>
+    <w:lvl w:ilvl="5" w:tplc="04090005" w:tentative="1">
+      <w:start w:val="1"/>
+      <w:numFmt w:val="bullet"/>
+      <w:lvlText w:val=""/>
+      <w:lvlJc w:val="left"/>
+      <w:pPr>
+        <w:ind w:left="4320" w:hanging="360"/>
+      </w:pPr>
+      <w:rPr>
+        <w:rFonts w:ascii="Wingdings" w:hAnsi="Wingdings" w:hint="default"/>
+      </w:rPr>
+    </w:lvl>
+    <w:lvl w:ilvl="6" w:tplc="04090001" w:tentative="1">
+      <w:start w:val="1"/>
+      <w:numFmt w:val="bullet"/>
+      <w:lvlText w:val=""/>
+      <w:lvlJc w:val="left"/>
+      <w:pPr>
+        <w:ind w:left="5040" w:hanging="360"/>
+      </w:pPr>
+      <w:rPr>
+        <w:rFonts w:ascii="Symbol" w:hAnsi="Symbol" w:hint="default"/>
+      </w:rPr>
+    </w:lvl>
+    <w:lvl w:ilvl="7" w:tplc="04090003" w:tentative="1">
+      <w:start w:val="1"/>
+      <w:numFmt w:val="bullet"/>
+      <w:lvlText w:val="o"/>
+      <w:lvlJc w:val="left"/>
+      <w:pPr>
+        <w:ind w:left="5760" w:hanging="360"/>
+      </w:pPr>
+      <w:rPr>
+        <w:rFonts w:ascii="Courier New" w:hAnsi="Courier New" w:cs="Courier New" w:hint="default"/>
+      </w:rPr>
+    </w:lvl>
+    <w:lvl w:ilvl="8" w:tplc="04090005" w:tentative="1">
+      <w:start w:val="1"/>
+      <w:numFmt w:val="bullet"/>
+      <w:lvlText w:val=""/>
+      <w:lvlJc w:val="left"/>
+      <w:pPr>
+        <w:ind w:left="6480" w:hanging="360"/>
+      </w:pPr>
+      <w:rPr>
+        <w:rFonts w:ascii="Wingdings" w:hAnsi="Wingdings" w:hint="default"/>
+      </w:rPr>
+    </w:lvl>
+  </w:abstractNum>
+  <w:abstractNum w:abstractNumId="32" w15:restartNumberingAfterBreak="0">
     <w:nsid w:val="63464BF6"/>
     <w:multiLevelType w:val="multilevel"/>
     <w:tmpl w:val="8084DAB0"/>
@@ -29292,7 +29893,156 @@
       </w:rPr>
     </w:lvl>
   </w:abstractNum>
-  <w:abstractNum w:abstractNumId="30" w15:restartNumberingAfterBreak="0">
+  <w:abstractNum w:abstractNumId="33" w15:restartNumberingAfterBreak="0">
+    <w:nsid w:val="668A1306"/>
+    <w:multiLevelType w:val="multilevel"/>
+    <w:tmpl w:val="F1087AF0"/>
+    <w:lvl w:ilvl="0">
+      <w:start w:val="1"/>
+      <w:numFmt w:val="bullet"/>
+      <w:lvlText w:val=""/>
+      <w:lvlJc w:val="left"/>
+      <w:pPr>
+        <w:tabs>
+          <w:tab w:val="num" w:pos="720"/>
+        </w:tabs>
+        <w:ind w:left="720" w:hanging="360"/>
+      </w:pPr>
+      <w:rPr>
+        <w:rFonts w:ascii="Symbol" w:hAnsi="Symbol" w:hint="default"/>
+        <w:sz w:val="20"/>
+      </w:rPr>
+    </w:lvl>
+    <w:lvl w:ilvl="1" w:tentative="1">
+      <w:start w:val="1"/>
+      <w:numFmt w:val="bullet"/>
+      <w:lvlText w:val="o"/>
+      <w:lvlJc w:val="left"/>
+      <w:pPr>
+        <w:tabs>
+          <w:tab w:val="num" w:pos="1440"/>
+        </w:tabs>
+        <w:ind w:left="1440" w:hanging="360"/>
+      </w:pPr>
+      <w:rPr>
+        <w:rFonts w:ascii="Courier New" w:hAnsi="Courier New" w:hint="default"/>
+        <w:sz w:val="20"/>
+      </w:rPr>
+    </w:lvl>
+    <w:lvl w:ilvl="2" w:tentative="1">
+      <w:start w:val="1"/>
+      <w:numFmt w:val="bullet"/>
+      <w:lvlText w:val=""/>
+      <w:lvlJc w:val="left"/>
+      <w:pPr>
+        <w:tabs>
+          <w:tab w:val="num" w:pos="2160"/>
+        </w:tabs>
+        <w:ind w:left="2160" w:hanging="360"/>
+      </w:pPr>
+      <w:rPr>
+        <w:rFonts w:ascii="Wingdings" w:hAnsi="Wingdings" w:hint="default"/>
+        <w:sz w:val="20"/>
+      </w:rPr>
+    </w:lvl>
+    <w:lvl w:ilvl="3" w:tentative="1">
+      <w:start w:val="1"/>
+      <w:numFmt w:val="bullet"/>
+      <w:lvlText w:val=""/>
+      <w:lvlJc w:val="left"/>
+      <w:pPr>
+        <w:tabs>
+          <w:tab w:val="num" w:pos="2880"/>
+        </w:tabs>
+        <w:ind w:left="2880" w:hanging="360"/>
+      </w:pPr>
+      <w:rPr>
+        <w:rFonts w:ascii="Wingdings" w:hAnsi="Wingdings" w:hint="default"/>
+        <w:sz w:val="20"/>
+      </w:rPr>
+    </w:lvl>
+    <w:lvl w:ilvl="4" w:tentative="1">
+      <w:start w:val="1"/>
+      <w:numFmt w:val="bullet"/>
+      <w:lvlText w:val=""/>
+      <w:lvlJc w:val="left"/>
+      <w:pPr>
+        <w:tabs>
+          <w:tab w:val="num" w:pos="3600"/>
+        </w:tabs>
+        <w:ind w:left="3600" w:hanging="360"/>
+      </w:pPr>
+      <w:rPr>
+        <w:rFonts w:ascii="Wingdings" w:hAnsi="Wingdings" w:hint="default"/>
+        <w:sz w:val="20"/>
+      </w:rPr>
+    </w:lvl>
+    <w:lvl w:ilvl="5" w:tentative="1">
+      <w:start w:val="1"/>
+      <w:numFmt w:val="bullet"/>
+      <w:lvlText w:val=""/>
+      <w:lvlJc w:val="left"/>
+      <w:pPr>
+        <w:tabs>
+          <w:tab w:val="num" w:pos="4320"/>
+        </w:tabs>
+        <w:ind w:left="4320" w:hanging="360"/>
+      </w:pPr>
+      <w:rPr>
+        <w:rFonts w:ascii="Wingdings" w:hAnsi="Wingdings" w:hint="default"/>
+        <w:sz w:val="20"/>
+      </w:rPr>
+    </w:lvl>
+    <w:lvl w:ilvl="6" w:tentative="1">
+      <w:start w:val="1"/>
+      <w:numFmt w:val="bullet"/>
+      <w:lvlText w:val=""/>
+      <w:lvlJc w:val="left"/>
+      <w:pPr>
+        <w:tabs>
+          <w:tab w:val="num" w:pos="5040"/>
+        </w:tabs>
+        <w:ind w:left="5040" w:hanging="360"/>
+      </w:pPr>
+      <w:rPr>
+        <w:rFonts w:ascii="Wingdings" w:hAnsi="Wingdings" w:hint="default"/>
+        <w:sz w:val="20"/>
+      </w:rPr>
+    </w:lvl>
+    <w:lvl w:ilvl="7" w:tentative="1">
+      <w:start w:val="1"/>
+      <w:numFmt w:val="bullet"/>
+      <w:lvlText w:val=""/>
+      <w:lvlJc w:val="left"/>
+      <w:pPr>
+        <w:tabs>
+          <w:tab w:val="num" w:pos="5760"/>
+        </w:tabs>
+        <w:ind w:left="5760" w:hanging="360"/>
+      </w:pPr>
+      <w:rPr>
+        <w:rFonts w:ascii="Wingdings" w:hAnsi="Wingdings" w:hint="default"/>
+        <w:sz w:val="20"/>
+      </w:rPr>
+    </w:lvl>
+    <w:lvl w:ilvl="8" w:tentative="1">
+      <w:start w:val="1"/>
+      <w:numFmt w:val="bullet"/>
+      <w:lvlText w:val=""/>
+      <w:lvlJc w:val="left"/>
+      <w:pPr>
+        <w:tabs>
+          <w:tab w:val="num" w:pos="6480"/>
+        </w:tabs>
+        <w:ind w:left="6480" w:hanging="360"/>
+      </w:pPr>
+      <w:rPr>
+        <w:rFonts w:ascii="Wingdings" w:hAnsi="Wingdings" w:hint="default"/>
+        <w:sz w:val="20"/>
+      </w:rPr>
+    </w:lvl>
+  </w:abstractNum>
+  <w:abstractNum w:abstractNumId="34" w15:restartNumberingAfterBreak="0">
     <w:nsid w:val="686E1488"/>
     <w:multiLevelType w:val="multilevel"/>
     <w:tmpl w:val="F45E5EF4"/>
@@ -29441,7 +30191,7 @@
       </w:rPr>
     </w:lvl>
   </w:abstractNum>
-  <w:abstractNum w:abstractNumId="31" w15:restartNumberingAfterBreak="0">
+  <w:abstractNum w:abstractNumId="35" w15:restartNumberingAfterBreak="0">
     <w:nsid w:val="69437D94"/>
     <w:multiLevelType w:val="multilevel"/>
     <w:tmpl w:val="A014CD32"/>
@@ -29554,7 +30304,7 @@
       </w:rPr>
     </w:lvl>
   </w:abstractNum>
-  <w:abstractNum w:abstractNumId="32" w15:restartNumberingAfterBreak="0">
+  <w:abstractNum w:abstractNumId="36" w15:restartNumberingAfterBreak="0">
     <w:nsid w:val="6CB70793"/>
     <w:multiLevelType w:val="multilevel"/>
     <w:tmpl w:val="90F8EA22"/>
@@ -29666,7 +30416,7 @@
       </w:rPr>
     </w:lvl>
   </w:abstractNum>
-  <w:abstractNum w:abstractNumId="33" w15:restartNumberingAfterBreak="0">
+  <w:abstractNum w:abstractNumId="37" w15:restartNumberingAfterBreak="0">
     <w:nsid w:val="6D66306E"/>
     <w:multiLevelType w:val="multilevel"/>
     <w:tmpl w:val="8EC6CF74"/>
@@ -29779,7 +30529,7 @@
       </w:rPr>
     </w:lvl>
   </w:abstractNum>
-  <w:abstractNum w:abstractNumId="34" w15:restartNumberingAfterBreak="0">
+  <w:abstractNum w:abstractNumId="38" w15:restartNumberingAfterBreak="0">
     <w:nsid w:val="733519D7"/>
     <w:multiLevelType w:val="multilevel"/>
     <w:tmpl w:val="2F729A8E"/>
@@ -29892,7 +30642,7 @@
       </w:rPr>
     </w:lvl>
   </w:abstractNum>
-  <w:abstractNum w:abstractNumId="35" w15:restartNumberingAfterBreak="0">
+  <w:abstractNum w:abstractNumId="39" w15:restartNumberingAfterBreak="0">
     <w:nsid w:val="744B342A"/>
     <w:multiLevelType w:val="multilevel"/>
     <w:tmpl w:val="0D9ECFFA"/>
@@ -29982,7 +30732,7 @@
       </w:pPr>
     </w:lvl>
   </w:abstractNum>
-  <w:abstractNum w:abstractNumId="36" w15:restartNumberingAfterBreak="0">
+  <w:abstractNum w:abstractNumId="40" w15:restartNumberingAfterBreak="0">
     <w:nsid w:val="74B80EAB"/>
     <w:multiLevelType w:val="multilevel"/>
     <w:tmpl w:val="BE88FAA8"/>
@@ -30131,7 +30881,7 @@
       </w:rPr>
     </w:lvl>
   </w:abstractNum>
-  <w:abstractNum w:abstractNumId="37" w15:restartNumberingAfterBreak="0">
+  <w:abstractNum w:abstractNumId="41" w15:restartNumberingAfterBreak="0">
     <w:nsid w:val="75EA72C1"/>
     <w:multiLevelType w:val="multilevel"/>
     <w:tmpl w:val="B3485356"/>
@@ -30244,7 +30994,7 @@
       </w:rPr>
     </w:lvl>
   </w:abstractNum>
-  <w:abstractNum w:abstractNumId="38" w15:restartNumberingAfterBreak="0">
+  <w:abstractNum w:abstractNumId="42" w15:restartNumberingAfterBreak="0">
     <w:nsid w:val="77112ABE"/>
     <w:multiLevelType w:val="multilevel"/>
     <w:tmpl w:val="9C088DC0"/>
@@ -30357,7 +31107,7 @@
       </w:rPr>
     </w:lvl>
   </w:abstractNum>
-  <w:abstractNum w:abstractNumId="39" w15:restartNumberingAfterBreak="0">
+  <w:abstractNum w:abstractNumId="43" w15:restartNumberingAfterBreak="0">
     <w:nsid w:val="7DCF478A"/>
     <w:multiLevelType w:val="multilevel"/>
     <w:tmpl w:val="66D6835E"/>
@@ -30471,46 +31221,46 @@
     </w:lvl>
   </w:abstractNum>
   <w:num w:numId="1" w16cid:durableId="2118207066">
-    <w:abstractNumId w:val="29"/>
+    <w:abstractNumId w:val="32"/>
   </w:num>
   <w:num w:numId="2" w16cid:durableId="747966737">
-    <w:abstractNumId w:val="10"/>
+    <w:abstractNumId w:val="11"/>
   </w:num>
   <w:num w:numId="3" w16cid:durableId="785075990">
-    <w:abstractNumId w:val="38"/>
+    <w:abstractNumId w:val="42"/>
   </w:num>
   <w:num w:numId="4" w16cid:durableId="1478568319">
     <w:abstractNumId w:val="2"/>
   </w:num>
   <w:num w:numId="5" w16cid:durableId="362370530">
-    <w:abstractNumId w:val="24"/>
+    <w:abstractNumId w:val="26"/>
   </w:num>
   <w:num w:numId="6" w16cid:durableId="1775787079">
-    <w:abstractNumId w:val="31"/>
+    <w:abstractNumId w:val="35"/>
   </w:num>
   <w:num w:numId="7" w16cid:durableId="1126778936">
-    <w:abstractNumId w:val="26"/>
+    <w:abstractNumId w:val="28"/>
   </w:num>
   <w:num w:numId="8" w16cid:durableId="1374034421">
-    <w:abstractNumId w:val="17"/>
+    <w:abstractNumId w:val="19"/>
   </w:num>
   <w:num w:numId="9" w16cid:durableId="709187177">
-    <w:abstractNumId w:val="13"/>
+    <w:abstractNumId w:val="15"/>
   </w:num>
   <w:num w:numId="10" w16cid:durableId="508761138">
-    <w:abstractNumId w:val="35"/>
+    <w:abstractNumId w:val="39"/>
   </w:num>
   <w:num w:numId="11" w16cid:durableId="868571067">
-    <w:abstractNumId w:val="28"/>
+    <w:abstractNumId w:val="30"/>
   </w:num>
   <w:num w:numId="12" w16cid:durableId="1534883760">
-    <w:abstractNumId w:val="32"/>
+    <w:abstractNumId w:val="36"/>
   </w:num>
   <w:num w:numId="13" w16cid:durableId="2010055666">
-    <w:abstractNumId w:val="9"/>
+    <w:abstractNumId w:val="10"/>
   </w:num>
   <w:num w:numId="14" w16cid:durableId="991787396">
-    <w:abstractNumId w:val="25"/>
+    <w:abstractNumId w:val="27"/>
   </w:num>
   <w:num w:numId="15" w16cid:durableId="1393119010">
     <w:abstractNumId w:val="7"/>
@@ -30519,76 +31269,88 @@
     <w:abstractNumId w:val="4"/>
   </w:num>
   <w:num w:numId="17" w16cid:durableId="1588735774">
-    <w:abstractNumId w:val="16"/>
+    <w:abstractNumId w:val="18"/>
   </w:num>
   <w:num w:numId="18" w16cid:durableId="1183127373">
-    <w:abstractNumId w:val="22"/>
+    <w:abstractNumId w:val="24"/>
   </w:num>
   <w:num w:numId="19" w16cid:durableId="907764584">
-    <w:abstractNumId w:val="37"/>
+    <w:abstractNumId w:val="41"/>
   </w:num>
   <w:num w:numId="20" w16cid:durableId="247158807">
     <w:abstractNumId w:val="3"/>
   </w:num>
   <w:num w:numId="21" w16cid:durableId="1332947318">
-    <w:abstractNumId w:val="33"/>
+    <w:abstractNumId w:val="37"/>
   </w:num>
   <w:num w:numId="22" w16cid:durableId="845169912">
     <w:abstractNumId w:val="1"/>
   </w:num>
   <w:num w:numId="23" w16cid:durableId="861043533">
-    <w:abstractNumId w:val="15"/>
+    <w:abstractNumId w:val="17"/>
   </w:num>
   <w:num w:numId="24" w16cid:durableId="2006981158">
-    <w:abstractNumId w:val="21"/>
+    <w:abstractNumId w:val="23"/>
   </w:num>
   <w:num w:numId="25" w16cid:durableId="1721175266">
-    <w:abstractNumId w:val="39"/>
+    <w:abstractNumId w:val="43"/>
   </w:num>
   <w:num w:numId="26" w16cid:durableId="1194923126">
-    <w:abstractNumId w:val="14"/>
+    <w:abstractNumId w:val="16"/>
   </w:num>
   <w:num w:numId="27" w16cid:durableId="1785223597">
-    <w:abstractNumId w:val="30"/>
+    <w:abstractNumId w:val="34"/>
   </w:num>
   <w:num w:numId="28" w16cid:durableId="1787235720">
     <w:abstractNumId w:val="5"/>
   </w:num>
   <w:num w:numId="29" w16cid:durableId="450170505">
-    <w:abstractNumId w:val="12"/>
+    <w:abstractNumId w:val="13"/>
   </w:num>
   <w:num w:numId="30" w16cid:durableId="223489132">
-    <w:abstractNumId w:val="27"/>
+    <w:abstractNumId w:val="29"/>
   </w:num>
   <w:num w:numId="31" w16cid:durableId="1725985646">
-    <w:abstractNumId w:val="34"/>
+    <w:abstractNumId w:val="38"/>
   </w:num>
   <w:num w:numId="32" w16cid:durableId="580453839">
-    <w:abstractNumId w:val="8"/>
+    <w:abstractNumId w:val="9"/>
   </w:num>
   <w:num w:numId="33" w16cid:durableId="192574903">
-    <w:abstractNumId w:val="18"/>
+    <w:abstractNumId w:val="20"/>
   </w:num>
   <w:num w:numId="34" w16cid:durableId="508756115">
-    <w:abstractNumId w:val="19"/>
+    <w:abstractNumId w:val="21"/>
   </w:num>
   <w:num w:numId="35" w16cid:durableId="1165393108">
     <w:abstractNumId w:val="6"/>
   </w:num>
   <w:num w:numId="36" w16cid:durableId="1251740515">
-    <w:abstractNumId w:val="20"/>
+    <w:abstractNumId w:val="22"/>
   </w:num>
   <w:num w:numId="37" w16cid:durableId="2031684488">
-    <w:abstractNumId w:val="11"/>
+    <w:abstractNumId w:val="12"/>
   </w:num>
   <w:num w:numId="38" w16cid:durableId="1863010517">
-    <w:abstractNumId w:val="36"/>
+    <w:abstractNumId w:val="40"/>
   </w:num>
   <w:num w:numId="39" w16cid:durableId="1059790133">
     <w:abstractNumId w:val="0"/>
   </w:num>
   <w:num w:numId="40" w16cid:durableId="1079405603">
-    <w:abstractNumId w:val="23"/>
+    <w:abstractNumId w:val="25"/>
+  </w:num>
+  <w:num w:numId="41" w16cid:durableId="1730305436">
+    <w:abstractNumId w:val="31"/>
+  </w:num>
+  <w:num w:numId="42" w16cid:durableId="481771101">
+    <w:abstractNumId w:val="14"/>
+  </w:num>
+  <w:num w:numId="43" w16cid:durableId="1999575027">
+    <w:abstractNumId w:val="33"/>
+  </w:num>
+  <w:num w:numId="44" w16cid:durableId="171531791">
+    <w:abstractNumId w:val="8"/>
   </w:num>
 </w:numbering>
 </file>
@@ -42818,6 +43580,7 @@
   </w:style>
   <w:style w:type="paragraph" w:styleId="Paragraphedeliste">
     <w:name w:val="List Paragraph"/>
+    <w:aliases w:val="titre12,ch,Figure1,code"/>
     <w:basedOn w:val="Normal"/>
     <w:link w:val="ParagraphedelisteCar"/>
     <w:uiPriority w:val="34"/>
@@ -42886,18 +43649,22 @@
   </w:style>
   <w:style w:type="character" w:customStyle="1" w:styleId="ParagraphedelisteCar">
     <w:name w:val="Paragraphe de liste Car"/>
+    <w:aliases w:val="titre12 Car,ch Car,Figure1 Car,code Car"/>
     <w:basedOn w:val="Policepardfaut"/>
     <w:link w:val="Paragraphedeliste"/>
     <w:uiPriority w:val="34"/>
+    <w:qFormat/>
   </w:style>
   <w:style w:type="paragraph" w:customStyle="1" w:styleId="Default">
     <w:name w:val="Default"/>
+    <w:link w:val="DefaultCar"/>
     <w:qFormat/>
+    <w:rsid w:val="005D7EEB"/>
     <w:pPr>
       <w:spacing w:after="0" w:line="240" w:lineRule="auto"/>
     </w:pPr>
     <w:rPr>
-      <w:rFonts w:ascii="Source Sans Pro" w:hAnsi="Source Sans Pro" w:cs="Source Sans Pro"/>
+      <w:rFonts w:ascii="Times New Roman" w:hAnsi="Times New Roman" w:cs="Source Sans Pro"/>
       <w:color w:val="000000"/>
       <w14:ligatures w14:val="none"/>
     </w:rPr>
@@ -43010,6 +43777,17 @@
       <w:rFonts w:eastAsia="Times New Roman" w:cs="Times New Roman"/>
       <w:szCs w:val="24"/>
       <w:lang w:eastAsia="fr-FR"/>
+    </w:rPr>
+  </w:style>
+  <w:style w:type="character" w:customStyle="1" w:styleId="DefaultCar">
+    <w:name w:val="Default Car"/>
+    <w:basedOn w:val="Policepardfaut"/>
+    <w:link w:val="Default"/>
+    <w:rsid w:val="005D7EEB"/>
+    <w:rPr>
+      <w:rFonts w:ascii="Times New Roman" w:hAnsi="Times New Roman" w:cs="Source Sans Pro"/>
+      <w:color w:val="000000"/>
+      <w14:ligatures w14:val="none"/>
     </w:rPr>
   </w:style>
 </w:styles>

--- a/hboky/UNIVERSITE DE FIANARANTSOA.docx
+++ b/hboky/UNIVERSITE DE FIANARANTSOA.docx
@@ -927,7 +927,20 @@
           <w:rFonts w:cs="Times New Roman"/>
           <w:sz w:val="28"/>
         </w:rPr>
-        <w:t>: Génie Logiciel et Base de Données</w:t>
+        <w:t xml:space="preserve">: </w:t>
+      </w:r>
+      <w:r>
+        <w:rPr>
+          <w:szCs w:val="24"/>
+        </w:rPr>
+        <w:t xml:space="preserve"> </w:t>
+      </w:r>
+      <w:r>
+        <w:rPr>
+          <w:sz w:val="28"/>
+          <w:szCs w:val="28"/>
+        </w:rPr>
+        <w:t>Ingénierie Logicielle et Systèmes d’Information</w:t>
       </w:r>
     </w:p>
     <w:p>
@@ -1150,7 +1163,13 @@
         <w:rPr>
           <w:rFonts w:cs="Times New Roman"/>
         </w:rPr>
-        <w:t>Monsieur RANDRIAMIARISON Heritiana Zilga, Doctorant en Informatique</w:t>
+        <w:t xml:space="preserve">Monsieur RANDRIAMIARISON Heritiana Zilga, </w:t>
+      </w:r>
+      <w:r>
+        <w:rPr>
+          <w:rFonts w:cs="Times New Roman"/>
+        </w:rPr>
+        <w:t>Maître de Conférences</w:t>
       </w:r>
     </w:p>
     <w:p>
@@ -1192,7 +1211,13 @@
         <w:rPr>
           <w:rFonts w:cs="Times New Roman"/>
         </w:rPr>
-        <w:t>Monsieur DIMBISOA William Germain, Maître de Conférences</w:t>
+        <w:t xml:space="preserve">Monsieur </w:t>
+      </w:r>
+      <w:r>
+        <w:rPr>
+          <w:rFonts w:cs="Times New Roman"/>
+        </w:rPr>
+        <w:t>RANDRIAMIARISON Heritiana Zilga, Maître de Conférences</w:t>
       </w:r>
     </w:p>
     <w:p>
@@ -1212,7 +1237,19 @@
         <w:rPr>
           <w:rFonts w:cs="Times New Roman"/>
         </w:rPr>
-        <w:t>Monsieur RALAMBOSON Tolotra Lalaina, Ingénieur en Informatique</w:t>
+        <w:t xml:space="preserve">Monsieur </w:t>
+      </w:r>
+      <w:r>
+        <w:rPr>
+          <w:rFonts w:cs="Times New Roman"/>
+        </w:rPr>
+        <w:t>RAZAFIARISON Heriniaina Olivier</w:t>
+      </w:r>
+      <w:r>
+        <w:rPr>
+          <w:rFonts w:cs="Times New Roman"/>
+        </w:rPr>
+        <w:t>, Ingénieur en Informatique</w:t>
       </w:r>
     </w:p>
     <w:p>
@@ -1228,7 +1265,25 @@
         <w:rPr>
           <w:rFonts w:cs="Times New Roman"/>
         </w:rPr>
-        <w:t>Année Universitaire : 2023-2024</w:t>
+        <w:t>Année Universitaire : 202</w:t>
+      </w:r>
+      <w:r>
+        <w:rPr>
+          <w:rFonts w:cs="Times New Roman"/>
+        </w:rPr>
+        <w:t>5</w:t>
+      </w:r>
+      <w:r>
+        <w:rPr>
+          <w:rFonts w:cs="Times New Roman"/>
+        </w:rPr>
+        <w:t>-202</w:t>
+      </w:r>
+      <w:r>
+        <w:rPr>
+          <w:rFonts w:cs="Times New Roman"/>
+        </w:rPr>
+        <w:t>6</w:t>
       </w:r>
     </w:p>
     <w:p/>
@@ -1810,7 +1865,19 @@
         <w:rPr>
           <w:rFonts w:cs="Times New Roman"/>
         </w:rPr>
-        <w:t xml:space="preserve"> Deuxième année en master professionnel, parcours Génie logiciel et Base    de données (ENI Fianarantsoa)</w:t>
+        <w:t xml:space="preserve"> Deuxième année en master professionnel, parcours </w:t>
+      </w:r>
+      <w:r>
+        <w:rPr>
+          <w:szCs w:val="24"/>
+        </w:rPr>
+        <w:t>Ingénierie Logicielle et Systèmes d’Information</w:t>
+      </w:r>
+      <w:r>
+        <w:rPr>
+          <w:rFonts w:cs="Times New Roman"/>
+        </w:rPr>
+        <w:t xml:space="preserve"> (ENI Fianarantsoa)</w:t>
       </w:r>
     </w:p>
     <w:p>
@@ -1831,7 +1898,25 @@
         <w:rPr>
           <w:rFonts w:cs="Times New Roman"/>
         </w:rPr>
-        <w:t xml:space="preserve"> Première année en master professionnel, parcours Génie logiciel et Base    de   données (ENI Fianarantsoa)</w:t>
+        <w:t xml:space="preserve"> Première année en master professionnel</w:t>
+      </w:r>
+      <w:r>
+        <w:rPr>
+          <w:szCs w:val="24"/>
+        </w:rPr>
+        <w:t xml:space="preserve"> </w:t>
+      </w:r>
+      <w:r>
+        <w:rPr>
+          <w:szCs w:val="24"/>
+        </w:rPr>
+        <w:t>parcours Ingénierie Logicielle et Systèmes d’Information</w:t>
+      </w:r>
+      <w:r>
+        <w:rPr>
+          <w:rFonts w:cs="Times New Roman"/>
+        </w:rPr>
+        <w:t xml:space="preserve"> (ENI Fianarantsoa)</w:t>
       </w:r>
     </w:p>
     <w:p>
@@ -2127,7 +2212,6 @@
         <w:ind w:left="709" w:hanging="284"/>
         <w:rPr>
           <w:rFonts w:cs="Times New Roman"/>
-          <w:color w:val="C00000"/>
         </w:rPr>
       </w:pPr>
       <w:r>
@@ -2140,16 +2224,50 @@
         <w:rPr>
           <w:rFonts w:cs="Times New Roman"/>
           <w:b/>
-          <w:color w:val="C00000"/>
         </w:rPr>
         <w:t>2025-2026 :</w:t>
       </w:r>
       <w:r>
         <w:rPr>
           <w:rFonts w:cs="Times New Roman"/>
-          <w:color w:val="C00000"/>
-        </w:rPr>
-        <w:t xml:space="preserve"> Stage au sein de la Gare Fianarantsoa Côte-Est intitulé conception et réalisation d’une application de suivi et de gestion des marchandises :</w:t>
+        </w:rPr>
+        <w:t xml:space="preserve"> Stage au sein de la Gare Fianarantsoa </w:t>
+      </w:r>
+      <w:r>
+        <w:rPr>
+          <w:rFonts w:cs="Times New Roman"/>
+        </w:rPr>
+        <w:t xml:space="preserve">à la </w:t>
+      </w:r>
+      <w:r>
+        <w:rPr>
+          <w:rFonts w:cs="Times New Roman"/>
+        </w:rPr>
+        <w:t>Côte-Est intitulé conception et réalisation d’une application de</w:t>
+      </w:r>
+      <w:r>
+        <w:rPr>
+          <w:rFonts w:cs="Times New Roman"/>
+        </w:rPr>
+        <w:t xml:space="preserve"> </w:t>
+      </w:r>
+      <w:r>
+        <w:rPr>
+          <w:rFonts w:cs="Times New Roman"/>
+        </w:rPr>
+        <w:t>de taxation des colis et des marchandises</w:t>
+      </w:r>
+      <w:r>
+        <w:rPr>
+          <w:rFonts w:cs="Times New Roman"/>
+        </w:rPr>
+        <w:t xml:space="preserve"> </w:t>
+      </w:r>
+      <w:r>
+        <w:rPr>
+          <w:rFonts w:cs="Times New Roman"/>
+        </w:rPr>
+        <w:t>:</w:t>
       </w:r>
     </w:p>
     <w:p>
@@ -2162,15 +2280,25 @@
         <w:ind w:left="1843"/>
         <w:rPr>
           <w:rFonts w:cs="Times New Roman"/>
-          <w:color w:val="C00000"/>
         </w:rPr>
       </w:pPr>
       <w:r>
         <w:rPr>
           <w:rFonts w:cs="Times New Roman"/>
-          <w:color w:val="C00000"/>
-        </w:rPr>
-        <w:t>Durée : trois (3) mois</w:t>
+        </w:rPr>
+        <w:t>Durée : trois (</w:t>
+      </w:r>
+      <w:r>
+        <w:rPr>
+          <w:rFonts w:cs="Times New Roman"/>
+        </w:rPr>
+        <w:t>4</w:t>
+      </w:r>
+      <w:r>
+        <w:rPr>
+          <w:rFonts w:cs="Times New Roman"/>
+        </w:rPr>
+        <w:t>) mois</w:t>
       </w:r>
     </w:p>
     <w:p>
@@ -2183,13 +2311,11 @@
         <w:ind w:left="1843"/>
         <w:rPr>
           <w:rFonts w:cs="Times New Roman"/>
-          <w:color w:val="C00000"/>
         </w:rPr>
       </w:pPr>
       <w:r>
         <w:rPr>
           <w:rFonts w:cs="Times New Roman"/>
-          <w:color w:val="C00000"/>
         </w:rPr>
         <w:t>Outils : REACT.JS, EXPRESS JS, POSTGRSESQL</w:t>
       </w:r>
@@ -3980,7 +4106,7 @@
       </w:pPr>
       <w:r>
         <w:lastRenderedPageBreak/>
-        <w:t>DEDICACE</w:t>
+        <w:t>SOMMAIRE</w:t>
       </w:r>
     </w:p>
     <w:p/>
@@ -4014,6 +4140,9 @@
         <w:lastRenderedPageBreak/>
         <w:t>REMERCIEMENT</w:t>
       </w:r>
+      <w:r>
+        <w:t>S</w:t>
+      </w:r>
     </w:p>
     <w:p>
       <w:pPr>
@@ -4044,21 +4173,28 @@
         <w:ind w:firstLine="567"/>
         <w:rPr>
           <w:rFonts w:eastAsia="Times New Roman" w:cs="Times New Roman"/>
-          <w:color w:val="EE0000"/>
-        </w:rPr>
-      </w:pPr>
-      <w:r>
-        <w:rPr>
-          <w:color w:val="EE0000"/>
-        </w:rPr>
+        </w:rPr>
+      </w:pPr>
+      <w:r>
         <w:t>Ensuite,</w:t>
       </w:r>
       <w:r>
         <w:rPr>
           <w:rFonts w:eastAsia="Times New Roman" w:cs="Times New Roman"/>
-          <w:color w:val="EE0000"/>
-        </w:rPr>
-        <w:t xml:space="preserve"> j’adresse mes remerciements les plus sincères à Monsieur RAMASIMBAMALAZA Olivier José Michel, Directeur de FCE de m’avoir accepté comme stagiaire et de m’avoir confié ce grand projet.</w:t>
+        </w:rPr>
+        <w:t xml:space="preserve"> j’adresse mes remerciements les plus sincères à Monsieur</w:t>
+      </w:r>
+      <w:r>
+        <w:rPr>
+          <w:rFonts w:eastAsia="Times New Roman" w:cs="Times New Roman"/>
+        </w:rPr>
+        <w:t xml:space="preserve"> RAJAOBELISON Rova</w:t>
+      </w:r>
+      <w:r>
+        <w:rPr>
+          <w:rFonts w:eastAsia="Times New Roman" w:cs="Times New Roman"/>
+        </w:rPr>
+        <w:t>, Directeur de FCE de m’avoir accepté comme stagiaire et de m’avoir confié ce grand projet.</w:t>
       </w:r>
     </w:p>
     <w:p>
@@ -4078,6 +4214,9 @@
       <w:r>
         <w:t>, Maître de Conférences, Responsable de Mention Informatique, de m’avoir inculqué la valeur de l’informatique.</w:t>
       </w:r>
+      <w:r>
+        <w:t xml:space="preserve">  </w:t>
+      </w:r>
     </w:p>
     <w:p>
       <w:pPr>
@@ -4092,46 +4231,81 @@
         <w:t xml:space="preserve"> </w:t>
       </w:r>
       <w:r>
-        <w:rPr>
-          <w:color w:val="EE0000"/>
-        </w:rPr>
         <w:t xml:space="preserve">En outre, j’exprime un grand merci à </w:t>
       </w:r>
       <w:r>
         <w:rPr>
           <w:rFonts w:cs="Times New Roman"/>
-          <w:color w:val="EE0000"/>
           <w:szCs w:val="24"/>
         </w:rPr>
-        <w:t>Monsieur RALAIVAO Jean Christian,</w:t>
-      </w:r>
-      <w:r>
-        <w:rPr>
-          <w:color w:val="EE0000"/>
-        </w:rPr>
-        <w:t xml:space="preserve"> Maître</w:t>
+        <w:t>M</w:t>
       </w:r>
       <w:r>
         <w:rPr>
           <w:rFonts w:cs="Times New Roman"/>
-          <w:color w:val="EE0000"/>
           <w:szCs w:val="24"/>
         </w:rPr>
-        <w:t xml:space="preserve"> de Conférences, responsable de parcours Génie Logiciel et Base de données : pour son orientation et ses encouragements.</w:t>
+        <w:t>adame</w:t>
+      </w:r>
+      <w:r>
+        <w:rPr>
+          <w:rFonts w:cs="Times New Roman"/>
+          <w:szCs w:val="24"/>
+        </w:rPr>
+        <w:t xml:space="preserve"> </w:t>
+      </w:r>
+      <w:r>
+        <w:rPr>
+          <w:rFonts w:cs="Times New Roman"/>
+        </w:rPr>
+        <w:t>RANTIANANTITRA Volatiana Marielle, Maître de Conférences</w:t>
+      </w:r>
+      <w:r>
+        <w:rPr>
+          <w:rFonts w:cs="Times New Roman"/>
+          <w:szCs w:val="24"/>
+        </w:rPr>
+        <w:t>,</w:t>
+      </w:r>
+      <w:r>
+        <w:t xml:space="preserve"> </w:t>
+      </w:r>
+      <w:r>
+        <w:rPr>
+          <w:rFonts w:cs="Times New Roman"/>
+          <w:szCs w:val="24"/>
+        </w:rPr>
+        <w:t xml:space="preserve">responsable de </w:t>
+      </w:r>
+      <w:r>
+        <w:rPr>
+          <w:szCs w:val="24"/>
+        </w:rPr>
+        <w:t>parcours Ingénierie Logicielle et Systèmes d’Information</w:t>
+      </w:r>
+      <w:r>
+        <w:rPr>
+          <w:rFonts w:cs="Times New Roman"/>
+          <w:szCs w:val="24"/>
+        </w:rPr>
+        <w:t>: pour son orientation et ses encouragements.</w:t>
       </w:r>
     </w:p>
     <w:p>
       <w:pPr>
         <w:ind w:firstLine="567"/>
-        <w:rPr>
-          <w:color w:val="EE0000"/>
-        </w:rPr>
-      </w:pPr>
-      <w:r>
-        <w:rPr>
-          <w:color w:val="EE0000"/>
-        </w:rPr>
-        <w:t>Ce mémoire n’aurait pas pu être fini sans les aides précieuses de Monsieur DIMBISOA William Germain, Maître de Conférences, mon encadreur pédagogique ainsi à qui j’exprime mes profondes gratitudes.</w:t>
+      </w:pPr>
+      <w:r>
+        <w:t xml:space="preserve">Ce mémoire n’aurait pas pu être fini sans les aides précieuses de Monsieur </w:t>
+      </w:r>
+      <w:r>
+        <w:rPr>
+          <w:rFonts w:cs="Times New Roman"/>
+        </w:rPr>
+        <w:t>RANDRIAMIARISON Heritiana Zilga</w:t>
+      </w:r>
+      <w:r>
+        <w:t>, Maître de Conférences, mon encadreur pédagogique ainsi à qui j’exprime mes profondes gratitudes.</w:t>
       </w:r>
     </w:p>
     <w:p>
@@ -4139,33 +4313,30 @@
         <w:ind w:firstLine="567"/>
         <w:rPr>
           <w:rFonts w:cs="Times New Roman"/>
-          <w:color w:val="EE0000"/>
           <w:szCs w:val="24"/>
         </w:rPr>
       </w:pPr>
       <w:r>
-        <w:rPr>
-          <w:color w:val="EE0000"/>
-        </w:rPr>
         <w:t xml:space="preserve">Je tiens à adresse mes reconnaissances à </w:t>
       </w:r>
       <w:r>
         <w:rPr>
           <w:rFonts w:cs="Times New Roman"/>
-          <w:color w:val="EE0000"/>
-        </w:rPr>
-        <w:t>Monsieur RALABOSON Tolotra Lalaina</w:t>
-      </w:r>
-      <w:r>
-        <w:rPr>
-          <w:color w:val="EE0000"/>
-        </w:rPr>
+        </w:rPr>
+        <w:t xml:space="preserve">Monsieur </w:t>
+      </w:r>
+      <w:r>
+        <w:rPr>
+          <w:rFonts w:cs="Times New Roman"/>
+        </w:rPr>
+        <w:t>RAZAFIARISON Heriniaina Olivier</w:t>
+      </w:r>
+      <w:r>
         <w:t xml:space="preserve">, </w:t>
       </w:r>
       <w:r>
         <w:rPr>
           <w:rFonts w:cs="Times New Roman"/>
-          <w:color w:val="EE0000"/>
           <w:szCs w:val="24"/>
         </w:rPr>
         <w:t>Ingénieur en informatique, mon encadreur professionnel, pour son aide, ses encouragements et son implication lors de mon périple que ce soit dans la conception ou la réalisation de ce projet.</w:t>
@@ -4205,46 +4376,18 @@
     <w:p>
       <w:pPr>
         <w:ind w:firstLine="567"/>
-        <w:rPr>
-          <w:rFonts w:cs="Times New Roman"/>
-          <w:szCs w:val="24"/>
-        </w:rPr>
       </w:pPr>
       <w:r>
         <w:t>Pour terminer, je n’oublie pas aussi de mentionner dans ces remerciements ma famille et mes amies pour leurs soutiens que ce soit financièrement ou moralement.</w:t>
       </w:r>
     </w:p>
-    <w:p/>
-    <w:p/>
-    <w:p/>
-    <w:p/>
-    <w:p/>
-    <w:p/>
-    <w:p/>
-    <w:p/>
-    <w:p/>
-    <w:p/>
-    <w:p/>
-    <w:p/>
-    <w:p/>
-    <w:p/>
-    <w:p/>
-    <w:p/>
-    <w:p/>
-    <w:p/>
-    <w:p/>
-    <w:p/>
-    <w:p/>
-    <w:p/>
-    <w:p/>
-    <w:p/>
     <w:p>
       <w:pPr>
         <w:pStyle w:val="Titre1"/>
       </w:pPr>
       <w:r>
         <w:lastRenderedPageBreak/>
-        <w:t>SOMMAIRE</w:t>
+        <w:t>LISTE DES FIGURES</w:t>
       </w:r>
     </w:p>
     <w:p/>
@@ -4276,7 +4419,7 @@
       </w:pPr>
       <w:r>
         <w:lastRenderedPageBreak/>
-        <w:t>LISTE DES FIGURES</w:t>
+        <w:t>LISTE DES TABLEAUX</w:t>
       </w:r>
     </w:p>
     <w:p/>
@@ -4308,7 +4451,7 @@
       </w:pPr>
       <w:r>
         <w:lastRenderedPageBreak/>
-        <w:t>LISTE DES TABLEAUX</w:t>
+        <w:t>LISTE DES ABREVIATIONS</w:t>
       </w:r>
     </w:p>
     <w:p/>
@@ -4340,57 +4483,127 @@
       </w:pPr>
       <w:r>
         <w:lastRenderedPageBreak/>
-        <w:t>LISTE DES ABREVIATIONS</w:t>
+        <w:t>INTRODUCTION</w:t>
       </w:r>
     </w:p>
     <w:p/>
-    <w:p/>
-    <w:p/>
-    <w:p/>
-    <w:p/>
-    <w:p/>
-    <w:p/>
-    <w:p/>
-    <w:p/>
-    <w:p/>
-    <w:p/>
-    <w:p/>
-    <w:p/>
-    <w:p/>
-    <w:p/>
-    <w:p/>
-    <w:p/>
-    <w:p/>
-    <w:p/>
-    <w:p/>
-    <w:p/>
-    <w:p/>
-    <w:p/>
     <w:p>
       <w:pPr>
-        <w:pStyle w:val="Titre1"/>
-      </w:pPr>
-      <w:r>
-        <w:lastRenderedPageBreak/>
-        <w:t>INTRODUCTION</w:t>
+        <w:ind w:firstLine="708"/>
+      </w:pPr>
+      <w:r>
+        <w:t>À Madagascar, les échanges entre régions et le transport des marchandises reposent sur plusieurs modes : la route, les airs, les voies fluviales et le chemin de fer. Ce dernier est particulièrement précieux dans les zones difficiles d’accès, où les voitures ne peuvent pas toujours passer.</w:t>
       </w:r>
     </w:p>
-    <w:p/>
-    <w:p/>
-    <w:p/>
-    <w:p/>
-    <w:p/>
-    <w:p/>
-    <w:p/>
-    <w:p/>
-    <w:p/>
-    <w:p/>
-    <w:p/>
-    <w:p/>
-    <w:p/>
-    <w:p/>
-    <w:p/>
-    <w:p/>
+    <w:p>
+      <w:pPr>
+        <w:ind w:firstLine="708"/>
+      </w:pPr>
+      <w:r>
+        <w:t>Parmi ces lignes</w:t>
+      </w:r>
+      <w:r>
+        <w:t xml:space="preserve"> ferroviaires</w:t>
+      </w:r>
+      <w:r>
+        <w:t xml:space="preserve">, le FCE (Fianarantsoa </w:t>
+      </w:r>
+      <w:r>
+        <w:t>à la</w:t>
+      </w:r>
+      <w:r>
+        <w:t xml:space="preserve"> Côte Est) relie Fianarantsoa à Manakara. Il transporte des passagers, mais aussi des marchandises et des colis, et joue un rôle essentiel dans la vie économique des régions qu’il</w:t>
+      </w:r>
+      <w:r>
+        <w:t xml:space="preserve"> chemine</w:t>
+      </w:r>
+      <w:r>
+        <w:t xml:space="preserve">. </w:t>
+      </w:r>
+      <w:r>
+        <w:t xml:space="preserve">Ainsi, </w:t>
+      </w:r>
+      <w:r>
+        <w:t>c</w:t>
+      </w:r>
+      <w:r>
+        <w:t>haque marchandise qui part de la gare de Fianarantsoa est enregistrée, puis taxée.</w:t>
+      </w:r>
+    </w:p>
+    <w:p>
+      <w:pPr>
+        <w:ind w:firstLine="708"/>
+      </w:pPr>
+      <w:r>
+        <w:t>L’administration du FCE dispose déjà de procédures d’enregistrement et de taxation qui fonctionnent, mais elles présentent encore quelques défauts : calculs faits à la main, risques d’erreurs, suivi difficile des colis. D’où la question suivante : comment optimiser l’enregistrement des marchandises afin de faciliter la taxation et d’assurer leur traçabilité ?</w:t>
+      </w:r>
+    </w:p>
+    <w:p>
+      <w:pPr>
+        <w:ind w:firstLine="708"/>
+      </w:pPr>
+      <w:r>
+        <w:t>Pour y répondre, une application</w:t>
+      </w:r>
+      <w:r>
+        <w:t xml:space="preserve"> sera réalisée</w:t>
+      </w:r>
+      <w:r>
+        <w:t>. Sa conception s’appuie sur des outils</w:t>
+      </w:r>
+      <w:r>
+        <w:t xml:space="preserve"> et des méthodologies</w:t>
+      </w:r>
+      <w:r>
+        <w:t xml:space="preserve"> qui permettent de choisir l’environnement de développement, le langage de programmation, ainsi que les </w:t>
+      </w:r>
+      <w:proofErr w:type="spellStart"/>
+      <w:r>
+        <w:t>frameworks</w:t>
+      </w:r>
+      <w:proofErr w:type="spellEnd"/>
+      <w:r>
+        <w:t xml:space="preserve"> du frontend et du backend. Un système de gestion de base de données (SGBD) sert à stocker les informations.</w:t>
+      </w:r>
+    </w:p>
+    <w:p>
+      <w:pPr>
+        <w:ind w:firstLine="708"/>
+      </w:pPr>
+      <w:r>
+        <w:t>Ce document comporte trois grandes parties. La première</w:t>
+      </w:r>
+      <w:r>
+        <w:t xml:space="preserve"> partie</w:t>
+      </w:r>
+      <w:r>
+        <w:t xml:space="preserve"> présente l’École Nationale d’Informatique, la société Fianarantsoa </w:t>
+      </w:r>
+      <w:r>
+        <w:t xml:space="preserve">à la </w:t>
+      </w:r>
+      <w:r>
+        <w:t>Côte Est et le projet lui-même.</w:t>
+      </w:r>
+      <w:r>
+        <w:t xml:space="preserve"> Ensuite, l</w:t>
+      </w:r>
+      <w:r>
+        <w:t>a deuxième est consacrée à l’analyse et à la conception</w:t>
+      </w:r>
+      <w:r>
+        <w:t xml:space="preserve"> de l’application</w:t>
+      </w:r>
+      <w:r>
+        <w:t>. La troisième</w:t>
+      </w:r>
+      <w:r>
+        <w:t xml:space="preserve"> qui est la dernière partie</w:t>
+      </w:r>
+      <w:r>
+        <w:t xml:space="preserve"> décrit la réalisation de l’application.</w:t>
+      </w:r>
+    </w:p>
     <w:p/>
     <w:p/>
     <w:p/>
@@ -6920,7 +7133,7 @@
         </w:rPr>
         <w:lastRenderedPageBreak/>
         <w:drawing>
-          <wp:inline distT="0" distB="0" distL="0" distR="0" wp14:anchorId="27A292DD" wp14:editId="6FEBE5A6">
+          <wp:inline distT="0" distB="0" distL="0" distR="0" wp14:anchorId="27A292DD" wp14:editId="64AAE1AA">
             <wp:extent cx="2943225" cy="1790574"/>
             <wp:effectExtent l="0" t="0" r="0" b="635"/>
             <wp:docPr id="2057967235" name="Image 1"/>
@@ -8676,7 +8889,6 @@
               <w:rPr>
                 <w:szCs w:val="24"/>
               </w:rPr>
-              <w:lastRenderedPageBreak/>
               <w:t>INTELLIGENCE</w:t>
             </w:r>
           </w:p>
@@ -9153,7 +9365,6 @@
       <w:bookmarkStart w:id="70" w:name="_Toc182517115"/>
       <w:bookmarkStart w:id="71" w:name="_Toc182517278"/>
       <w:r>
-        <w:lastRenderedPageBreak/>
         <w:t>Ressources huma</w:t>
       </w:r>
       <w:r>
@@ -25844,17 +26055,75 @@
     <w:p/>
     <w:p/>
     <w:p/>
-    <w:p/>
-    <w:p/>
-    <w:p/>
-    <w:p/>
+    <w:p>
+      <w:pPr>
+        <w:pStyle w:val="Titre1"/>
+      </w:pPr>
+      <w:r>
+        <w:lastRenderedPageBreak/>
+        <w:t>CONCLUSION GENERALE</w:t>
+      </w:r>
+    </w:p>
     <w:p/>
     <w:p>
       <w:pPr>
-        <w:pStyle w:val="Titre1"/>
-      </w:pPr>
-      <w:r>
-        <w:t>CONCLUSION GENERALE</w:t>
+        <w:ind w:firstLine="708"/>
+      </w:pPr>
+      <w:r>
+        <w:t>Cette application a été conçue pour optimiser l’enregistrement des marchandises embarquées à la gare de Fianarantsoa en direction de Manakara. Elle automatise le calcul des taxes et des poids, et assure la traçabilité des colis. Cette traçabilité permet au FCE de mieux sécuriser les marchandises, afin qu’elles arrivent à destination sans perte ni dommage.</w:t>
+      </w:r>
+    </w:p>
+    <w:p>
+      <w:pPr>
+        <w:ind w:firstLine="708"/>
+      </w:pPr>
+      <w:r>
+        <w:t>La conception s’est faite avec la méthodologie Agile, puis la notation UML pour représenter les données et les fonctionnalités. Pour la réalisation, le langage JavaScript</w:t>
+      </w:r>
+      <w:r>
+        <w:t xml:space="preserve"> a été </w:t>
+      </w:r>
+      <w:r>
+        <w:t>utilisé, avec React.js pour le frontend et Express.js pour le backend. Les données sont stockées dans le SGBD PostgreSQL, et le développement s’est fait avec Visual Studio Code.</w:t>
+      </w:r>
+    </w:p>
+    <w:p>
+      <w:pPr>
+        <w:ind w:firstLine="708"/>
+      </w:pPr>
+      <w:r>
+        <w:t>Dans cette application, l</w:t>
+      </w:r>
+      <w:r>
+        <w:t>’enregistrement commence par l’identification du client propriétaire et de la destination des marchandises. Ces informations sont nécessaires pour créer la facture, qui est la fonctionnalité principale de l’application. Pendant la saisie des colis, les taxes et les poids sont calculés automatiquement à partir des tarifs et des données déjà enregistrées pour chaque marchandise. Une fois tous les colis du client enregistrés, la facture est imprimée, ce qui marque la fin de l’opération. L’application fournit aussi des statistiques filtrables par période et imprimables, ainsi que les recettes par jour, par mois ou sur l’intervalle de dates souhaité.</w:t>
+      </w:r>
+    </w:p>
+    <w:p>
+      <w:pPr>
+        <w:ind w:firstLine="708"/>
+      </w:pPr>
+      <w:r>
+        <w:t>Des améliorations restent toutefois possibles. On pourrait par exemple permettre de choisir le wagon d’embarquement des marchandises, surtout en Express. Les poids transportés seraient ainsi mieux calculés, et les bagagistes sauraient facilement dans quel wagon se trouve chaque marchandise.</w:t>
+      </w:r>
+    </w:p>
+    <w:p>
+      <w:pPr>
+        <w:ind w:firstLine="708"/>
+      </w:pPr>
+      <w:r>
+        <w:t>Ce stage au sein du FCE</w:t>
+      </w:r>
+      <w:r>
+        <w:t xml:space="preserve"> </w:t>
+      </w:r>
+      <w:r>
+        <w:t>a appris l’autonomie et la gestion du temps. Ce mémoire reflète les efforts fournis pendant ces cinq années d’études et marque le début d’un nouveau chapitre d</w:t>
+      </w:r>
+      <w:r>
+        <w:t>’une</w:t>
+      </w:r>
+      <w:r>
+        <w:t xml:space="preserve"> vie professionnelle.</w:t>
       </w:r>
     </w:p>
     <w:p/>
@@ -25979,6 +26248,417 @@
       </w:pPr>
       <w:r>
         <w:t>TABLE DES MATIERES</w:t>
+      </w:r>
+    </w:p>
+    <w:p/>
+    <w:p/>
+    <w:p/>
+    <w:p/>
+    <w:p>
+      <w:pPr>
+        <w:pStyle w:val="Titre1"/>
+      </w:pPr>
+      <w:r>
+        <w:lastRenderedPageBreak/>
+        <w:t>RESUME</w:t>
+      </w:r>
+    </w:p>
+    <w:p>
+      <w:r>
+        <w:t xml:space="preserve">Le chemin de fer Fianarantsoa </w:t>
+      </w:r>
+      <w:r>
+        <w:t>à la</w:t>
+      </w:r>
+      <w:r>
+        <w:t xml:space="preserve"> Côte Est (FCE) transporte des passagers, des marchandises et des colis entre Fianarantsoa et Manakara. Ses procédures d’enregistrement et de taxation des marchandises fonctionnent, mais elles restent lentes, sujettes aux erreurs et peu adaptées au suivi des colis. Ce mémoire propose une application web qui automatise l’enregistrement, le calcul des taxes et des poids, l’</w:t>
+      </w:r>
+      <w:r>
+        <w:t>impression</w:t>
+      </w:r>
+      <w:r>
+        <w:t xml:space="preserve"> des factures et le suivi des marchandises. Conçue avec la méthodologie Agile et la notation UML, elle est développée en JavaScript avec React.js (frontend), Express.js (backend) et PostgreSQL pour les données. Elle produit également des statistiques et des états de recettes sur la période souhaitée. </w:t>
+      </w:r>
+    </w:p>
+    <w:p>
+      <w:r>
+        <w:rPr>
+          <w:b/>
+          <w:bCs/>
+        </w:rPr>
+        <w:t>Mots clés :</w:t>
+      </w:r>
+      <w:r>
+        <w:t xml:space="preserve"> Application web ; Express.js ; Facturation ; FCE ; Gestion des colis ;; PostgreSQL ; React.js ; Taxation ; Traçabilité ; Transport ferroviaire ; UML.</w:t>
+      </w:r>
+    </w:p>
+    <w:p/>
+    <w:p>
+      <w:pPr>
+        <w:pStyle w:val="Titre1"/>
+      </w:pPr>
+      <w:r>
+        <w:t>ABSTRACT</w:t>
+      </w:r>
+    </w:p>
+    <w:p>
+      <w:r>
+        <w:t xml:space="preserve">The Fianarantsoa </w:t>
+      </w:r>
+      <w:r>
+        <w:t>à la</w:t>
+      </w:r>
+      <w:r>
+        <w:t xml:space="preserve"> Côte Est (FCE) railway carries </w:t>
+      </w:r>
+      <w:proofErr w:type="spellStart"/>
+      <w:r>
+        <w:t>passengers</w:t>
+      </w:r>
+      <w:proofErr w:type="spellEnd"/>
+      <w:r>
+        <w:t xml:space="preserve">, </w:t>
+      </w:r>
+      <w:proofErr w:type="spellStart"/>
+      <w:r>
+        <w:t>goods</w:t>
+      </w:r>
+      <w:proofErr w:type="spellEnd"/>
+      <w:r>
+        <w:t xml:space="preserve"> and </w:t>
+      </w:r>
+      <w:proofErr w:type="spellStart"/>
+      <w:r>
+        <w:t>parcels</w:t>
+      </w:r>
+      <w:proofErr w:type="spellEnd"/>
+      <w:r>
+        <w:t xml:space="preserve"> </w:t>
+      </w:r>
+      <w:proofErr w:type="spellStart"/>
+      <w:r>
+        <w:t>between</w:t>
+      </w:r>
+      <w:proofErr w:type="spellEnd"/>
+      <w:r>
+        <w:t xml:space="preserve"> Fianarantsoa and Manakara. </w:t>
+      </w:r>
+      <w:proofErr w:type="spellStart"/>
+      <w:r>
+        <w:t>Its</w:t>
+      </w:r>
+      <w:proofErr w:type="spellEnd"/>
+      <w:r>
+        <w:t xml:space="preserve"> </w:t>
+      </w:r>
+      <w:proofErr w:type="spellStart"/>
+      <w:r>
+        <w:t>procedures</w:t>
+      </w:r>
+      <w:proofErr w:type="spellEnd"/>
+      <w:r>
+        <w:t xml:space="preserve"> for </w:t>
+      </w:r>
+      <w:proofErr w:type="spellStart"/>
+      <w:r>
+        <w:t>registering</w:t>
+      </w:r>
+      <w:proofErr w:type="spellEnd"/>
+      <w:r>
+        <w:t xml:space="preserve"> and </w:t>
+      </w:r>
+      <w:proofErr w:type="spellStart"/>
+      <w:r>
+        <w:t>taxing</w:t>
+      </w:r>
+      <w:proofErr w:type="spellEnd"/>
+      <w:r>
+        <w:t xml:space="preserve"> </w:t>
+      </w:r>
+      <w:proofErr w:type="spellStart"/>
+      <w:r>
+        <w:t>goods</w:t>
+      </w:r>
+      <w:proofErr w:type="spellEnd"/>
+      <w:r>
+        <w:t xml:space="preserve"> </w:t>
+      </w:r>
+      <w:proofErr w:type="spellStart"/>
+      <w:r>
+        <w:t>work</w:t>
+      </w:r>
+      <w:proofErr w:type="spellEnd"/>
+      <w:r>
+        <w:t xml:space="preserve">, but </w:t>
+      </w:r>
+      <w:proofErr w:type="spellStart"/>
+      <w:r>
+        <w:t>they</w:t>
+      </w:r>
+      <w:proofErr w:type="spellEnd"/>
+      <w:r>
+        <w:t xml:space="preserve"> </w:t>
+      </w:r>
+      <w:proofErr w:type="spellStart"/>
+      <w:r>
+        <w:t>remain</w:t>
+      </w:r>
+      <w:proofErr w:type="spellEnd"/>
+      <w:r>
+        <w:t xml:space="preserve"> slow, </w:t>
+      </w:r>
+      <w:proofErr w:type="spellStart"/>
+      <w:r>
+        <w:t>error-prone</w:t>
+      </w:r>
+      <w:proofErr w:type="spellEnd"/>
+      <w:r>
+        <w:t xml:space="preserve"> and </w:t>
+      </w:r>
+      <w:proofErr w:type="spellStart"/>
+      <w:r>
+        <w:t>poorly</w:t>
+      </w:r>
+      <w:proofErr w:type="spellEnd"/>
+      <w:r>
+        <w:t xml:space="preserve"> </w:t>
+      </w:r>
+      <w:proofErr w:type="spellStart"/>
+      <w:r>
+        <w:t>suited</w:t>
+      </w:r>
+      <w:proofErr w:type="spellEnd"/>
+      <w:r>
+        <w:t xml:space="preserve"> to </w:t>
+      </w:r>
+      <w:proofErr w:type="spellStart"/>
+      <w:r>
+        <w:t>parcel</w:t>
+      </w:r>
+      <w:proofErr w:type="spellEnd"/>
+      <w:r>
+        <w:t xml:space="preserve"> </w:t>
+      </w:r>
+      <w:proofErr w:type="spellStart"/>
+      <w:r>
+        <w:t>tracking</w:t>
+      </w:r>
+      <w:proofErr w:type="spellEnd"/>
+      <w:r>
+        <w:t xml:space="preserve">. This </w:t>
+      </w:r>
+      <w:proofErr w:type="spellStart"/>
+      <w:r>
+        <w:t>thesis</w:t>
+      </w:r>
+      <w:proofErr w:type="spellEnd"/>
+      <w:r>
+        <w:t xml:space="preserve"> </w:t>
+      </w:r>
+      <w:proofErr w:type="spellStart"/>
+      <w:r>
+        <w:t>presents</w:t>
+      </w:r>
+      <w:proofErr w:type="spellEnd"/>
+      <w:r>
+        <w:t xml:space="preserve"> a web application </w:t>
+      </w:r>
+      <w:proofErr w:type="spellStart"/>
+      <w:r>
+        <w:t>that</w:t>
+      </w:r>
+      <w:proofErr w:type="spellEnd"/>
+      <w:r>
+        <w:t xml:space="preserve"> automates </w:t>
+      </w:r>
+      <w:proofErr w:type="spellStart"/>
+      <w:r>
+        <w:t>goods</w:t>
+      </w:r>
+      <w:proofErr w:type="spellEnd"/>
+      <w:r>
+        <w:t xml:space="preserve"> registration, </w:t>
+      </w:r>
+      <w:proofErr w:type="spellStart"/>
+      <w:r>
+        <w:t>tax</w:t>
+      </w:r>
+      <w:proofErr w:type="spellEnd"/>
+      <w:r>
+        <w:t xml:space="preserve"> and </w:t>
+      </w:r>
+      <w:proofErr w:type="spellStart"/>
+      <w:r>
+        <w:t>weight</w:t>
+      </w:r>
+      <w:proofErr w:type="spellEnd"/>
+      <w:r>
+        <w:t xml:space="preserve"> </w:t>
+      </w:r>
+      <w:proofErr w:type="spellStart"/>
+      <w:r>
+        <w:t>calculation</w:t>
+      </w:r>
+      <w:proofErr w:type="spellEnd"/>
+      <w:r>
+        <w:t xml:space="preserve">, </w:t>
+      </w:r>
+      <w:proofErr w:type="spellStart"/>
+      <w:r>
+        <w:t>invoice</w:t>
+      </w:r>
+      <w:proofErr w:type="spellEnd"/>
+      <w:r>
+        <w:t xml:space="preserve"> printing and </w:t>
+      </w:r>
+      <w:proofErr w:type="spellStart"/>
+      <w:r>
+        <w:t>goods</w:t>
+      </w:r>
+      <w:proofErr w:type="spellEnd"/>
+      <w:r>
+        <w:t xml:space="preserve"> </w:t>
+      </w:r>
+      <w:proofErr w:type="spellStart"/>
+      <w:r>
+        <w:t>tracking</w:t>
+      </w:r>
+      <w:proofErr w:type="spellEnd"/>
+      <w:r>
+        <w:t xml:space="preserve">. </w:t>
+      </w:r>
+      <w:proofErr w:type="spellStart"/>
+      <w:r>
+        <w:t>Designed</w:t>
+      </w:r>
+      <w:proofErr w:type="spellEnd"/>
+      <w:r>
+        <w:t xml:space="preserve"> </w:t>
+      </w:r>
+      <w:proofErr w:type="spellStart"/>
+      <w:r>
+        <w:t>with</w:t>
+      </w:r>
+      <w:proofErr w:type="spellEnd"/>
+      <w:r>
+        <w:t xml:space="preserve"> the Agile </w:t>
+      </w:r>
+      <w:proofErr w:type="spellStart"/>
+      <w:r>
+        <w:t>methodology</w:t>
+      </w:r>
+      <w:proofErr w:type="spellEnd"/>
+      <w:r>
+        <w:t xml:space="preserve"> and UML notation, </w:t>
+      </w:r>
+      <w:proofErr w:type="spellStart"/>
+      <w:r>
+        <w:t>it</w:t>
+      </w:r>
+      <w:proofErr w:type="spellEnd"/>
+      <w:r>
+        <w:t xml:space="preserve"> </w:t>
+      </w:r>
+      <w:proofErr w:type="spellStart"/>
+      <w:r>
+        <w:t>is</w:t>
+      </w:r>
+      <w:proofErr w:type="spellEnd"/>
+      <w:r>
+        <w:t xml:space="preserve"> </w:t>
+      </w:r>
+      <w:proofErr w:type="spellStart"/>
+      <w:r>
+        <w:t>developed</w:t>
+      </w:r>
+      <w:proofErr w:type="spellEnd"/>
+      <w:r>
+        <w:t xml:space="preserve"> in JavaScript </w:t>
+      </w:r>
+      <w:proofErr w:type="spellStart"/>
+      <w:r>
+        <w:t>with</w:t>
+      </w:r>
+      <w:proofErr w:type="spellEnd"/>
+      <w:r>
+        <w:t xml:space="preserve"> React.js (frontend), Express.js (backend) and PostgreSQL for data </w:t>
+      </w:r>
+      <w:proofErr w:type="spellStart"/>
+      <w:r>
+        <w:t>storage</w:t>
+      </w:r>
+      <w:proofErr w:type="spellEnd"/>
+      <w:r>
+        <w:t xml:space="preserve">. It </w:t>
+      </w:r>
+      <w:proofErr w:type="spellStart"/>
+      <w:r>
+        <w:t>also</w:t>
+      </w:r>
+      <w:proofErr w:type="spellEnd"/>
+      <w:r>
+        <w:t xml:space="preserve"> </w:t>
+      </w:r>
+      <w:proofErr w:type="spellStart"/>
+      <w:r>
+        <w:t>produces</w:t>
+      </w:r>
+      <w:proofErr w:type="spellEnd"/>
+      <w:r>
+        <w:t xml:space="preserve"> </w:t>
+      </w:r>
+      <w:proofErr w:type="spellStart"/>
+      <w:r>
+        <w:t>statistics</w:t>
+      </w:r>
+      <w:proofErr w:type="spellEnd"/>
+      <w:r>
+        <w:t xml:space="preserve"> and revenue reports over </w:t>
+      </w:r>
+      <w:proofErr w:type="spellStart"/>
+      <w:r>
+        <w:t>any</w:t>
+      </w:r>
+      <w:proofErr w:type="spellEnd"/>
+      <w:r>
+        <w:t xml:space="preserve"> </w:t>
+      </w:r>
+      <w:proofErr w:type="spellStart"/>
+      <w:r>
+        <w:t>chosen</w:t>
+      </w:r>
+      <w:proofErr w:type="spellEnd"/>
+      <w:r>
+        <w:t xml:space="preserve"> </w:t>
+      </w:r>
+      <w:proofErr w:type="spellStart"/>
+      <w:r>
+        <w:t>period</w:t>
+      </w:r>
+      <w:proofErr w:type="spellEnd"/>
+      <w:r>
+        <w:t xml:space="preserve">. </w:t>
+      </w:r>
+    </w:p>
+    <w:p>
+      <w:r>
+        <w:t xml:space="preserve">Keywords: Express.js ; FCE railway ; </w:t>
+      </w:r>
+      <w:proofErr w:type="spellStart"/>
+      <w:r>
+        <w:t>Invoicing</w:t>
+      </w:r>
+      <w:proofErr w:type="spellEnd"/>
+      <w:r>
+        <w:t xml:space="preserve"> ; Parcel management ; PostgreSQL ; Railway transport ; React.js ; Taxation ; </w:t>
+      </w:r>
+      <w:proofErr w:type="spellStart"/>
+      <w:r>
+        <w:t>Traceability</w:t>
+      </w:r>
+      <w:proofErr w:type="spellEnd"/>
+      <w:r>
+        <w:t xml:space="preserve"> ; UML ; Web application.</w:t>
       </w:r>
     </w:p>
     <w:p/>
@@ -31974,7 +32654,6 @@
   <w:style w:type="character" w:default="1" w:styleId="Policepardfaut">
     <w:name w:val="Default Paragraph Font"/>
     <w:uiPriority w:val="1"/>
-    <w:semiHidden/>
     <w:unhideWhenUsed/>
   </w:style>
   <w:style w:type="table" w:default="1" w:styleId="TableauNormal">
